--- a/src/Layers/W1/BaseApp/Sales/Document/StandardSalesQuoteBlueBody.docx
+++ b/src/Layers/W1/BaseApp/Sales/Document/StandardSalesQuoteBlueBody.docx
@@ -1,25 +1,26 @@
 
 <file path=word/document.xml><?xml version="1.0" encoding="utf-8"?>
-<w:document xmlns:wpc="http://schemas.microsoft.com/office/word/2010/wordprocessingCanvas" xmlns:cx="http://schemas.microsoft.com/office/drawing/2014/chartex" xmlns:cx1="http://schemas.microsoft.com/office/drawing/2015/9/8/chartex" xmlns:cx2="http://schemas.microsoft.com/office/drawing/2015/10/21/chartex" xmlns:cx3="http://schemas.microsoft.com/office/drawing/2016/5/9/chartex" xmlns:cx4="http://schemas.microsoft.com/office/drawing/2016/5/10/chartex" xmlns:cx5="http://schemas.microsoft.com/office/drawing/2016/5/11/chartex" xmlns:cx6="http://schemas.microsoft.com/office/drawing/2016/5/12/chartex" xmlns:cx7="http://schemas.microsoft.com/office/drawing/2016/5/13/chartex" xmlns:cx8="http://schemas.microsoft.com/office/drawing/2016/5/14/chartex" xmlns:mc="http://schemas.openxmlformats.org/markup-compatibility/2006" xmlns:aink="http://schemas.microsoft.com/office/drawing/2016/ink" xmlns:am3d="http://schemas.microsoft.com/office/drawing/2017/model3d" xmlns:o="urn:schemas-microsoft-com:office:office" xmlns:oel="http://schemas.microsoft.com/office/2019/extlst" xmlns:r="http://schemas.openxmlformats.org/officeDocument/2006/relationships" xmlns:m="http://schemas.openxmlformats.org/officeDocument/2006/math" xmlns:v="urn:schemas-microsoft-com:vml" xmlns:wp14="http://schemas.microsoft.com/office/word/2010/wordprocessingDrawing" xmlns:wp="http://schemas.openxmlformats.org/drawingml/2006/wordprocessingDrawing" xmlns:w10="urn:schemas-microsoft-com:office:word" xmlns:w="http://schemas.openxmlformats.org/wordprocessingml/2006/main" xmlns:w14="http://schemas.microsoft.com/office/word/2010/wordml" xmlns:w15="http://schemas.microsoft.com/office/word/2012/wordml" xmlns:w16cex="http://schemas.microsoft.com/office/word/2018/wordml/cex" xmlns:w16cid="http://schemas.microsoft.com/office/word/2016/wordml/cid" xmlns:w16="http://schemas.microsoft.com/office/word/2018/wordml" xmlns:w16du="http://schemas.microsoft.com/office/word/2023/wordml/word16du" xmlns:w16sdtdh="http://schemas.microsoft.com/office/word/2020/wordml/sdtdatahash" xmlns:w16sdtfl="http://schemas.microsoft.com/office/word/2024/wordml/sdtformatlock" xmlns:w16se="http://schemas.microsoft.com/office/word/2015/wordml/symex" xmlns:wpg="http://schemas.microsoft.com/office/word/2010/wordprocessingGroup" xmlns:wpi="http://schemas.microsoft.com/office/word/2010/wordprocessingInk" xmlns:wne="http://schemas.microsoft.com/office/word/2006/wordml" xmlns:wps="http://schemas.microsoft.com/office/word/2010/wordprocessingShape" mc:Ignorable="w14 w15 w16se w16cid w16 w16cex w16sdtdh w16sdtfl w16du wp14">
+<w:document xmlns:wpc="http://schemas.microsoft.com/office/word/2010/wordprocessingCanvas" xmlns:cx="http://schemas.microsoft.com/office/drawing/2014/chartex" xmlns:cx1="http://schemas.microsoft.com/office/drawing/2015/9/8/chartex" xmlns:cx2="http://schemas.microsoft.com/office/drawing/2015/10/21/chartex" xmlns:cx3="http://schemas.microsoft.com/office/drawing/2016/5/9/chartex" xmlns:cx4="http://schemas.microsoft.com/office/drawing/2016/5/10/chartex" xmlns:cx5="http://schemas.microsoft.com/office/drawing/2016/5/11/chartex" xmlns:cx6="http://schemas.microsoft.com/office/drawing/2016/5/12/chartex" xmlns:cx7="http://schemas.microsoft.com/office/drawing/2016/5/13/chartex" xmlns:cx8="http://schemas.microsoft.com/office/drawing/2016/5/14/chartex" xmlns:mc="http://schemas.openxmlformats.org/markup-compatibility/2006" xmlns:aink="http://schemas.microsoft.com/office/drawing/2016/ink" xmlns:am3d="http://schemas.microsoft.com/office/drawing/2017/model3d" xmlns:o="urn:schemas-microsoft-com:office:office" xmlns:oel="http://schemas.microsoft.com/office/2019/extlst" xmlns:r="http://schemas.openxmlformats.org/officeDocument/2006/relationships" xmlns:m="http://schemas.openxmlformats.org/officeDocument/2006/math" xmlns:v="urn:schemas-microsoft-com:vml" xmlns:wp14="http://schemas.microsoft.com/office/word/2010/wordprocessingDrawing" xmlns:wp="http://schemas.openxmlformats.org/drawingml/2006/wordprocessingDrawing" xmlns:w10="urn:schemas-microsoft-com:office:word" xmlns:w="http://schemas.openxmlformats.org/wordprocessingml/2006/main" xmlns:w14="http://schemas.microsoft.com/office/word/2010/wordml" xmlns:w15="http://schemas.microsoft.com/office/word/2012/wordml" xmlns:w16cei="http://schemas.microsoft.com/office/word/2026/wordml/cei" xmlns:w16cex="http://schemas.microsoft.com/office/word/2018/wordml/cex" xmlns:w16cid="http://schemas.microsoft.com/office/word/2016/wordml/cid" xmlns:w16="http://schemas.microsoft.com/office/word/2018/wordml" xmlns:w16du="http://schemas.microsoft.com/office/word/2023/wordml/word16du" xmlns:w16sdtdh="http://schemas.microsoft.com/office/word/2020/wordml/sdtdatahash" xmlns:w16sdtfl="http://schemas.microsoft.com/office/word/2024/wordml/sdtformatlock" xmlns:w16se="http://schemas.microsoft.com/office/word/2015/wordml/symex" xmlns:wpg="http://schemas.microsoft.com/office/word/2010/wordprocessingGroup" xmlns:wpi="http://schemas.microsoft.com/office/word/2010/wordprocessingInk" xmlns:wne="http://schemas.microsoft.com/office/word/2006/wordml" xmlns:wps="http://schemas.microsoft.com/office/word/2010/wordprocessingShape" mc:Ignorable="w14 w15 w16se w16cid w16 w16cex w16sdtdh w16sdtfl w16du wp14">
   <w:body>
     <w:tbl>
       <w:tblPr>
-        <w:tblStyle w:val="TableGrid"/>
-        <w:tblW w:w="4995" w:type="pct"/>
+        <w:tblStyle w:val="BCBlockTable"/>
+        <w:tblW w:w="5000" w:type="pct"/>
         <w:tblBorders>
-          <w:top w:val="none" w:color="auto" w:sz="0" w:space="0"/>
-          <w:left w:val="none" w:color="auto" w:sz="0" w:space="0"/>
-          <w:bottom w:val="none" w:color="auto" w:sz="0" w:space="0"/>
-          <w:right w:val="none" w:color="auto" w:sz="0" w:space="0"/>
-          <w:insideH w:val="none" w:color="auto" w:sz="0" w:space="0"/>
-          <w:insideV w:val="none" w:color="auto" w:sz="0" w:space="0"/>
+          <w:top w:val="none" w:sz="0" w:space="0" w:color="auto"/>
+          <w:left w:val="none" w:sz="0" w:space="0" w:color="auto"/>
+          <w:bottom w:val="none" w:sz="0" w:space="0" w:color="auto"/>
+          <w:right w:val="none" w:sz="0" w:space="0" w:color="auto"/>
+          <w:insideH w:val="none" w:sz="0" w:space="0" w:color="auto"/>
+          <w:insideV w:val="none" w:sz="0" w:space="0" w:color="auto"/>
         </w:tblBorders>
         <w:tblCellMar>
           <w:left w:w="0" w:type="dxa"/>
           <w:right w:w="0" w:type="dxa"/>
         </w:tblCellMar>
-        <w:tblLook w:val="04A0" w:firstRow="1" w:lastRow="0" w:firstColumn="1" w:lastColumn="0" w:noHBand="0" w:noVBand="1"/>
+        <w:tblLook w:val="0620" w:firstRow="1" w:lastRow="0" w:firstColumn="0" w:lastColumn="0" w:noHBand="1" w:noVBand="1"/>
         <w:tblCaption w:val="Address Block"/>
+        <w:tblDescription w:val="Layout table. Used for positioning, not for tabular data."/>
       </w:tblPr>
       <w:tblGrid>
         <w:gridCol w:w="2621"/>
@@ -29,17 +30,13 @@
       <w:tr>
         <w:trPr>
           <w:cnfStyle w:val="100000000000" w:firstRow="1" w:lastRow="0" w:firstColumn="0" w:lastColumn="0" w:oddVBand="0" w:evenVBand="0" w:oddHBand="0" w:evenHBand="0" w:firstRowFirstColumn="0" w:firstRowLastColumn="0" w:lastRowFirstColumn="0" w:lastRowLastColumn="0"/>
+          <w:cantSplit/>
           <w:trHeight w:val="254"/>
         </w:trPr>
         <w:sdt>
           <w:sdtPr>
             <w:rPr>
               <w:rStyle w:val="Strong"/>
-              <w:rFonts w:ascii="Segoe UI Semibold" w:hAnsi="Segoe UI Semibold" w:cs="Segoe UI Semibold"/>
-              <w:b w:val="0"/>
-              <w:bCs w:val="0"/>
-              <w:sz w:val="22"/>
-              <w:szCs w:val="22"/>
             </w:rPr>
             <w:alias w:val="CustomerAddress1"/>
             <w:tag w:val="#BC:InsertDataItem,DataItems/Header/CustomerAddress1"/>
@@ -47,9 +44,9 @@
             <w:placeholder>
               <w:docPart w:val="A1CDE8C0A205477D830BA68A3C488E3F"/>
             </w:placeholder>
+            <w:dataBinding w:prefixMappings="&lt;xmlns:ns0='urn:microsoft-dynamics-nav/reports/Standard_Sales_Quote/1304/' " w:xpath="/ns0:NavWordReportXmlPart[1]/ns0:Header[1]/ns0:CustomerAddress1[1]" w:storeItemID="{00000000-0000-0000-0000-000000000000}"/>
             <w15:color w:val="808080"/>
             <w:text/>
-            <w:dataBinding w:prefixMappings="xmlns:ns0='urn:microsoft-dynamics-nav/reports/Standard_Sales_Quote/1304/'" w:xpath="/ns0:NavWordReportXmlPart[1]/ns0:Header[1]/ns0:CustomerAddress1[1]"/>
           </w:sdtPr>
           <w:sdtContent>
             <w:tc>
@@ -58,25 +55,15 @@
               </w:tcPr>
               <w:p>
                 <w:pPr>
-                  <w:pStyle w:val="Heading2"/>
+                  <w:pStyle w:val="BCLabel"/>
                   <w:spacing w:before="0" w:after="0" w:line="276" w:lineRule="auto"/>
                   <w:rPr>
                     <w:rStyle w:val="Strong"/>
-                    <w:rFonts w:ascii="Segoe UI Semibold" w:hAnsi="Segoe UI Semibold" w:cs="Segoe UI Semibold"/>
-                    <w:b w:val="0"/>
-                    <w:bCs w:val="0"/>
-                    <w:sz w:val="22"/>
-                    <w:szCs w:val="22"/>
                   </w:rPr>
                 </w:pPr>
                 <w:r>
                   <w:rPr>
                     <w:rStyle w:val="Strong"/>
-                    <w:rFonts w:ascii="Segoe UI Semibold" w:hAnsi="Segoe UI Semibold" w:cs="Segoe UI Semibold"/>
-                    <w:b w:val="0"/>
-                    <w:bCs w:val="0"/>
-                    <w:sz w:val="22"/>
-                    <w:szCs w:val="22"/>
                   </w:rPr>
                   <w:t>CustomerAddress1</w:t>
                 </w:r>
@@ -90,15 +77,10 @@
           </w:tcPr>
           <w:p>
             <w:pPr>
-              <w:pStyle w:val="Heading2"/>
+              <w:pStyle w:val="BCLabel"/>
               <w:spacing w:before="0" w:after="0" w:line="276" w:lineRule="auto"/>
               <w:rPr>
                 <w:rStyle w:val="Strong"/>
-                <w:rFonts w:ascii="Segoe UI Semibold" w:hAnsi="Segoe UI Semibold" w:cs="Segoe UI Semibold"/>
-                <w:b w:val="0"/>
-                <w:bCs w:val="0"/>
-                <w:sz w:val="22"/>
-                <w:szCs w:val="22"/>
               </w:rPr>
             </w:pPr>
           </w:p>
@@ -107,11 +89,6 @@
           <w:sdtPr>
             <w:rPr>
               <w:rStyle w:val="Strong"/>
-              <w:rFonts w:ascii="Segoe UI Semibold" w:hAnsi="Segoe UI Semibold" w:cs="Segoe UI Semibold"/>
-              <w:b w:val="0"/>
-              <w:bCs w:val="0"/>
-              <w:sz w:val="22"/>
-              <w:szCs w:val="22"/>
             </w:rPr>
             <w:alias w:val="CompanyAddress1"/>
             <w:tag w:val="#BC:InsertDataItem,DataItems/Header/CompanyAddress1"/>
@@ -119,9 +96,9 @@
             <w:placeholder>
               <w:docPart w:val="F3CB3E1D7698454189D16D0E60A0E99F"/>
             </w:placeholder>
+            <w:dataBinding w:prefixMappings="&lt;xmlns:ns0='urn:microsoft-dynamics-nav/reports/Standard_Sales_Quote/1304/' " w:xpath="/ns0:NavWordReportXmlPart[1]/ns0:Header[1]/ns0:CompanyAddress1[1]" w:storeItemID="{00000000-0000-0000-0000-000000000000}"/>
             <w15:color w:val="808080"/>
             <w:text/>
-            <w:dataBinding w:prefixMappings="xmlns:ns0='urn:microsoft-dynamics-nav/reports/Standard_Sales_Quote/1304/'" w:xpath="/ns0:NavWordReportXmlPart[1]/ns0:Header[1]/ns0:CompanyAddress1[1]"/>
           </w:sdtPr>
           <w:sdtContent>
             <w:tc>
@@ -130,26 +107,17 @@
               </w:tcPr>
               <w:p>
                 <w:pPr>
-                  <w:pStyle w:val="Heading2"/>
+                  <w:pStyle w:val="BCLabelNumber"/>
                   <w:spacing w:before="0" w:after="0" w:line="276" w:lineRule="auto"/>
                   <w:jc w:val="right"/>
                   <w:rPr>
                     <w:rStyle w:val="Strong"/>
-                    <w:b w:val="0"/>
-                    <w:bCs w:val="0"/>
-                    <w:sz w:val="22"/>
-                    <w:szCs w:val="22"/>
                     <w:lang w:val="da-DK"/>
                   </w:rPr>
                 </w:pPr>
                 <w:r>
                   <w:rPr>
                     <w:rStyle w:val="Strong"/>
-                    <w:rFonts w:ascii="Segoe UI Semibold" w:hAnsi="Segoe UI Semibold" w:cs="Segoe UI Semibold"/>
-                    <w:b w:val="0"/>
-                    <w:bCs w:val="0"/>
-                    <w:sz w:val="22"/>
-                    <w:szCs w:val="22"/>
                   </w:rPr>
                   <w:t>CompanyAddress1</w:t>
                 </w:r>
@@ -160,26 +128,21 @@
       </w:tr>
       <w:tr>
         <w:trPr>
+          <w:cantSplit/>
           <w:trHeight w:val="242"/>
         </w:trPr>
         <w:sdt>
           <w:sdtPr>
-            <w:rPr>
-              <w:rFonts w:cs="Segoe UI Semibold"/>
-              <w:b/>
-              <w:bCs/>
-              <w:sz w:val="22"/>
-              <w:szCs w:val="22"/>
-            </w:rPr>
+            <w:rPr/>
             <w:alias w:val="CustomerAddress2"/>
             <w:tag w:val="#BC:InsertDataItem,DataItems/Header/CustomerAddress2"/>
             <w:id w:val="863552788"/>
             <w:placeholder>
               <w:docPart w:val="A1CDE8C0A205477D830BA68A3C488E3F"/>
             </w:placeholder>
+            <w:dataBinding w:prefixMappings="&lt;xmlns:ns0='urn:microsoft-dynamics-nav/reports/Standard_Sales_Quote/1304/' " w:xpath="/ns0:NavWordReportXmlPart[1]/ns0:Header[1]/ns0:CustomerAddress2[1]" w:storeItemID="{00000000-0000-0000-0000-000000000000}"/>
             <w15:color w:val="808080"/>
             <w:text/>
-            <w:dataBinding w:prefixMappings="xmlns:ns0='urn:microsoft-dynamics-nav/reports/Standard_Sales_Quote/1304/'" w:xpath="/ns0:NavWordReportXmlPart[1]/ns0:Header[1]/ns0:CustomerAddress2[1]"/>
           </w:sdtPr>
           <w:sdtContent>
             <w:tc>
@@ -188,18 +151,9 @@
               </w:tcPr>
               <w:p>
                 <w:pPr>
-                  <w:rPr>
-                    <w:rFonts w:cs="Segoe UI Semibold" w:asciiTheme="minorHAnsi" w:hAnsiTheme="minorHAnsi"/>
-                    <w:sz w:val="22"/>
-                    <w:szCs w:val="22"/>
-                  </w:rPr>
+                  <w:pStyle w:val="NoSpacing"/>
                 </w:pPr>
                 <w:r>
-                  <w:rPr>
-                    <w:rFonts w:cs="Segoe UI Semibold" w:asciiTheme="minorHAnsi" w:hAnsiTheme="minorHAnsi"/>
-                    <w:sz w:val="22"/>
-                    <w:szCs w:val="22"/>
-                  </w:rPr>
                   <w:t>CustomerAddress2</w:t>
                 </w:r>
               </w:p>
@@ -212,30 +166,22 @@
           </w:tcPr>
           <w:p>
             <w:pPr>
-              <w:rPr>
-                <w:rFonts w:cs="Segoe UI Semibold" w:asciiTheme="minorHAnsi" w:hAnsiTheme="minorHAnsi"/>
-                <w:sz w:val="22"/>
-                <w:szCs w:val="22"/>
-              </w:rPr>
+              <w:pStyle w:val="NoSpacing"/>
             </w:pPr>
           </w:p>
         </w:tc>
         <w:sdt>
           <w:sdtPr>
-            <w:rPr>
-              <w:rFonts w:cs="Segoe UI Semibold"/>
-              <w:sz w:val="22"/>
-              <w:szCs w:val="22"/>
-            </w:rPr>
+            <w:rPr/>
             <w:alias w:val="CompanyAddress2"/>
             <w:tag w:val="#BC:InsertDataItem,DataItems/Header/CompanyAddress2"/>
             <w:id w:val="-407616906"/>
             <w:placeholder>
               <w:docPart w:val="69E06FDFBF8E4A4295EF9B6E44421388"/>
             </w:placeholder>
+            <w:dataBinding w:prefixMappings="&lt;xmlns:ns0='urn:microsoft-dynamics-nav/reports/Standard_Sales_Quote/1304/' " w:xpath="/ns0:NavWordReportXmlPart[1]/ns0:Header[1]/ns0:CompanyAddress2[1]" w:storeItemID="{00000000-0000-0000-0000-000000000000}"/>
             <w15:color w:val="808080"/>
             <w:text/>
-            <w:dataBinding w:prefixMappings="xmlns:ns0='urn:microsoft-dynamics-nav/reports/Standard_Sales_Quote/1304/'" w:xpath="/ns0:NavWordReportXmlPart[1]/ns0:Header[1]/ns0:CompanyAddress2[1]"/>
           </w:sdtPr>
           <w:sdtContent>
             <w:tc>
@@ -244,19 +190,10 @@
               </w:tcPr>
               <w:p>
                 <w:pPr>
+                  <w:pStyle w:val="BCNumber"/>
                   <w:jc w:val="right"/>
-                  <w:rPr>
-                    <w:rFonts w:asciiTheme="minorHAnsi" w:hAnsiTheme="minorHAnsi"/>
-                    <w:sz w:val="22"/>
-                    <w:szCs w:val="22"/>
-                  </w:rPr>
                 </w:pPr>
                 <w:r>
-                  <w:rPr>
-                    <w:rFonts w:cs="Segoe UI Semibold" w:asciiTheme="minorHAnsi" w:hAnsiTheme="minorHAnsi"/>
-                    <w:sz w:val="22"/>
-                    <w:szCs w:val="22"/>
-                  </w:rPr>
                   <w:t>CompanyAddress2</w:t>
                 </w:r>
               </w:p>
@@ -266,24 +203,21 @@
       </w:tr>
       <w:tr>
         <w:trPr>
+          <w:cantSplit/>
           <w:trHeight w:val="242"/>
         </w:trPr>
         <w:sdt>
           <w:sdtPr>
-            <w:rPr>
-              <w:rFonts w:cs="Segoe UI Semibold"/>
-              <w:sz w:val="22"/>
-              <w:szCs w:val="22"/>
-            </w:rPr>
+            <w:rPr/>
             <w:alias w:val="CustomerAddress3"/>
             <w:tag w:val="#BC:InsertDataItem,DataItems/Header/CustomerAddress3"/>
             <w:id w:val="335427627"/>
             <w:placeholder>
               <w:docPart w:val="A1CDE8C0A205477D830BA68A3C488E3F"/>
             </w:placeholder>
+            <w:dataBinding w:prefixMappings="&lt;xmlns:ns0='urn:microsoft-dynamics-nav/reports/Standard_Sales_Quote/1304/' " w:xpath="/ns0:NavWordReportXmlPart[1]/ns0:Header[1]/ns0:CustomerAddress3[1]" w:storeItemID="{00000000-0000-0000-0000-000000000000}"/>
             <w15:color w:val="808080"/>
             <w:text/>
-            <w:dataBinding w:prefixMappings="xmlns:ns0='urn:microsoft-dynamics-nav/reports/Standard_Sales_Quote/1304/'" w:xpath="/ns0:NavWordReportXmlPart[1]/ns0:Header[1]/ns0:CustomerAddress3[1]"/>
           </w:sdtPr>
           <w:sdtContent>
             <w:tc>
@@ -292,18 +226,9 @@
               </w:tcPr>
               <w:p>
                 <w:pPr>
-                  <w:rPr>
-                    <w:rFonts w:cs="Segoe UI Semibold" w:asciiTheme="minorHAnsi" w:hAnsiTheme="minorHAnsi"/>
-                    <w:sz w:val="22"/>
-                    <w:szCs w:val="22"/>
-                  </w:rPr>
+                  <w:pStyle w:val="NoSpacing"/>
                 </w:pPr>
                 <w:r>
-                  <w:rPr>
-                    <w:rFonts w:cs="Segoe UI Semibold" w:asciiTheme="minorHAnsi" w:hAnsiTheme="minorHAnsi"/>
-                    <w:sz w:val="22"/>
-                    <w:szCs w:val="22"/>
-                  </w:rPr>
                   <w:t>CustomerAddress3</w:t>
                 </w:r>
               </w:p>
@@ -316,30 +241,22 @@
           </w:tcPr>
           <w:p>
             <w:pPr>
-              <w:rPr>
-                <w:rFonts w:cs="Segoe UI Semibold" w:asciiTheme="minorHAnsi" w:hAnsiTheme="minorHAnsi"/>
-                <w:sz w:val="22"/>
-                <w:szCs w:val="22"/>
-              </w:rPr>
+              <w:pStyle w:val="NoSpacing"/>
             </w:pPr>
           </w:p>
         </w:tc>
         <w:sdt>
           <w:sdtPr>
-            <w:rPr>
-              <w:rFonts w:cs="Segoe UI Semibold"/>
-              <w:sz w:val="22"/>
-              <w:szCs w:val="22"/>
-            </w:rPr>
+            <w:rPr/>
             <w:alias w:val="CompanyAddress3"/>
             <w:tag w:val="#BC:InsertDataItem,DataItems/Header/CompanyAddress3"/>
             <w:id w:val="-1208102821"/>
             <w:placeholder>
               <w:docPart w:val="3870D88FB0CB40018B8357C130F49920"/>
             </w:placeholder>
+            <w:dataBinding w:prefixMappings="&lt;xmlns:ns0='urn:microsoft-dynamics-nav/reports/Standard_Sales_Quote/1304/' " w:xpath="/ns0:NavWordReportXmlPart[1]/ns0:Header[1]/ns0:CompanyAddress3[1]" w:storeItemID="{00000000-0000-0000-0000-000000000000}"/>
             <w15:color w:val="808080"/>
             <w:text/>
-            <w:dataBinding w:prefixMappings="xmlns:ns0='urn:microsoft-dynamics-nav/reports/Standard_Sales_Quote/1304/'" w:xpath="/ns0:NavWordReportXmlPart[1]/ns0:Header[1]/ns0:CompanyAddress3[1]"/>
           </w:sdtPr>
           <w:sdtContent>
             <w:tc>
@@ -348,18 +265,10 @@
               </w:tcPr>
               <w:p>
                 <w:pPr>
+                  <w:pStyle w:val="BCNumber"/>
                   <w:jc w:val="right"/>
-                  <w:rPr>
-                    <w:sz w:val="22"/>
-                    <w:szCs w:val="22"/>
-                  </w:rPr>
                 </w:pPr>
                 <w:r>
-                  <w:rPr>
-                    <w:rFonts w:cs="Segoe UI Semibold" w:asciiTheme="minorHAnsi" w:hAnsiTheme="minorHAnsi"/>
-                    <w:sz w:val="22"/>
-                    <w:szCs w:val="22"/>
-                  </w:rPr>
                   <w:t>CompanyAddress3</w:t>
                 </w:r>
               </w:p>
@@ -369,24 +278,21 @@
       </w:tr>
       <w:tr>
         <w:trPr>
+          <w:cantSplit/>
           <w:trHeight w:val="242"/>
         </w:trPr>
         <w:sdt>
           <w:sdtPr>
-            <w:rPr>
-              <w:rFonts w:cs="Segoe UI Semibold"/>
-              <w:sz w:val="22"/>
-              <w:szCs w:val="22"/>
-            </w:rPr>
+            <w:rPr/>
             <w:alias w:val="CustomerAddress4"/>
             <w:tag w:val="#BC:InsertDataItem,DataItems/Header/CustomerAddress4"/>
             <w:id w:val="172315661"/>
             <w:placeholder>
               <w:docPart w:val="A1CDE8C0A205477D830BA68A3C488E3F"/>
             </w:placeholder>
+            <w:dataBinding w:prefixMappings="&lt;xmlns:ns0='urn:microsoft-dynamics-nav/reports/Standard_Sales_Quote/1304/' " w:xpath="/ns0:NavWordReportXmlPart[1]/ns0:Header[1]/ns0:CustomerAddress4[1]" w:storeItemID="{00000000-0000-0000-0000-000000000000}"/>
             <w15:color w:val="808080"/>
             <w:text/>
-            <w:dataBinding w:prefixMappings="xmlns:ns0='urn:microsoft-dynamics-nav/reports/Standard_Sales_Quote/1304/'" w:xpath="/ns0:NavWordReportXmlPart[1]/ns0:Header[1]/ns0:CustomerAddress4[1]"/>
           </w:sdtPr>
           <w:sdtContent>
             <w:tc>
@@ -395,18 +301,9 @@
               </w:tcPr>
               <w:p>
                 <w:pPr>
-                  <w:rPr>
-                    <w:rFonts w:cs="Segoe UI Semibold" w:asciiTheme="minorHAnsi" w:hAnsiTheme="minorHAnsi"/>
-                    <w:sz w:val="22"/>
-                    <w:szCs w:val="22"/>
-                  </w:rPr>
+                  <w:pStyle w:val="NoSpacing"/>
                 </w:pPr>
                 <w:r>
-                  <w:rPr>
-                    <w:rFonts w:cs="Segoe UI Semibold" w:asciiTheme="minorHAnsi" w:hAnsiTheme="minorHAnsi"/>
-                    <w:sz w:val="22"/>
-                    <w:szCs w:val="22"/>
-                  </w:rPr>
                   <w:t>CustomerAddress4</w:t>
                 </w:r>
               </w:p>
@@ -419,30 +316,22 @@
           </w:tcPr>
           <w:p>
             <w:pPr>
-              <w:rPr>
-                <w:rFonts w:cs="Segoe UI Semibold" w:asciiTheme="minorHAnsi" w:hAnsiTheme="minorHAnsi"/>
-                <w:sz w:val="22"/>
-                <w:szCs w:val="22"/>
-              </w:rPr>
+              <w:pStyle w:val="NoSpacing"/>
             </w:pPr>
           </w:p>
         </w:tc>
         <w:sdt>
           <w:sdtPr>
-            <w:rPr>
-              <w:rFonts w:cs="Segoe UI Semibold"/>
-              <w:sz w:val="22"/>
-              <w:szCs w:val="22"/>
-            </w:rPr>
+            <w:rPr/>
             <w:alias w:val="CompanyAddress4"/>
             <w:tag w:val="#BC:InsertDataItem,DataItems/Header/CompanyAddress4"/>
             <w:id w:val="-1044596330"/>
             <w:placeholder>
               <w:docPart w:val="B4FF1646F93F4F3184ACD09BD83D3A87"/>
             </w:placeholder>
+            <w:dataBinding w:prefixMappings="&lt;xmlns:ns0='urn:microsoft-dynamics-nav/reports/Standard_Sales_Quote/1304/' " w:xpath="/ns0:NavWordReportXmlPart[1]/ns0:Header[1]/ns0:CompanyAddress4[1]" w:storeItemID="{00000000-0000-0000-0000-000000000000}"/>
             <w15:color w:val="808080"/>
             <w:text/>
-            <w:dataBinding w:prefixMappings="xmlns:ns0='urn:microsoft-dynamics-nav/reports/Standard_Sales_Quote/1304/'" w:xpath="/ns0:NavWordReportXmlPart[1]/ns0:Header[1]/ns0:CompanyAddress4[1]"/>
           </w:sdtPr>
           <w:sdtContent>
             <w:tc>
@@ -451,18 +340,10 @@
               </w:tcPr>
               <w:p>
                 <w:pPr>
+                  <w:pStyle w:val="BCNumber"/>
                   <w:jc w:val="right"/>
-                  <w:rPr>
-                    <w:sz w:val="22"/>
-                    <w:szCs w:val="22"/>
-                  </w:rPr>
                 </w:pPr>
                 <w:r>
-                  <w:rPr>
-                    <w:rFonts w:cs="Segoe UI Semibold" w:asciiTheme="minorHAnsi" w:hAnsiTheme="minorHAnsi"/>
-                    <w:sz w:val="22"/>
-                    <w:szCs w:val="22"/>
-                  </w:rPr>
                   <w:t>CompanyAddress4</w:t>
                 </w:r>
               </w:p>
@@ -472,24 +353,21 @@
       </w:tr>
       <w:tr>
         <w:trPr>
+          <w:cantSplit/>
           <w:trHeight w:val="242"/>
         </w:trPr>
         <w:sdt>
           <w:sdtPr>
-            <w:rPr>
-              <w:rFonts w:cs="Segoe UI Semibold"/>
-              <w:sz w:val="22"/>
-              <w:szCs w:val="22"/>
-            </w:rPr>
+            <w:rPr/>
             <w:alias w:val="CustomerAddress5"/>
             <w:tag w:val="#BC:InsertDataItem,DataItems/Header/CustomerAddress5"/>
             <w:id w:val="-2080044023"/>
             <w:placeholder>
               <w:docPart w:val="A1CDE8C0A205477D830BA68A3C488E3F"/>
             </w:placeholder>
+            <w:dataBinding w:prefixMappings="&lt;xmlns:ns0='urn:microsoft-dynamics-nav/reports/Standard_Sales_Quote/1304/' " w:xpath="/ns0:NavWordReportXmlPart[1]/ns0:Header[1]/ns0:CustomerAddress5[1]" w:storeItemID="{00000000-0000-0000-0000-000000000000}"/>
             <w15:color w:val="808080"/>
             <w:text/>
-            <w:dataBinding w:prefixMappings="xmlns:ns0='urn:microsoft-dynamics-nav/reports/Standard_Sales_Quote/1304/'" w:xpath="/ns0:NavWordReportXmlPart[1]/ns0:Header[1]/ns0:CustomerAddress5[1]"/>
           </w:sdtPr>
           <w:sdtContent>
             <w:tc>
@@ -498,18 +376,9 @@
               </w:tcPr>
               <w:p>
                 <w:pPr>
-                  <w:rPr>
-                    <w:rFonts w:cs="Segoe UI Semibold" w:asciiTheme="minorHAnsi" w:hAnsiTheme="minorHAnsi"/>
-                    <w:sz w:val="22"/>
-                    <w:szCs w:val="22"/>
-                  </w:rPr>
+                  <w:pStyle w:val="NoSpacing"/>
                 </w:pPr>
                 <w:r>
-                  <w:rPr>
-                    <w:rFonts w:cs="Segoe UI Semibold" w:asciiTheme="minorHAnsi" w:hAnsiTheme="minorHAnsi"/>
-                    <w:sz w:val="22"/>
-                    <w:szCs w:val="22"/>
-                  </w:rPr>
                   <w:t>CustomerAddress5</w:t>
                 </w:r>
               </w:p>
@@ -522,30 +391,22 @@
           </w:tcPr>
           <w:p>
             <w:pPr>
-              <w:rPr>
-                <w:rFonts w:cs="Segoe UI Semibold" w:asciiTheme="minorHAnsi" w:hAnsiTheme="minorHAnsi"/>
-                <w:sz w:val="22"/>
-                <w:szCs w:val="22"/>
-              </w:rPr>
+              <w:pStyle w:val="NoSpacing"/>
             </w:pPr>
           </w:p>
         </w:tc>
         <w:sdt>
           <w:sdtPr>
-            <w:rPr>
-              <w:rFonts w:cs="Segoe UI Semibold"/>
-              <w:sz w:val="22"/>
-              <w:szCs w:val="22"/>
-            </w:rPr>
+            <w:rPr/>
             <w:alias w:val="CompanyAddress5"/>
             <w:tag w:val="#BC:InsertDataItem,DataItems/Header/CompanyAddress5"/>
             <w:id w:val="-1334838620"/>
             <w:placeholder>
               <w:docPart w:val="E961A2A34B7141788DC9BF68EFD01A43"/>
             </w:placeholder>
+            <w:dataBinding w:prefixMappings="&lt;xmlns:ns0='urn:microsoft-dynamics-nav/reports/Standard_Sales_Quote/1304/' " w:xpath="/ns0:NavWordReportXmlPart[1]/ns0:Header[1]/ns0:CompanyAddress5[1]" w:storeItemID="{00000000-0000-0000-0000-000000000000}"/>
             <w15:color w:val="808080"/>
             <w:text/>
-            <w:dataBinding w:prefixMappings="xmlns:ns0='urn:microsoft-dynamics-nav/reports/Standard_Sales_Quote/1304/'" w:xpath="/ns0:NavWordReportXmlPart[1]/ns0:Header[1]/ns0:CompanyAddress5[1]"/>
           </w:sdtPr>
           <w:sdtContent>
             <w:tc>
@@ -554,18 +415,10 @@
               </w:tcPr>
               <w:p>
                 <w:pPr>
+                  <w:pStyle w:val="BCNumber"/>
                   <w:jc w:val="right"/>
-                  <w:rPr>
-                    <w:sz w:val="22"/>
-                    <w:szCs w:val="22"/>
-                  </w:rPr>
                 </w:pPr>
                 <w:r>
-                  <w:rPr>
-                    <w:rFonts w:cs="Segoe UI Semibold" w:asciiTheme="minorHAnsi" w:hAnsiTheme="minorHAnsi"/>
-                    <w:sz w:val="22"/>
-                    <w:szCs w:val="22"/>
-                  </w:rPr>
                   <w:t>CompanyAddress5</w:t>
                 </w:r>
               </w:p>
@@ -575,24 +428,21 @@
       </w:tr>
       <w:tr>
         <w:trPr>
+          <w:cantSplit/>
           <w:trHeight w:val="242"/>
         </w:trPr>
         <w:sdt>
           <w:sdtPr>
-            <w:rPr>
-              <w:rFonts w:cs="Segoe UI Semibold"/>
-              <w:sz w:val="22"/>
-              <w:szCs w:val="22"/>
-            </w:rPr>
+            <w:rPr/>
             <w:alias w:val="CustomerAddress6"/>
             <w:tag w:val="#BC:InsertDataItem,DataItems/Header/CustomerAddress6"/>
             <w:id w:val="-2086289259"/>
             <w:placeholder>
               <w:docPart w:val="A1CDE8C0A205477D830BA68A3C488E3F"/>
             </w:placeholder>
+            <w:dataBinding w:prefixMappings="&lt;xmlns:ns0='urn:microsoft-dynamics-nav/reports/Standard_Sales_Quote/1304/' " w:xpath="/ns0:NavWordReportXmlPart[1]/ns0:Header[1]/ns0:CustomerAddress6[1]" w:storeItemID="{00000000-0000-0000-0000-000000000000}"/>
             <w15:color w:val="808080"/>
             <w:text/>
-            <w:dataBinding w:prefixMappings="xmlns:ns0='urn:microsoft-dynamics-nav/reports/Standard_Sales_Quote/1304/'" w:xpath="/ns0:NavWordReportXmlPart[1]/ns0:Header[1]/ns0:CustomerAddress6[1]"/>
           </w:sdtPr>
           <w:sdtContent>
             <w:tc>
@@ -601,18 +451,9 @@
               </w:tcPr>
               <w:p>
                 <w:pPr>
-                  <w:rPr>
-                    <w:rFonts w:cs="Segoe UI Semibold" w:asciiTheme="minorHAnsi" w:hAnsiTheme="minorHAnsi"/>
-                    <w:sz w:val="22"/>
-                    <w:szCs w:val="22"/>
-                  </w:rPr>
+                  <w:pStyle w:val="NoSpacing"/>
                 </w:pPr>
                 <w:r>
-                  <w:rPr>
-                    <w:rFonts w:cs="Segoe UI Semibold" w:asciiTheme="minorHAnsi" w:hAnsiTheme="minorHAnsi"/>
-                    <w:sz w:val="22"/>
-                    <w:szCs w:val="22"/>
-                  </w:rPr>
                   <w:t>CustomerAddress6</w:t>
                 </w:r>
               </w:p>
@@ -625,30 +466,22 @@
           </w:tcPr>
           <w:p>
             <w:pPr>
-              <w:rPr>
-                <w:rFonts w:cs="Segoe UI Semibold" w:asciiTheme="minorHAnsi" w:hAnsiTheme="minorHAnsi"/>
-                <w:sz w:val="22"/>
-                <w:szCs w:val="22"/>
-              </w:rPr>
+              <w:pStyle w:val="NoSpacing"/>
             </w:pPr>
           </w:p>
         </w:tc>
         <w:sdt>
           <w:sdtPr>
-            <w:rPr>
-              <w:rFonts w:cs="Segoe UI Semibold"/>
-              <w:sz w:val="22"/>
-              <w:szCs w:val="22"/>
-            </w:rPr>
+            <w:rPr/>
             <w:alias w:val="CompanyAddress6"/>
             <w:tag w:val="#BC:InsertDataItem,DataItems/Header/CompanyAddress6"/>
             <w:id w:val="29467029"/>
             <w:placeholder>
               <w:docPart w:val="00A0C3E1E6224B999D69C72BCDBAA9C8"/>
             </w:placeholder>
+            <w:dataBinding w:prefixMappings="&lt;xmlns:ns0='urn:microsoft-dynamics-nav/reports/Standard_Sales_Quote/1304/' " w:xpath="/ns0:NavWordReportXmlPart[1]/ns0:Header[1]/ns0:CompanyAddress6[1]" w:storeItemID="{00000000-0000-0000-0000-000000000000}"/>
             <w15:color w:val="808080"/>
             <w:text/>
-            <w:dataBinding w:prefixMappings="xmlns:ns0='urn:microsoft-dynamics-nav/reports/Standard_Sales_Quote/1304/'" w:xpath="/ns0:NavWordReportXmlPart[1]/ns0:Header[1]/ns0:CompanyAddress6[1]"/>
           </w:sdtPr>
           <w:sdtContent>
             <w:tc>
@@ -657,18 +490,10 @@
               </w:tcPr>
               <w:p>
                 <w:pPr>
+                  <w:pStyle w:val="BCNumber"/>
                   <w:jc w:val="right"/>
-                  <w:rPr>
-                    <w:sz w:val="22"/>
-                    <w:szCs w:val="22"/>
-                  </w:rPr>
                 </w:pPr>
                 <w:r>
-                  <w:rPr>
-                    <w:rFonts w:cs="Segoe UI Semibold" w:asciiTheme="minorHAnsi" w:hAnsiTheme="minorHAnsi"/>
-                    <w:sz w:val="22"/>
-                    <w:szCs w:val="22"/>
-                  </w:rPr>
                   <w:t>CompanyAddress6</w:t>
                 </w:r>
               </w:p>
@@ -678,24 +503,21 @@
       </w:tr>
       <w:tr>
         <w:trPr>
+          <w:cantSplit/>
           <w:trHeight w:val="242"/>
         </w:trPr>
         <w:sdt>
           <w:sdtPr>
-            <w:rPr>
-              <w:rFonts w:cs="Segoe UI Semibold"/>
-              <w:sz w:val="22"/>
-              <w:szCs w:val="22"/>
-            </w:rPr>
+            <w:rPr/>
             <w:alias w:val="CustomerAddress7"/>
             <w:tag w:val="#BC:InsertDataItem,DataItems/Header/CustomerAddress7"/>
             <w:id w:val="2127339997"/>
             <w:placeholder>
               <w:docPart w:val="A1CDE8C0A205477D830BA68A3C488E3F"/>
             </w:placeholder>
+            <w:dataBinding w:prefixMappings="&lt;xmlns:ns0='urn:microsoft-dynamics-nav/reports/Standard_Sales_Quote/1304/' " w:xpath="/ns0:NavWordReportXmlPart[1]/ns0:Header[1]/ns0:CustomerAddress7[1]" w:storeItemID="{00000000-0000-0000-0000-000000000000}"/>
             <w15:color w:val="808080"/>
             <w:text/>
-            <w:dataBinding w:prefixMappings="xmlns:ns0='urn:microsoft-dynamics-nav/reports/Standard_Sales_Quote/1304/'" w:xpath="/ns0:NavWordReportXmlPart[1]/ns0:Header[1]/ns0:CustomerAddress7[1]"/>
           </w:sdtPr>
           <w:sdtContent>
             <w:tc>
@@ -704,18 +526,9 @@
               </w:tcPr>
               <w:p>
                 <w:pPr>
-                  <w:rPr>
-                    <w:rFonts w:cs="Segoe UI Semibold" w:asciiTheme="minorHAnsi" w:hAnsiTheme="minorHAnsi"/>
-                    <w:sz w:val="22"/>
-                    <w:szCs w:val="22"/>
-                  </w:rPr>
+                  <w:pStyle w:val="NoSpacing"/>
                 </w:pPr>
                 <w:r>
-                  <w:rPr>
-                    <w:rFonts w:cs="Segoe UI Semibold" w:asciiTheme="minorHAnsi" w:hAnsiTheme="minorHAnsi"/>
-                    <w:sz w:val="22"/>
-                    <w:szCs w:val="22"/>
-                  </w:rPr>
                   <w:t>CustomerAddress7</w:t>
                 </w:r>
               </w:p>
@@ -728,11 +541,7 @@
           </w:tcPr>
           <w:p>
             <w:pPr>
-              <w:rPr>
-                <w:rFonts w:cs="Segoe UI Semibold" w:asciiTheme="minorHAnsi" w:hAnsiTheme="minorHAnsi"/>
-                <w:sz w:val="22"/>
-                <w:szCs w:val="22"/>
-              </w:rPr>
+              <w:pStyle w:val="NoSpacing"/>
             </w:pPr>
           </w:p>
         </w:tc>
@@ -742,35 +551,29 @@
           </w:tcPr>
           <w:p>
             <w:pPr>
+              <w:pStyle w:val="BCNumber"/>
               <w:jc w:val="right"/>
-              <w:rPr>
-                <w:sz w:val="22"/>
-                <w:szCs w:val="22"/>
-              </w:rPr>
             </w:pPr>
           </w:p>
         </w:tc>
       </w:tr>
       <w:tr>
         <w:trPr>
+          <w:cantSplit/>
           <w:trHeight w:val="242"/>
         </w:trPr>
         <w:sdt>
           <w:sdtPr>
-            <w:rPr>
-              <w:rFonts w:cs="Segoe UI Semibold"/>
-              <w:sz w:val="22"/>
-              <w:szCs w:val="22"/>
-            </w:rPr>
+            <w:rPr/>
             <w:alias w:val="CustomerAddress8"/>
             <w:tag w:val="#BC:InsertDataItem,DataItems/Header/CustomerAddress8"/>
             <w:id w:val="-1986933782"/>
             <w:placeholder>
               <w:docPart w:val="FB3C05380979490D9DE045D6A3799BA2"/>
             </w:placeholder>
+            <w:dataBinding w:prefixMappings="&lt;xmlns:ns0='urn:microsoft-dynamics-nav/reports/Standard_Sales_Quote/1304/' " w:xpath="/ns0:NavWordReportXmlPart[1]/ns0:Header[1]/ns0:CustomerAddress8[1]" w:storeItemID="{00000000-0000-0000-0000-000000000000}"/>
             <w15:color w:val="808080"/>
             <w:text/>
-            <w:dataBinding w:prefixMappings="xmlns:ns0='urn:microsoft-dynamics-nav/reports/Standard_Sales_Quote/1304/'" w:xpath="/ns0:NavWordReportXmlPart[1]/ns0:Header[1]/ns0:CustomerAddress8[1]"/>
           </w:sdtPr>
           <w:sdtContent>
             <w:tc>
@@ -779,18 +582,9 @@
               </w:tcPr>
               <w:p>
                 <w:pPr>
-                  <w:rPr>
-                    <w:rFonts w:cs="Segoe UI Semibold" w:asciiTheme="minorHAnsi" w:hAnsiTheme="minorHAnsi"/>
-                    <w:sz w:val="22"/>
-                    <w:szCs w:val="22"/>
-                  </w:rPr>
+                  <w:pStyle w:val="NoSpacing"/>
                 </w:pPr>
                 <w:r>
-                  <w:rPr>
-                    <w:rFonts w:cs="Segoe UI Semibold" w:asciiTheme="minorHAnsi" w:hAnsiTheme="minorHAnsi"/>
-                    <w:sz w:val="22"/>
-                    <w:szCs w:val="22"/>
-                  </w:rPr>
                   <w:t>CustomerAddress8</w:t>
                 </w:r>
               </w:p>
@@ -803,11 +597,7 @@
           </w:tcPr>
           <w:p>
             <w:pPr>
-              <w:rPr>
-                <w:rFonts w:cs="Segoe UI Semibold" w:asciiTheme="minorHAnsi" w:hAnsiTheme="minorHAnsi"/>
-                <w:sz w:val="22"/>
-                <w:szCs w:val="22"/>
-              </w:rPr>
+              <w:pStyle w:val="NoSpacing"/>
             </w:pPr>
           </w:p>
         </w:tc>
@@ -817,11 +607,8 @@
           </w:tcPr>
           <w:p>
             <w:pPr>
+              <w:pStyle w:val="BCNumber"/>
               <w:jc w:val="right"/>
-              <w:rPr>
-                <w:sz w:val="22"/>
-                <w:szCs w:val="22"/>
-              </w:rPr>
             </w:pPr>
           </w:p>
         </w:tc>
@@ -830,82 +617,101 @@
     <w:p>
       <w:pPr>
         <w:spacing w:after="0" w:line="276" w:lineRule="auto"/>
-        <w:rPr>
-          <w:sz w:val="22"/>
-          <w:szCs w:val="22"/>
-        </w:rPr>
       </w:pPr>
     </w:p>
     <w:tbl>
       <w:tblPr>
-        <w:tblStyle w:val="TableGrid"/>
-        <w:tblW w:w="10498" w:type="dxa"/>
+        <w:tblStyle w:val="BCBlockTable"/>
+        <w:tblW w:w="5000" w:type="pct"/>
         <w:tblBorders>
-          <w:top w:val="none" w:color="auto" w:sz="0" w:space="0"/>
-          <w:left w:val="none" w:color="auto" w:sz="0" w:space="0"/>
-          <w:bottom w:val="none" w:color="auto" w:sz="0" w:space="0"/>
-          <w:right w:val="none" w:color="auto" w:sz="0" w:space="0"/>
-          <w:insideH w:val="none" w:color="auto" w:sz="0" w:space="0"/>
-          <w:insideV w:val="none" w:color="auto" w:sz="0" w:space="0"/>
+          <w:top w:val="none" w:sz="0" w:space="0" w:color="auto"/>
+          <w:left w:val="none" w:sz="0" w:space="0" w:color="auto"/>
+          <w:bottom w:val="none" w:sz="0" w:space="0" w:color="auto"/>
+          <w:right w:val="none" w:sz="0" w:space="0" w:color="auto"/>
+          <w:insideH w:val="none" w:sz="0" w:space="0" w:color="auto"/>
+          <w:insideV w:val="none" w:sz="0" w:space="0" w:color="auto"/>
         </w:tblBorders>
-        <w:tblLayout w:type="fixed"/>
         <w:tblCellMar>
           <w:left w:w="0" w:type="dxa"/>
           <w:right w:w="0" w:type="dxa"/>
         </w:tblCellMar>
-        <w:tblLook w:val="04A0" w:firstRow="1" w:lastRow="0" w:firstColumn="1" w:lastColumn="0" w:noHBand="0" w:noVBand="1"/>
+        <w:tblLook w:val="0620" w:firstRow="1" w:lastRow="0" w:firstColumn="0" w:lastColumn="0" w:noHBand="1" w:noVBand="1"/>
         <w:tblCaption w:val="Document Information Block"/>
+        <w:tblDescription w:val="Layout table. Used for positioning, not for tabular data."/>
       </w:tblPr>
       <w:tblGrid>
-        <w:gridCol w:w="2624"/>
         <w:gridCol w:w="2625"/>
-        <w:gridCol w:w="2624"/>
+        <w:gridCol w:w="2625"/>
+        <w:gridCol w:w="2625"/>
         <w:gridCol w:w="2625"/>
       </w:tblGrid>
       <w:tr>
         <w:trPr>
           <w:cnfStyle w:val="100000000000" w:firstRow="1" w:lastRow="0" w:firstColumn="0" w:lastColumn="0" w:oddVBand="0" w:evenVBand="0" w:oddHBand="0" w:evenHBand="0" w:firstRowFirstColumn="0" w:firstRowLastColumn="0" w:lastRowFirstColumn="0" w:lastRowLastColumn="0"/>
+          <w:cantSplit/>
           <w:trHeight w:val="254"/>
         </w:trPr>
         <w:sdt>
           <w:sdtPr>
-            <w:rPr>
-              <w:rFonts w:ascii="Segoe UI Semibold" w:hAnsi="Segoe UI Semibold" w:cs="Segoe UI Semibold"/>
-              <w:sz w:val="22"/>
-              <w:szCs w:val="22"/>
-            </w:rPr>
+            <w:rPr/>
+            <w:alias w:val="DocumentNo_Lbl"/>
+            <w:tag w:val="#BC:InsertDataItem,DataItems/Header/DocumentNo_Lbl"/>
+            <w:id w:val="-665775519"/>
+            <w:placeholder>
+              <w:docPart w:val="DefaultPlaceholder_-1854013440"/>
+            </w:placeholder>
+            <w15:color w:val="808080"/>
+            <w:text/>
+          </w:sdtPr>
+          <w:sdtContent>
+            <w:tc>
+              <w:tcPr>
+                <w:tcW w:w="1250" w:type="pct"/>
+              </w:tcPr>
+              <w:p>
+                <w:pPr>
+                  <w:pStyle w:val="BCLabel"/>
+                  <w:spacing w:before="0" w:after="0" w:line="276" w:lineRule="auto"/>
+                </w:pPr>
+                <w:proofErr w:type="spellStart"/>
+                <w:proofErr w:type="gramStart"/>
+                <w:r>
+                  <w:t>DocumentNo</w:t>
+                </w:r>
+                <w:proofErr w:type="gramEnd"/>
+                <w:r>
+                  <w:t>_Lbl</w:t>
+                </w:r>
+                <w:proofErr w:type="spellEnd"/>
+              </w:p>
+            </w:tc>
+          </w:sdtContent>
+        </w:sdt>
+        <w:sdt>
+          <w:sdtPr>
+            <w:rPr/>
             <w:alias w:val="DocumentDate_Lbl"/>
             <w:tag w:val="#BC:InsertDataItem,DataItems/Header/DocumentDate_Lbl"/>
             <w:id w:val="880750756"/>
             <w:placeholder>
-              <w:docPart w:val="A0E96F6C2CA8416E823426A861DBC2FB"/>
+              <w:docPart w:val="FA440EA0E06B492DAD878A83C3EBE814"/>
             </w:placeholder>
+            <w:dataBinding w:prefixMappings="&lt;xmlns:ns0='urn:microsoft-dynamics-nav/reports/Standard_Sales_Quote/1304/' " w:xpath="/ns0:NavWordReportXmlPart[1]/ns0:Header[1]/ns0:DocumentDate_Lbl[1]" w:storeItemID="{00000000-0000-0000-0000-000000000000}"/>
             <w15:color w:val="808080"/>
             <w:text/>
-            <w:dataBinding w:prefixMappings="xmlns:ns0='urn:microsoft-dynamics-nav/reports/Standard_Sales_Quote/1304/'" w:xpath="/ns0:NavWordReportXmlPart[1]/ns0:Header[1]/ns0:DocumentDate_Lbl[1]"/>
           </w:sdtPr>
           <w:sdtContent>
             <w:tc>
               <w:tcPr>
-                <w:tcW w:w="2624" w:type="dxa"/>
+                <w:tcW w:w="1250" w:type="pct"/>
               </w:tcPr>
               <w:p>
                 <w:pPr>
-                  <w:pStyle w:val="Heading2"/>
+                  <w:pStyle w:val="BCLabel"/>
                   <w:spacing w:before="0" w:after="0" w:line="276" w:lineRule="auto"/>
-                  <w:rPr>
-                    <w:rFonts w:ascii="Segoe UI Semibold" w:hAnsi="Segoe UI Semibold" w:cs="Segoe UI Semibold"/>
-                    <w:sz w:val="22"/>
-                    <w:szCs w:val="22"/>
-                  </w:rPr>
                 </w:pPr>
                 <w:proofErr w:type="spellStart"/>
                 <w:r>
-                  <w:rPr>
-                    <w:rFonts w:ascii="Segoe UI Semibold" w:hAnsi="Segoe UI Semibold" w:cs="Segoe UI Semibold"/>
-                    <w:sz w:val="22"/>
-                    <w:szCs w:val="22"/>
-                  </w:rPr>
                   <w:t>DocumentDate_Lbl</w:t>
                 </w:r>
                 <w:proofErr w:type="spellEnd"/>
@@ -915,43 +721,29 @@
         </w:sdt>
         <w:sdt>
           <w:sdtPr>
-            <w:rPr>
-              <w:rFonts w:ascii="Segoe UI Semibold" w:hAnsi="Segoe UI Semibold" w:cs="Segoe UI Semibold"/>
-              <w:sz w:val="22"/>
-              <w:szCs w:val="22"/>
-            </w:rPr>
+            <w:rPr/>
             <w:alias w:val="QuoteValidToDate_Lbl"/>
             <w:tag w:val="#BC:InsertDataItem,DataItems/Header/QuoteValidToDate_Lbl"/>
             <w:id w:val="196122325"/>
             <w:placeholder>
-              <w:docPart w:val="A0E96F6C2CA8416E823426A861DBC2FB"/>
+              <w:docPart w:val="87AA1FA3D62E4DF89C7ADBE91F899703"/>
             </w:placeholder>
+            <w:dataBinding w:prefixMappings="&lt;xmlns:ns0='urn:microsoft-dynamics-nav/reports/Standard_Sales_Quote/1304/' " w:xpath="/ns0:NavWordReportXmlPart[1]/ns0:Header[1]/ns0:QuoteValidToDate_Lbl[1]" w:storeItemID="{00000000-0000-0000-0000-000000000000}"/>
             <w15:color w:val="808080"/>
             <w:text/>
-            <w:dataBinding w:prefixMappings="xmlns:ns0='urn:microsoft-dynamics-nav/reports/Standard_Sales_Quote/1304/'" w:xpath="/ns0:NavWordReportXmlPart[1]/ns0:Header[1]/ns0:QuoteValidToDate_Lbl[1]"/>
           </w:sdtPr>
           <w:sdtContent>
             <w:tc>
               <w:tcPr>
-                <w:tcW w:w="2625" w:type="dxa"/>
+                <w:tcW w:w="1250" w:type="pct"/>
               </w:tcPr>
               <w:p>
                 <w:pPr>
-                  <w:pStyle w:val="Heading2"/>
+                  <w:pStyle w:val="BCLabel"/>
                   <w:spacing w:before="0" w:after="0" w:line="276" w:lineRule="auto"/>
-                  <w:rPr>
-                    <w:rFonts w:ascii="Segoe UI Semibold" w:hAnsi="Segoe UI Semibold" w:cs="Segoe UI Semibold"/>
-                    <w:sz w:val="22"/>
-                    <w:szCs w:val="22"/>
-                  </w:rPr>
                 </w:pPr>
                 <w:proofErr w:type="spellStart"/>
                 <w:r>
-                  <w:rPr>
-                    <w:rFonts w:ascii="Segoe UI Semibold" w:hAnsi="Segoe UI Semibold" w:cs="Segoe UI Semibold"/>
-                    <w:sz w:val="22"/>
-                    <w:szCs w:val="22"/>
-                  </w:rPr>
                   <w:t>QuoteValidToDate_Lbl</w:t>
                 </w:r>
                 <w:proofErr w:type="spellEnd"/>
@@ -961,43 +753,29 @@
         </w:sdt>
         <w:sdt>
           <w:sdtPr>
-            <w:rPr>
-              <w:rFonts w:ascii="Segoe UI Semibold" w:hAnsi="Segoe UI Semibold" w:cs="Segoe UI Semibold"/>
-              <w:sz w:val="22"/>
-              <w:szCs w:val="22"/>
-            </w:rPr>
+            <w:rPr/>
             <w:alias w:val="SalesPersonBlank_Lbl"/>
             <w:tag w:val="#BC:InsertDataItem,DataItems/Header/SalesPersonBlank_Lbl"/>
             <w:id w:val="1946040158"/>
             <w:placeholder>
-              <w:docPart w:val="D2A99CDE1E5449BDB2D246BCAB069DDE"/>
+              <w:docPart w:val="93CFB56C7DAC41AAB479933B8263B99E"/>
             </w:placeholder>
+            <w:dataBinding w:prefixMappings="&lt;xmlns:ns0='urn:microsoft-dynamics-nav/reports/Standard_Sales_Quote/1304/' " w:xpath="/ns0:NavWordReportXmlPart[1]/ns0:Header[1]/ns0:SalesPersonBlank_Lbl[1]" w:storeItemID="{00000000-0000-0000-0000-000000000000}"/>
             <w15:color w:val="808080"/>
             <w:text/>
-            <w:dataBinding w:prefixMappings="xmlns:ns0='urn:microsoft-dynamics-nav/reports/Standard_Sales_Quote/1304/'" w:xpath="/ns0:NavWordReportXmlPart[1]/ns0:Header[1]/ns0:SalesPersonBlank_Lbl[1]"/>
           </w:sdtPr>
           <w:sdtContent>
             <w:tc>
               <w:tcPr>
-                <w:tcW w:w="2624" w:type="dxa"/>
+                <w:tcW w:w="1250" w:type="pct"/>
               </w:tcPr>
               <w:p>
                 <w:pPr>
-                  <w:pStyle w:val="Heading2"/>
+                  <w:pStyle w:val="BCLabel"/>
                   <w:spacing w:before="0" w:after="0" w:line="276" w:lineRule="auto"/>
-                  <w:rPr>
-                    <w:rFonts w:ascii="Segoe UI Semibold" w:hAnsi="Segoe UI Semibold" w:cs="Segoe UI Semibold"/>
-                    <w:sz w:val="22"/>
-                    <w:szCs w:val="22"/>
-                  </w:rPr>
                 </w:pPr>
                 <w:proofErr w:type="spellStart"/>
                 <w:r>
-                  <w:rPr>
-                    <w:rFonts w:ascii="Segoe UI Semibold" w:hAnsi="Segoe UI Semibold" w:cs="Segoe UI Semibold"/>
-                    <w:sz w:val="22"/>
-                    <w:szCs w:val="22"/>
-                  </w:rPr>
                   <w:t>SalesPersonBlank_Lbl</w:t>
                 </w:r>
                 <w:proofErr w:type="spellEnd"/>
@@ -1005,67 +783,66 @@
             </w:tc>
           </w:sdtContent>
         </w:sdt>
-        <w:tc>
-          <w:tcPr>
-            <w:tcW w:w="2625" w:type="dxa"/>
-          </w:tcPr>
-          <w:p>
-            <w:pPr>
-              <w:pStyle w:val="Heading2"/>
-              <w:spacing w:before="0" w:after="0" w:line="276" w:lineRule="auto"/>
-              <w:rPr>
-                <w:rFonts w:ascii="Segoe UI Semibold" w:hAnsi="Segoe UI Semibold" w:cs="Segoe UI Semibold"/>
-                <w:sz w:val="22"/>
-                <w:szCs w:val="22"/>
-              </w:rPr>
-            </w:pPr>
-          </w:p>
-        </w:tc>
       </w:tr>
       <w:tr>
         <w:trPr>
+          <w:cantSplit/>
           <w:trHeight w:val="242"/>
         </w:trPr>
         <w:sdt>
           <w:sdtPr>
-            <w:rPr>
-              <w:rFonts w:cs="Segoe UI"/>
-              <w:color w:val="242424"/>
-              <w:sz w:val="22"/>
-              <w:szCs w:val="22"/>
-            </w:rPr>
+            <w:rPr/>
+            <w:alias w:val="DocumentNo"/>
+            <w:tag w:val="#BC:InsertDataItem,DataItems/Header/DocumentNo"/>
+            <w:id w:val="-607119090"/>
+            <w:placeholder>
+              <w:docPart w:val="DefaultPlaceholder_-1854013440"/>
+            </w:placeholder>
+            <w15:color w:val="808080"/>
+            <w:text/>
+          </w:sdtPr>
+          <w:sdtContent>
+            <w:tc>
+              <w:tcPr>
+                <w:tcW w:w="1250" w:type="pct"/>
+              </w:tcPr>
+              <w:p>
+                <w:pPr>
+                  <w:pStyle w:val="NoSpacing"/>
+                </w:pPr>
+                <w:proofErr w:type="spellStart"/>
+                <w:r>
+                  <w:t>DocumentNo</w:t>
+                </w:r>
+                <w:proofErr w:type="spellEnd"/>
+              </w:p>
+            </w:tc>
+          </w:sdtContent>
+        </w:sdt>
+        <w:sdt>
+          <w:sdtPr>
+            <w:rPr/>
             <w:alias w:val="DocumentDate"/>
             <w:tag w:val="#BC:InsertDataItem,DataItems/Header/DocumentDate"/>
             <w:id w:val="660582297"/>
             <w:placeholder>
-              <w:docPart w:val="A0E96F6C2CA8416E823426A861DBC2FB"/>
+              <w:docPart w:val="9A63B52CEC3949FF8621813DD77F40F0"/>
             </w:placeholder>
+            <w:dataBinding w:prefixMappings="&lt;xmlns:ns0='urn:microsoft-dynamics-nav/reports/Standard_Sales_Quote/1304/' " w:xpath="/ns0:NavWordReportXmlPart[1]/ns0:Header[1]/ns0:DocumentDate[1]" w:storeItemID="{00000000-0000-0000-0000-000000000000}"/>
             <w15:color w:val="808080"/>
             <w:text/>
-            <w:dataBinding w:prefixMappings="xmlns:ns0='urn:microsoft-dynamics-nav/reports/Standard_Sales_Quote/1304/'" w:xpath="/ns0:NavWordReportXmlPart[1]/ns0:Header[1]/ns0:DocumentDate[1]"/>
           </w:sdtPr>
           <w:sdtContent>
             <w:tc>
               <w:tcPr>
-                <w:tcW w:w="2624" w:type="dxa"/>
+                <w:tcW w:w="1250" w:type="pct"/>
               </w:tcPr>
               <w:p>
                 <w:pPr>
-                  <w:rPr>
-                    <w:rFonts w:cs="Segoe UI" w:asciiTheme="minorHAnsi" w:hAnsiTheme="minorHAnsi"/>
-                    <w:color w:val="242424"/>
-                    <w:sz w:val="22"/>
-                    <w:szCs w:val="22"/>
-                  </w:rPr>
+                  <w:pStyle w:val="NoSpacing"/>
                 </w:pPr>
                 <w:proofErr w:type="spellStart"/>
                 <w:r>
-                  <w:rPr>
-                    <w:rFonts w:cs="Segoe UI" w:asciiTheme="minorHAnsi" w:hAnsiTheme="minorHAnsi"/>
-                    <w:color w:val="242424"/>
-                    <w:sz w:val="22"/>
-                    <w:szCs w:val="22"/>
-                  </w:rPr>
                   <w:t>DocumentDate</w:t>
                 </w:r>
                 <w:proofErr w:type="spellEnd"/>
@@ -1075,44 +852,28 @@
         </w:sdt>
         <w:sdt>
           <w:sdtPr>
-            <w:rPr>
-              <w:rFonts w:cs="Segoe UI"/>
-              <w:color w:val="242424"/>
-              <w:sz w:val="22"/>
-              <w:szCs w:val="22"/>
-            </w:rPr>
+            <w:rPr/>
             <w:alias w:val="QuoteValidToDate"/>
             <w:tag w:val="#BC:InsertDataItem,DataItems/Header/QuoteValidToDate"/>
             <w:id w:val="-1734689925"/>
             <w:placeholder>
-              <w:docPart w:val="A0E96F6C2CA8416E823426A861DBC2FB"/>
+              <w:docPart w:val="5CD04B57BEF34B438433AE83553E4B8E"/>
             </w:placeholder>
+            <w:dataBinding w:prefixMappings="&lt;xmlns:ns0='urn:microsoft-dynamics-nav/reports/Standard_Sales_Quote/1304/' " w:xpath="/ns0:NavWordReportXmlPart[1]/ns0:Header[1]/ns0:QuoteValidToDate[1]" w:storeItemID="{00000000-0000-0000-0000-000000000000}"/>
             <w15:color w:val="808080"/>
             <w:text/>
-            <w:dataBinding w:prefixMappings="xmlns:ns0='urn:microsoft-dynamics-nav/reports/Standard_Sales_Quote/1304/'" w:xpath="/ns0:NavWordReportXmlPart[1]/ns0:Header[1]/ns0:QuoteValidToDate[1]"/>
           </w:sdtPr>
           <w:sdtContent>
             <w:tc>
               <w:tcPr>
-                <w:tcW w:w="2625" w:type="dxa"/>
+                <w:tcW w:w="1250" w:type="pct"/>
               </w:tcPr>
               <w:p>
                 <w:pPr>
-                  <w:rPr>
-                    <w:rFonts w:cs="Segoe UI" w:asciiTheme="minorHAnsi" w:hAnsiTheme="minorHAnsi"/>
-                    <w:color w:val="242424"/>
-                    <w:sz w:val="22"/>
-                    <w:szCs w:val="22"/>
-                  </w:rPr>
+                  <w:pStyle w:val="NoSpacing"/>
                 </w:pPr>
                 <w:proofErr w:type="spellStart"/>
                 <w:r>
-                  <w:rPr>
-                    <w:rFonts w:cs="Segoe UI" w:asciiTheme="minorHAnsi" w:hAnsiTheme="minorHAnsi"/>
-                    <w:color w:val="242424"/>
-                    <w:sz w:val="22"/>
-                    <w:szCs w:val="22"/>
-                  </w:rPr>
                   <w:t>QuoteValidToDate</w:t>
                 </w:r>
                 <w:proofErr w:type="spellEnd"/>
@@ -1122,44 +883,28 @@
         </w:sdt>
         <w:sdt>
           <w:sdtPr>
-            <w:rPr>
-              <w:rFonts w:cs="Segoe UI"/>
-              <w:color w:val="242424"/>
-              <w:sz w:val="22"/>
-              <w:szCs w:val="22"/>
-            </w:rPr>
+            <w:rPr/>
             <w:alias w:val="SalesPersonName"/>
             <w:tag w:val="#BC:InsertDataItem,DataItems/Header/SalesPersonName"/>
             <w:id w:val="269368846"/>
             <w:placeholder>
-              <w:docPart w:val="45475A057E344D82832CAFDC0CADC2D1"/>
+              <w:docPart w:val="9972D2C5830C45448958367633788881"/>
             </w:placeholder>
+            <w:dataBinding w:prefixMappings="&lt;xmlns:ns0='urn:microsoft-dynamics-nav/reports/Standard_Sales_Quote/1304/' " w:xpath="/ns0:NavWordReportXmlPart[1]/ns0:Header[1]/ns0:SalesPersonName[1]" w:storeItemID="{00000000-0000-0000-0000-000000000000}"/>
             <w15:color w:val="808080"/>
             <w:text/>
-            <w:dataBinding w:prefixMappings="xmlns:ns0='urn:microsoft-dynamics-nav/reports/Standard_Sales_Quote/1304/'" w:xpath="/ns0:NavWordReportXmlPart[1]/ns0:Header[1]/ns0:SalesPersonName[1]"/>
           </w:sdtPr>
           <w:sdtContent>
             <w:tc>
               <w:tcPr>
-                <w:tcW w:w="2624" w:type="dxa"/>
+                <w:tcW w:w="1250" w:type="pct"/>
               </w:tcPr>
               <w:p>
                 <w:pPr>
-                  <w:rPr>
-                    <w:rFonts w:cs="Segoe UI" w:asciiTheme="minorHAnsi" w:hAnsiTheme="minorHAnsi"/>
-                    <w:color w:val="242424"/>
-                    <w:sz w:val="22"/>
-                    <w:szCs w:val="22"/>
-                  </w:rPr>
+                  <w:pStyle w:val="NoSpacing"/>
                 </w:pPr>
                 <w:proofErr w:type="spellStart"/>
                 <w:r>
-                  <w:rPr>
-                    <w:rFonts w:cs="Segoe UI" w:asciiTheme="minorHAnsi" w:hAnsiTheme="minorHAnsi"/>
-                    <w:color w:val="242424"/>
-                    <w:sz w:val="22"/>
-                    <w:szCs w:val="22"/>
-                  </w:rPr>
                   <w:t>SalesPersonName</w:t>
                 </w:r>
                 <w:proofErr w:type="spellEnd"/>
@@ -1167,45 +912,25 @@
             </w:tc>
           </w:sdtContent>
         </w:sdt>
-        <w:tc>
-          <w:tcPr>
-            <w:tcW w:w="2625" w:type="dxa"/>
-          </w:tcPr>
-          <w:p>
-            <w:pPr>
-              <w:rPr>
-                <w:rFonts w:cs="Segoe UI" w:asciiTheme="minorHAnsi" w:hAnsiTheme="minorHAnsi"/>
-                <w:color w:val="242424"/>
-                <w:sz w:val="22"/>
-                <w:szCs w:val="22"/>
-              </w:rPr>
-            </w:pPr>
-          </w:p>
-        </w:tc>
       </w:tr>
     </w:tbl>
     <w:p>
-      <w:pPr>
-        <w:rPr>
-          <w:sz w:val="22"/>
-          <w:szCs w:val="22"/>
-        </w:rPr>
-      </w:pPr>
+      <w:pPr/>
     </w:p>
     <w:tbl>
       <w:tblPr>
-        <w:tblStyle w:val="CLSequoiatablestyle021"/>
-        <w:tblW w:w="10503" w:type="dxa"/>
-        <w:tblLayout w:type="fixed"/>
-        <w:tblLook w:val="04A0" w:firstRow="1" w:lastRow="0" w:firstColumn="1" w:lastColumn="0" w:noHBand="0" w:noVBand="1"/>
+        <w:tblStyle w:val="BCDataTable"/>
+        <w:tblW w:w="5000" w:type="pct"/>
+        <w:tblLook w:val="0460" w:firstRow="1" w:lastRow="1" w:firstColumn="0" w:lastColumn="0" w:noHBand="0" w:noVBand="1"/>
         <w:tblCaption w:val="Data Table Block"/>
+        <w:tblDescription w:val="Document lines. Column headers in the first row."/>
       </w:tblPr>
       <w:tblGrid>
         <w:gridCol w:w="811"/>
-        <w:gridCol w:w="2347"/>
+        <w:gridCol w:w="2346"/>
         <w:gridCol w:w="1170"/>
-        <w:gridCol w:w="806"/>
-        <w:gridCol w:w="1440"/>
+        <w:gridCol w:w="807"/>
+        <w:gridCol w:w="1441"/>
         <w:gridCol w:w="1351"/>
         <w:gridCol w:w="994"/>
         <w:gridCol w:w="1584"/>
@@ -1213,50 +938,38 @@
       <w:tr>
         <w:trPr>
           <w:cnfStyle w:val="100000000000" w:firstRow="1" w:lastRow="0" w:firstColumn="0" w:lastColumn="0" w:oddVBand="0" w:evenVBand="0" w:oddHBand="0" w:evenHBand="0" w:firstRowFirstColumn="0" w:firstRowLastColumn="0" w:lastRowFirstColumn="0" w:lastRowLastColumn="0"/>
+          <w:cantSplit/>
           <w:trHeight w:val="490"/>
+          <w:tblHeader/>
         </w:trPr>
         <w:tc>
           <w:tcPr>
             <w:cnfStyle w:val="001000000000" w:firstRow="0" w:lastRow="0" w:firstColumn="1" w:lastColumn="0" w:oddVBand="0" w:evenVBand="0" w:oddHBand="0" w:evenHBand="0" w:firstRowFirstColumn="0" w:firstRowLastColumn="0" w:lastRowFirstColumn="0" w:lastRowLastColumn="0"/>
-            <w:tcW w:w="811" w:type="dxa"/>
+            <w:tcW w:w="386" w:type="pct"/>
             <w:tcBorders>
-              <w:bottom w:val="single" w:color="auto" w:sz="4" w:space="0"/>
+              <w:bottom w:val="single" w:sz="4" w:space="0" w:color="auto"/>
             </w:tcBorders>
           </w:tcPr>
           <w:sdt>
             <w:sdtPr>
-              <w:rPr>
-                <w:rFonts w:ascii="Segoe UI Semibold" w:hAnsi="Segoe UI Semibold" w:cs="Segoe UI Semibold" w:eastAsiaTheme="minorHAnsi"/>
-                <w:sz w:val="22"/>
-                <w:szCs w:val="22"/>
-              </w:rPr>
+              <w:rPr/>
               <w:alias w:val="ItemNo_Line_Lbl"/>
               <w:tag w:val="#BC:InsertDataItem,DataItems/Header/Line/ItemNo_Line_Lbl"/>
               <w:id w:val="2050642905"/>
               <w:placeholder>
                 <w:docPart w:val="771EE5EC08E248F69ABEAE1B0A48FBC8"/>
               </w:placeholder>
-              <w:dataBinding w:prefixMappings="xmlns:ns0='urn:microsoft-dynamics-nav/reports/Standard_Sales_Quote/1304/'" w:xpath="/ns0:NavWordReportXmlPart[1]/ns0:Header[1]/ns0:Line[1]/ns0:ItemNo_Line_Lbl[1]" w:storeItemID="{00000000-0000-0000-0000-000000000000}"/>
+              <w:dataBinding w:prefixMappings="&lt;xmlns:ns0='urn:microsoft-dynamics-nav/reports/Standard_Sales_Quote/1304/' " w:xpath="/ns0:NavWordReportXmlPart[1]/ns0:Header[1]/ns0:Line[1]/ns0:ItemNo_Line_Lbl[1]" w:storeItemID="{00000000-0000-0000-0000-000000000000}"/>
               <w15:color w:val="808080"/>
               <w:text/>
             </w:sdtPr>
             <w:sdtContent>
               <w:p>
                 <w:pPr>
-                  <w:pStyle w:val="Heading2"/>
-                  <w:rPr>
-                    <w:rFonts w:ascii="Segoe UI Semibold" w:hAnsi="Segoe UI Semibold" w:cs="Segoe UI Semibold" w:eastAsiaTheme="minorHAnsi"/>
-                    <w:sz w:val="22"/>
-                    <w:szCs w:val="22"/>
-                  </w:rPr>
+                  <w:pStyle w:val="BCLabel"/>
                 </w:pPr>
                 <w:proofErr w:type="spellStart"/>
                 <w:r>
-                  <w:rPr>
-                    <w:rFonts w:ascii="Segoe UI Semibold" w:hAnsi="Segoe UI Semibold" w:cs="Segoe UI Semibold" w:eastAsiaTheme="minorHAnsi"/>
-                    <w:sz w:val="22"/>
-                    <w:szCs w:val="22"/>
-                  </w:rPr>
                   <w:t>ItemNo_Line_Lbl</w:t>
                 </w:r>
                 <w:proofErr w:type="spellEnd"/>
@@ -1266,46 +979,32 @@
         </w:tc>
         <w:sdt>
           <w:sdtPr>
-            <w:rPr>
-              <w:rFonts w:ascii="Segoe UI Semibold" w:hAnsi="Segoe UI Semibold" w:cs="Segoe UI Semibold"/>
-              <w:sz w:val="22"/>
-              <w:szCs w:val="22"/>
-            </w:rPr>
+            <w:rPr/>
             <w:alias w:val="Description_Line_Lbl"/>
             <w:tag w:val="#BC:InsertDataItem,DataItems/Header/Line/Description_Line_Lbl"/>
             <w:id w:val="55748171"/>
             <w:placeholder>
               <w:docPart w:val="41A0361E987C462AA93018119CD1DE80"/>
             </w:placeholder>
-            <w:dataBinding w:prefixMappings="xmlns:ns0='urn:microsoft-dynamics-nav/reports/Standard_Sales_Quote/1304/'" w:xpath="/ns0:NavWordReportXmlPart[1]/ns0:Header[1]/ns0:Line[1]/ns0:Description_Line_Lbl[1]" w:storeItemID="{00000000-0000-0000-0000-000000000000}"/>
+            <w:dataBinding w:prefixMappings="&lt;xmlns:ns0='urn:microsoft-dynamics-nav/reports/Standard_Sales_Quote/1304/' " w:xpath="/ns0:NavWordReportXmlPart[1]/ns0:Header[1]/ns0:Line[1]/ns0:Description_Line_Lbl[1]" w:storeItemID="{00000000-0000-0000-0000-000000000000}"/>
             <w15:color w:val="808080"/>
             <w:text/>
           </w:sdtPr>
           <w:sdtContent>
             <w:tc>
               <w:tcPr>
-                <w:tcW w:w="2347" w:type="dxa"/>
+                <w:tcW w:w="1117" w:type="pct"/>
                 <w:tcBorders>
-                  <w:bottom w:val="single" w:color="auto" w:sz="4" w:space="0"/>
+                  <w:bottom w:val="single" w:sz="4" w:space="0" w:color="auto"/>
                 </w:tcBorders>
               </w:tcPr>
               <w:p>
                 <w:pPr>
-                  <w:pStyle w:val="Heading2"/>
+                  <w:pStyle w:val="BCLabel"/>
                   <w:cnfStyle w:val="100000000000" w:firstRow="1" w:lastRow="0" w:firstColumn="0" w:lastColumn="0" w:oddVBand="0" w:evenVBand="0" w:oddHBand="0" w:evenHBand="0" w:firstRowFirstColumn="0" w:firstRowLastColumn="0" w:lastRowFirstColumn="0" w:lastRowLastColumn="0"/>
-                  <w:rPr>
-                    <w:rFonts w:ascii="Segoe UI Semibold" w:hAnsi="Segoe UI Semibold" w:cs="Segoe UI Semibold"/>
-                    <w:sz w:val="22"/>
-                    <w:szCs w:val="22"/>
-                  </w:rPr>
                 </w:pPr>
                 <w:proofErr w:type="spellStart"/>
                 <w:r>
-                  <w:rPr>
-                    <w:rFonts w:ascii="Segoe UI Semibold" w:hAnsi="Segoe UI Semibold" w:cs="Segoe UI Semibold"/>
-                    <w:sz w:val="22"/>
-                    <w:szCs w:val="22"/>
-                  </w:rPr>
                   <w:t>Description_Line_Lbl</w:t>
                 </w:r>
                 <w:proofErr w:type="spellEnd"/>
@@ -1315,47 +1014,33 @@
         </w:sdt>
         <w:sdt>
           <w:sdtPr>
-            <w:rPr>
-              <w:rFonts w:ascii="Segoe UI Semibold" w:hAnsi="Segoe UI Semibold" w:cs="Segoe UI Semibold"/>
-              <w:sz w:val="22"/>
-              <w:szCs w:val="22"/>
-            </w:rPr>
+            <w:rPr/>
             <w:alias w:val="Quantity_Line_Lbl"/>
             <w:tag w:val="#BC:InsertDataItem,DataItems/Header/Line/Quantity_Line_Lbl"/>
             <w:id w:val="-278416351"/>
             <w:placeholder>
               <w:docPart w:val="AF8662762225494280BAF2C5F30E5C5E"/>
             </w:placeholder>
-            <w:dataBinding w:prefixMappings="xmlns:ns0='urn:microsoft-dynamics-nav/reports/Standard_Sales_Quote/1304/'" w:xpath="/ns0:NavWordReportXmlPart[1]/ns0:Header[1]/ns0:Line[1]/ns0:Quantity_Line_Lbl[1]" w:storeItemID="{00000000-0000-0000-0000-000000000000}"/>
+            <w:dataBinding w:prefixMappings="&lt;xmlns:ns0='urn:microsoft-dynamics-nav/reports/Standard_Sales_Quote/1304/' " w:xpath="/ns0:NavWordReportXmlPart[1]/ns0:Header[1]/ns0:Line[1]/ns0:Quantity_Line_Lbl[1]" w:storeItemID="{00000000-0000-0000-0000-000000000000}"/>
             <w15:color w:val="808080"/>
             <w:text/>
           </w:sdtPr>
           <w:sdtContent>
             <w:tc>
               <w:tcPr>
-                <w:tcW w:w="1170" w:type="dxa"/>
+                <w:tcW w:w="557" w:type="pct"/>
                 <w:tcBorders>
-                  <w:bottom w:val="single" w:color="auto" w:sz="4" w:space="0"/>
+                  <w:bottom w:val="single" w:sz="4" w:space="0" w:color="auto"/>
                 </w:tcBorders>
               </w:tcPr>
               <w:p>
                 <w:pPr>
-                  <w:pStyle w:val="Heading2"/>
+                  <w:pStyle w:val="BCLabelNumber"/>
                   <w:jc w:val="right"/>
                   <w:cnfStyle w:val="100000000000" w:firstRow="1" w:lastRow="0" w:firstColumn="0" w:lastColumn="0" w:oddVBand="0" w:evenVBand="0" w:oddHBand="0" w:evenHBand="0" w:firstRowFirstColumn="0" w:firstRowLastColumn="0" w:lastRowFirstColumn="0" w:lastRowLastColumn="0"/>
-                  <w:rPr>
-                    <w:rFonts w:ascii="Segoe UI Semibold" w:hAnsi="Segoe UI Semibold" w:cs="Segoe UI Semibold"/>
-                    <w:sz w:val="22"/>
-                    <w:szCs w:val="22"/>
-                  </w:rPr>
                 </w:pPr>
                 <w:proofErr w:type="spellStart"/>
                 <w:r>
-                  <w:rPr>
-                    <w:rFonts w:ascii="Segoe UI Semibold" w:hAnsi="Segoe UI Semibold" w:cs="Segoe UI Semibold"/>
-                    <w:sz w:val="22"/>
-                    <w:szCs w:val="22"/>
-                  </w:rPr>
                   <w:t>Quantity_Line_Lbl</w:t>
                 </w:r>
                 <w:proofErr w:type="spellEnd"/>
@@ -1365,46 +1050,32 @@
         </w:sdt>
         <w:sdt>
           <w:sdtPr>
-            <w:rPr>
-              <w:rFonts w:ascii="Segoe UI Semibold" w:hAnsi="Segoe UI Semibold" w:cs="Segoe UI Semibold"/>
-              <w:sz w:val="22"/>
-              <w:szCs w:val="22"/>
-            </w:rPr>
+            <w:rPr/>
             <w:alias w:val="Unit_Lbl"/>
             <w:tag w:val="#BC:InsertDataItem,DataItems/Header/Line/Unit_Lbl"/>
             <w:id w:val="1441568432"/>
             <w:placeholder>
               <w:docPart w:val="0896460219594A92923C2255DA59C353"/>
             </w:placeholder>
+            <w:dataBinding w:prefixMappings="&lt;xmlns:ns0='urn:microsoft-dynamics-nav/reports/Standard_Sales_Quote/1304/' " w:xpath="/ns0:NavWordReportXmlPart[1]/ns0:Header[1]/ns0:Line[1]/ns0:Unit_Lbl[1]" w:storeItemID="{00000000-0000-0000-0000-000000000000}"/>
             <w15:color w:val="808080"/>
             <w:text/>
-            <w:dataBinding w:prefixMappings="xmlns:ns0='urn:microsoft-dynamics-nav/reports/Standard_Sales_Quote/1304/'" w:xpath="/ns0:NavWordReportXmlPart[1]/ns0:Header[1]/ns0:Line[1]/ns0:Unit_Lbl[1]"/>
           </w:sdtPr>
           <w:sdtContent>
             <w:tc>
               <w:tcPr>
-                <w:tcW w:w="806" w:type="dxa"/>
+                <w:tcW w:w="384" w:type="pct"/>
                 <w:tcBorders>
-                  <w:bottom w:val="single" w:color="auto" w:sz="4" w:space="0"/>
+                  <w:bottom w:val="single" w:sz="4" w:space="0" w:color="auto"/>
                 </w:tcBorders>
               </w:tcPr>
               <w:p>
                 <w:pPr>
-                  <w:pStyle w:val="Heading2"/>
+                  <w:pStyle w:val="BCLabel"/>
                   <w:cnfStyle w:val="100000000000" w:firstRow="1" w:lastRow="0" w:firstColumn="0" w:lastColumn="0" w:oddVBand="0" w:evenVBand="0" w:oddHBand="0" w:evenHBand="0" w:firstRowFirstColumn="0" w:firstRowLastColumn="0" w:lastRowFirstColumn="0" w:lastRowLastColumn="0"/>
-                  <w:rPr>
-                    <w:rFonts w:ascii="Segoe UI Semibold" w:hAnsi="Segoe UI Semibold" w:cs="Segoe UI Semibold"/>
-                    <w:sz w:val="22"/>
-                    <w:szCs w:val="22"/>
-                  </w:rPr>
                 </w:pPr>
                 <w:proofErr w:type="spellStart"/>
                 <w:r>
-                  <w:rPr>
-                    <w:rFonts w:ascii="Segoe UI Semibold" w:hAnsi="Segoe UI Semibold" w:cs="Segoe UI Semibold"/>
-                    <w:sz w:val="22"/>
-                    <w:szCs w:val="22"/>
-                  </w:rPr>
                   <w:t>Unit_Lbl</w:t>
                 </w:r>
                 <w:proofErr w:type="spellEnd"/>
@@ -1414,46 +1085,32 @@
         </w:sdt>
         <w:sdt>
           <w:sdtPr>
-            <w:rPr>
-              <w:rFonts w:ascii="Segoe UI Semibold" w:hAnsi="Segoe UI Semibold" w:cs="Segoe UI Semibold"/>
-              <w:sz w:val="22"/>
-              <w:szCs w:val="22"/>
-            </w:rPr>
+            <w:rPr/>
             <w:alias w:val="UnitPrice_Lbl"/>
             <w:tag w:val="#BC:InsertDataItem,DataItems/Header/Line/UnitPrice_Lbl"/>
             <w:id w:val="-1044597726"/>
             <w:placeholder>
               <w:docPart w:val="8B3B5284D2AA470CA1F02E99A6046C47"/>
             </w:placeholder>
-            <w:dataBinding w:prefixMappings="xmlns:ns0='urn:microsoft-dynamics-nav/reports/Standard_Sales_Quote/1304/'" w:xpath="/ns0:NavWordReportXmlPart[1]/ns0:Header[1]/ns0:Line[1]/ns0:UnitPrice_Lbl[1]" w:storeItemID="{00000000-0000-0000-0000-000000000000}"/>
+            <w:dataBinding w:prefixMappings="&lt;xmlns:ns0='urn:microsoft-dynamics-nav/reports/Standard_Sales_Quote/1304/' " w:xpath="/ns0:NavWordReportXmlPart[1]/ns0:Header[1]/ns0:Line[1]/ns0:UnitPrice_Lbl[1]" w:storeItemID="{00000000-0000-0000-0000-000000000000}"/>
             <w15:color w:val="808080"/>
             <w:text/>
           </w:sdtPr>
           <w:sdtContent>
             <w:tc>
               <w:tcPr>
-                <w:tcW w:w="1440" w:type="dxa"/>
+                <w:tcW w:w="686" w:type="pct"/>
                 <w:tcBorders>
-                  <w:bottom w:val="single" w:color="auto" w:sz="4" w:space="0"/>
+                  <w:bottom w:val="single" w:sz="4" w:space="0" w:color="auto"/>
                 </w:tcBorders>
               </w:tcPr>
               <w:p>
                 <w:pPr>
-                  <w:pStyle w:val="Heading2"/>
+                  <w:pStyle w:val="BCLabel"/>
                   <w:cnfStyle w:val="100000000000" w:firstRow="1" w:lastRow="0" w:firstColumn="0" w:lastColumn="0" w:oddVBand="0" w:evenVBand="0" w:oddHBand="0" w:evenHBand="0" w:firstRowFirstColumn="0" w:firstRowLastColumn="0" w:lastRowFirstColumn="0" w:lastRowLastColumn="0"/>
-                  <w:rPr>
-                    <w:rFonts w:ascii="Segoe UI Semibold" w:hAnsi="Segoe UI Semibold" w:cs="Segoe UI Semibold"/>
-                    <w:sz w:val="22"/>
-                    <w:szCs w:val="22"/>
-                  </w:rPr>
                 </w:pPr>
                 <w:proofErr w:type="spellStart"/>
                 <w:r>
-                  <w:rPr>
-                    <w:rFonts w:ascii="Segoe UI Semibold" w:hAnsi="Segoe UI Semibold" w:cs="Segoe UI Semibold"/>
-                    <w:sz w:val="22"/>
-                    <w:szCs w:val="22"/>
-                  </w:rPr>
                   <w:t>UnitPrice_Lbl</w:t>
                 </w:r>
                 <w:proofErr w:type="spellEnd"/>
@@ -1463,46 +1120,32 @@
         </w:sdt>
         <w:sdt>
           <w:sdtPr>
-            <w:rPr>
-              <w:rFonts w:ascii="Segoe UI Semibold" w:hAnsi="Segoe UI Semibold" w:cs="Segoe UI Semibold"/>
-              <w:sz w:val="22"/>
-              <w:szCs w:val="22"/>
-            </w:rPr>
+            <w:rPr/>
             <w:alias w:val="SalesInvoiceLineDiscount_Lbl"/>
             <w:tag w:val="#BC:InsertDataItem,DataItems/Header/SalesInvoiceLineDiscount_Lbl"/>
             <w:id w:val="-264690703"/>
             <w:placeholder>
               <w:docPart w:val="0896460219594A92923C2255DA59C353"/>
             </w:placeholder>
+            <w:dataBinding w:prefixMappings="&lt;xmlns:ns0='urn:microsoft-dynamics-nav/reports/Standard_Sales_Quote/1304/' " w:xpath="/ns0:NavWordReportXmlPart[1]/ns0:Header[1]/ns0:SalesInvoiceLineDiscount_Lbl[1]" w:storeItemID="{00000000-0000-0000-0000-000000000000}"/>
             <w15:color w:val="808080"/>
             <w:text/>
-            <w:dataBinding w:prefixMappings="xmlns:ns0='urn:microsoft-dynamics-nav/reports/Standard_Sales_Quote/1304/'" w:xpath="/ns0:NavWordReportXmlPart[1]/ns0:Header[1]/ns0:SalesInvoiceLineDiscount_Lbl[1]"/>
           </w:sdtPr>
           <w:sdtContent>
             <w:tc>
               <w:tcPr>
-                <w:tcW w:w="1351" w:type="dxa"/>
+                <w:tcW w:w="643" w:type="pct"/>
                 <w:tcBorders>
-                  <w:bottom w:val="single" w:color="auto" w:sz="4" w:space="0"/>
+                  <w:bottom w:val="single" w:sz="4" w:space="0" w:color="auto"/>
                 </w:tcBorders>
               </w:tcPr>
               <w:p>
                 <w:pPr>
-                  <w:pStyle w:val="Heading2"/>
+                  <w:pStyle w:val="BCLabel"/>
                   <w:cnfStyle w:val="100000000000" w:firstRow="1" w:lastRow="0" w:firstColumn="0" w:lastColumn="0" w:oddVBand="0" w:evenVBand="0" w:oddHBand="0" w:evenHBand="0" w:firstRowFirstColumn="0" w:firstRowLastColumn="0" w:lastRowFirstColumn="0" w:lastRowLastColumn="0"/>
-                  <w:rPr>
-                    <w:rFonts w:ascii="Segoe UI Semibold" w:hAnsi="Segoe UI Semibold" w:cs="Segoe UI Semibold"/>
-                    <w:sz w:val="22"/>
-                    <w:szCs w:val="22"/>
-                  </w:rPr>
                 </w:pPr>
                 <w:proofErr w:type="spellStart"/>
                 <w:r>
-                  <w:rPr>
-                    <w:rFonts w:ascii="Segoe UI Semibold" w:hAnsi="Segoe UI Semibold" w:cs="Segoe UI Semibold"/>
-                    <w:sz w:val="22"/>
-                    <w:szCs w:val="22"/>
-                  </w:rPr>
                   <w:t>SalesInvoiceLineDiscount_Lbl</w:t>
                 </w:r>
                 <w:proofErr w:type="spellEnd"/>
@@ -1512,46 +1155,32 @@
         </w:sdt>
         <w:sdt>
           <w:sdtPr>
-            <w:rPr>
-              <w:rFonts w:ascii="Segoe UI Semibold" w:hAnsi="Segoe UI Semibold" w:cs="Segoe UI Semibold"/>
-              <w:sz w:val="22"/>
-              <w:szCs w:val="22"/>
-            </w:rPr>
+            <w:rPr/>
             <w:alias w:val="VATPct_Line_Lbl"/>
             <w:tag w:val="#BC:InsertDataItem,DataItems/Header/Line/VATPct_Line_Lbl"/>
             <w:id w:val="682009838"/>
             <w:placeholder>
               <w:docPart w:val="68573052D0374E66B93596474C7A41B8"/>
             </w:placeholder>
+            <w:dataBinding w:prefixMappings="&lt;xmlns:ns0='urn:microsoft-dynamics-nav/reports/Standard_Sales_Quote/1304/' " w:xpath="/ns0:NavWordReportXmlPart[1]/ns0:Header[1]/ns0:Line[1]/ns0:VATPct_Line_Lbl[1]" w:storeItemID="{00000000-0000-0000-0000-000000000000}"/>
             <w15:color w:val="808080"/>
             <w:text/>
-            <w:dataBinding w:prefixMappings="xmlns:ns0='urn:microsoft-dynamics-nav/reports/Standard_Sales_Quote/1304/'" w:xpath="/ns0:NavWordReportXmlPart[1]/ns0:Header[1]/ns0:Line[1]/ns0:VATPct_Line_Lbl[1]"/>
           </w:sdtPr>
           <w:sdtContent>
             <w:tc>
               <w:tcPr>
-                <w:tcW w:w="994" w:type="dxa"/>
+                <w:tcW w:w="473" w:type="pct"/>
                 <w:tcBorders>
-                  <w:bottom w:val="single" w:color="auto" w:sz="4" w:space="0"/>
+                  <w:bottom w:val="single" w:sz="4" w:space="0" w:color="auto"/>
                 </w:tcBorders>
               </w:tcPr>
               <w:p>
                 <w:pPr>
-                  <w:pStyle w:val="Heading2"/>
+                  <w:pStyle w:val="BCLabel"/>
                   <w:cnfStyle w:val="100000000000" w:firstRow="1" w:lastRow="0" w:firstColumn="0" w:lastColumn="0" w:oddVBand="0" w:evenVBand="0" w:oddHBand="0" w:evenHBand="0" w:firstRowFirstColumn="0" w:firstRowLastColumn="0" w:lastRowFirstColumn="0" w:lastRowLastColumn="0"/>
-                  <w:rPr>
-                    <w:rFonts w:ascii="Segoe UI Semibold" w:hAnsi="Segoe UI Semibold" w:cs="Segoe UI Semibold"/>
-                    <w:sz w:val="22"/>
-                    <w:szCs w:val="22"/>
-                  </w:rPr>
                 </w:pPr>
                 <w:proofErr w:type="spellStart"/>
                 <w:r>
-                  <w:rPr>
-                    <w:rFonts w:ascii="Segoe UI Semibold" w:hAnsi="Segoe UI Semibold" w:cs="Segoe UI Semibold"/>
-                    <w:sz w:val="22"/>
-                    <w:szCs w:val="22"/>
-                  </w:rPr>
                   <w:t>VATPct_Line_Lbl</w:t>
                 </w:r>
                 <w:proofErr w:type="spellEnd"/>
@@ -1561,47 +1190,33 @@
         </w:sdt>
         <w:sdt>
           <w:sdtPr>
-            <w:rPr>
-              <w:rFonts w:ascii="Segoe UI Semibold" w:hAnsi="Segoe UI Semibold" w:cs="Segoe UI Semibold"/>
-              <w:sz w:val="22"/>
-              <w:szCs w:val="22"/>
-            </w:rPr>
+            <w:rPr/>
             <w:alias w:val="LineAmount_Line_Lbl"/>
             <w:tag w:val="#BC:InsertDataItem,DataItems/Header/Line/LineAmount_Line_Lbl"/>
             <w:id w:val="-812258216"/>
             <w:placeholder>
               <w:docPart w:val="0C64677EA4ED4923B24C9E5A40B1D389"/>
             </w:placeholder>
-            <w:dataBinding w:prefixMappings="xmlns:ns0='urn:microsoft-dynamics-nav/reports/Standard_Sales_Quote/1304/'" w:xpath="/ns0:NavWordReportXmlPart[1]/ns0:Header[1]/ns0:Line[1]/ns0:LineAmount_Line_Lbl[1]" w:storeItemID="{00000000-0000-0000-0000-000000000000}"/>
+            <w:dataBinding w:prefixMappings="&lt;xmlns:ns0='urn:microsoft-dynamics-nav/reports/Standard_Sales_Quote/1304/' " w:xpath="/ns0:NavWordReportXmlPart[1]/ns0:Header[1]/ns0:Line[1]/ns0:LineAmount_Line_Lbl[1]" w:storeItemID="{00000000-0000-0000-0000-000000000000}"/>
             <w15:color w:val="808080"/>
             <w:text/>
           </w:sdtPr>
           <w:sdtContent>
             <w:tc>
               <w:tcPr>
-                <w:tcW w:w="1584" w:type="dxa"/>
+                <w:tcW w:w="754" w:type="pct"/>
                 <w:tcBorders>
-                  <w:bottom w:val="single" w:color="auto" w:sz="4" w:space="0"/>
+                  <w:bottom w:val="single" w:sz="4" w:space="0" w:color="auto"/>
                 </w:tcBorders>
               </w:tcPr>
               <w:p>
                 <w:pPr>
-                  <w:pStyle w:val="Heading2"/>
+                  <w:pStyle w:val="BCLabelNumber"/>
                   <w:jc w:val="right"/>
                   <w:cnfStyle w:val="100000000000" w:firstRow="1" w:lastRow="0" w:firstColumn="0" w:lastColumn="0" w:oddVBand="0" w:evenVBand="0" w:oddHBand="0" w:evenHBand="0" w:firstRowFirstColumn="0" w:firstRowLastColumn="0" w:lastRowFirstColumn="0" w:lastRowLastColumn="0"/>
-                  <w:rPr>
-                    <w:rFonts w:ascii="Segoe UI Semibold" w:hAnsi="Segoe UI Semibold" w:cs="Segoe UI Semibold"/>
-                    <w:sz w:val="22"/>
-                    <w:szCs w:val="22"/>
-                  </w:rPr>
                 </w:pPr>
                 <w:proofErr w:type="spellStart"/>
                 <w:r>
-                  <w:rPr>
-                    <w:rFonts w:ascii="Segoe UI Semibold" w:hAnsi="Segoe UI Semibold" w:cs="Segoe UI Semibold"/>
-                    <w:sz w:val="22"/>
-                    <w:szCs w:val="22"/>
-                  </w:rPr>
                   <w:t>LineAmount_Line_Lbl</w:t>
                 </w:r>
                 <w:proofErr w:type="spellEnd"/>
@@ -1613,23 +1228,21 @@
       <w:tr>
         <w:trPr>
           <w:cnfStyle w:val="000000100000" w:firstRow="0" w:lastRow="0" w:firstColumn="0" w:lastColumn="0" w:oddVBand="0" w:evenVBand="0" w:oddHBand="1" w:evenHBand="0" w:firstRowFirstColumn="0" w:firstRowLastColumn="0" w:lastRowFirstColumn="0" w:lastRowLastColumn="0"/>
-          <w:trHeight w:val="245" w:hRule="exact"/>
+          <w:cantSplit/>
+          <w:trHeight w:hRule="atLeast" w:val="245"/>
         </w:trPr>
         <w:tc>
           <w:tcPr>
             <w:cnfStyle w:val="001000000000" w:firstRow="0" w:lastRow="0" w:firstColumn="1" w:lastColumn="0" w:oddVBand="0" w:evenVBand="0" w:oddHBand="0" w:evenHBand="0" w:firstRowFirstColumn="0" w:firstRowLastColumn="0" w:lastRowFirstColumn="0" w:lastRowLastColumn="0"/>
-            <w:tcW w:w="811" w:type="dxa"/>
+            <w:tcW w:w="386" w:type="pct"/>
             <w:tcBorders>
-              <w:top w:val="single" w:color="auto" w:sz="4" w:space="0"/>
+              <w:top w:val="single" w:sz="4" w:space="0" w:color="auto"/>
             </w:tcBorders>
           </w:tcPr>
           <w:p>
             <w:pPr>
+              <w:pStyle w:val="NoSpacing"/>
               <w:rPr>
-                <w:rFonts w:ascii="Segoe UI Semibold" w:hAnsi="Segoe UI Semibold" w:cs="Segoe UI Semibold"/>
-                <w:b/>
-                <w:sz w:val="22"/>
-                <w:szCs w:val="22"/>
                 <w:lang w:val="en-US" w:eastAsia="en-US"/>
               </w:rPr>
             </w:pPr>
@@ -1637,20 +1250,16 @@
         </w:tc>
         <w:tc>
           <w:tcPr>
-            <w:tcW w:w="2347" w:type="dxa"/>
+            <w:tcW w:w="1117" w:type="pct"/>
             <w:tcBorders>
-              <w:top w:val="single" w:color="auto" w:sz="4" w:space="0"/>
+              <w:top w:val="single" w:sz="4" w:space="0" w:color="auto"/>
             </w:tcBorders>
           </w:tcPr>
           <w:p>
             <w:pPr>
+              <w:pStyle w:val="NoSpacing"/>
               <w:cnfStyle w:val="000000100000" w:firstRow="0" w:lastRow="0" w:firstColumn="0" w:lastColumn="0" w:oddVBand="0" w:evenVBand="0" w:oddHBand="1" w:evenHBand="0" w:firstRowFirstColumn="0" w:firstRowLastColumn="0" w:lastRowFirstColumn="0" w:lastRowLastColumn="0"/>
               <w:rPr>
-                <w:rFonts w:ascii="Segoe UI Semibold" w:hAnsi="Segoe UI Semibold" w:cs="Segoe UI Semibold"/>
-                <w:b/>
-                <w:bCs/>
-                <w:sz w:val="22"/>
-                <w:szCs w:val="22"/>
                 <w:lang w:val="en-US" w:eastAsia="en-US"/>
               </w:rPr>
             </w:pPr>
@@ -1658,20 +1267,16 @@
         </w:tc>
         <w:tc>
           <w:tcPr>
-            <w:tcW w:w="1170" w:type="dxa"/>
+            <w:tcW w:w="557" w:type="pct"/>
             <w:tcBorders>
-              <w:top w:val="single" w:color="auto" w:sz="4" w:space="0"/>
+              <w:top w:val="single" w:sz="4" w:space="0" w:color="auto"/>
             </w:tcBorders>
           </w:tcPr>
           <w:p>
             <w:pPr>
+              <w:pStyle w:val="NoSpacing"/>
               <w:cnfStyle w:val="000000100000" w:firstRow="0" w:lastRow="0" w:firstColumn="0" w:lastColumn="0" w:oddVBand="0" w:evenVBand="0" w:oddHBand="1" w:evenHBand="0" w:firstRowFirstColumn="0" w:firstRowLastColumn="0" w:lastRowFirstColumn="0" w:lastRowLastColumn="0"/>
               <w:rPr>
-                <w:rFonts w:ascii="Segoe UI Semibold" w:hAnsi="Segoe UI Semibold" w:cs="Segoe UI Semibold"/>
-                <w:b/>
-                <w:bCs/>
-                <w:sz w:val="22"/>
-                <w:szCs w:val="22"/>
                 <w:lang w:val="en-US" w:eastAsia="en-US"/>
               </w:rPr>
             </w:pPr>
@@ -1679,20 +1284,16 @@
         </w:tc>
         <w:tc>
           <w:tcPr>
-            <w:tcW w:w="806" w:type="dxa"/>
+            <w:tcW w:w="384" w:type="pct"/>
             <w:tcBorders>
-              <w:top w:val="single" w:color="auto" w:sz="4" w:space="0"/>
+              <w:top w:val="single" w:sz="4" w:space="0" w:color="auto"/>
             </w:tcBorders>
           </w:tcPr>
           <w:p>
             <w:pPr>
+              <w:pStyle w:val="NoSpacing"/>
               <w:cnfStyle w:val="000000100000" w:firstRow="0" w:lastRow="0" w:firstColumn="0" w:lastColumn="0" w:oddVBand="0" w:evenVBand="0" w:oddHBand="1" w:evenHBand="0" w:firstRowFirstColumn="0" w:firstRowLastColumn="0" w:lastRowFirstColumn="0" w:lastRowLastColumn="0"/>
               <w:rPr>
-                <w:rFonts w:ascii="Segoe UI Semibold" w:hAnsi="Segoe UI Semibold" w:cs="Segoe UI Semibold"/>
-                <w:b/>
-                <w:bCs/>
-                <w:sz w:val="22"/>
-                <w:szCs w:val="22"/>
                 <w:lang w:val="en-US" w:eastAsia="en-US"/>
               </w:rPr>
             </w:pPr>
@@ -1700,20 +1301,16 @@
         </w:tc>
         <w:tc>
           <w:tcPr>
-            <w:tcW w:w="1440" w:type="dxa"/>
+            <w:tcW w:w="686" w:type="pct"/>
             <w:tcBorders>
-              <w:top w:val="single" w:color="auto" w:sz="4" w:space="0"/>
+              <w:top w:val="single" w:sz="4" w:space="0" w:color="auto"/>
             </w:tcBorders>
           </w:tcPr>
           <w:p>
             <w:pPr>
+              <w:pStyle w:val="NoSpacing"/>
               <w:cnfStyle w:val="000000100000" w:firstRow="0" w:lastRow="0" w:firstColumn="0" w:lastColumn="0" w:oddVBand="0" w:evenVBand="0" w:oddHBand="1" w:evenHBand="0" w:firstRowFirstColumn="0" w:firstRowLastColumn="0" w:lastRowFirstColumn="0" w:lastRowLastColumn="0"/>
               <w:rPr>
-                <w:rFonts w:ascii="Segoe UI Semibold" w:hAnsi="Segoe UI Semibold" w:cs="Segoe UI Semibold"/>
-                <w:b/>
-                <w:bCs/>
-                <w:sz w:val="22"/>
-                <w:szCs w:val="22"/>
                 <w:lang w:val="en-US" w:eastAsia="en-US"/>
               </w:rPr>
             </w:pPr>
@@ -1721,21 +1318,17 @@
         </w:tc>
         <w:tc>
           <w:tcPr>
-            <w:tcW w:w="1351" w:type="dxa"/>
+            <w:tcW w:w="643" w:type="pct"/>
             <w:tcBorders>
-              <w:top w:val="single" w:color="auto" w:sz="4" w:space="0"/>
+              <w:top w:val="single" w:sz="4" w:space="0" w:color="auto"/>
             </w:tcBorders>
           </w:tcPr>
           <w:p>
             <w:pPr>
+              <w:pStyle w:val="BCNumber"/>
               <w:jc w:val="right"/>
               <w:cnfStyle w:val="000000100000" w:firstRow="0" w:lastRow="0" w:firstColumn="0" w:lastColumn="0" w:oddVBand="0" w:evenVBand="0" w:oddHBand="1" w:evenHBand="0" w:firstRowFirstColumn="0" w:firstRowLastColumn="0" w:lastRowFirstColumn="0" w:lastRowLastColumn="0"/>
               <w:rPr>
-                <w:rFonts w:ascii="Segoe UI Semibold" w:hAnsi="Segoe UI Semibold" w:cs="Segoe UI Semibold"/>
-                <w:b/>
-                <w:bCs/>
-                <w:sz w:val="22"/>
-                <w:szCs w:val="22"/>
                 <w:lang w:val="en-US" w:eastAsia="en-US"/>
               </w:rPr>
             </w:pPr>
@@ -1743,21 +1336,17 @@
         </w:tc>
         <w:tc>
           <w:tcPr>
-            <w:tcW w:w="994" w:type="dxa"/>
+            <w:tcW w:w="473" w:type="pct"/>
             <w:tcBorders>
-              <w:top w:val="single" w:color="auto" w:sz="4" w:space="0"/>
+              <w:top w:val="single" w:sz="4" w:space="0" w:color="auto"/>
             </w:tcBorders>
           </w:tcPr>
           <w:p>
             <w:pPr>
+              <w:pStyle w:val="BCNumber"/>
               <w:jc w:val="right"/>
               <w:cnfStyle w:val="000000100000" w:firstRow="0" w:lastRow="0" w:firstColumn="0" w:lastColumn="0" w:oddVBand="0" w:evenVBand="0" w:oddHBand="1" w:evenHBand="0" w:firstRowFirstColumn="0" w:firstRowLastColumn="0" w:lastRowFirstColumn="0" w:lastRowLastColumn="0"/>
               <w:rPr>
-                <w:rFonts w:ascii="Segoe UI Semibold" w:hAnsi="Segoe UI Semibold" w:cs="Segoe UI Semibold"/>
-                <w:b/>
-                <w:bCs/>
-                <w:sz w:val="22"/>
-                <w:szCs w:val="22"/>
                 <w:lang w:val="en-US" w:eastAsia="en-US"/>
               </w:rPr>
             </w:pPr>
@@ -1765,21 +1354,17 @@
         </w:tc>
         <w:tc>
           <w:tcPr>
-            <w:tcW w:w="1584" w:type="dxa"/>
+            <w:tcW w:w="754" w:type="pct"/>
             <w:tcBorders>
-              <w:top w:val="single" w:color="auto" w:sz="4" w:space="0"/>
+              <w:top w:val="single" w:sz="4" w:space="0" w:color="auto"/>
             </w:tcBorders>
           </w:tcPr>
           <w:p>
             <w:pPr>
+              <w:pStyle w:val="BCNumber"/>
               <w:jc w:val="right"/>
               <w:cnfStyle w:val="000000100000" w:firstRow="0" w:lastRow="0" w:firstColumn="0" w:lastColumn="0" w:oddVBand="0" w:evenVBand="0" w:oddHBand="1" w:evenHBand="0" w:firstRowFirstColumn="0" w:firstRowLastColumn="0" w:lastRowFirstColumn="0" w:lastRowLastColumn="0"/>
               <w:rPr>
-                <w:rFonts w:ascii="Segoe UI Semibold" w:hAnsi="Segoe UI Semibold" w:cs="Segoe UI Semibold"/>
-                <w:b/>
-                <w:bCs/>
-                <w:sz w:val="22"/>
-                <w:szCs w:val="22"/>
                 <w:lang w:val="en-US" w:eastAsia="en-US"/>
               </w:rPr>
             </w:pPr>
@@ -1789,13 +1374,7 @@
       <w:sdt>
         <w:sdtPr>
           <w:rPr>
-            <w:rFonts w:cs="Arial" w:asciiTheme="minorHAnsi" w:hAnsiTheme="minorHAnsi" w:eastAsiaTheme="minorEastAsia"/>
-            <w:bCs w:val="0"/>
-            <w:kern w:val="2"/>
-            <w:sz w:val="22"/>
-            <w:szCs w:val="22"/>
             <w:lang w:val="en-US" w:eastAsia="en-US"/>
-            <w14:ligatures w14:val="standardContextual"/>
           </w:rPr>
           <w:alias w:val="Repeater: Line"/>
           <w:tag w:val="#BC:InsertRepeater,DataItems/Header/Line"/>
@@ -1803,484 +1382,393 @@
           <w:placeholder>
             <w:docPart w:val="7890CA055DC942ACBCCD1C7C914EA1AD"/>
           </w:placeholder>
+          <w15:dataBinding w:prefixMappings="&lt;xmlns:ns0='urn:microsoft-dynamics-nav/reports/Standard_Sales_Quote/1304/' " w:xpath="/ns0:NavWordReportXmlPart[1]/ns0:Header[1]/ns0:Line" w:storeItemID="{00000000-0000-0000-0000-000000000000}"/>
           <w15:color w:val="808080"/>
+          <w15:repeatingSection/>
         </w:sdtPr>
         <w:sdtEndPr>
           <w:rPr>
-            <w:rFonts w:cstheme="minorBidi"/>
             <w:lang w:val="en-DK" w:eastAsia="en-DK"/>
           </w:rPr>
         </w:sdtEndPr>
         <w:sdtContent>
-          <w:tr>
-            <w:trPr>
-              <w:cnfStyle w:val="000000010000" w:firstRow="0" w:lastRow="0" w:firstColumn="0" w:lastColumn="0" w:oddVBand="0" w:evenVBand="0" w:oddHBand="0" w:evenHBand="1" w:firstRowFirstColumn="0" w:firstRowLastColumn="0" w:lastRowFirstColumn="0" w:lastRowLastColumn="0"/>
-              <w:trHeight w:val="490"/>
-            </w:trPr>
-            <w:sdt>
-              <w:sdtPr>
-                <w:rPr>
-                  <w:rFonts w:cs="Arial" w:asciiTheme="minorHAnsi" w:hAnsiTheme="minorHAnsi" w:eastAsiaTheme="minorEastAsia"/>
-                  <w:bCs w:val="0"/>
-                  <w:kern w:val="2"/>
-                  <w:sz w:val="22"/>
-                  <w:szCs w:val="22"/>
-                  <w:lang w:val="en-US" w:eastAsia="en-US"/>
-                  <w14:ligatures w14:val="standardContextual"/>
-                </w:rPr>
-                <w:alias w:val="ItemNo_Line"/>
-                <w:tag w:val="#BC:InsertDataItem,DataItems/Header/Line/ItemNo_Line"/>
-                <w:id w:val="1767953054"/>
-                <w:placeholder>
-                  <w:docPart w:val="3A75E6FE2AB04B6D86E06B2C4DAC53CE"/>
-                </w:placeholder>
-                <w:dataBinding w:prefixMappings="xmlns:ns0='urn:microsoft-dynamics-nav/reports/Standard_Sales_Quote/1304/'" w:xpath="/ns0:NavWordReportXmlPart[1]/ns0:Header[1]/ns0:Line[1]/ns0:ItemNo_Line[1]" w:storeItemID="{00000000-0000-0000-0000-000000000000}"/>
-                <w15:color w:val="808080"/>
-                <w:text/>
-              </w:sdtPr>
-              <w:sdtEndPr>
-                <w:rPr>
-                  <w:rFonts w:ascii="Segoe UI" w:hAnsi="Segoe UI" w:eastAsia="Aptos"/>
-                  <w:kern w:val="0"/>
-                  <w14:ligatures w14:val="none"/>
-                </w:rPr>
-              </w:sdtEndPr>
-              <w:sdtContent>
+          <w:sdt>
+            <w:sdtPr>
+              <w:rPr>
+                <w:lang w:val="en-US" w:eastAsia="en-US"/>
+              </w:rPr>
+              <w:id w:val="-1367135181"/>
+              <w15:color w:val="808080"/>
+              <w15:repeatingSectionItem/>
+            </w:sdtPr>
+            <w:sdtEndPr>
+              <w:rPr>
+                <w:lang w:val="en-DK" w:eastAsia="en-DK"/>
+              </w:rPr>
+            </w:sdtEndPr>
+            <w:sdtContent>
+              <w:tr>
+                <w:trPr>
+                  <w:cnfStyle w:val="000000010000" w:firstRow="0" w:lastRow="0" w:firstColumn="0" w:lastColumn="0" w:oddVBand="0" w:evenVBand="0" w:oddHBand="0" w:evenHBand="1" w:firstRowFirstColumn="0" w:firstRowLastColumn="0" w:lastRowFirstColumn="0" w:lastRowLastColumn="0"/>
+                  <w:cantSplit/>
+                  <w:trHeight w:val="490"/>
+                </w:trPr>
+                <w:sdt>
+                  <w:sdtPr>
+                    <w:rPr>
+                      <w:lang w:val="en-US" w:eastAsia="en-US"/>
+                    </w:rPr>
+                    <w:alias w:val="ItemNo_Line"/>
+                    <w:tag w:val="#BC:InsertDataItem,DataItems/Header/Line/ItemNo_Line"/>
+                    <w:id w:val="1767953054"/>
+                    <w:placeholder>
+                      <w:docPart w:val="3A75E6FE2AB04B6D86E06B2C4DAC53CE"/>
+                    </w:placeholder>
+                    <w:dataBinding w:prefixMappings="&lt;xmlns:ns0='urn:microsoft-dynamics-nav/reports/Standard_Sales_Quote/1304/' " w:xpath="/ns0:NavWordReportXmlPart[1]/ns0:Header[1]/ns0:Line[1]/ns0:ItemNo_Line[1]" w:storeItemID="{00000000-0000-0000-0000-000000000000}"/>
+                    <w15:color w:val="808080"/>
+                    <w:text/>
+                  </w:sdtPr>
+                  <w:sdtEndPr/>
+                  <w:sdtContent>
+                    <w:tc>
+                      <w:tcPr>
+                        <w:cnfStyle w:val="001000000000" w:firstRow="0" w:lastRow="0" w:firstColumn="1" w:lastColumn="0" w:oddVBand="0" w:evenVBand="0" w:oddHBand="0" w:evenHBand="0" w:firstRowFirstColumn="0" w:firstRowLastColumn="0" w:lastRowFirstColumn="0" w:lastRowLastColumn="0"/>
+                        <w:tcW w:w="386" w:type="pct"/>
+                        <w:vAlign w:val="center"/>
+                      </w:tcPr>
+                      <w:p>
+                        <w:pPr>
+                          <w:pStyle w:val="NoSpacing"/>
+                          <w:rPr>
+                            <w:lang w:val="en-US" w:eastAsia="en-US"/>
+                          </w:rPr>
+                        </w:pPr>
+                        <w:proofErr w:type="spellStart"/>
+                        <w:r>
+                          <w:rPr>
+                            <w:lang w:val="en-US" w:eastAsia="en-US"/>
+                          </w:rPr>
+                          <w:t>ItemNo_Line</w:t>
+                        </w:r>
+                        <w:proofErr w:type="spellEnd"/>
+                      </w:p>
+                    </w:tc>
+                  </w:sdtContent>
+                </w:sdt>
+                <w:sdt>
+                  <w:sdtPr>
+                    <w:rPr>
+                      <w:lang w:eastAsia="en-US"/>
+                    </w:rPr>
+                    <w:alias w:val="Description_Line"/>
+                    <w:tag w:val="#BC:InsertDataItem,DataItems/Header/Line/Description_Line"/>
+                    <w:id w:val="1393535743"/>
+                    <w:placeholder>
+                      <w:docPart w:val="4E1B567874B84B599DF770A2A39CD191"/>
+                    </w:placeholder>
+                    <w:dataBinding w:prefixMappings="&lt;xmlns:ns0='urn:microsoft-dynamics-nav/reports/Standard_Sales_Quote/1304/' " w:xpath="/ns0:NavWordReportXmlPart[1]/ns0:Header[1]/ns0:Line[1]/ns0:Description_Line[1]" w:storeItemID="{00000000-0000-0000-0000-000000000000}"/>
+                    <w15:color w:val="808080"/>
+                    <w:text/>
+                  </w:sdtPr>
+                  <w:sdtContent>
+                    <w:tc>
+                      <w:tcPr>
+                        <w:tcW w:w="1117" w:type="pct"/>
+                        <w:vAlign w:val="center"/>
+                      </w:tcPr>
+                      <w:p>
+                        <w:pPr>
+                          <w:pStyle w:val="NoSpacing"/>
+                          <w:cnfStyle w:val="000000010000" w:firstRow="0" w:lastRow="0" w:firstColumn="0" w:lastColumn="0" w:oddVBand="0" w:evenVBand="0" w:oddHBand="0" w:evenHBand="1" w:firstRowFirstColumn="0" w:firstRowLastColumn="0" w:lastRowFirstColumn="0" w:lastRowLastColumn="0"/>
+                          <w:rPr>
+                            <w:lang w:eastAsia="en-US"/>
+                          </w:rPr>
+                        </w:pPr>
+                        <w:proofErr w:type="spellStart"/>
+                        <w:r>
+                          <w:rPr>
+                            <w:lang w:eastAsia="en-US"/>
+                          </w:rPr>
+                          <w:t>Description_Line</w:t>
+                        </w:r>
+                        <w:proofErr w:type="spellEnd"/>
+                      </w:p>
+                    </w:tc>
+                  </w:sdtContent>
+                </w:sdt>
+                <w:sdt>
+                  <w:sdtPr>
+                    <w:rPr>
+                      <w:lang w:val="en-US" w:eastAsia="en-US"/>
+                    </w:rPr>
+                    <w:alias w:val="Quantity_Line"/>
+                    <w:tag w:val="#BC:InsertDataItem,DataItems/Header/Line/Quantity_Line"/>
+                    <w:id w:val="1672756728"/>
+                    <w:placeholder>
+                      <w:docPart w:val="05CE92C67D7C4383BE70FD7947CDDD9D"/>
+                    </w:placeholder>
+                    <w:dataBinding w:prefixMappings="&lt;xmlns:ns0='urn:microsoft-dynamics-nav/reports/Standard_Sales_Quote/1304/' " w:xpath="/ns0:NavWordReportXmlPart[1]/ns0:Header[1]/ns0:Line[1]/ns0:Quantity_Line[1]" w:storeItemID="{00000000-0000-0000-0000-000000000000}"/>
+                    <w15:color w:val="808080"/>
+                    <w:text/>
+                  </w:sdtPr>
+                  <w:sdtContent>
+                    <w:tc>
+                      <w:tcPr>
+                        <w:tcW w:w="557" w:type="pct"/>
+                        <w:vAlign w:val="center"/>
+                      </w:tcPr>
+                      <w:p>
+                        <w:pPr>
+                          <w:pStyle w:val="BCNumber"/>
+                          <w:jc w:val="right"/>
+                          <w:cnfStyle w:val="000000010000" w:firstRow="0" w:lastRow="0" w:firstColumn="0" w:lastColumn="0" w:oddVBand="0" w:evenVBand="0" w:oddHBand="0" w:evenHBand="1" w:firstRowFirstColumn="0" w:firstRowLastColumn="0" w:lastRowFirstColumn="0" w:lastRowLastColumn="0"/>
+                          <w:rPr>
+                            <w:lang w:val="en-US" w:eastAsia="en-US"/>
+                          </w:rPr>
+                        </w:pPr>
+                        <w:proofErr w:type="spellStart"/>
+                        <w:r>
+                          <w:rPr>
+                            <w:lang w:val="en-US" w:eastAsia="en-US"/>
+                          </w:rPr>
+                          <w:t>Quantity_Line</w:t>
+                        </w:r>
+                        <w:proofErr w:type="spellEnd"/>
+                      </w:p>
+                    </w:tc>
+                  </w:sdtContent>
+                </w:sdt>
+                <w:sdt>
+                  <w:sdtPr>
+                    <w:rPr/>
+                    <w:alias w:val="UnitOfMeasure"/>
+                    <w:tag w:val="#BC:InsertDataItem,DataItems/Header/Line/UnitOfMeasure"/>
+                    <w:id w:val="-2053294236"/>
+                    <w:placeholder>
+                      <w:docPart w:val="CFAB235F6349469982E9393ECFB28F54"/>
+                    </w:placeholder>
+                    <w:dataBinding w:prefixMappings="&lt;xmlns:ns0='urn:microsoft-dynamics-nav/reports/Standard_Sales_Quote/1304/' " w:xpath="/ns0:NavWordReportXmlPart[1]/ns0:Header[1]/ns0:Line[1]/ns0:UnitOfMeasure[1]" w:storeItemID="{00000000-0000-0000-0000-000000000000}"/>
+                    <w15:color w:val="808080"/>
+                    <w:text/>
+                  </w:sdtPr>
+                  <w:sdtContent>
+                    <w:tc>
+                      <w:tcPr>
+                        <w:tcW w:w="384" w:type="pct"/>
+                        <w:vAlign w:val="center"/>
+                      </w:tcPr>
+                      <w:p>
+                        <w:pPr>
+                          <w:pStyle w:val="NoSpacing"/>
+                          <w:cnfStyle w:val="000000010000" w:firstRow="0" w:lastRow="0" w:firstColumn="0" w:lastColumn="0" w:oddVBand="0" w:evenVBand="0" w:oddHBand="0" w:evenHBand="1" w:firstRowFirstColumn="0" w:firstRowLastColumn="0" w:lastRowFirstColumn="0" w:lastRowLastColumn="0"/>
+                        </w:pPr>
+                        <w:proofErr w:type="spellStart"/>
+                        <w:r>
+                          <w:t>UnitOfMeasure</w:t>
+                        </w:r>
+                        <w:proofErr w:type="spellEnd"/>
+                      </w:p>
+                    </w:tc>
+                  </w:sdtContent>
+                </w:sdt>
                 <w:tc>
                   <w:tcPr>
-                    <w:cnfStyle w:val="001000000000" w:firstRow="0" w:lastRow="0" w:firstColumn="1" w:lastColumn="0" w:oddVBand="0" w:evenVBand="0" w:oddHBand="0" w:evenHBand="0" w:firstRowFirstColumn="0" w:firstRowLastColumn="0" w:lastRowFirstColumn="0" w:lastRowLastColumn="0"/>
-                    <w:tcW w:w="811" w:type="dxa"/>
+                    <w:tcW w:w="686" w:type="pct"/>
                     <w:vAlign w:val="center"/>
                   </w:tcPr>
                   <w:p>
                     <w:pPr>
+                      <w:pStyle w:val="NoSpacing"/>
+                      <w:cnfStyle w:val="000000010000" w:firstRow="0" w:lastRow="0" w:firstColumn="0" w:lastColumn="0" w:oddVBand="0" w:evenVBand="0" w:oddHBand="0" w:evenHBand="1" w:firstRowFirstColumn="0" w:firstRowLastColumn="0" w:lastRowFirstColumn="0" w:lastRowLastColumn="0"/>
                       <w:rPr>
-                        <w:rFonts w:cs="Arial" w:asciiTheme="minorHAnsi" w:hAnsiTheme="minorHAnsi"/>
-                        <w:sz w:val="22"/>
-                        <w:szCs w:val="22"/>
                         <w:lang w:val="en-US" w:eastAsia="en-US"/>
                       </w:rPr>
                     </w:pPr>
-                    <w:proofErr w:type="spellStart"/>
-                    <w:r>
-                      <w:rPr>
-                        <w:rFonts w:cs="Arial" w:asciiTheme="minorHAnsi" w:hAnsiTheme="minorHAnsi"/>
-                        <w:sz w:val="22"/>
-                        <w:szCs w:val="22"/>
-                        <w:lang w:val="en-US" w:eastAsia="en-US"/>
-                      </w:rPr>
-                      <w:t>ItemNo_Line</w:t>
-                    </w:r>
-                    <w:proofErr w:type="spellEnd"/>
+                    <w:sdt>
+                      <w:sdtPr>
+                        <w:rPr/>
+                        <w:alias w:val="UnitPrice"/>
+                        <w:tag w:val="#BC:InsertDataItem,DataItems/Header/Line/UnitPrice"/>
+                        <w:id w:val="-1253814634"/>
+                        <w:placeholder>
+                          <w:docPart w:val="1D543ABED3CC422193D3517CF2DD1243"/>
+                        </w:placeholder>
+                        <w:dataBinding w:prefixMappings="&lt;xmlns:ns0='urn:microsoft-dynamics-nav/reports/Standard_Sales_Quote/1304/' " w:xpath="/ns0:NavWordReportXmlPart[1]/ns0:Header[1]/ns0:Line[1]/ns0:UnitPrice[1]" w:storeItemID="{00000000-0000-0000-0000-000000000000}"/>
+                        <w15:color w:val="808080"/>
+                        <w:text/>
+                      </w:sdtPr>
+                      <w:sdtContent>
+                        <w:proofErr w:type="spellStart"/>
+                        <w:r>
+                          <w:t>UnitPrice</w:t>
+                        </w:r>
+                        <w:proofErr w:type="spellEnd"/>
+                      </w:sdtContent>
+                    </w:sdt>
                   </w:p>
                 </w:tc>
-              </w:sdtContent>
-            </w:sdt>
-            <w:sdt>
-              <w:sdtPr>
-                <w:rPr>
-                  <w:rFonts w:cs="Arial"/>
-                  <w:sz w:val="22"/>
-                  <w:szCs w:val="22"/>
-                  <w:lang w:eastAsia="en-US"/>
-                </w:rPr>
-                <w:alias w:val="Description_Line"/>
-                <w:tag w:val="#BC:InsertDataItem,DataItems/Header/Line/Description_Line"/>
-                <w:id w:val="1393535743"/>
-                <w:placeholder>
-                  <w:docPart w:val="4E1B567874B84B599DF770A2A39CD191"/>
-                </w:placeholder>
-                <w:dataBinding w:prefixMappings="xmlns:ns0='urn:microsoft-dynamics-nav/reports/Standard_Sales_Quote/1304/'" w:xpath="/ns0:NavWordReportXmlPart[1]/ns0:Header[1]/ns0:Line[1]/ns0:Description_Line[1]" w:storeItemID="{00000000-0000-0000-0000-000000000000}"/>
-                <w15:color w:val="808080"/>
-                <w:text/>
-              </w:sdtPr>
-              <w:sdtContent>
+                <w:sdt>
+                  <w:sdtPr>
+                    <w:rPr/>
+                    <w:alias w:val="LineDiscountPercentText_Line"/>
+                    <w:tag w:val="#BC:InsertDataItem,DataItems/Header/Line/LineDiscountPercentText_Line"/>
+                    <w:id w:val="415913873"/>
+                    <w:placeholder>
+                      <w:docPart w:val="BF367B126C4E4535AD13664EB5BF6578"/>
+                    </w:placeholder>
+                    <w:dataBinding w:prefixMappings="&lt;xmlns:ns0='urn:microsoft-dynamics-nav/reports/Standard_Sales_Quote/1304/' " w:xpath="/ns0:NavWordReportXmlPart[1]/ns0:Header[1]/ns0:Line[1]/ns0:LineDiscountPercentText_Line[1]" w:storeItemID="{00000000-0000-0000-0000-000000000000}"/>
+                    <w15:color w:val="808080"/>
+                    <w:text/>
+                  </w:sdtPr>
+                  <w:sdtContent>
+                    <w:tc>
+                      <w:tcPr>
+                        <w:tcW w:w="643" w:type="pct"/>
+                        <w:vAlign w:val="center"/>
+                      </w:tcPr>
+                      <w:p>
+                        <w:pPr>
+                          <w:pStyle w:val="NoSpacing"/>
+                          <w:cnfStyle w:val="000000010000" w:firstRow="0" w:lastRow="0" w:firstColumn="0" w:lastColumn="0" w:oddVBand="0" w:evenVBand="0" w:oddHBand="0" w:evenHBand="1" w:firstRowFirstColumn="0" w:firstRowLastColumn="0" w:lastRowFirstColumn="0" w:lastRowLastColumn="0"/>
+                        </w:pPr>
+                        <w:proofErr w:type="spellStart"/>
+                        <w:r>
+                          <w:t>LineDiscountPercentText_Line</w:t>
+                        </w:r>
+                        <w:proofErr w:type="spellEnd"/>
+                      </w:p>
+                    </w:tc>
+                  </w:sdtContent>
+                </w:sdt>
+                <w:sdt>
+                  <w:sdtPr>
+                    <w:rPr/>
+                    <w:alias w:val="VATPct_Line"/>
+                    <w:tag w:val="#BC:InsertDataItem,DataItems/Header/Line/VATPct_Line"/>
+                    <w:id w:val="1436251310"/>
+                    <w:placeholder>
+                      <w:docPart w:val="68573052D0374E66B93596474C7A41B8"/>
+                    </w:placeholder>
+                    <w:dataBinding w:prefixMappings="&lt;xmlns:ns0='urn:microsoft-dynamics-nav/reports/Standard_Sales_Quote/1304/' " w:xpath="/ns0:NavWordReportXmlPart[1]/ns0:Header[1]/ns0:Line[1]/ns0:VATPct_Line[1]" w:storeItemID="{00000000-0000-0000-0000-000000000000}"/>
+                    <w15:color w:val="808080"/>
+                    <w:text/>
+                  </w:sdtPr>
+                  <w:sdtContent>
+                    <w:tc>
+                      <w:tcPr>
+                        <w:tcW w:w="473" w:type="pct"/>
+                        <w:vAlign w:val="center"/>
+                      </w:tcPr>
+                      <w:p>
+                        <w:pPr>
+                          <w:pStyle w:val="NoSpacing"/>
+                          <w:cnfStyle w:val="000000010000" w:firstRow="0" w:lastRow="0" w:firstColumn="0" w:lastColumn="0" w:oddVBand="0" w:evenVBand="0" w:oddHBand="0" w:evenHBand="1" w:firstRowFirstColumn="0" w:firstRowLastColumn="0" w:lastRowFirstColumn="0" w:lastRowLastColumn="0"/>
+                        </w:pPr>
+                        <w:proofErr w:type="spellStart"/>
+                        <w:r>
+                          <w:t>VATPct_Line</w:t>
+                        </w:r>
+                        <w:proofErr w:type="spellEnd"/>
+                      </w:p>
+                    </w:tc>
+                  </w:sdtContent>
+                </w:sdt>
                 <w:tc>
                   <w:tcPr>
-                    <w:tcW w:w="2347" w:type="dxa"/>
+                    <w:tcW w:w="754" w:type="pct"/>
                     <w:vAlign w:val="center"/>
                   </w:tcPr>
                   <w:p>
                     <w:pPr>
-                      <w:cnfStyle w:val="000000010000" w:firstRow="0" w:lastRow="0" w:firstColumn="0" w:lastColumn="0" w:oddVBand="0" w:evenVBand="0" w:oddHBand="0" w:evenHBand="1" w:firstRowFirstColumn="0" w:firstRowLastColumn="0" w:lastRowFirstColumn="0" w:lastRowLastColumn="0"/>
-                      <w:rPr>
-                        <w:rFonts w:cs="Arial" w:asciiTheme="minorHAnsi" w:hAnsiTheme="minorHAnsi"/>
-                        <w:sz w:val="22"/>
-                        <w:szCs w:val="22"/>
-                        <w:lang w:eastAsia="en-US"/>
-                      </w:rPr>
-                    </w:pPr>
-                    <w:proofErr w:type="spellStart"/>
-                    <w:r>
-                      <w:rPr>
-                        <w:rFonts w:cs="Arial" w:asciiTheme="minorHAnsi" w:hAnsiTheme="minorHAnsi"/>
-                        <w:sz w:val="22"/>
-                        <w:szCs w:val="22"/>
-                        <w:lang w:eastAsia="en-US"/>
-                      </w:rPr>
-                      <w:t>Description_Line</w:t>
-                    </w:r>
-                    <w:proofErr w:type="spellEnd"/>
-                  </w:p>
-                </w:tc>
-              </w:sdtContent>
-            </w:sdt>
-            <w:sdt>
-              <w:sdtPr>
-                <w:rPr>
-                  <w:rFonts w:cs="Arial"/>
-                  <w:sz w:val="22"/>
-                  <w:szCs w:val="22"/>
-                  <w:lang w:val="en-US" w:eastAsia="en-US"/>
-                </w:rPr>
-                <w:alias w:val="Quantity_Line"/>
-                <w:tag w:val="#BC:InsertDataItem,DataItems/Header/Line/Quantity_Line"/>
-                <w:id w:val="1672756728"/>
-                <w:placeholder>
-                  <w:docPart w:val="05CE92C67D7C4383BE70FD7947CDDD9D"/>
-                </w:placeholder>
-                <w:dataBinding w:prefixMappings="xmlns:ns0='urn:microsoft-dynamics-nav/reports/Standard_Sales_Quote/1304/'" w:xpath="/ns0:NavWordReportXmlPart[1]/ns0:Header[1]/ns0:Line[1]/ns0:Quantity_Line[1]" w:storeItemID="{00000000-0000-0000-0000-000000000000}"/>
-                <w15:color w:val="808080"/>
-                <w:text/>
-              </w:sdtPr>
-              <w:sdtContent>
-                <w:tc>
-                  <w:tcPr>
-                    <w:tcW w:w="1170" w:type="dxa"/>
-                    <w:vAlign w:val="center"/>
-                  </w:tcPr>
-                  <w:p>
-                    <w:pPr>
+                      <w:pStyle w:val="BCNumber"/>
                       <w:jc w:val="right"/>
                       <w:cnfStyle w:val="000000010000" w:firstRow="0" w:lastRow="0" w:firstColumn="0" w:lastColumn="0" w:oddVBand="0" w:evenVBand="0" w:oddHBand="0" w:evenHBand="1" w:firstRowFirstColumn="0" w:firstRowLastColumn="0" w:lastRowFirstColumn="0" w:lastRowLastColumn="0"/>
                       <w:rPr>
-                        <w:rFonts w:cs="Arial" w:asciiTheme="minorHAnsi" w:hAnsiTheme="minorHAnsi"/>
-                        <w:sz w:val="22"/>
-                        <w:szCs w:val="22"/>
                         <w:lang w:val="en-US" w:eastAsia="en-US"/>
                       </w:rPr>
                     </w:pPr>
-                    <w:proofErr w:type="spellStart"/>
+                    <w:sdt>
+                      <w:sdtPr>
+                        <w:rPr/>
+                        <w:alias w:val="LineAmount_Line"/>
+                        <w:tag w:val="#BC:InsertDataItem,DataItems/Header/Line/LineAmount_Line"/>
+                        <w:id w:val="787541011"/>
+                        <w:placeholder>
+                          <w:docPart w:val="A7C4AAC45B974AD9AD572F8F3D480DE5"/>
+                        </w:placeholder>
+                        <w:dataBinding w:prefixMappings="&lt;xmlns:ns0='urn:microsoft-dynamics-nav/reports/Standard_Sales_Quote/1304/' " w:xpath="/ns0:NavWordReportXmlPart[1]/ns0:Header[1]/ns0:Line[1]/ns0:LineAmount_Line[1]" w:storeItemID="{00000000-0000-0000-0000-000000000000}"/>
+                        <w15:color w:val="808080"/>
+                        <w:text/>
+                      </w:sdtPr>
+                      <w:sdtContent>
+                        <w:proofErr w:type="spellStart"/>
+                        <w:r>
+                          <w:t>LineAmount_Line</w:t>
+                        </w:r>
+                        <w:proofErr w:type="spellEnd"/>
+                      </w:sdtContent>
+                    </w:sdt>
                     <w:r>
-                      <w:rPr>
-                        <w:rFonts w:cs="Arial" w:asciiTheme="minorHAnsi" w:hAnsiTheme="minorHAnsi"/>
-                        <w:sz w:val="22"/>
-                        <w:szCs w:val="22"/>
-                        <w:lang w:val="en-US" w:eastAsia="en-US"/>
-                      </w:rPr>
-                      <w:t>Quantity_Line</w:t>
+                      <w:t> </w:t>
                     </w:r>
-                    <w:proofErr w:type="spellEnd"/>
                   </w:p>
                 </w:tc>
-              </w:sdtContent>
-            </w:sdt>
-            <w:sdt>
-              <w:sdtPr>
-                <w:rPr>
-                  <w:sz w:val="22"/>
-                  <w:szCs w:val="22"/>
-                </w:rPr>
-                <w:alias w:val="UnitOfMeasure"/>
-                <w:tag w:val="#BC:InsertDataItem,DataItems/Header/Line/UnitOfMeasure"/>
-                <w:id w:val="-2053294236"/>
-                <w:placeholder>
-                  <w:docPart w:val="CFAB235F6349469982E9393ECFB28F54"/>
-                </w:placeholder>
-                <w15:color w:val="808080"/>
-                <w:text/>
-                <w:dataBinding w:prefixMappings="xmlns:ns0='urn:microsoft-dynamics-nav/reports/Standard_Sales_Quote/1304/'" w:xpath="/ns0:NavWordReportXmlPart[1]/ns0:Header[1]/ns0:Line[1]/ns0:UnitOfMeasure[1]"/>
-              </w:sdtPr>
-              <w:sdtContent>
-                <w:tc>
-                  <w:tcPr>
-                    <w:tcW w:w="806" w:type="dxa"/>
-                    <w:vAlign w:val="center"/>
-                  </w:tcPr>
-                  <w:p>
-                    <w:pPr>
-                      <w:cnfStyle w:val="000000010000" w:firstRow="0" w:lastRow="0" w:firstColumn="0" w:lastColumn="0" w:oddVBand="0" w:evenVBand="0" w:oddHBand="0" w:evenHBand="1" w:firstRowFirstColumn="0" w:firstRowLastColumn="0" w:lastRowFirstColumn="0" w:lastRowLastColumn="0"/>
-                      <w:rPr>
-                        <w:rFonts w:asciiTheme="minorHAnsi" w:hAnsiTheme="minorHAnsi"/>
-                        <w:sz w:val="22"/>
-                        <w:szCs w:val="22"/>
-                      </w:rPr>
-                    </w:pPr>
-                    <w:proofErr w:type="spellStart"/>
-                    <w:r>
-                      <w:rPr>
-                        <w:rFonts w:asciiTheme="minorHAnsi" w:hAnsiTheme="minorHAnsi"/>
-                        <w:sz w:val="22"/>
-                        <w:szCs w:val="22"/>
-                      </w:rPr>
-                      <w:t>UnitOfMeasure</w:t>
-                    </w:r>
-                    <w:proofErr w:type="spellEnd"/>
-                  </w:p>
-                </w:tc>
-              </w:sdtContent>
-            </w:sdt>
-            <w:tc>
-              <w:tcPr>
-                <w:tcW w:w="1440" w:type="dxa"/>
-                <w:vAlign w:val="center"/>
-              </w:tcPr>
-              <w:p>
-                <w:pPr>
-                  <w:cnfStyle w:val="000000010000" w:firstRow="0" w:lastRow="0" w:firstColumn="0" w:lastColumn="0" w:oddVBand="0" w:evenVBand="0" w:oddHBand="0" w:evenHBand="1" w:firstRowFirstColumn="0" w:firstRowLastColumn="0" w:lastRowFirstColumn="0" w:lastRowLastColumn="0"/>
-                  <w:rPr>
-                    <w:rFonts w:cs="Arial" w:asciiTheme="minorHAnsi" w:hAnsiTheme="minorHAnsi"/>
-                    <w:sz w:val="22"/>
-                    <w:szCs w:val="22"/>
-                    <w:lang w:val="en-US" w:eastAsia="en-US"/>
-                  </w:rPr>
-                </w:pPr>
-                <w:sdt>
-                  <w:sdtPr>
-                    <w:rPr>
-                      <w:sz w:val="22"/>
-                      <w:szCs w:val="22"/>
-                    </w:rPr>
-                    <w:alias w:val="UnitPrice"/>
-                    <w:tag w:val="#BC:InsertDataItem,DataItems/Header/Line/UnitPrice"/>
-                    <w:id w:val="-1253814634"/>
-                    <w:placeholder>
-                      <w:docPart w:val="1D543ABED3CC422193D3517CF2DD1243"/>
-                    </w:placeholder>
-                    <w:dataBinding w:prefixMappings="xmlns:ns0='urn:microsoft-dynamics-nav/reports/Standard_Sales_Quote/1304/'" w:xpath="/ns0:NavWordReportXmlPart[1]/ns0:Header[1]/ns0:Line[1]/ns0:UnitPrice[1]" w:storeItemID="{00000000-0000-0000-0000-000000000000}"/>
-                    <w15:color w:val="808080"/>
-                    <w:text/>
-                  </w:sdtPr>
-                  <w:sdtContent>
-                    <w:proofErr w:type="spellStart"/>
-                    <w:r>
-                      <w:rPr>
-                        <w:rFonts w:asciiTheme="minorHAnsi" w:hAnsiTheme="minorHAnsi"/>
-                        <w:sz w:val="22"/>
-                        <w:szCs w:val="22"/>
-                      </w:rPr>
-                      <w:t>UnitPrice</w:t>
-                    </w:r>
-                    <w:proofErr w:type="spellEnd"/>
-                  </w:sdtContent>
-                </w:sdt>
-              </w:p>
-            </w:tc>
-            <w:sdt>
-              <w:sdtPr>
-                <w:rPr>
-                  <w:sz w:val="22"/>
-                  <w:szCs w:val="22"/>
-                </w:rPr>
-                <w:alias w:val="LineDiscountPercentText_Line"/>
-                <w:tag w:val="#BC:InsertDataItem,DataItems/Header/Line/LineDiscountPercentText_Line"/>
-                <w:id w:val="415913873"/>
-                <w:placeholder>
-                  <w:docPart w:val="BF367B126C4E4535AD13664EB5BF6578"/>
-                </w:placeholder>
-                <w15:color w:val="808080"/>
-                <w:text/>
-                <w:dataBinding w:prefixMappings="xmlns:ns0='urn:microsoft-dynamics-nav/reports/Standard_Sales_Quote/1304/'" w:xpath="/ns0:NavWordReportXmlPart[1]/ns0:Header[1]/ns0:Line[1]/ns0:LineDiscountPercentText_Line[1]"/>
-              </w:sdtPr>
-              <w:sdtContent>
-                <w:tc>
-                  <w:tcPr>
-                    <w:tcW w:w="1351" w:type="dxa"/>
-                    <w:vAlign w:val="center"/>
-                  </w:tcPr>
-                  <w:p>
-                    <w:pPr>
-                      <w:cnfStyle w:val="000000010000" w:firstRow="0" w:lastRow="0" w:firstColumn="0" w:lastColumn="0" w:oddVBand="0" w:evenVBand="0" w:oddHBand="0" w:evenHBand="1" w:firstRowFirstColumn="0" w:firstRowLastColumn="0" w:lastRowFirstColumn="0" w:lastRowLastColumn="0"/>
-                      <w:rPr>
-                        <w:rFonts w:asciiTheme="minorHAnsi" w:hAnsiTheme="minorHAnsi"/>
-                        <w:sz w:val="22"/>
-                        <w:szCs w:val="22"/>
-                      </w:rPr>
-                    </w:pPr>
-                    <w:proofErr w:type="spellStart"/>
-                    <w:r>
-                      <w:rPr>
-                        <w:rFonts w:asciiTheme="minorHAnsi" w:hAnsiTheme="minorHAnsi"/>
-                        <w:sz w:val="22"/>
-                        <w:szCs w:val="22"/>
-                      </w:rPr>
-                      <w:t>LineDiscountPercentText_Line</w:t>
-                    </w:r>
-                    <w:proofErr w:type="spellEnd"/>
-                  </w:p>
-                </w:tc>
-              </w:sdtContent>
-            </w:sdt>
-            <w:sdt>
-              <w:sdtPr>
-                <w:rPr>
-                  <w:sz w:val="22"/>
-                  <w:szCs w:val="22"/>
-                </w:rPr>
-                <w:alias w:val="VATPct_Line"/>
-                <w:tag w:val="#BC:InsertDataItem,DataItems/Header/Line/VATPct_Line"/>
-                <w:id w:val="1436251310"/>
-                <w:placeholder>
-                  <w:docPart w:val="68573052D0374E66B93596474C7A41B8"/>
-                </w:placeholder>
-                <w15:color w:val="808080"/>
-                <w:text/>
-                <w:dataBinding w:prefixMappings="xmlns:ns0='urn:microsoft-dynamics-nav/reports/Standard_Sales_Quote/1304/'" w:xpath="/ns0:NavWordReportXmlPart[1]/ns0:Header[1]/ns0:Line[1]/ns0:VATPct_Line[1]"/>
-              </w:sdtPr>
-              <w:sdtContent>
-                <w:tc>
-                  <w:tcPr>
-                    <w:tcW w:w="994" w:type="dxa"/>
-                    <w:vAlign w:val="center"/>
-                  </w:tcPr>
-                  <w:p>
-                    <w:pPr>
-                      <w:cnfStyle w:val="000000010000" w:firstRow="0" w:lastRow="0" w:firstColumn="0" w:lastColumn="0" w:oddVBand="0" w:evenVBand="0" w:oddHBand="0" w:evenHBand="1" w:firstRowFirstColumn="0" w:firstRowLastColumn="0" w:lastRowFirstColumn="0" w:lastRowLastColumn="0"/>
-                      <w:rPr>
-                        <w:rFonts w:asciiTheme="minorHAnsi" w:hAnsiTheme="minorHAnsi"/>
-                        <w:sz w:val="22"/>
-                        <w:szCs w:val="22"/>
-                      </w:rPr>
-                    </w:pPr>
-                    <w:proofErr w:type="spellStart"/>
-                    <w:r>
-                      <w:rPr>
-                        <w:rFonts w:asciiTheme="minorHAnsi" w:hAnsiTheme="minorHAnsi"/>
-                        <w:sz w:val="22"/>
-                        <w:szCs w:val="22"/>
-                      </w:rPr>
-                      <w:t>VATPct_Line</w:t>
-                    </w:r>
-                    <w:proofErr w:type="spellEnd"/>
-                  </w:p>
-                </w:tc>
-              </w:sdtContent>
-            </w:sdt>
-            <w:tc>
-              <w:tcPr>
-                <w:tcW w:w="1584" w:type="dxa"/>
-                <w:vAlign w:val="center"/>
-              </w:tcPr>
-              <w:p>
-                <w:pPr>
-                  <w:jc w:val="right"/>
-                  <w:cnfStyle w:val="000000010000" w:firstRow="0" w:lastRow="0" w:firstColumn="0" w:lastColumn="0" w:oddVBand="0" w:evenVBand="0" w:oddHBand="0" w:evenHBand="1" w:firstRowFirstColumn="0" w:firstRowLastColumn="0" w:lastRowFirstColumn="0" w:lastRowLastColumn="0"/>
-                  <w:rPr>
-                    <w:rFonts w:cs="Arial" w:asciiTheme="minorHAnsi" w:hAnsiTheme="minorHAnsi"/>
-                    <w:sz w:val="22"/>
-                    <w:szCs w:val="22"/>
-                    <w:lang w:val="en-US" w:eastAsia="en-US"/>
-                  </w:rPr>
-                </w:pPr>
-                <w:sdt>
-                  <w:sdtPr>
-                    <w:rPr>
-                      <w:sz w:val="22"/>
-                      <w:szCs w:val="22"/>
-                    </w:rPr>
-                    <w:alias w:val="LineAmount_Line"/>
-                    <w:tag w:val="#BC:InsertDataItem,DataItems/Header/Line/LineAmount_Line"/>
-                    <w:id w:val="787541011"/>
-                    <w:placeholder>
-                      <w:docPart w:val="A7C4AAC45B974AD9AD572F8F3D480DE5"/>
-                    </w:placeholder>
-                    <w:dataBinding w:prefixMappings="xmlns:ns0='urn:microsoft-dynamics-nav/reports/Standard_Sales_Quote/1304/'" w:xpath="/ns0:NavWordReportXmlPart[1]/ns0:Header[1]/ns0:Line[1]/ns0:LineAmount_Line[1]" w:storeItemID="{00000000-0000-0000-0000-000000000000}"/>
-                    <w15:color w:val="808080"/>
-                    <w:text/>
-                  </w:sdtPr>
-                  <w:sdtContent>
-                    <w:proofErr w:type="spellStart"/>
-                    <w:r>
-                      <w:rPr>
-                        <w:rFonts w:asciiTheme="minorHAnsi" w:hAnsiTheme="minorHAnsi"/>
-                        <w:sz w:val="22"/>
-                        <w:szCs w:val="22"/>
-                      </w:rPr>
-                      <w:t>LineAmount_Line</w:t>
-                    </w:r>
-                    <w:proofErr w:type="spellEnd"/>
-                  </w:sdtContent>
-                </w:sdt>
-                <w:r>
-                  <w:rPr>
-                    <w:rFonts w:asciiTheme="minorHAnsi" w:hAnsiTheme="minorHAnsi"/>
-                    <w:sz w:val="22"/>
-                    <w:szCs w:val="22"/>
-                  </w:rPr>
-                  <w:t> </w:t>
-                </w:r>
-              </w:p>
-            </w:tc>
-          </w:tr>
+              </w:tr>
+            </w:sdtContent>
+          </w:sdt>
         </w:sdtContent>
       </w:sdt>
     </w:tbl>
     <w:p>
-      <w:pPr>
-        <w:rPr>
-          <w:sz w:val="22"/>
-          <w:szCs w:val="22"/>
-        </w:rPr>
-      </w:pPr>
+      <w:pPr/>
     </w:p>
     <w:tbl>
       <w:tblPr>
-        <w:tblStyle w:val="CLSequoiatablestyle021"/>
+        <w:tblStyle w:val="BCTotalsTable"/>
         <w:tblW w:w="5000" w:type="pct"/>
-        <w:tblLook w:val="06C0" w:firstRow="0" w:lastRow="1" w:firstColumn="1" w:lastColumn="0" w:noHBand="1" w:noVBand="1"/>
+        <w:tblLook w:val="0640" w:firstRow="0" w:lastRow="1" w:firstColumn="0" w:lastColumn="0" w:noHBand="1" w:noVBand="1"/>
         <w:tblCaption w:val="Regular Totals Block"/>
+        <w:tblDescription w:val="Document totals."/>
       </w:tblPr>
       <w:tblGrid>
         <w:gridCol w:w="4995"/>
-        <w:gridCol w:w="960"/>
-        <w:gridCol w:w="425"/>
-        <w:gridCol w:w="429"/>
-        <w:gridCol w:w="3685"/>
+        <w:gridCol w:w="959"/>
+        <w:gridCol w:w="424"/>
+        <w:gridCol w:w="428"/>
+        <w:gridCol w:w="3688"/>
       </w:tblGrid>
       <w:tr>
         <w:trPr>
+          <w:cantSplit/>
           <w:trHeight w:val="490"/>
         </w:trPr>
         <w:sdt>
           <w:sdtPr>
-            <w:rPr>
-              <w:rFonts w:eastAsia="Times New Roman"/>
-              <w:sz w:val="22"/>
-              <w:szCs w:val="22"/>
-            </w:rPr>
+            <w:rPr/>
             <w:alias w:val="Description_ReportTotalsLine"/>
             <w:tag w:val="#BC:InsertDataItem,DataItems/Header/ReportTotalsLine/Description_ReportTotalsLine"/>
             <w:id w:val="700291320"/>
             <w:placeholder>
               <w:docPart w:val="A6E7B78B17A2481BAFA50B34DFF67D90"/>
             </w:placeholder>
+            <w:dataBinding w:prefixMappings="&lt;xmlns:ns0='urn:microsoft-dynamics-nav/reports/Standard_Sales_Quote/1304/' " w:xpath="/ns0:NavWordReportXmlPart[1]/ns0:Header[1]/ns0:ReportTotalsLine[1]/ns0:Description_ReportTotalsLine[1]" w:storeItemID="{00000000-0000-0000-0000-000000000000}"/>
             <w15:color w:val="808080"/>
             <w:text/>
-            <w:dataBinding w:prefixMappings="xmlns:ns0='urn:microsoft-dynamics-nav/reports/Standard_Sales_Quote/1304/'" w:xpath="/ns0:NavWordReportXmlPart[1]/ns0:Header[1]/ns0:ReportTotalsLine[1]/ns0:Description_ReportTotalsLine[1]"/>
           </w:sdtPr>
           <w:sdtContent>
             <w:tc>
               <w:tcPr>
                 <w:cnfStyle w:val="001000000000" w:firstRow="0" w:lastRow="0" w:firstColumn="1" w:lastColumn="0" w:oddVBand="0" w:evenVBand="0" w:oddHBand="0" w:evenHBand="0" w:firstRowFirstColumn="0" w:firstRowLastColumn="0" w:lastRowFirstColumn="0" w:lastRowLastColumn="0"/>
-                <w:tcW w:w="4995" w:type="dxa"/>
+                <w:tcW w:w="2380" w:type="pct"/>
                 <w:vAlign w:val="center"/>
               </w:tcPr>
               <w:p>
                 <w:pPr>
-                  <w:spacing w:before="120" w:after="120" w:line="240" w:lineRule="exact"/>
-                  <w:rPr>
-                    <w:rFonts w:eastAsia="Times New Roman" w:asciiTheme="minorHAnsi" w:hAnsiTheme="minorHAnsi"/>
-                    <w:sz w:val="22"/>
-                    <w:szCs w:val="22"/>
-                  </w:rPr>
+                  <w:pStyle w:val="NoSpacing"/>
+                  <w:spacing w:before="120" w:after="120" w:line="240" w:lineRule="auto"/>
                 </w:pPr>
                 <w:proofErr w:type="spellStart"/>
                 <w:r>
-                  <w:rPr>
-                    <w:rFonts w:eastAsia="Times New Roman" w:asciiTheme="minorHAnsi" w:hAnsiTheme="minorHAnsi"/>
-                    <w:sz w:val="22"/>
-                    <w:szCs w:val="22"/>
-                  </w:rPr>
                   <w:t>Description_ReportTotalsLine</w:t>
                 </w:r>
                 <w:proofErr w:type="spellEnd"/>
@@ -2290,17 +1778,15 @@
         </w:sdt>
         <w:tc>
           <w:tcPr>
-            <w:tcW w:w="960" w:type="dxa"/>
+            <w:tcW w:w="457" w:type="pct"/>
             <w:vAlign w:val="center"/>
           </w:tcPr>
           <w:p>
             <w:pPr>
-              <w:spacing w:before="120" w:after="120" w:line="240" w:lineRule="exact"/>
+              <w:pStyle w:val="NoSpacing"/>
+              <w:spacing w:before="120" w:after="120" w:line="240" w:lineRule="auto"/>
               <w:cnfStyle w:val="000000000000" w:firstRow="0" w:lastRow="0" w:firstColumn="0" w:lastColumn="0" w:oddVBand="0" w:evenVBand="0" w:oddHBand="0" w:evenHBand="0" w:firstRowFirstColumn="0" w:firstRowLastColumn="0" w:lastRowFirstColumn="0" w:lastRowLastColumn="0"/>
               <w:rPr>
-                <w:rFonts w:cs="Arial" w:asciiTheme="minorHAnsi" w:hAnsiTheme="minorHAnsi"/>
-                <w:sz w:val="22"/>
-                <w:szCs w:val="22"/>
                 <w:lang w:eastAsia="en-US"/>
               </w:rPr>
             </w:pPr>
@@ -2308,17 +1794,15 @@
         </w:tc>
         <w:tc>
           <w:tcPr>
-            <w:tcW w:w="425" w:type="dxa"/>
+            <w:tcW w:w="202" w:type="pct"/>
             <w:vAlign w:val="center"/>
           </w:tcPr>
           <w:p>
             <w:pPr>
-              <w:spacing w:before="120" w:after="120" w:line="240" w:lineRule="exact"/>
+              <w:pStyle w:val="NoSpacing"/>
+              <w:spacing w:before="120" w:after="120" w:line="240" w:lineRule="auto"/>
               <w:cnfStyle w:val="000000000000" w:firstRow="0" w:lastRow="0" w:firstColumn="0" w:lastColumn="0" w:oddVBand="0" w:evenVBand="0" w:oddHBand="0" w:evenHBand="0" w:firstRowFirstColumn="0" w:firstRowLastColumn="0" w:lastRowFirstColumn="0" w:lastRowLastColumn="0"/>
               <w:rPr>
-                <w:rFonts w:cs="Arial" w:asciiTheme="minorHAnsi" w:hAnsiTheme="minorHAnsi"/>
-                <w:sz w:val="22"/>
-                <w:szCs w:val="22"/>
                 <w:lang w:val="en-US" w:eastAsia="en-US"/>
               </w:rPr>
             </w:pPr>
@@ -2326,17 +1810,15 @@
         </w:tc>
         <w:tc>
           <w:tcPr>
-            <w:tcW w:w="429" w:type="dxa"/>
+            <w:tcW w:w="204" w:type="pct"/>
             <w:vAlign w:val="center"/>
           </w:tcPr>
           <w:p>
             <w:pPr>
-              <w:spacing w:before="120" w:after="120" w:line="240" w:lineRule="exact"/>
+              <w:pStyle w:val="NoSpacing"/>
+              <w:spacing w:before="120" w:after="120" w:line="240" w:lineRule="auto"/>
               <w:cnfStyle w:val="000000000000" w:firstRow="0" w:lastRow="0" w:firstColumn="0" w:lastColumn="0" w:oddVBand="0" w:evenVBand="0" w:oddHBand="0" w:evenHBand="0" w:firstRowFirstColumn="0" w:firstRowLastColumn="0" w:lastRowFirstColumn="0" w:lastRowLastColumn="0"/>
               <w:rPr>
-                <w:rFonts w:cs="Arial" w:asciiTheme="minorHAnsi" w:hAnsiTheme="minorHAnsi"/>
-                <w:sz w:val="22"/>
-                <w:szCs w:val="22"/>
                 <w:lang w:eastAsia="en-US"/>
               </w:rPr>
             </w:pPr>
@@ -2345,9 +1827,6 @@
         <w:sdt>
           <w:sdtPr>
             <w:rPr>
-              <w:rFonts w:cs="Arial"/>
-              <w:sz w:val="22"/>
-              <w:szCs w:val="22"/>
               <w:lang w:eastAsia="en-US"/>
             </w:rPr>
             <w:alias w:val="AmountFormatted_ReportTotalsLine"/>
@@ -2356,34 +1835,29 @@
             <w:placeholder>
               <w:docPart w:val="D07FF8B2F3E4470C8AD5FE43872B5246"/>
             </w:placeholder>
+            <w:dataBinding w:prefixMappings="&lt;xmlns:ns0='urn:microsoft-dynamics-nav/reports/Standard_Sales_Quote/1304/' " w:xpath="/ns0:NavWordReportXmlPart[1]/ns0:Header[1]/ns0:ReportTotalsLine[1]/ns0:AmountFormatted_ReportTotalsLine[1]" w:storeItemID="{00000000-0000-0000-0000-000000000000}"/>
             <w15:color w:val="808080"/>
             <w:text/>
-            <w:dataBinding w:prefixMappings="xmlns:ns0='urn:microsoft-dynamics-nav/reports/Standard_Sales_Quote/1304/'" w:xpath="/ns0:NavWordReportXmlPart[1]/ns0:Header[1]/ns0:ReportTotalsLine[1]/ns0:AmountFormatted_ReportTotalsLine[1]"/>
           </w:sdtPr>
           <w:sdtContent>
             <w:tc>
               <w:tcPr>
-                <w:tcW w:w="3685" w:type="dxa"/>
+                <w:tcW w:w="1757" w:type="pct"/>
                 <w:vAlign w:val="center"/>
               </w:tcPr>
               <w:p>
                 <w:pPr>
-                  <w:spacing w:before="120" w:after="120" w:line="240" w:lineRule="exact"/>
+                  <w:pStyle w:val="BCNumber"/>
+                  <w:spacing w:before="120" w:after="120" w:line="240" w:lineRule="auto"/>
                   <w:jc w:val="right"/>
                   <w:cnfStyle w:val="000000000000" w:firstRow="0" w:lastRow="0" w:firstColumn="0" w:lastColumn="0" w:oddVBand="0" w:evenVBand="0" w:oddHBand="0" w:evenHBand="0" w:firstRowFirstColumn="0" w:firstRowLastColumn="0" w:lastRowFirstColumn="0" w:lastRowLastColumn="0"/>
                   <w:rPr>
-                    <w:rFonts w:cs="Arial" w:asciiTheme="minorHAnsi" w:hAnsiTheme="minorHAnsi"/>
-                    <w:sz w:val="22"/>
-                    <w:szCs w:val="22"/>
                     <w:lang w:eastAsia="en-US"/>
                   </w:rPr>
                 </w:pPr>
                 <w:proofErr w:type="spellStart"/>
                 <w:r>
                   <w:rPr>
-                    <w:rFonts w:cs="Arial" w:asciiTheme="minorHAnsi" w:hAnsiTheme="minorHAnsi"/>
-                    <w:sz w:val="22"/>
-                    <w:szCs w:val="22"/>
                     <w:lang w:eastAsia="en-US"/>
                   </w:rPr>
                   <w:t>AmountFormatted_ReportTotalsLine</w:t>
@@ -2396,51 +1870,39 @@
       </w:tr>
       <w:tr>
         <w:trPr>
+          <w:cantSplit/>
           <w:trHeight w:val="490"/>
         </w:trPr>
         <w:sdt>
           <w:sdtPr>
-            <w:rPr>
-              <w:rFonts w:eastAsia="Times New Roman"/>
-              <w:sz w:val="22"/>
-              <w:szCs w:val="22"/>
-            </w:rPr>
+            <w:rPr/>
             <w:alias w:val="VATAmount_Lbl"/>
             <w:tag w:val="#BC:InsertDataItem,DataItems/Header/VATAmount_Lbl"/>
             <w:id w:val="-255750165"/>
             <w:placeholder>
               <w:docPart w:val="D07FF8B2F3E4470C8AD5FE43872B5246"/>
             </w:placeholder>
+            <w:dataBinding w:prefixMappings="&lt;xmlns:ns0='urn:microsoft-dynamics-nav/reports/Standard_Sales_Quote/1304/' " w:xpath="/ns0:NavWordReportXmlPart[1]/ns0:Header[1]/ns0:VATAmount_Lbl[1]" w:storeItemID="{00000000-0000-0000-0000-000000000000}"/>
             <w15:color w:val="808080"/>
             <w:text/>
-            <w:dataBinding w:prefixMappings="xmlns:ns0='urn:microsoft-dynamics-nav/reports/Standard_Sales_Quote/1304/'" w:xpath="/ns0:NavWordReportXmlPart[1]/ns0:Header[1]/ns0:VATAmount_Lbl[1]"/>
           </w:sdtPr>
           <w:sdtContent>
             <w:tc>
               <w:tcPr>
                 <w:cnfStyle w:val="001000000000" w:firstRow="0" w:lastRow="0" w:firstColumn="1" w:lastColumn="0" w:oddVBand="0" w:evenVBand="0" w:oddHBand="0" w:evenHBand="0" w:firstRowFirstColumn="0" w:firstRowLastColumn="0" w:lastRowFirstColumn="0" w:lastRowLastColumn="0"/>
-                <w:tcW w:w="4995" w:type="dxa"/>
+                <w:tcW w:w="2380" w:type="pct"/>
                 <w:tcBorders>
-                  <w:bottom w:val="single" w:color="000000" w:sz="4" w:space="0"/>
+                  <w:bottom w:val="single" w:sz="4" w:space="0" w:color="000000"/>
                 </w:tcBorders>
                 <w:vAlign w:val="center"/>
               </w:tcPr>
               <w:p>
                 <w:pPr>
-                  <w:spacing w:before="120" w:after="120" w:line="240" w:lineRule="exact"/>
-                  <w:rPr>
-                    <w:rFonts w:eastAsia="Times New Roman" w:asciiTheme="minorHAnsi" w:hAnsiTheme="minorHAnsi"/>
-                    <w:sz w:val="22"/>
-                    <w:szCs w:val="22"/>
-                  </w:rPr>
+                  <w:pStyle w:val="NoSpacing"/>
+                  <w:spacing w:before="120" w:after="120" w:line="240" w:lineRule="auto"/>
                 </w:pPr>
                 <w:proofErr w:type="spellStart"/>
                 <w:r>
-                  <w:rPr>
-                    <w:rFonts w:eastAsia="Times New Roman" w:asciiTheme="minorHAnsi" w:hAnsiTheme="minorHAnsi"/>
-                    <w:sz w:val="22"/>
-                    <w:szCs w:val="22"/>
-                  </w:rPr>
                   <w:t>VATAmount_Lbl</w:t>
                 </w:r>
                 <w:proofErr w:type="spellEnd"/>
@@ -2450,20 +1912,18 @@
         </w:sdt>
         <w:tc>
           <w:tcPr>
-            <w:tcW w:w="960" w:type="dxa"/>
+            <w:tcW w:w="457" w:type="pct"/>
             <w:tcBorders>
-              <w:bottom w:val="single" w:color="000000" w:sz="4" w:space="0"/>
+              <w:bottom w:val="single" w:sz="4" w:space="0" w:color="000000"/>
             </w:tcBorders>
             <w:vAlign w:val="center"/>
           </w:tcPr>
           <w:p>
             <w:pPr>
-              <w:spacing w:before="120" w:after="120" w:line="240" w:lineRule="exact"/>
+              <w:pStyle w:val="NoSpacing"/>
+              <w:spacing w:before="120" w:after="120" w:line="240" w:lineRule="auto"/>
               <w:cnfStyle w:val="000000000000" w:firstRow="0" w:lastRow="0" w:firstColumn="0" w:lastColumn="0" w:oddVBand="0" w:evenVBand="0" w:oddHBand="0" w:evenHBand="0" w:firstRowFirstColumn="0" w:firstRowLastColumn="0" w:lastRowFirstColumn="0" w:lastRowLastColumn="0"/>
               <w:rPr>
-                <w:rFonts w:cs="Arial" w:asciiTheme="minorHAnsi" w:hAnsiTheme="minorHAnsi"/>
-                <w:sz w:val="22"/>
-                <w:szCs w:val="22"/>
                 <w:lang w:eastAsia="en-US"/>
               </w:rPr>
             </w:pPr>
@@ -2471,20 +1931,18 @@
         </w:tc>
         <w:tc>
           <w:tcPr>
-            <w:tcW w:w="425" w:type="dxa"/>
+            <w:tcW w:w="202" w:type="pct"/>
             <w:tcBorders>
-              <w:bottom w:val="single" w:color="000000" w:sz="4" w:space="0"/>
+              <w:bottom w:val="single" w:sz="4" w:space="0" w:color="000000"/>
             </w:tcBorders>
             <w:vAlign w:val="center"/>
           </w:tcPr>
           <w:p>
             <w:pPr>
-              <w:spacing w:before="120" w:after="120" w:line="240" w:lineRule="exact"/>
+              <w:pStyle w:val="NoSpacing"/>
+              <w:spacing w:before="120" w:after="120" w:line="240" w:lineRule="auto"/>
               <w:cnfStyle w:val="000000000000" w:firstRow="0" w:lastRow="0" w:firstColumn="0" w:lastColumn="0" w:oddVBand="0" w:evenVBand="0" w:oddHBand="0" w:evenHBand="0" w:firstRowFirstColumn="0" w:firstRowLastColumn="0" w:lastRowFirstColumn="0" w:lastRowLastColumn="0"/>
               <w:rPr>
-                <w:rFonts w:cs="Arial" w:asciiTheme="minorHAnsi" w:hAnsiTheme="minorHAnsi"/>
-                <w:sz w:val="22"/>
-                <w:szCs w:val="22"/>
                 <w:lang w:val="en-US" w:eastAsia="en-US"/>
               </w:rPr>
             </w:pPr>
@@ -2492,20 +1950,18 @@
         </w:tc>
         <w:tc>
           <w:tcPr>
-            <w:tcW w:w="429" w:type="dxa"/>
+            <w:tcW w:w="204" w:type="pct"/>
             <w:tcBorders>
-              <w:bottom w:val="single" w:color="000000" w:sz="4" w:space="0"/>
+              <w:bottom w:val="single" w:sz="4" w:space="0" w:color="000000"/>
             </w:tcBorders>
             <w:vAlign w:val="center"/>
           </w:tcPr>
           <w:p>
             <w:pPr>
-              <w:spacing w:before="120" w:after="120" w:line="240" w:lineRule="exact"/>
+              <w:pStyle w:val="NoSpacing"/>
+              <w:spacing w:before="120" w:after="120" w:line="240" w:lineRule="auto"/>
               <w:cnfStyle w:val="000000000000" w:firstRow="0" w:lastRow="0" w:firstColumn="0" w:lastColumn="0" w:oddVBand="0" w:evenVBand="0" w:oddHBand="0" w:evenHBand="0" w:firstRowFirstColumn="0" w:firstRowLastColumn="0" w:lastRowFirstColumn="0" w:lastRowLastColumn="0"/>
               <w:rPr>
-                <w:rFonts w:cs="Arial" w:asciiTheme="minorHAnsi" w:hAnsiTheme="minorHAnsi"/>
-                <w:sz w:val="22"/>
-                <w:szCs w:val="22"/>
                 <w:lang w:eastAsia="en-US"/>
               </w:rPr>
             </w:pPr>
@@ -2514,9 +1970,6 @@
         <w:sdt>
           <w:sdtPr>
             <w:rPr>
-              <w:rFonts w:cs="Arial"/>
-              <w:sz w:val="22"/>
-              <w:szCs w:val="22"/>
               <w:lang w:eastAsia="en-US"/>
             </w:rPr>
             <w:alias w:val="TotalVATAmount"/>
@@ -2525,37 +1978,32 @@
             <w:placeholder>
               <w:docPart w:val="D07FF8B2F3E4470C8AD5FE43872B5246"/>
             </w:placeholder>
+            <w:dataBinding w:prefixMappings="&lt;xmlns:ns0='urn:microsoft-dynamics-nav/reports/Standard_Sales_Quote/1304/' " w:xpath="/ns0:NavWordReportXmlPart[1]/ns0:Header[1]/ns0:Totals[1]/ns0:TotalVATAmount[1]" w:storeItemID="{00000000-0000-0000-0000-000000000000}"/>
             <w15:color w:val="808080"/>
             <w:text/>
-            <w:dataBinding w:prefixMappings="xmlns:ns0='urn:microsoft-dynamics-nav/reports/Standard_Sales_Quote/1304/'" w:xpath="/ns0:NavWordReportXmlPart[1]/ns0:Header[1]/ns0:Totals[1]/ns0:TotalVATAmount[1]"/>
           </w:sdtPr>
           <w:sdtContent>
             <w:tc>
               <w:tcPr>
-                <w:tcW w:w="3685" w:type="dxa"/>
+                <w:tcW w:w="1757" w:type="pct"/>
                 <w:tcBorders>
-                  <w:bottom w:val="single" w:color="000000" w:sz="4" w:space="0"/>
+                  <w:bottom w:val="single" w:sz="4" w:space="0" w:color="000000"/>
                 </w:tcBorders>
                 <w:vAlign w:val="center"/>
               </w:tcPr>
               <w:p>
                 <w:pPr>
-                  <w:spacing w:before="120" w:after="120" w:line="240" w:lineRule="exact"/>
+                  <w:pStyle w:val="BCNumber"/>
+                  <w:spacing w:before="120" w:after="120" w:line="240" w:lineRule="auto"/>
                   <w:jc w:val="right"/>
                   <w:cnfStyle w:val="000000000000" w:firstRow="0" w:lastRow="0" w:firstColumn="0" w:lastColumn="0" w:oddVBand="0" w:evenVBand="0" w:oddHBand="0" w:evenHBand="0" w:firstRowFirstColumn="0" w:firstRowLastColumn="0" w:lastRowFirstColumn="0" w:lastRowLastColumn="0"/>
                   <w:rPr>
-                    <w:rFonts w:cs="Arial" w:asciiTheme="minorHAnsi" w:hAnsiTheme="minorHAnsi"/>
-                    <w:sz w:val="22"/>
-                    <w:szCs w:val="22"/>
                     <w:lang w:eastAsia="en-US"/>
                   </w:rPr>
                 </w:pPr>
                 <w:proofErr w:type="spellStart"/>
                 <w:r>
                   <w:rPr>
-                    <w:rFonts w:cs="Arial" w:asciiTheme="minorHAnsi" w:hAnsiTheme="minorHAnsi"/>
-                    <w:sz w:val="22"/>
-                    <w:szCs w:val="22"/>
                     <w:lang w:eastAsia="en-US"/>
                   </w:rPr>
                   <w:t>TotalVATAmount</w:t>
@@ -2569,53 +2017,40 @@
       <w:tr>
         <w:trPr>
           <w:cnfStyle w:val="010000000000" w:firstRow="0" w:lastRow="1" w:firstColumn="0" w:lastColumn="0" w:oddVBand="0" w:evenVBand="0" w:oddHBand="0" w:evenHBand="0" w:firstRowFirstColumn="0" w:firstRowLastColumn="0" w:lastRowFirstColumn="0" w:lastRowLastColumn="0"/>
+          <w:cantSplit/>
           <w:trHeight w:val="490"/>
         </w:trPr>
         <w:sdt>
           <w:sdtPr>
-            <w:rPr>
-              <w:rFonts w:ascii="Segoe UI Semibold" w:hAnsi="Segoe UI Semibold" w:eastAsia="Times New Roman" w:cs="Segoe UI Semibold"/>
-              <w:sz w:val="22"/>
-              <w:szCs w:val="22"/>
-            </w:rPr>
+            <w:rPr/>
             <w:alias w:val="TotalText"/>
             <w:tag w:val="#BC:InsertDataItem,DataItems/Header/Totals/TotalText"/>
             <w:id w:val="-1797897230"/>
             <w:placeholder>
               <w:docPart w:val="D07FF8B2F3E4470C8AD5FE43872B5246"/>
             </w:placeholder>
+            <w:dataBinding w:prefixMappings="&lt;xmlns:ns0='urn:microsoft-dynamics-nav/reports/Standard_Sales_Quote/1304/' " w:xpath="/ns0:NavWordReportXmlPart[1]/ns0:Header[1]/ns0:Totals[1]/ns0:TotalText[1]" w:storeItemID="{00000000-0000-0000-0000-000000000000}"/>
             <w15:color w:val="808080"/>
             <w:text/>
-            <w:dataBinding w:prefixMappings="xmlns:ns0='urn:microsoft-dynamics-nav/reports/Standard_Sales_Quote/1304/'" w:xpath="/ns0:NavWordReportXmlPart[1]/ns0:Header[1]/ns0:Totals[1]/ns0:TotalText[1]"/>
           </w:sdtPr>
           <w:sdtContent>
             <w:tc>
               <w:tcPr>
                 <w:cnfStyle w:val="001000000000" w:firstRow="0" w:lastRow="0" w:firstColumn="1" w:lastColumn="0" w:oddVBand="0" w:evenVBand="0" w:oddHBand="0" w:evenHBand="0" w:firstRowFirstColumn="0" w:firstRowLastColumn="0" w:lastRowFirstColumn="0" w:lastRowLastColumn="0"/>
-                <w:tcW w:w="4995" w:type="dxa"/>
+                <w:tcW w:w="2380" w:type="pct"/>
                 <w:tcBorders>
-                  <w:top w:val="single" w:color="000000" w:sz="4" w:space="0"/>
-                  <w:bottom w:val="single" w:color="000000" w:sz="12" w:space="0"/>
+                  <w:top w:val="single" w:sz="4" w:space="0" w:color="000000"/>
+                  <w:bottom w:val="single" w:sz="12" w:space="0" w:color="000000"/>
                 </w:tcBorders>
                 <w:vAlign w:val="center"/>
               </w:tcPr>
               <w:p>
                 <w:pPr>
-                  <w:pStyle w:val="Heading2"/>
-                  <w:spacing w:before="120" w:after="120" w:line="240" w:lineRule="exact"/>
-                  <w:rPr>
-                    <w:rFonts w:ascii="Segoe UI Semibold" w:hAnsi="Segoe UI Semibold" w:eastAsia="Times New Roman" w:cs="Segoe UI Semibold"/>
-                    <w:sz w:val="22"/>
-                    <w:szCs w:val="22"/>
-                  </w:rPr>
+                  <w:pStyle w:val="BCLabel"/>
+                  <w:spacing w:before="120" w:after="120" w:line="240" w:lineRule="auto"/>
                 </w:pPr>
                 <w:proofErr w:type="spellStart"/>
                 <w:r>
-                  <w:rPr>
-                    <w:rFonts w:ascii="Segoe UI Semibold" w:hAnsi="Segoe UI Semibold" w:eastAsia="Times New Roman" w:cs="Segoe UI Semibold"/>
-                    <w:sz w:val="22"/>
-                    <w:szCs w:val="22"/>
-                  </w:rPr>
                   <w:t>TotalText</w:t>
                 </w:r>
                 <w:proofErr w:type="spellEnd"/>
@@ -2625,23 +2060,19 @@
         </w:sdt>
         <w:tc>
           <w:tcPr>
-            <w:tcW w:w="960" w:type="dxa"/>
+            <w:tcW w:w="457" w:type="pct"/>
             <w:tcBorders>
-              <w:top w:val="single" w:color="000000" w:sz="4" w:space="0"/>
-              <w:bottom w:val="single" w:color="000000" w:sz="12" w:space="0"/>
+              <w:top w:val="single" w:sz="4" w:space="0" w:color="000000"/>
+              <w:bottom w:val="single" w:sz="12" w:space="0" w:color="000000"/>
             </w:tcBorders>
             <w:vAlign w:val="center"/>
           </w:tcPr>
           <w:p>
             <w:pPr>
-              <w:pStyle w:val="Heading2"/>
-              <w:spacing w:before="120" w:after="120" w:line="240" w:lineRule="exact"/>
+              <w:pStyle w:val="BCLabel"/>
+              <w:spacing w:before="120" w:after="120" w:line="240" w:lineRule="auto"/>
               <w:cnfStyle w:val="010000000000" w:firstRow="0" w:lastRow="1" w:firstColumn="0" w:lastColumn="0" w:oddVBand="0" w:evenVBand="0" w:oddHBand="0" w:evenHBand="0" w:firstRowFirstColumn="0" w:firstRowLastColumn="0" w:lastRowFirstColumn="0" w:lastRowLastColumn="0"/>
               <w:rPr>
-                <w:rFonts w:ascii="Segoe UI Semibold" w:hAnsi="Segoe UI Semibold" w:cs="Segoe UI Semibold"/>
-                <w:b w:val="0"/>
-                <w:sz w:val="22"/>
-                <w:szCs w:val="22"/>
                 <w:lang w:eastAsia="en-US"/>
               </w:rPr>
             </w:pPr>
@@ -2649,23 +2080,19 @@
         </w:tc>
         <w:tc>
           <w:tcPr>
-            <w:tcW w:w="425" w:type="dxa"/>
+            <w:tcW w:w="202" w:type="pct"/>
             <w:tcBorders>
-              <w:top w:val="single" w:color="000000" w:sz="4" w:space="0"/>
-              <w:bottom w:val="single" w:color="000000" w:sz="12" w:space="0"/>
+              <w:top w:val="single" w:sz="4" w:space="0" w:color="000000"/>
+              <w:bottom w:val="single" w:sz="12" w:space="0" w:color="000000"/>
             </w:tcBorders>
             <w:vAlign w:val="center"/>
           </w:tcPr>
           <w:p>
             <w:pPr>
-              <w:pStyle w:val="Heading2"/>
-              <w:spacing w:before="120" w:after="120" w:line="240" w:lineRule="exact"/>
+              <w:pStyle w:val="BCLabel"/>
+              <w:spacing w:before="120" w:after="120" w:line="240" w:lineRule="auto"/>
               <w:cnfStyle w:val="010000000000" w:firstRow="0" w:lastRow="1" w:firstColumn="0" w:lastColumn="0" w:oddVBand="0" w:evenVBand="0" w:oddHBand="0" w:evenHBand="0" w:firstRowFirstColumn="0" w:firstRowLastColumn="0" w:lastRowFirstColumn="0" w:lastRowLastColumn="0"/>
               <w:rPr>
-                <w:rFonts w:ascii="Segoe UI Semibold" w:hAnsi="Segoe UI Semibold" w:cs="Segoe UI Semibold"/>
-                <w:b w:val="0"/>
-                <w:sz w:val="22"/>
-                <w:szCs w:val="22"/>
                 <w:lang w:eastAsia="en-US"/>
               </w:rPr>
             </w:pPr>
@@ -2673,23 +2100,19 @@
         </w:tc>
         <w:tc>
           <w:tcPr>
-            <w:tcW w:w="429" w:type="dxa"/>
+            <w:tcW w:w="204" w:type="pct"/>
             <w:tcBorders>
-              <w:top w:val="single" w:color="000000" w:sz="4" w:space="0"/>
-              <w:bottom w:val="single" w:color="000000" w:sz="12" w:space="0"/>
+              <w:top w:val="single" w:sz="4" w:space="0" w:color="000000"/>
+              <w:bottom w:val="single" w:sz="12" w:space="0" w:color="000000"/>
             </w:tcBorders>
             <w:vAlign w:val="center"/>
           </w:tcPr>
           <w:p>
             <w:pPr>
-              <w:pStyle w:val="Heading2"/>
-              <w:spacing w:before="120" w:after="120" w:line="240" w:lineRule="exact"/>
+              <w:pStyle w:val="BCLabel"/>
+              <w:spacing w:before="120" w:after="120" w:line="240" w:lineRule="auto"/>
               <w:cnfStyle w:val="010000000000" w:firstRow="0" w:lastRow="1" w:firstColumn="0" w:lastColumn="0" w:oddVBand="0" w:evenVBand="0" w:oddHBand="0" w:evenHBand="0" w:firstRowFirstColumn="0" w:firstRowLastColumn="0" w:lastRowFirstColumn="0" w:lastRowLastColumn="0"/>
               <w:rPr>
-                <w:rFonts w:ascii="Segoe UI Semibold" w:hAnsi="Segoe UI Semibold" w:cs="Segoe UI Semibold"/>
-                <w:b w:val="0"/>
-                <w:sz w:val="22"/>
-                <w:szCs w:val="22"/>
                 <w:lang w:eastAsia="en-US"/>
               </w:rPr>
             </w:pPr>
@@ -2697,60 +2120,42 @@
         </w:tc>
         <w:tc>
           <w:tcPr>
-            <w:tcW w:w="3685" w:type="dxa"/>
+            <w:tcW w:w="1757" w:type="pct"/>
             <w:tcBorders>
-              <w:top w:val="single" w:color="000000" w:sz="4" w:space="0"/>
-              <w:bottom w:val="single" w:color="000000" w:sz="12" w:space="0"/>
+              <w:top w:val="single" w:sz="4" w:space="0" w:color="000000"/>
+              <w:bottom w:val="single" w:sz="12" w:space="0" w:color="000000"/>
             </w:tcBorders>
             <w:vAlign w:val="center"/>
           </w:tcPr>
           <w:p>
             <w:pPr>
-              <w:pStyle w:val="Heading2"/>
-              <w:spacing w:before="120" w:after="120" w:line="240" w:lineRule="exact"/>
+              <w:pStyle w:val="BCLabelNumber"/>
+              <w:spacing w:before="120" w:after="120" w:line="240" w:lineRule="auto"/>
               <w:jc w:val="right"/>
               <w:cnfStyle w:val="010000000000" w:firstRow="0" w:lastRow="1" w:firstColumn="0" w:lastColumn="0" w:oddVBand="0" w:evenVBand="0" w:oddHBand="0" w:evenHBand="0" w:firstRowFirstColumn="0" w:firstRowLastColumn="0" w:lastRowFirstColumn="0" w:lastRowLastColumn="0"/>
               <w:rPr>
-                <w:rFonts w:ascii="Segoe UI Semibold" w:hAnsi="Segoe UI Semibold" w:cs="Segoe UI Semibold"/>
-                <w:b w:val="0"/>
-                <w:sz w:val="22"/>
-                <w:szCs w:val="22"/>
                 <w:lang w:eastAsia="en-US"/>
               </w:rPr>
             </w:pPr>
             <w:r>
-              <w:rPr>
-                <w:rFonts w:ascii="Segoe UI Semibold" w:hAnsi="Segoe UI Semibold" w:eastAsia="Times New Roman" w:cs="Segoe UI Semibold"/>
-                <w:sz w:val="22"/>
-                <w:szCs w:val="22"/>
-              </w:rPr>
               <w:t> </w:t>
             </w:r>
             <w:proofErr w:type="spellStart"/>
             <w:sdt>
               <w:sdtPr>
-                <w:rPr>
-                  <w:rFonts w:ascii="Segoe UI Semibold" w:hAnsi="Segoe UI Semibold" w:eastAsia="Times New Roman" w:cs="Segoe UI Semibold"/>
-                  <w:sz w:val="22"/>
-                  <w:szCs w:val="22"/>
-                </w:rPr>
+                <w:rPr/>
                 <w:alias w:val="TotalAmountIncludingVAT"/>
                 <w:tag w:val="#BC:InsertDataItem,DataItems/Header/Totals/TotalAmountIncludingVAT"/>
                 <w:id w:val="475962551"/>
                 <w:placeholder>
                   <w:docPart w:val="31CA491F1A294C01B14B26CC916DBC49"/>
                 </w:placeholder>
+                <w:dataBinding w:prefixMappings="&lt;xmlns:ns0='urn:microsoft-dynamics-nav/reports/Standard_Sales_Quote/1304/' " w:xpath="/ns0:NavWordReportXmlPart[1]/ns0:Header[1]/ns0:Totals[1]/ns0:TotalAmountIncludingVAT[1]" w:storeItemID="{00000000-0000-0000-0000-000000000000}"/>
                 <w15:color w:val="808080"/>
                 <w:text/>
-                <w:dataBinding w:prefixMappings="xmlns:ns0='urn:microsoft-dynamics-nav/reports/Standard_Sales_Quote/1304/'" w:xpath="/ns0:NavWordReportXmlPart[1]/ns0:Header[1]/ns0:Totals[1]/ns0:TotalAmountIncludingVAT[1]"/>
               </w:sdtPr>
               <w:sdtContent>
                 <w:r>
-                  <w:rPr>
-                    <w:rFonts w:ascii="Segoe UI Semibold" w:hAnsi="Segoe UI Semibold" w:eastAsia="Times New Roman" w:cs="Segoe UI Semibold"/>
-                    <w:sz w:val="22"/>
-                    <w:szCs w:val="22"/>
-                  </w:rPr>
                   <w:t>TotalAmountIncludingVAT</w:t>
                 </w:r>
                 <w:proofErr w:type="spellEnd"/>
@@ -3287,7 +2692,6 @@
       <w:kern w:val="0"/>
       <w:sz w:val="20"/>
       <w:szCs w:val="20"/>
-      <w:lang w:val="en-DK" w:eastAsia="en-DK"/>
       <w14:ligatures w14:val="none"/>
     </w:rPr>
     <w:tblPr/>
@@ -3480,11 +2884,256 @@
       <w:color w:val="666666"/>
     </w:rPr>
   </w:style>
+  <w:style w:type="paragraph" w:styleId="NoSpacing">
+    <w:name w:val="No Spacing"/>
+    <w:uiPriority w:val="1"/>
+    <w:qFormat/>
+    <w:rsid w:val="00416FC2"/>
+    <w:pPr>
+      <w:spacing w:after="0" w:line="240" w:lineRule="auto"/>
+    </w:pPr>
+    <w:rPr>
+      <w:rFonts w:asciiTheme="minorHAnsi" w:hAnsiTheme="minorHAnsi" w:eastAsiaTheme="minorHAnsi" w:cstheme="minorBidi"/>
+      <w:color w:val="242424" w:themeColor="text1"/>
+    </w:rPr>
+  </w:style>
+  <w:style w:type="paragraph" w:customStyle="1" w:styleId="BCNumber">
+    <w:name w:val="BC Number"/>
+    <w:basedOn w:val="NoSpacing"/>
+    <w:next w:val="Normal"/>
+    <w:uiPriority w:val="2"/>
+    <w:qFormat/>
+    <w:pPr>
+      <w:spacing w:before="0" w:after="0" w:line="240" w:lineRule="auto"/>
+    </w:pPr>
+    <w:rPr>
+      <w:rFonts w:asciiTheme="minorHAnsi" w:hAnsiTheme="minorHAnsi" w:eastAsiaTheme="minorHAnsi" w:cstheme="minorBidi"/>
+      <w:color w:val="242424" w:themeColor="text1"/>
+      <w14:numForm w14:val="tabular"/>
+      <w14:numSpacing w14:val="tabular"/>
+    </w:rPr>
+  </w:style>
+  <w:style w:type="paragraph" w:customStyle="1" w:styleId="BCLabel">
+    <w:name w:val="BC Label"/>
+    <w:basedOn w:val="NoSpacing"/>
+    <w:next w:val="Normal"/>
+    <w:uiPriority w:val="2"/>
+    <w:qFormat/>
+    <w:pPr>
+      <w:keepNext/>
+      <w:spacing w:before="0" w:after="0" w:line="240" w:lineRule="auto"/>
+    </w:pPr>
+    <w:rPr>
+      <w:rFonts w:asciiTheme="majorHAnsi" w:hAnsiTheme="majorHAnsi" w:eastAsiaTheme="majorEastAsia" w:cstheme="majorBidi"/>
+      <w:color w:val="242424" w:themeColor="text1"/>
+    </w:rPr>
+  </w:style>
+  <w:style w:type="paragraph" w:customStyle="1" w:styleId="BCLabelNumber">
+    <w:name w:val="BC Label Number"/>
+    <w:basedOn w:val="BCLabel"/>
+    <w:next w:val="Normal"/>
+    <w:uiPriority w:val="2"/>
+    <w:qFormat/>
+    <w:pPr>
+      <w:spacing w:before="0" w:after="0" w:line="240" w:lineRule="auto"/>
+    </w:pPr>
+    <w:rPr>
+      <w:rFonts w:asciiTheme="majorHAnsi" w:hAnsiTheme="majorHAnsi" w:eastAsiaTheme="majorEastAsia" w:cstheme="majorBidi"/>
+      <w:color w:val="242424" w:themeColor="text1"/>
+      <w14:numForm w14:val="tabular"/>
+      <w14:numSpacing w14:val="tabular"/>
+    </w:rPr>
+  </w:style>
+  <w:style w:type="table" w:customStyle="1" w:styleId="BCBlockTable">
+    <w:name w:val="BC Block Table"/>
+    <w:basedOn w:val="TableNormal"/>
+    <w:uiPriority w:val="99"/>
+    <w:qFormat/>
+    <w:pPr>
+      <w:spacing w:before="0" w:after="0" w:line="240" w:lineRule="auto"/>
+    </w:pPr>
+    <w:tblPr>
+      <w:tblStyleRowBandSize w:val="1"/>
+      <w:tblStyleColBandSize w:val="1"/>
+      <w:tblCellMar>
+        <w:top w:w="0" w:type="dxa"/>
+        <w:left w:w="0" w:type="dxa"/>
+        <w:bottom w:w="0" w:type="dxa"/>
+        <w:right w:w="0" w:type="dxa"/>
+      </w:tblCellMar>
+    </w:tblPr>
+    <w:tcPr>
+      <w:vAlign w:val="top"/>
+    </w:tcPr>
+    <w:tblStylePr w:type="firstRow">
+      <w:rPr>
+        <w:rFonts w:asciiTheme="majorHAnsi" w:hAnsiTheme="majorHAnsi" w:cstheme="majorBidi"/>
+      </w:rPr>
+      <w:tcPr>
+        <w:vAlign w:val="top"/>
+      </w:tcPr>
+    </w:tblStylePr>
+  </w:style>
+  <w:style w:type="table" w:customStyle="1" w:styleId="BCDataTable">
+    <w:name w:val="BC Data Table"/>
+    <w:basedOn w:val="TableNormal"/>
+    <w:uiPriority w:val="99"/>
+    <w:qFormat/>
+    <w:pPr>
+      <w:spacing w:before="0" w:after="0" w:line="240" w:lineRule="auto"/>
+    </w:pPr>
+    <w:tblPr>
+      <w:tblStyleRowBandSize w:val="1"/>
+      <w:tblStyleColBandSize w:val="1"/>
+      <w:tblCellMar>
+        <w:top w:w="0" w:type="dxa"/>
+        <w:left w:w="115" w:type="dxa"/>
+        <w:bottom w:w="0" w:type="dxa"/>
+        <w:right w:w="115" w:type="dxa"/>
+      </w:tblCellMar>
+    </w:tblPr>
+    <w:tcPr>
+      <w:vAlign w:val="center"/>
+    </w:tcPr>
+    <w:tblStylePr w:type="firstRow">
+      <w:pPr>
+        <w:spacing w:before="160" w:after="80"/>
+      </w:pPr>
+      <w:rPr>
+        <w:rFonts w:asciiTheme="majorHAnsi" w:hAnsiTheme="majorHAnsi" w:cstheme="majorBidi"/>
+      </w:rPr>
+      <w:tcPr>
+        <w:tcBorders>
+          <w:bottom w:val="single" w:sz="4" w:space="0" w:color="242424" w:themeColor="text1"/>
+        </w:tcBorders>
+        <w:vAlign w:val="top"/>
+      </w:tcPr>
+    </w:tblStylePr>
+    <w:tblStylePr w:type="lastRow">
+      <w:tcPr>
+        <w:tcBorders>
+          <w:bottom w:val="single" w:sz="4" w:space="0" w:color="F5F7F8" w:themeColor="background2"/>
+        </w:tcBorders>
+      </w:tcPr>
+    </w:tblStylePr>
+    <w:tblStylePr w:type="band1Horz">
+      <w:tcPr>
+        <w:shd w:val="clear" w:color="auto" w:fill="auto"/>
+      </w:tcPr>
+    </w:tblStylePr>
+    <w:tblStylePr w:type="band2Horz">
+      <w:tcPr>
+        <w:shd w:val="clear" w:color="auto" w:fill="CCE6E9" w:themeFill="accent2" w:themeFillTint="33"/>
+      </w:tcPr>
+    </w:tblStylePr>
+  </w:style>
+  <w:style w:type="table" w:customStyle="1" w:styleId="BCTotalsTable">
+    <w:name w:val="BC Totals Table"/>
+    <w:basedOn w:val="TableNormal"/>
+    <w:uiPriority w:val="99"/>
+    <w:qFormat/>
+    <w:pPr>
+      <w:spacing w:before="0" w:after="0" w:line="240" w:lineRule="auto"/>
+    </w:pPr>
+    <w:tblPr>
+      <w:tblStyleRowBandSize w:val="1"/>
+      <w:tblStyleColBandSize w:val="1"/>
+      <w:tblCellMar>
+        <w:top w:w="0" w:type="dxa"/>
+        <w:left w:w="115" w:type="dxa"/>
+        <w:bottom w:w="0" w:type="dxa"/>
+        <w:right w:w="115" w:type="dxa"/>
+      </w:tblCellMar>
+    </w:tblPr>
+    <w:tcPr>
+      <w:vAlign w:val="center"/>
+    </w:tcPr>
+    <w:tblStylePr w:type="lastRow">
+      <w:rPr>
+        <w:rFonts w:asciiTheme="majorHAnsi" w:hAnsiTheme="majorHAnsi" w:cstheme="majorBidi"/>
+      </w:rPr>
+      <w:tcPr>
+        <w:tcBorders>
+          <w:top w:val="single" w:sz="4" w:space="0" w:color="242424" w:themeColor="text1"/>
+          <w:bottom w:val="single" w:sz="8" w:space="0" w:color="242424" w:themeColor="text1"/>
+        </w:tcBorders>
+      </w:tcPr>
+    </w:tblStylePr>
+  </w:style>
+  <w:style w:type="table" w:customStyle="1" w:styleId="BCCalculationTable">
+    <w:name w:val="BC Calculation Table"/>
+    <w:basedOn w:val="TableNormal"/>
+    <w:uiPriority w:val="99"/>
+    <w:qFormat/>
+    <w:pPr>
+      <w:spacing w:before="0" w:after="0" w:line="240" w:lineRule="auto"/>
+    </w:pPr>
+    <w:tblPr>
+      <w:tblStyleRowBandSize w:val="1"/>
+      <w:tblStyleColBandSize w:val="1"/>
+      <w:tblCellMar>
+        <w:top w:w="58" w:type="dxa"/>
+        <w:left w:w="0" w:type="dxa"/>
+        <w:bottom w:w="58" w:type="dxa"/>
+        <w:right w:w="0" w:type="dxa"/>
+      </w:tblCellMar>
+    </w:tblPr>
+    <w:tcPr>
+      <w:vAlign w:val="center"/>
+    </w:tcPr>
+    <w:tblStylePr w:type="firstRow">
+      <w:rPr>
+        <w:rFonts w:asciiTheme="majorHAnsi" w:hAnsiTheme="majorHAnsi" w:cstheme="majorBidi"/>
+      </w:rPr>
+      <w:tcPr>
+        <w:vAlign w:val="bottom"/>
+      </w:tcPr>
+    </w:tblStylePr>
+    <w:tblStylePr w:type="lastRow">
+      <w:rPr>
+        <w:rFonts w:asciiTheme="majorHAnsi" w:hAnsiTheme="majorHAnsi" w:cstheme="majorBidi"/>
+      </w:rPr>
+      <w:tcPr>
+        <w:tcBorders>
+          <w:top w:val="single" w:sz="4" w:space="0" w:color="242424" w:themeColor="text1"/>
+        </w:tcBorders>
+      </w:tcPr>
+    </w:tblStylePr>
+  </w:style>
+  <w:style w:type="table" w:customStyle="1" w:styleId="BCSignatureTable">
+    <w:name w:val="BC Signature Table"/>
+    <w:basedOn w:val="TableNormal"/>
+    <w:uiPriority w:val="99"/>
+    <w:qFormat/>
+    <w:pPr>
+      <w:spacing w:before="0" w:after="0" w:line="240" w:lineRule="auto"/>
+    </w:pPr>
+    <w:tblPr>
+      <w:tblStyleRowBandSize w:val="1"/>
+      <w:tblStyleColBandSize w:val="1"/>
+      <w:tblCellMar>
+        <w:top w:w="0" w:type="dxa"/>
+        <w:left w:w="0" w:type="dxa"/>
+        <w:bottom w:w="0" w:type="dxa"/>
+        <w:right w:w="0" w:type="dxa"/>
+      </w:tblCellMar>
+    </w:tblPr>
+    <w:tcPr>
+      <w:vAlign w:val="top"/>
+    </w:tcPr>
+    <w:tblStylePr w:type="lastRow">
+      <w:tcPr>
+        <w:tcBorders>
+          <w:bottom w:val="single" w:sz="4" w:space="0" w:color="242424" w:themeColor="text1"/>
+        </w:tcBorders>
+      </w:tcPr>
+    </w:tblStylePr>
+  </w:style>
 </w:styles>
 </file>
 
 <file path=word/glossary/document.xml><?xml version="1.0" encoding="utf-8"?>
-<w:glossaryDocument xmlns:wpc="http://schemas.microsoft.com/office/word/2010/wordprocessingCanvas" xmlns:cx="http://schemas.microsoft.com/office/drawing/2014/chartex" xmlns:cx1="http://schemas.microsoft.com/office/drawing/2015/9/8/chartex" xmlns:cx2="http://schemas.microsoft.com/office/drawing/2015/10/21/chartex" xmlns:cx3="http://schemas.microsoft.com/office/drawing/2016/5/9/chartex" xmlns:cx4="http://schemas.microsoft.com/office/drawing/2016/5/10/chartex" xmlns:cx5="http://schemas.microsoft.com/office/drawing/2016/5/11/chartex" xmlns:cx6="http://schemas.microsoft.com/office/drawing/2016/5/12/chartex" xmlns:cx7="http://schemas.microsoft.com/office/drawing/2016/5/13/chartex" xmlns:cx8="http://schemas.microsoft.com/office/drawing/2016/5/14/chartex" xmlns:mc="http://schemas.openxmlformats.org/markup-compatibility/2006" xmlns:aink="http://schemas.microsoft.com/office/drawing/2016/ink" xmlns:am3d="http://schemas.microsoft.com/office/drawing/2017/model3d" xmlns:o="urn:schemas-microsoft-com:office:office" xmlns:oel="http://schemas.microsoft.com/office/2019/extlst" xmlns:r="http://schemas.openxmlformats.org/officeDocument/2006/relationships" xmlns:m="http://schemas.openxmlformats.org/officeDocument/2006/math" xmlns:v="urn:schemas-microsoft-com:vml" xmlns:wp14="http://schemas.microsoft.com/office/word/2010/wordprocessingDrawing" xmlns:wp="http://schemas.openxmlformats.org/drawingml/2006/wordprocessingDrawing" xmlns:w10="urn:schemas-microsoft-com:office:word" xmlns:w="http://schemas.openxmlformats.org/wordprocessingml/2006/main" xmlns:w14="http://schemas.microsoft.com/office/word/2010/wordml" xmlns:w15="http://schemas.microsoft.com/office/word/2012/wordml" xmlns:w16cex="http://schemas.microsoft.com/office/word/2018/wordml/cex" xmlns:w16cid="http://schemas.microsoft.com/office/word/2016/wordml/cid" xmlns:w16="http://schemas.microsoft.com/office/word/2018/wordml" xmlns:w16du="http://schemas.microsoft.com/office/word/2023/wordml/word16du" xmlns:w16sdtdh="http://schemas.microsoft.com/office/word/2020/wordml/sdtdatahash" xmlns:w16sdtfl="http://schemas.microsoft.com/office/word/2024/wordml/sdtformatlock" xmlns:w16se="http://schemas.microsoft.com/office/word/2015/wordml/symex" xmlns:wpg="http://schemas.microsoft.com/office/word/2010/wordprocessingGroup" xmlns:wpi="http://schemas.microsoft.com/office/word/2010/wordprocessingInk" xmlns:wne="http://schemas.microsoft.com/office/word/2006/wordml" xmlns:wps="http://schemas.microsoft.com/office/word/2010/wordprocessingShape" mc:Ignorable="w14 w15 w16se w16cid w16 w16cex w16sdtdh w16sdtfl w16du wp14">
+<w:glossaryDocument xmlns:wpc="http://schemas.microsoft.com/office/word/2010/wordprocessingCanvas" xmlns:cx="http://schemas.microsoft.com/office/drawing/2014/chartex" xmlns:cx1="http://schemas.microsoft.com/office/drawing/2015/9/8/chartex" xmlns:cx2="http://schemas.microsoft.com/office/drawing/2015/10/21/chartex" xmlns:cx3="http://schemas.microsoft.com/office/drawing/2016/5/9/chartex" xmlns:cx4="http://schemas.microsoft.com/office/drawing/2016/5/10/chartex" xmlns:cx5="http://schemas.microsoft.com/office/drawing/2016/5/11/chartex" xmlns:cx6="http://schemas.microsoft.com/office/drawing/2016/5/12/chartex" xmlns:cx7="http://schemas.microsoft.com/office/drawing/2016/5/13/chartex" xmlns:cx8="http://schemas.microsoft.com/office/drawing/2016/5/14/chartex" xmlns:mc="http://schemas.openxmlformats.org/markup-compatibility/2006" xmlns:aink="http://schemas.microsoft.com/office/drawing/2016/ink" xmlns:am3d="http://schemas.microsoft.com/office/drawing/2017/model3d" xmlns:o="urn:schemas-microsoft-com:office:office" xmlns:oel="http://schemas.microsoft.com/office/2019/extlst" xmlns:r="http://schemas.openxmlformats.org/officeDocument/2006/relationships" xmlns:m="http://schemas.openxmlformats.org/officeDocument/2006/math" xmlns:v="urn:schemas-microsoft-com:vml" xmlns:wp14="http://schemas.microsoft.com/office/word/2010/wordprocessingDrawing" xmlns:wp="http://schemas.openxmlformats.org/drawingml/2006/wordprocessingDrawing" xmlns:w10="urn:schemas-microsoft-com:office:word" xmlns:w="http://schemas.openxmlformats.org/wordprocessingml/2006/main" xmlns:w14="http://schemas.microsoft.com/office/word/2010/wordml" xmlns:w15="http://schemas.microsoft.com/office/word/2012/wordml" xmlns:w16cei="http://schemas.microsoft.com/office/word/2026/wordml/cei" xmlns:w16cex="http://schemas.microsoft.com/office/word/2018/wordml/cex" xmlns:w16cid="http://schemas.microsoft.com/office/word/2016/wordml/cid" xmlns:w16="http://schemas.microsoft.com/office/word/2018/wordml" xmlns:w16du="http://schemas.microsoft.com/office/word/2023/wordml/word16du" xmlns:w16sdtdh="http://schemas.microsoft.com/office/word/2020/wordml/sdtdatahash" xmlns:w16sdtfl="http://schemas.microsoft.com/office/word/2024/wordml/sdtformatlock" xmlns:w16se="http://schemas.microsoft.com/office/word/2015/wordml/symex" xmlns:wpg="http://schemas.microsoft.com/office/word/2010/wordprocessingGroup" xmlns:wpi="http://schemas.microsoft.com/office/word/2010/wordprocessingInk" xmlns:wne="http://schemas.microsoft.com/office/word/2006/wordml" xmlns:wps="http://schemas.microsoft.com/office/word/2010/wordprocessingShape" mc:Ignorable="w14 w15 w16se w16cid w16 w16cex w16sdtdh w16sdtfl w16du wp14">
   <w:docParts>
     <w:docPart>
       <w:docPartPr>
@@ -3708,93 +3357,6 @@
         <w:p>
           <w:pPr>
             <w:pStyle w:val="FB3C05380979490D9DE045D6A3799BA2"/>
-          </w:pPr>
-          <w:r>
-            <w:rPr>
-              <w:rStyle w:val="PlaceholderText"/>
-            </w:rPr>
-            <w:t>Click or tap here to enter text.</w:t>
-          </w:r>
-        </w:p>
-      </w:docPartBody>
-    </w:docPart>
-    <w:docPart>
-      <w:docPartPr>
-        <w:name w:val="A0E96F6C2CA8416E823426A861DBC2FB"/>
-        <w:category>
-          <w:name w:val="General"/>
-          <w:gallery w:val="placeholder"/>
-        </w:category>
-        <w:types>
-          <w:type w:val="bbPlcHdr"/>
-        </w:types>
-        <w:behaviors>
-          <w:behavior w:val="content"/>
-        </w:behaviors>
-        <w:guid w:val="{33BEE02A-7017-4CF2-B1AF-DE5C67ACAE73}"/>
-      </w:docPartPr>
-      <w:docPartBody>
-        <w:p>
-          <w:pPr>
-            <w:pStyle w:val="A0E96F6C2CA8416E823426A861DBC2FB"/>
-          </w:pPr>
-          <w:r>
-            <w:rPr>
-              <w:rStyle w:val="PlaceholderText"/>
-            </w:rPr>
-            <w:t>Click or tap here to enter text.</w:t>
-          </w:r>
-        </w:p>
-      </w:docPartBody>
-    </w:docPart>
-    <w:docPart>
-      <w:docPartPr>
-        <w:name w:val="D2A99CDE1E5449BDB2D246BCAB069DDE"/>
-        <w:category>
-          <w:name w:val="General"/>
-          <w:gallery w:val="placeholder"/>
-        </w:category>
-        <w:types>
-          <w:type w:val="bbPlcHdr"/>
-        </w:types>
-        <w:behaviors>
-          <w:behavior w:val="content"/>
-        </w:behaviors>
-        <w:guid w:val="{254ECDE1-0589-4BFB-B1F3-68C3A61130FB}"/>
-      </w:docPartPr>
-      <w:docPartBody>
-        <w:p>
-          <w:pPr>
-            <w:pStyle w:val="D2A99CDE1E5449BDB2D246BCAB069DDE"/>
-          </w:pPr>
-          <w:r>
-            <w:rPr>
-              <w:rStyle w:val="PlaceholderText"/>
-            </w:rPr>
-            <w:t>Click or tap here to enter text.</w:t>
-          </w:r>
-        </w:p>
-      </w:docPartBody>
-    </w:docPart>
-    <w:docPart>
-      <w:docPartPr>
-        <w:name w:val="45475A057E344D82832CAFDC0CADC2D1"/>
-        <w:category>
-          <w:name w:val="General"/>
-          <w:gallery w:val="placeholder"/>
-        </w:category>
-        <w:types>
-          <w:type w:val="bbPlcHdr"/>
-        </w:types>
-        <w:behaviors>
-          <w:behavior w:val="content"/>
-        </w:behaviors>
-        <w:guid w:val="{0616ADC7-0967-418E-B624-720BE93E8DC8}"/>
-      </w:docPartPr>
-      <w:docPartBody>
-        <w:p>
-          <w:pPr>
-            <w:pStyle w:val="45475A057E344D82832CAFDC0CADC2D1"/>
           </w:pPr>
           <w:r>
             <w:rPr>
@@ -4327,6 +3889,206 @@
         </w:p>
       </w:docPartBody>
     </w:docPart>
+    <w:docPart>
+      <w:docPartPr>
+        <w:name w:val="FA440EA0E06B492DAD878A83C3EBE814"/>
+        <w:category>
+          <w:name w:val="General"/>
+          <w:gallery w:val="placeholder"/>
+        </w:category>
+        <w:types>
+          <w:type w:val="bbPlcHdr"/>
+        </w:types>
+        <w:behaviors>
+          <w:behavior w:val="content"/>
+        </w:behaviors>
+        <w:guid w:val="{38BF63D5-BFD5-4022-83F5-1EA7804FEC83}"/>
+      </w:docPartPr>
+      <w:docPartBody>
+        <w:p>
+          <w:pPr>
+            <w:pStyle w:val="FA440EA0E06B492DAD878A83C3EBE814"/>
+          </w:pPr>
+          <w:r>
+            <w:rPr>
+              <w:rStyle w:val="PlaceholderText"/>
+            </w:rPr>
+            <w:t>Click or tap here to enter text.</w:t>
+          </w:r>
+        </w:p>
+      </w:docPartBody>
+    </w:docPart>
+    <w:docPart>
+      <w:docPartPr>
+        <w:name w:val="87AA1FA3D62E4DF89C7ADBE91F899703"/>
+        <w:category>
+          <w:name w:val="General"/>
+          <w:gallery w:val="placeholder"/>
+        </w:category>
+        <w:types>
+          <w:type w:val="bbPlcHdr"/>
+        </w:types>
+        <w:behaviors>
+          <w:behavior w:val="content"/>
+        </w:behaviors>
+        <w:guid w:val="{49570A6F-4112-4E2E-947B-D3B7A6504769}"/>
+      </w:docPartPr>
+      <w:docPartBody>
+        <w:p>
+          <w:pPr>
+            <w:pStyle w:val="87AA1FA3D62E4DF89C7ADBE91F899703"/>
+          </w:pPr>
+          <w:r>
+            <w:rPr>
+              <w:rStyle w:val="PlaceholderText"/>
+            </w:rPr>
+            <w:t>Click or tap here to enter text.</w:t>
+          </w:r>
+        </w:p>
+      </w:docPartBody>
+    </w:docPart>
+    <w:docPart>
+      <w:docPartPr>
+        <w:name w:val="93CFB56C7DAC41AAB479933B8263B99E"/>
+        <w:category>
+          <w:name w:val="General"/>
+          <w:gallery w:val="placeholder"/>
+        </w:category>
+        <w:types>
+          <w:type w:val="bbPlcHdr"/>
+        </w:types>
+        <w:behaviors>
+          <w:behavior w:val="content"/>
+        </w:behaviors>
+        <w:guid w:val="{F1BC807B-EC6F-496F-B4ED-D06BFA9957FE}"/>
+      </w:docPartPr>
+      <w:docPartBody>
+        <w:p>
+          <w:pPr>
+            <w:pStyle w:val="93CFB56C7DAC41AAB479933B8263B99E"/>
+          </w:pPr>
+          <w:r>
+            <w:rPr>
+              <w:rStyle w:val="PlaceholderText"/>
+            </w:rPr>
+            <w:t>Click or tap here to enter text.</w:t>
+          </w:r>
+        </w:p>
+      </w:docPartBody>
+    </w:docPart>
+    <w:docPart>
+      <w:docPartPr>
+        <w:name w:val="9A63B52CEC3949FF8621813DD77F40F0"/>
+        <w:category>
+          <w:name w:val="General"/>
+          <w:gallery w:val="placeholder"/>
+        </w:category>
+        <w:types>
+          <w:type w:val="bbPlcHdr"/>
+        </w:types>
+        <w:behaviors>
+          <w:behavior w:val="content"/>
+        </w:behaviors>
+        <w:guid w:val="{56C90561-1E0B-458B-AB62-659D71978F70}"/>
+      </w:docPartPr>
+      <w:docPartBody>
+        <w:p>
+          <w:pPr>
+            <w:pStyle w:val="9A63B52CEC3949FF8621813DD77F40F0"/>
+          </w:pPr>
+          <w:r>
+            <w:rPr>
+              <w:rStyle w:val="PlaceholderText"/>
+            </w:rPr>
+            <w:t>Click or tap here to enter text.</w:t>
+          </w:r>
+        </w:p>
+      </w:docPartBody>
+    </w:docPart>
+    <w:docPart>
+      <w:docPartPr>
+        <w:name w:val="5CD04B57BEF34B438433AE83553E4B8E"/>
+        <w:category>
+          <w:name w:val="General"/>
+          <w:gallery w:val="placeholder"/>
+        </w:category>
+        <w:types>
+          <w:type w:val="bbPlcHdr"/>
+        </w:types>
+        <w:behaviors>
+          <w:behavior w:val="content"/>
+        </w:behaviors>
+        <w:guid w:val="{9787B26A-76FC-4AAE-BC5E-A50F557531BC}"/>
+      </w:docPartPr>
+      <w:docPartBody>
+        <w:p>
+          <w:pPr>
+            <w:pStyle w:val="5CD04B57BEF34B438433AE83553E4B8E"/>
+          </w:pPr>
+          <w:r>
+            <w:rPr>
+              <w:rStyle w:val="PlaceholderText"/>
+            </w:rPr>
+            <w:t>Click or tap here to enter text.</w:t>
+          </w:r>
+        </w:p>
+      </w:docPartBody>
+    </w:docPart>
+    <w:docPart>
+      <w:docPartPr>
+        <w:name w:val="9972D2C5830C45448958367633788881"/>
+        <w:category>
+          <w:name w:val="General"/>
+          <w:gallery w:val="placeholder"/>
+        </w:category>
+        <w:types>
+          <w:type w:val="bbPlcHdr"/>
+        </w:types>
+        <w:behaviors>
+          <w:behavior w:val="content"/>
+        </w:behaviors>
+        <w:guid w:val="{79A9E2F8-EC28-490F-AB9B-397976FAC4B2}"/>
+      </w:docPartPr>
+      <w:docPartBody>
+        <w:p>
+          <w:pPr>
+            <w:pStyle w:val="9972D2C5830C45448958367633788881"/>
+          </w:pPr>
+          <w:r>
+            <w:rPr>
+              <w:rStyle w:val="PlaceholderText"/>
+            </w:rPr>
+            <w:t>Click or tap here to enter text.</w:t>
+          </w:r>
+        </w:p>
+      </w:docPartBody>
+    </w:docPart>
+    <w:docPart>
+      <w:docPartPr>
+        <w:name w:val="DefaultPlaceholder_-1854013440"/>
+        <w:category>
+          <w:name w:val="General"/>
+          <w:gallery w:val="placeholder"/>
+        </w:category>
+        <w:types>
+          <w:type w:val="bbPlcHdr"/>
+        </w:types>
+        <w:behaviors>
+          <w:behavior w:val="content"/>
+        </w:behaviors>
+        <w:guid w:val="{BD032592-6A96-4B81-966B-6269C6D0D5C3}"/>
+      </w:docPartPr>
+      <w:docPartBody>
+        <w:p>
+          <w:r>
+            <w:rPr>
+              <w:rStyle w:val="PlaceholderText"/>
+            </w:rPr>
+            <w:t>Click or tap here to enter text.</w:t>
+          </w:r>
+        </w:p>
+      </w:docPartBody>
+    </w:docPart>
   </w:docParts>
 </w:glossaryDocument>
 </file>
@@ -4400,9 +4162,12 @@
   <w:rsids>
     <w:rsidRoot w:val="00526941"/>
     <w:rsid w:val="00265B6E"/>
+    <w:rsid w:val="00330966"/>
     <w:rsid w:val="003541A4"/>
+    <w:rsid w:val="00503DE4"/>
     <w:rsid w:val="00526941"/>
     <w:rsid w:val="005421D5"/>
+    <w:rsid w:val="008E7FCD"/>
     <w:rsid w:val="00B94A15"/>
     <w:rsid w:val="00C25892"/>
     <w:rsid w:val="00DD4377"/>
@@ -4863,7 +4628,7 @@
     <w:basedOn w:val="DefaultParagraphFont"/>
     <w:uiPriority w:val="99"/>
     <w:semiHidden/>
-    <w:rsid w:val="00B94A15"/>
+    <w:rsid w:val="00330966"/>
     <w:rPr>
       <w:color w:val="666666"/>
     </w:rPr>
@@ -4983,6 +4748,48 @@
   <w:style w:type="paragraph" w:customStyle="1" w:styleId="31CA491F1A294C01B14B26CC916DBC49">
     <w:name w:val="31CA491F1A294C01B14B26CC916DBC49"/>
     <w:rsid w:val="00B94A15"/>
+  </w:style>
+  <w:style w:type="paragraph" w:customStyle="1" w:styleId="FA440EA0E06B492DAD878A83C3EBE814">
+    <w:name w:val="FA440EA0E06B492DAD878A83C3EBE814"/>
+    <w:rsid w:val="00330966"/>
+    <w:rPr>
+      <w:lang w:val="en-DK" w:eastAsia="en-DK"/>
+    </w:rPr>
+  </w:style>
+  <w:style w:type="paragraph" w:customStyle="1" w:styleId="87AA1FA3D62E4DF89C7ADBE91F899703">
+    <w:name w:val="87AA1FA3D62E4DF89C7ADBE91F899703"/>
+    <w:rsid w:val="00330966"/>
+    <w:rPr>
+      <w:lang w:val="en-DK" w:eastAsia="en-DK"/>
+    </w:rPr>
+  </w:style>
+  <w:style w:type="paragraph" w:customStyle="1" w:styleId="93CFB56C7DAC41AAB479933B8263B99E">
+    <w:name w:val="93CFB56C7DAC41AAB479933B8263B99E"/>
+    <w:rsid w:val="00330966"/>
+    <w:rPr>
+      <w:lang w:val="en-DK" w:eastAsia="en-DK"/>
+    </w:rPr>
+  </w:style>
+  <w:style w:type="paragraph" w:customStyle="1" w:styleId="9A63B52CEC3949FF8621813DD77F40F0">
+    <w:name w:val="9A63B52CEC3949FF8621813DD77F40F0"/>
+    <w:rsid w:val="00330966"/>
+    <w:rPr>
+      <w:lang w:val="en-DK" w:eastAsia="en-DK"/>
+    </w:rPr>
+  </w:style>
+  <w:style w:type="paragraph" w:customStyle="1" w:styleId="5CD04B57BEF34B438433AE83553E4B8E">
+    <w:name w:val="5CD04B57BEF34B438433AE83553E4B8E"/>
+    <w:rsid w:val="00330966"/>
+    <w:rPr>
+      <w:lang w:val="en-DK" w:eastAsia="en-DK"/>
+    </w:rPr>
+  </w:style>
+  <w:style w:type="paragraph" w:customStyle="1" w:styleId="9972D2C5830C45448958367633788881">
+    <w:name w:val="9972D2C5830C45448958367633788881"/>
+    <w:rsid w:val="00330966"/>
+    <w:rPr>
+      <w:lang w:val="en-DK" w:eastAsia="en-DK"/>
+    </w:rPr>
   </w:style>
 </w:styles>
 </file>
@@ -5311,7 +5118,7 @@
 
 <file path=word/webextensions/taskpanes.xml><?xml version="1.0" encoding="utf-8"?>
 <wetp:taskpanes xmlns:wetp="http://schemas.microsoft.com/office/webextensions/taskpanes/2010/11">
-  <wetp:taskpane dockstate="right" visibility="0" width="350" row="2">
+  <wetp:taskpane dockstate="right" visibility="0" width="350" row="1">
     <wetp:webextensionref xmlns:r="http://schemas.openxmlformats.org/officeDocument/2006/relationships" r:id="rId1"/>
   </wetp:taskpane>
 </wetp:taskpanes>
@@ -5329,9 +5136,7 @@
 </we:webextension>
 </file>
 
-<file path=customXml/item1.xml>��< ? x m l   v e r s i o n = " 1 . 0 "   e n c o d i n g = " u t f - 1 6 " ? > - 
- < N a v W o r d R e p o r t X m l P a r t   x m l n s = " u r n : m i c r o s o f t - d y n a m i c s - n a v / r e p o r t s / S t a n d a r d _ S a l e s _ Q u o t e / 1 3 0 4 / " > +<file path=customXml/item1.xml>��< ? x m l   v e r s i o n = " 1 . 0 "   e n c o d i n g = " u t f - 1 6 " ? > < N a v W o r d R e p o r t X m l P a r t   x m l n s = " u r n : m i c r o s o f t - d y n a m i c s - b u s i n e s s c e n t r a l / i n t e r n a l / e x t e n d e d / r e p o r t s / S t a n d a r d _ S a l e s _ Q u o t e / 1 3 0 4 / " >   
      < B C R e p o r t I n f o r m a t i o n >   
@@ -5395,529 +5200,505 @@
  
          < / R e p o r t R e q u e s t >   
-         < C o m p a n y M e t a d a t a > - 
-             < C o m p a n y N a m e > C o m p a n y   N a m e < / C o m p a n y N a m e > - 
-             < C o m p a n y D i s p l a y N a m e > C o m p a n y   D i s p l a y   N a m e < / C o m p a n y D i s p l a y N a m e > - 
-             < C o m p a n y A d d r e s s L i n e s > - 
-                 < C o m p a n y A d d r e s s L i n e > C o m p a n y   A d d r e s s   L i n e   1 < / C o m p a n y A d d r e s s L i n e > - 
-                 < C o m p a n y A d d r e s s L i n e > C o m p a n y   A d d r e s s   L i n e   2 < / C o m p a n y A d d r e s s L i n e > - 
-                 < C o m p a n y A d d r e s s L i n e > C o m p a n y   A d d r e s s   L i n e   3 < / C o m p a n y A d d r e s s L i n e > - 
-                 < C o m p a n y A d d r e s s L i n e > C o m p a n y   A d d r e s s   L i n e   4 < / C o m p a n y A d d r e s s L i n e > - 
-                 < C o m p a n y A d d r e s s L i n e > C o m p a n y   A d d r e s s   L i n e   5 < / C o m p a n y A d d r e s s L i n e > - 
-                 < C o m p a n y A d d r e s s L i n e > C o m p a n y   A d d r e s s   L i n e   6 < / C o m p a n y A d d r e s s L i n e > - 
-                 < C o m p a n y A d d r e s s L i n e > C o m p a n y   A d d r e s s   L i n e   7 < / C o m p a n y A d d r e s s L i n e > - 
-                 < C o m p a n y A d d r e s s L i n e > C o m p a n y   A d d r e s s   L i n e   8 < / C o m p a n y A d d r e s s L i n e > - 
-             < / C o m p a n y A d d r e s s L i n e s > - 
-             < C o m p a n y P h o n e > C o m p a n y   P h o n e < / C o m p a n y P h o n e > - 
-             < C o m p a n y P h o n e C a p t i o n > C o m p a n y   P h o n e   C a p t i o n < / C o m p a n y P h o n e C a p t i o n > - 
-             < C o m p a n y F a x N o > C o m p a n y   F a x   N o . < / C o m p a n y F a x N o > - 
-             < C o m p a n y F a x N o C a p t i o n > C o m p a n y   F a x   N o .   C a p t i o n < / C o m p a n y F a x N o C a p t i o n > - 
-             < C o m p a n y E m a i l > C o m p a n y   E m a i l < / C o m p a n y E m a i l > - 
-             < C o m p a n y E m a i l C a p t i o n > C o m p a n y   E m a i l   C a p t i o n < / C o m p a n y E m a i l C a p t i o n > - 
-             < C o m p a n y H o m e P a g e > C o m p a n y   H o m e   P a g e < / C o m p a n y H o m e P a g e > - 
-             < C o m p a n y H o m e P a g e C a p t i o n > C o m p a n y   H o m e   P a g e   C a p t i o n < / C o m p a n y H o m e P a g e C a p t i o n > - 
-             < C o m p a n y L o g o > C o m p a n y   L o g o < / C o m p a n y L o g o > - 
-             < C o m p a n y V A T R e g i s t r a t i o n N o > C o m p a n y   V A T   R e g i s t r a t i o n   N o . < / C o m p a n y V A T R e g i s t r a t i o n N o > - 
-             < C o m p a n y V A T R e g i s t r a t i o n N o C a p t i o n > C o m p a n y   V A T   R e g i s t r a t i o n   N o .   C a p t i o n < / C o m p a n y V A T R e g i s t r a t i o n N o C a p t i o n > - 
-             < C o m p a n y R e g i s t r a t i o n N o > C o m p a n y   R e g i s t r a t i o n   N o . < / C o m p a n y R e g i s t r a t i o n N o > - 
-             < C o m p a n y R e g i s t r a t i o n N o C a p t i o n > C o m p a n y   R e g i s t r a t i o n   N o .   C a p t i o n < / C o m p a n y R e g i s t r a t i o n N o C a p t i o n > - 
-             < C o m p a n y B a n k N a m e > C o m p a n y   B a n k   N a m e < / C o m p a n y B a n k N a m e > - 
-             < C o m p a n y B a n k N a m e C a p t i o n > C o m p a n y   B a n k   N a m e   C a p t i o n < / C o m p a n y B a n k N a m e C a p t i o n > - 
-             < C o m p a n y B a n k A c c o u n t N o > C o m p a n y   B a n k   A c c o u n t   N o . < / C o m p a n y B a n k A c c o u n t N o > - 
-             < C o m p a n y B a n k A c c o u n t N o C a p t i o n > C o m p a n y   B a n k   A c c o u n t   N o .   C a p t i o n < / C o m p a n y B a n k A c c o u n t N o C a p t i o n > - 
-             < C o m p a n y B a n k B r a n c h N o > C o m p a n y   B a n k   B r a n c h   N o . < / C o m p a n y B a n k B r a n c h N o > - 
-             < C o m p a n y B a n k B r a n c h N o C a p t i o n > C o m p a n y   B a n k   B r a n c h   N o .   C a p t i o n < / C o m p a n y B a n k B r a n c h N o C a p t i o n > - 
-             < C o m p a n y I B A N > C o m p a n y   I B A N < / C o m p a n y I B A N > - 
-             < C o m p a n y I B A N C a p t i o n > C o m p a n y   I B A N   C a p t i o n < / C o m p a n y I B A N C a p t i o n > - 
-             < C o m p a n y B a n k S W I F T > C o m p a n y   B a n k   S W I F T < / C o m p a n y B a n k S W I F T > - 
-             < C o m p a n y B a n k S W I F T C a p t i o n > C o m p a n y   B a n k   S W I F T   C a p t i o n < / C o m p a n y B a n k S W I F T C a p t i o n > - 
-             < C o m p a n y G i r o N o > C o m p a n y   G i r o   N o . < / C o m p a n y G i r o N o > - 
-             < C o m p a n y G i r o N o C a p t i o n > C o m p a n y   G i r o   N o .   C a p t i o n < / C o m p a n y G i r o N o C a p t i o n > - 
-         < / C o m p a n y M e t a d a t a > - 
      < / B C R e p o r t I n f o r m a t i o n >   
-     < H e a d e r > - 
-         < B i l l T o C o n t a c t E m a i l > B i l l T o C o n t a c t E m a i l < / B i l l T o C o n t a c t E m a i l > - 
-         < B i l l T o C o n t a c t E m a i l L b l > B i l l T o C o n t a c t E m a i l L b l < / B i l l T o C o n t a c t E m a i l L b l > - 
-         < B i l l T o C o n t a c t M o b i l e P h o n e N o > B i l l T o C o n t a c t M o b i l e P h o n e N o < / B i l l T o C o n t a c t M o b i l e P h o n e N o > - 
-         < B i l l T o C o n t a c t M o b i l e P h o n e N o L b l > B i l l T o C o n t a c t M o b i l e P h o n e N o L b l < / B i l l T o C o n t a c t M o b i l e P h o n e N o L b l > - 
-         < B i l l T o C o n t a c t P h o n e N o > B i l l T o C o n t a c t P h o n e N o < / B i l l T o C o n t a c t P h o n e N o > - 
-         < B i l l T o C o n t a c t P h o n e N o L b l > B i l l T o C o n t a c t P h o n e N o L b l < / B i l l T o C o n t a c t P h o n e N o L b l > - 
-         < B i l l t o C u s t o m e r N o _ L b l > B i l l t o C u s t o m e r N o _ L b l < / B i l l t o C u s t o m e r N o _ L b l > - 
-         < B i l l t o C u s t u m e r N o > B i l l t o C u s t u m e r N o < / B i l l t o C u s t u m e r N o > - 
-         < C o m p a n y A d d r e s s 1 > C o m p a n y A d d r e s s 1 < / C o m p a n y A d d r e s s 1 > - 
-         < C o m p a n y A d d r e s s 2 > C o m p a n y A d d r e s s 2 < / C o m p a n y A d d r e s s 2 > - 
-         < C o m p a n y A d d r e s s 3 > C o m p a n y A d d r e s s 3 < / C o m p a n y A d d r e s s 3 > - 
-         < C o m p a n y A d d r e s s 4 > C o m p a n y A d d r e s s 4 < / C o m p a n y A d d r e s s 4 > - 
-         < C o m p a n y A d d r e s s 5 > C o m p a n y A d d r e s s 5 < / C o m p a n y A d d r e s s 5 > - 
-         < C o m p a n y A d d r e s s 6 > C o m p a n y A d d r e s s 6 < / C o m p a n y A d d r e s s 6 > - 
-         < C o m p a n y A d d r e s s 7 > C o m p a n y A d d r e s s 7 < / C o m p a n y A d d r e s s 7 > - 
-         < C o m p a n y A d d r e s s 8 > C o m p a n y A d d r e s s 8 < / C o m p a n y A d d r e s s 8 > - 
-         < C o m p a n y B a n k A c c o u n t N o > C o m p a n y B a n k A c c o u n t N o < / C o m p a n y B a n k A c c o u n t N o > - 
-         < C o m p a n y B a n k A c c o u n t N o _ L b l > C o m p a n y B a n k A c c o u n t N o _ L b l < / C o m p a n y B a n k A c c o u n t N o _ L b l > - 
-         < C o m p a n y B a n k B r a n c h N o > C o m p a n y B a n k B r a n c h N o < / C o m p a n y B a n k B r a n c h N o > - 
-         < C o m p a n y B a n k B r a n c h N o _ L b l > C o m p a n y B a n k B r a n c h N o _ L b l < / C o m p a n y B a n k B r a n c h N o _ L b l > - 
-         < C o m p a n y B a n k N a m e > C o m p a n y B a n k N a m e < / C o m p a n y B a n k N a m e > - 
-         < C o m p a n y B a n k N a m e _ L b l > C o m p a n y B a n k N a m e _ L b l < / C o m p a n y B a n k N a m e _ L b l > - 
-         < C o m p a n y C u s t o m G i r o > C o m p a n y C u s t o m G i r o < / C o m p a n y C u s t o m G i r o > - 
-         < C o m p a n y C u s t o m G i r o _ L b l > C o m p a n y C u s t o m G i r o _ L b l < / C o m p a n y C u s t o m G i r o _ L b l > - 
-         < C o m p a n y E M a i l > C o m p a n y E M a i l < / C o m p a n y E M a i l > - 
-         < C o m p a n y G i r o N o > C o m p a n y G i r o N o < / C o m p a n y G i r o N o > - 
-         < C o m p a n y G i r o N o _ L b l > C o m p a n y G i r o N o _ L b l < / C o m p a n y G i r o N o _ L b l > - 
-         < C o m p a n y H o m e P a g e > C o m p a n y H o m e P a g e < / C o m p a n y H o m e P a g e > - 
-         < C o m p a n y I B A N > C o m p a n y I B A N < / C o m p a n y I B A N > - 
-         < C o m p a n y I B A N _ L b l > C o m p a n y I B A N _ L b l < / C o m p a n y I B A N _ L b l > - 
-         < C o m p a n y L e g a l O f f i c e > C o m p a n y L e g a l O f f i c e < / C o m p a n y L e g a l O f f i c e > - 
-         < C o m p a n y L e g a l O f f i c e _ L b l > C o m p a n y L e g a l O f f i c e _ L b l < / C o m p a n y L e g a l O f f i c e _ L b l > - 
-         < C o m p a n y L e g a l S t a t e m e n t > C o m p a n y L e g a l S t a t e m e n t < / C o m p a n y L e g a l S t a t e m e n t > - 
-         < C o m p a n y L o g o P o s i t i o n > C o m p a n y L o g o P o s i t i o n < / C o m p a n y L o g o P o s i t i o n > - 
-         < C o m p a n y P h o n e N o > C o m p a n y P h o n e N o < / C o m p a n y P h o n e N o > - 
-         < C o m p a n y P h o n e N o _ L b l > C o m p a n y P h o n e N o _ L b l < / C o m p a n y P h o n e N o _ L b l > - 
-         < C o m p a n y P i c t u r e   / > - 
-         < C o m p a n y R e g i s t r a t i o n N u m b e r > C o m p a n y R e g i s t r a t i o n N u m b e r < / C o m p a n y R e g i s t r a t i o n N u m b e r > - 
-         < C o m p a n y R e g i s t r a t i o n N u m b e r _ L b l > C o m p a n y R e g i s t r a t i o n N u m b e r _ L b l < / C o m p a n y R e g i s t r a t i o n N u m b e r _ L b l > - 
-         < C o m p a n y S W I F T > C o m p a n y S W I F T < / C o m p a n y S W I F T > - 
-         < C o m p a n y S W I F T _ L b l > C o m p a n y S W I F T _ L b l < / C o m p a n y S W I F T _ L b l > - 
-         < C o m p a n y V A T R e g i s t r a t i o n N o > C o m p a n y V A T R e g i s t r a t i o n N o < / C o m p a n y V A T R e g i s t r a t i o n N o > - 
-         < C o m p a n y V A T R e g i s t r a t i o n N o _ L b l > C o m p a n y V A T R e g i s t r a t i o n N o _ L b l < / C o m p a n y V A T R e g i s t r a t i o n N o _ L b l > - 
-         < C o m p a n y V A T R e g N o > C o m p a n y V A T R e g N o < / C o m p a n y V A T R e g N o > - 
-         < C o m p a n y V A T R e g N o _ L b l > C o m p a n y V A T R e g N o _ L b l < / C o m p a n y V A T R e g N o _ L b l > - 
-         < C o n t a c t _ L b l > C o n t a c t _ L b l < / C o n t a c t _ L b l > - 
-         < C o p y _ L b l > C o p y _ L b l < / C o p y _ L b l > - 
-         < C u s t o m e r A d d r e s s 1 > C u s t o m e r A d d r e s s 1 < / C u s t o m e r A d d r e s s 1 > - 
-         < C u s t o m e r A d d r e s s 2 > C u s t o m e r A d d r e s s 2 < / C u s t o m e r A d d r e s s 2 > - 
-         < C u s t o m e r A d d r e s s 3 > C u s t o m e r A d d r e s s 3 < / C u s t o m e r A d d r e s s 3 > - 
-         < C u s t o m e r A d d r e s s 4 > C u s t o m e r A d d r e s s 4 < / C u s t o m e r A d d r e s s 4 > - 
-         < C u s t o m e r A d d r e s s 5 > C u s t o m e r A d d r e s s 5 < / C u s t o m e r A d d r e s s 5 > - 
-         < C u s t o m e r A d d r e s s 6 > C u s t o m e r A d d r e s s 6 < / C u s t o m e r A d d r e s s 6 > - 
-         < C u s t o m e r A d d r e s s 7 > C u s t o m e r A d d r e s s 7 < / C u s t o m e r A d d r e s s 7 > - 
-         < C u s t o m e r A d d r e s s 8 > C u s t o m e r A d d r e s s 8 < / C u s t o m e r A d d r e s s 8 > - 
-         < C u s t o m e r P o s t a l B a r C o d e > C u s t o m e r P o s t a l B a r C o d e < / C u s t o m e r P o s t a l B a r C o d e > - 
-         < D o c u m e n t C o p y T e x t > D o c u m e n t C o p y T e x t < / D o c u m e n t C o p y T e x t > - 
-         < D o c u m e n t D a t e > D o c u m e n t D a t e < / D o c u m e n t D a t e > - 
-         < D o c u m e n t D a t e _ L b l > D o c u m e n t D a t e _ L b l < / D o c u m e n t D a t e _ L b l > - 
-         < D o c u m e n t N o > D o c u m e n t N o < / D o c u m e n t N o > - 
-         < D o c u m e n t N o _ L b l > D o c u m e n t N o _ L b l < / D o c u m e n t N o _ L b l > - 
-         < D o c u m e n t T i t l e _ L b l > D o c u m e n t T i t l e _ L b l < / D o c u m e n t T i t l e _ L b l > - 
-         < D u e D a t e > D u e D a t e < / D u e D a t e > - 
-         < D u e D a t e _ L b l > D u e D a t e _ L b l < / D u e D a t e _ L b l > - 
-         < E M a i l _ L b l > E M a i l _ L b l < / E M a i l _ L b l > - 
-         < E s t i m a t e B o d y _ L b l > E s t i m a t e B o d y _ L b l < / E s t i m a t e B o d y _ L b l > - 
-         < E s t i m a t e F o r _ L b l > E s t i m a t e F o r _ L b l < / E s t i m a t e F o r _ L b l > - 
-         < E s t i m a t e _ L b l > E s t i m a t e _ L b l < / E s t i m a t e _ L b l > - 
-         < E x c h a n g e R a t e A s T e x t > E x c h a n g e R a t e A s T e x t < / E x c h a n g e R a t e A s T e x t > - 
-         < E x t e r n a l D o c u m e n t N o > E x t e r n a l D o c u m e n t N o < / E x t e r n a l D o c u m e n t N o > - 
-         < E x t e r n a l D o c u m e n t N o L b l > E x t e r n a l D o c u m e n t N o L b l < / E x t e r n a l D o c u m e n t N o L b l > - 
-         < F r o m _ L b l > F r o m _ L b l < / F r o m _ L b l > - 
-         < H o m e P a g e _ L b l > H o m e P a g e _ L b l < / H o m e P a g e _ L b l > - 
-         < I n v o i c e D i s c o u n t A m o u n t _ L b l > I n v o i c e D i s c o u n t A m o u n t _ L b l < / I n v o i c e D i s c o u n t A m o u n t _ L b l > - 
-         < I n v o i c e D i s c o u n t B a s e A m o u n t _ L b l > I n v o i c e D i s c o u n t B a s e A m o u n t _ L b l < / I n v o i c e D i s c o u n t B a s e A m o u n t _ L b l > - 
-         < L e g a l E n t i t y T y p e > L e g a l E n t i t y T y p e < / L e g a l E n t i t y T y p e > - 
-         < L e g a l E n t i t y T y p e _ L b l > L e g a l E n t i t y T y p e _ L b l < / L e g a l E n t i t y T y p e _ L b l > - 
-         < L i n e A m o u n t A f t e r I n v o i c e D i s c o u n t _ L b l > L i n e A m o u n t A f t e r I n v o i c e D i s c o u n t _ L b l < / L i n e A m o u n t A f t e r I n v o i c e D i s c o u n t _ L b l > - 
-         < L o c a l C u r r e n c y _ L b l > L o c a l C u r r e n c y _ L b l < / L o c a l C u r r e n c y _ L b l > - 
-         < P a g e _ L b l > P a g e _ L b l < / P a g e _ L b l > - 
-         < P a y m e n t M e t h o d D e s c r i p t i o n > P a y m e n t M e t h o d D e s c r i p t i o n < / P a y m e n t M e t h o d D e s c r i p t i o n > - 
-         < P a y m e n t M e t h o d D e s c r i p t i o n _ L b l > P a y m e n t M e t h o d D e s c r i p t i o n _ L b l < / P a y m e n t M e t h o d D e s c r i p t i o n _ L b l > - 
-         < P a y m e n t T e r m s D e s c r i p t i o n > P a y m e n t T e r m s D e s c r i p t i o n < / P a y m e n t T e r m s D e s c r i p t i o n > - 
-         < P a y m e n t T e r m s D e s c r i p t i o n _ L b l > P a y m e n t T e r m s D e s c r i p t i o n _ L b l < / P a y m e n t T e r m s D e s c r i p t i o n _ L b l > - 
-         < P r i c e s I n c l u d i n g V A T > P r i c e s I n c l u d i n g V A T < / P r i c e s I n c l u d i n g V A T > - 
-         < P r i c e s I n c l u d i n g V A T Y e s N o > P r i c e s I n c l u d i n g V A T Y e s N o < / P r i c e s I n c l u d i n g V A T Y e s N o > - 
-         < P r i c e s I n c l u d i n g V A T _ L b l > P r i c e s I n c l u d i n g V A T _ L b l < / P r i c e s I n c l u d i n g V A T _ L b l > - 
-         < Q u e s t i o n s _ L b l > Q u e s t i o n s _ L b l < / Q u e s t i o n s _ L b l > - 
-         < Q u o t e V a l i d T o D a t e > Q u o t e V a l i d T o D a t e < / Q u o t e V a l i d T o D a t e > - 
-         < Q u o t e V a l i d T o D a t e _ L b l > Q u o t e V a l i d T o D a t e _ L b l < / Q u o t e V a l i d T o D a t e _ L b l > - 
-         < S a l e s I n v o i c e L i n e D i s c o u n t _ L b l > S a l e s I n v o i c e L i n e D i s c o u n t _ L b l < / S a l e s I n v o i c e L i n e D i s c o u n t _ L b l > - 
-         < S a l e s P e r s o n B l a n k _ L b l > S a l e s P e r s o n B l a n k _ L b l < / S a l e s P e r s o n B l a n k _ L b l > - 
-         < S a l e s P e r s o n N a m e > S a l e s P e r s o n N a m e < / S a l e s P e r s o n N a m e > - 
-         < S a l e s P e r s o n _ L b l > S a l e s P e r s o n _ L b l < / S a l e s P e r s o n _ L b l > - 
-         < S e l l T o C o n t a c t E m a i l > S e l l T o C o n t a c t E m a i l < / S e l l T o C o n t a c t E m a i l > - 
-         < S e l l T o C o n t a c t E m a i l L b l > S e l l T o C o n t a c t E m a i l L b l < / S e l l T o C o n t a c t E m a i l L b l > - 
-         < S e l l T o C o n t a c t M o b i l e P h o n e N o > S e l l T o C o n t a c t M o b i l e P h o n e N o < / S e l l T o C o n t a c t M o b i l e P h o n e N o > - 
-         < S e l l T o C o n t a c t M o b i l e P h o n e N o L b l > S e l l T o C o n t a c t M o b i l e P h o n e N o L b l < / S e l l T o C o n t a c t M o b i l e P h o n e N o L b l > - 
-         < S e l l T o C o n t a c t P h o n e N o > S e l l T o C o n t a c t P h o n e N o < / S e l l T o C o n t a c t P h o n e N o > - 
-         < S e l l T o C o n t a c t P h o n e N o L b l > S e l l T o C o n t a c t P h o n e N o L b l < / S e l l T o C o n t a c t P h o n e N o L b l > - 
-         < S e l l t o C u s t o m e r N o > S e l l t o C u s t o m e r N o < / S e l l t o C u s t o m e r N o > - 
-         < S e l l t o C u s t o m e r N o _ L b l > S e l l t o C u s t o m e r N o _ L b l < / S e l l t o C u s t o m e r N o _ L b l > - 
-         < S h i p m e n t M e t h o d D e s c r i p t i o n > S h i p m e n t M e t h o d D e s c r i p t i o n < / S h i p m e n t M e t h o d D e s c r i p t i o n > - 
-         < S h i p m e n t M e t h o d D e s c r i p t i o n _ L b l > S h i p m e n t M e t h o d D e s c r i p t i o n _ L b l < / S h i p m e n t M e t h o d D e s c r i p t i o n _ L b l > - 
-         < S h i p m e n t _ L b l > S h i p m e n t _ L b l < / S h i p m e n t _ L b l > - 
-         < S h i p T o A d d r e s s 1 > S h i p T o A d d r e s s 1 < / S h i p T o A d d r e s s 1 > - 
-         < S h i p T o A d d r e s s 2 > S h i p T o A d d r e s s 2 < / S h i p T o A d d r e s s 2 > - 
-         < S h i p T o A d d r e s s 3 > S h i p T o A d d r e s s 3 < / S h i p T o A d d r e s s 3 > - 
-         < S h i p T o A d d r e s s 4 > S h i p T o A d d r e s s 4 < / S h i p T o A d d r e s s 4 > - 
-         < S h i p T o A d d r e s s 5 > S h i p T o A d d r e s s 5 < / S h i p T o A d d r e s s 5 > - 
-         < S h i p T o A d d r e s s 6 > S h i p T o A d d r e s s 6 < / S h i p T o A d d r e s s 6 > - 
-         < S h i p T o A d d r e s s 7 > S h i p T o A d d r e s s 7 < / S h i p T o A d d r e s s 7 > - 
-         < S h i p T o A d d r e s s 8 > S h i p T o A d d r e s s 8 < / S h i p T o A d d r e s s 8 > - 
-         < S h i p T o A d d r e s s _ L b l > S h i p T o A d d r e s s _ L b l < / S h i p T o A d d r e s s _ L b l > - 
-         < S h i p T o P h o n e N o > S h i p T o P h o n e N o < / S h i p T o P h o n e N o > - 
-         < S h o w S h i p p i n g A d d r e s s > S h o w S h i p p i n g A d d r e s s < / S h o w S h i p p i n g A d d r e s s > - 
-         < S h o w W o r k D e s c r i p t i o n > S h o w W o r k D e s c r i p t i o n < / S h o w W o r k D e s c r i p t i o n > - 
-         < S u b t o t a l _ L b l > S u b t o t a l _ L b l < / S u b t o t a l _ L b l > - 
-         < T h a n k s _ L b l > T h a n k s _ L b l < / T h a n k s _ L b l > - 
-         < T o t a l _ L b l > T o t a l _ L b l < / T o t a l _ L b l > - 
-         < V A T A m o u n t S p e c i f i c a t i o n _ L b l > V A T A m o u n t S p e c i f i c a t i o n _ L b l < / V A T A m o u n t S p e c i f i c a t i o n _ L b l > - 
-         < V A T A m o u n t _ L b l > V A T A m o u n t _ L b l < / V A T A m o u n t _ L b l > - 
-         < V A T B a s e _ L b l > V A T B a s e _ L b l < / V A T B a s e _ L b l > - 
-         < V A T C l a u s e s _ L b l > V A T C l a u s e s _ L b l < / V A T C l a u s e s _ L b l > - 
-         < V A T C l a u s e _ L b l > V A T C l a u s e _ L b l < / V A T C l a u s e _ L b l > - 
-         < V A T I d e n t i f i e r _ L b l > V A T I d e n t i f i e r _ L b l < / V A T I d e n t i f i e r _ L b l > - 
-         < V A T P e r c e n t a g e _ L b l > V A T P e r c e n t a g e _ L b l < / V A T P e r c e n t a g e _ L b l > - 
-         < V A T R e g i s t r a t i o n N o > V A T R e g i s t r a t i o n N o < / V A T R e g i s t r a t i o n N o > - 
-         < V A T R e g i s t r a t i o n N o _ L b l > V A T R e g i s t r a t i o n N o _ L b l < / V A T R e g i s t r a t i o n N o _ L b l > - 
-         < Y o u r E s t i m a t e _ L b l > Y o u r E s t i m a t e _ L b l < / Y o u r E s t i m a t e _ L b l > - 
-         < Y o u r R e f e r e n c e > Y o u r R e f e r e n c e < / Y o u r R e f e r e n c e > - 
-         < Y o u r R e f e r e n c e _ _ L b l > Y o u r R e f e r e n c e _ _ L b l < / Y o u r R e f e r e n c e _ _ L b l > - 
-         < L i n e > - 
-             < A m o u n t E x c l u d i n g V A T _ L i n e > A m o u n t E x c l u d i n g V A T _ L i n e < / A m o u n t E x c l u d i n g V A T _ L i n e > - 
-             < A m o u n t E x c l u d i n g V A T _ L i n e _ L b l > A m o u n t E x c l u d i n g V A T _ L i n e _ L b l < / A m o u n t E x c l u d i n g V A T _ L i n e _ L b l > - 
-             < A m o u n t I n c l u d i n g V A T _ L i n e > A m o u n t I n c l u d i n g V A T _ L i n e < / A m o u n t I n c l u d i n g V A T _ L i n e > - 
-             < A m o u n t I n c l u d i n g V A T _ L i n e _ L b l > A m o u n t I n c l u d i n g V A T _ L i n e _ L b l < / A m o u n t I n c l u d i n g V A T _ L i n e _ L b l > - 
-             < D e s c r i p t i o n _ L i n e > D e s c r i p t i o n _ L i n e < / D e s c r i p t i o n _ L i n e > - 
-             < D e s c r i p t i o n _ L i n e _ L b l > D e s c r i p t i o n _ L i n e _ L b l < / D e s c r i p t i o n _ L i n e _ L b l > - 
-             < I t e m N o _ L i n e > I t e m N o _ L i n e < / I t e m N o _ L i n e > - 
-             < I t e m N o _ L i n e _ L b l > I t e m N o _ L i n e _ L b l < / I t e m N o _ L i n e _ L b l > - 
-             < I t e m R e f e r e n c e N o _ L i n e > I t e m R e f e r e n c e N o _ L i n e < / I t e m R e f e r e n c e N o _ L i n e > - 
-             < I t e m R e f e r e n c e N o _ L i n e _ L b l > I t e m R e f e r e n c e N o _ L i n e _ L b l < / I t e m R e f e r e n c e N o _ L i n e _ L b l > - 
-             < L i n e A m o u n t _ L i n e > L i n e A m o u n t _ L i n e < / L i n e A m o u n t _ L i n e > - 
-             < L i n e A m o u n t _ L i n e _ L b l > L i n e A m o u n t _ L i n e _ L b l < / L i n e A m o u n t _ L i n e _ L b l > - 
-             < L i n e D i s c o u n t P e r c e n t T e x t _ L i n e > L i n e D i s c o u n t P e r c e n t T e x t _ L i n e < / L i n e D i s c o u n t P e r c e n t T e x t _ L i n e > - 
-             < L i n e D i s c o u n t P e r c e n t _ L i n e > L i n e D i s c o u n t P e r c e n t _ L i n e < / L i n e D i s c o u n t P e r c e n t _ L i n e > - 
-             < L i n e N o _ L i n e > L i n e N o _ L i n e < / L i n e N o _ L i n e > - 
-             < P r i c e P e r _ L b l > P r i c e P e r _ L b l < / P r i c e P e r _ L b l > - 
-             < P r i c e _ L b l > P r i c e _ L b l < / P r i c e _ L b l > - 
-             < Q t y _ L b l > Q t y _ L b l < / Q t y _ L b l > - 
-             < Q u a n t i t y _ L i n e > Q u a n t i t y _ L i n e < / Q u a n t i t y _ L i n e > - 
-             < Q u a n t i t y _ L i n e _ L b l > Q u a n t i t y _ L i n e _ L b l < / Q u a n t i t y _ L i n e _ L b l > - 
-             < S h i p m e n t D a t e _ L b l > S h i p m e n t D a t e _ L b l < / S h i p m e n t D a t e _ L b l > - 
-             < S h i p m e n t D a t e _ L i n e > S h i p m e n t D a t e _ L i n e < / S h i p m e n t D a t e _ L i n e > - 
-             < T r a n s H e a d e r A m o u n t > T r a n s H e a d e r A m o u n t < / T r a n s H e a d e r A m o u n t > - 
-             < T y p e _ L i n e > T y p e _ L i n e < / T y p e _ L i n e > - 
-             < U n i t O f M e a s u r e > U n i t O f M e a s u r e < / U n i t O f M e a s u r e > - 
-             < U n i t O f M e a s u r e _ L b l > U n i t O f M e a s u r e _ L b l < / U n i t O f M e a s u r e _ L b l > - 
-             < U n i t P r i c e > U n i t P r i c e < / U n i t P r i c e > - 
-             < U n i t P r i c e _ L b l > U n i t P r i c e _ L b l < / U n i t P r i c e _ L b l > - 
-             < U n i t _ L b l > U n i t _ L b l < / U n i t _ L b l > - 
-             < V A T I d e n t i f i e r _ L i n e > V A T I d e n t i f i e r _ L i n e < / V A T I d e n t i f i e r _ L i n e > - 
-             < V A T I d e n t i f i e r _ L i n e _ L b l > V A T I d e n t i f i e r _ L i n e _ L b l < / V A T I d e n t i f i e r _ L i n e _ L b l > - 
-             < V A T P c t _ L i n e > V A T P c t _ L i n e < / V A T P c t _ L i n e > - 
-             < V A T P c t _ L i n e _ L b l > V A T P c t _ L i n e _ L b l < / V A T P c t _ L i n e _ L b l > +     < T o o l t i p s / > + 
+     < H e a d e r   E l e m e n t T y p e = " D a t a I t e m "   E l e m e n t I d = " 1 2 4 0 3 7 3 8 8 6 " > + 
+         < B i l l T o C o n t a c t E m a i l   E l e m e n t T y p e = " C o l u m n "   E l e m e n t I d = " 3 3 5 8 2 7 8 9 5 "   D a t a T y p e = " T e x t " > B i l l T o C o n t a c t E m a i l < / B i l l T o C o n t a c t E m a i l > + 
+         < B i l l T o C o n t a c t E m a i l L b l   E l e m e n t T y p e = " C o l u m n "   E l e m e n t I d = " 2 9 6 4 7 8 3 6 5 "   D a t a T y p e = " T e x t C o n s t " > B i l l T o C o n t a c t E m a i l L b l < / B i l l T o C o n t a c t E m a i l L b l > + 
+         < B i l l T o C o n t a c t M o b i l e P h o n e N o   E l e m e n t T y p e = " C o l u m n "   E l e m e n t I d = " 2 4 8 4 8 8 6 9 6 "   D a t a T y p e = " T e x t " > B i l l T o C o n t a c t M o b i l e P h o n e N o < / B i l l T o C o n t a c t M o b i l e P h o n e N o > + 
+         < B i l l T o C o n t a c t M o b i l e P h o n e N o L b l   E l e m e n t T y p e = " C o l u m n "   E l e m e n t I d = " 2 7 6 3 1 1 3 3 8 "   D a t a T y p e = " T e x t C o n s t " > B i l l T o C o n t a c t M o b i l e P h o n e N o L b l < / B i l l T o C o n t a c t M o b i l e P h o n e N o L b l > + 
+         < B i l l T o C o n t a c t P h o n e N o   E l e m e n t T y p e = " C o l u m n "   E l e m e n t I d = " 3 6 2 4 7 7 4 8 8 "   D a t a T y p e = " T e x t " > B i l l T o C o n t a c t P h o n e N o < / B i l l T o C o n t a c t P h o n e N o > + 
+         < B i l l T o C o n t a c t P h o n e N o L b l   E l e m e n t T y p e = " C o l u m n "   E l e m e n t I d = " 2 1 2 3 3 4 5 9 6 6 "   D a t a T y p e = " T e x t C o n s t " > B i l l T o C o n t a c t P h o n e N o L b l < / B i l l T o C o n t a c t P h o n e N o L b l > + 
+         < B i l l t o C u s t o m e r N o _ L b l   E l e m e n t T y p e = " C o l u m n "   E l e m e n t I d = " 3 6 9 3 0 7 8 1 3 "   D a t a T y p e = " S t r i n g " > B i l l t o C u s t o m e r N o _ L b l < / B i l l t o C u s t o m e r N o _ L b l > + 
+         < B i l l t o C u s t u m e r N o   E l e m e n t T y p e = " C o l u m n "   E l e m e n t I d = " 2 8 0 4 7 3 0 5 8 "   D a t a T y p e = " C o d e " > B i l l t o C u s t u m e r N o < / B i l l t o C u s t u m e r N o > + 
+         < C O 2 e P e r U n i t _ L b l   E l e m e n t T y p e = " C o l u m n "   E l e m e n t I d = " 6 0 8 7 4 6 8 0 2 "   D a t a T y p e = " T e x t " > C O 2 e P e r U n i t _ L b l < / C O 2 e P e r U n i t _ L b l > + 
+         < C o m p a n y A d d r e s s 1   E l e m e n t T y p e = " C o l u m n "   E l e m e n t I d = " 1 8 8 4 1 6 4 3 2 3 "   D a t a T y p e = " T e x t " > C o m p a n y A d d r e s s 1 < / C o m p a n y A d d r e s s 1 > + 
+         < C o m p a n y A d d r e s s 2   E l e m e n t T y p e = " C o l u m n "   E l e m e n t I d = " 1 2 4 6 4 6 7 7 0 6 "   D a t a T y p e = " T e x t " > C o m p a n y A d d r e s s 2 < / C o m p a n y A d d r e s s 2 > + 
+         < C o m p a n y A d d r e s s 3   E l e m e n t T y p e = " C o l u m n "   E l e m e n t I d = " 6 0 8 7 7 1 0 8 9 "   D a t a T y p e = " T e x t " > C o m p a n y A d d r e s s 3 < / C o m p a n y A d d r e s s 3 > + 
+         < C o m p a n y A d d r e s s 4   E l e m e n t T y p e = " C o l u m n "   E l e m e n t I d = " 7 7 7 6 8 0 1 1 2 "   D a t a T y p e = " T e x t " > C o m p a n y A d d r e s s 4 < / C o m p a n y A d d r e s s 4 > + 
+         < C o m p a n y A d d r e s s 5   E l e m e n t T y p e = " C o l u m n "   E l e m e n t I d = " 1 3 9 9 8 3 4 9 5 "   D a t a T y p e = " T e x t " > C o m p a n y A d d r e s s 5 < / C o m p a n y A d d r e s s 5 > + 
+         < C o m p a n y A d d r e s s 6   E l e m e n t T y p e = " C o l u m n "   E l e m e n t I d = " 4 9 7 7 1 3 1 2 2 "   D a t a T y p e = " T e x t " > C o m p a n y A d d r e s s 6 < / C o m p a n y A d d r e s s 6 > + 
+         < C o m p a n y A d d r e s s 7   E l e m e n t T y p e = " C o l u m n "   E l e m e n t I d = " 1 1 3 5 4 0 9 7 3 9 "   D a t a T y p e = " T e x t " > C o m p a n y A d d r e s s 7 < / C o m p a n y A d d r e s s 7 > + 
+         < C o m p a n y A d d r e s s 8   E l e m e n t T y p e = " C o l u m n "   E l e m e n t I d = " 1 7 1 5 2 5 5 3 0 0 "   D a t a T y p e = " T e x t " > C o m p a n y A d d r e s s 8 < / C o m p a n y A d d r e s s 8 > + 
+         < C o m p a n y B a n k A c c o u n t N o   E l e m e n t T y p e = " C o l u m n "   E l e m e n t I d = " 3 0 1 4 0 2 0 4 "   D a t a T y p e = " T e x t " > C o m p a n y B a n k A c c o u n t N o < / C o m p a n y B a n k A c c o u n t N o > + 
+         < C o m p a n y B a n k A c c o u n t N o _ L b l   E l e m e n t T y p e = " C o l u m n "   E l e m e n t I d = " 1 0 9 7 7 4 3 3 4 5 "   D a t a T y p e = " T e x t C o n s t " > C o m p a n y B a n k A c c o u n t N o _ L b l < / C o m p a n y B a n k A c c o u n t N o _ L b l > + 
+         < C o m p a n y B a n k B r a n c h N o   E l e m e n t T y p e = " C o l u m n "   E l e m e n t I d = " 7 9 3 1 3 3 0 5 7 "   D a t a T y p e = " T e x t " > C o m p a n y B a n k B r a n c h N o < / C o m p a n y B a n k B r a n c h N o > + 
+         < C o m p a n y B a n k B r a n c h N o _ L b l   E l e m e n t T y p e = " C o l u m n "   E l e m e n t I d = " 3 2 7 9 0 6 6 9 2 "   D a t a T y p e = " S t r i n g " > C o m p a n y B a n k B r a n c h N o _ L b l < / C o m p a n y B a n k B r a n c h N o _ L b l > + 
+         < C o m p a n y B a n k N a m e   E l e m e n t T y p e = " C o l u m n "   E l e m e n t I d = " 1 5 3 4 9 0 5 6 0 5 "   D a t a T y p e = " T e x t " > C o m p a n y B a n k N a m e < / C o m p a n y B a n k N a m e > + 
+         < C o m p a n y B a n k N a m e _ L b l   E l e m e n t T y p e = " C o l u m n "   E l e m e n t I d = " 1 2 0 4 3 0 7 0 1 4 "   D a t a T y p e = " T e x t C o n s t " > C o m p a n y B a n k N a m e _ L b l < / C o m p a n y B a n k N a m e _ L b l > + 
+         < C o m p a n y C u s t o m G i r o   E l e m e n t T y p e = " C o l u m n "   E l e m e n t I d = " 1 6 7 0 4 7 5 7 9 8 "   D a t a T y p e = " T e x t " > C o m p a n y C u s t o m G i r o < / C o m p a n y C u s t o m G i r o > + 
+         < C o m p a n y C u s t o m G i r o _ L b l   E l e m e n t T y p e = " C o l u m n "   E l e m e n t I d = " 8 9 1 4 3 9 6 2 5 "   D a t a T y p e = " T e x t " > C o m p a n y C u s t o m G i r o _ L b l < / C o m p a n y C u s t o m G i r o _ L b l > + 
+         < C o m p a n y E M a i l   E l e m e n t T y p e = " C o l u m n "   E l e m e n t I d = " 1 6 7 7 0 7 4 0 5 8 "   D a t a T y p e = " T e x t " > C o m p a n y E M a i l < / C o m p a n y E M a i l > + 
+         < C o m p a n y G i r o N o   E l e m e n t T y p e = " C o l u m n "   E l e m e n t I d = " 1 3 6 0 1 9 6 3 2 0 "   D a t a T y p e = " T e x t " > C o m p a n y G i r o N o < / C o m p a n y G i r o N o > + 
+         < C o m p a n y G i r o N o _ L b l   E l e m e n t T y p e = " C o l u m n "   E l e m e n t I d = " 8 6 1 6 0 2 1 1 5 "   D a t a T y p e = " T e x t C o n s t " > C o m p a n y G i r o N o _ L b l < / C o m p a n y G i r o N o _ L b l > + 
+         < C o m p a n y H o m e P a g e   E l e m e n t T y p e = " C o l u m n "   E l e m e n t I d = " 1 9 8 9 1 8 8 7 0 "   D a t a T y p e = " T e x t " > C o m p a n y H o m e P a g e < / C o m p a n y H o m e P a g e > + 
+         < C o m p a n y I B A N   E l e m e n t T y p e = " C o l u m n "   E l e m e n t I d = " 9 0 6 5 4 9 1 8 2 "   D a t a T y p e = " C o d e " > C o m p a n y I B A N < / C o m p a n y I B A N > + 
+         < C o m p a n y I B A N _ L b l   E l e m e n t T y p e = " C o l u m n "   E l e m e n t I d = " 1 2 6 7 9 5 2 2 2 7 "   D a t a T y p e = " S t r i n g " > C o m p a n y I B A N _ L b l < / C o m p a n y I B A N _ L b l > + 
+         < C o m p a n y L e g a l O f f i c e   E l e m e n t T y p e = " C o l u m n "   E l e m e n t I d = " 7 1 4 2 5 8 1 1 1 "   D a t a T y p e = " T e x t " > C o m p a n y L e g a l O f f i c e < / C o m p a n y L e g a l O f f i c e > + 
+         < C o m p a n y L e g a l O f f i c e _ L b l   E l e m e n t T y p e = " C o l u m n "   E l e m e n t I d = " 1 5 3 3 1 7 5 1 0 8 "   D a t a T y p e = " T e x t " > C o m p a n y L e g a l O f f i c e _ L b l < / C o m p a n y L e g a l O f f i c e _ L b l > + 
+         < C o m p a n y L e g a l S t a t e m e n t   E l e m e n t T y p e = " C o l u m n "   E l e m e n t I d = " 4 4 8 3 5 8 8 7 6 "   D a t a T y p e = " T e x t " > C o m p a n y L e g a l S t a t e m e n t < / C o m p a n y L e g a l S t a t e m e n t > + 
+         < C o m p a n y L o g o P o s i t i o n   E l e m e n t T y p e = " C o l u m n "   E l e m e n t I d = " 1 4 2 5 2 6 6 6 8 8 "   D a t a T y p e = " I n t e g e r " > C o m p a n y L o g o P o s i t i o n < / C o m p a n y L o g o P o s i t i o n > + 
+         < C o m p a n y P h o n e N o   E l e m e n t T y p e = " C o l u m n "   E l e m e n t I d = " 2 5 0 4 4 0 6 5 5 "   D a t a T y p e = " T e x t " > C o m p a n y P h o n e N o < / C o m p a n y P h o n e N o > + 
+         < C o m p a n y P h o n e N o _ L b l   E l e m e n t T y p e = " C o l u m n "   E l e m e n t I d = " 5 5 8 5 9 3 5 8 6 "   D a t a T y p e = " T e x t C o n s t " > C o m p a n y P h o n e N o _ L b l < / C o m p a n y P h o n e N o _ L b l > + 
+         < C o m p a n y P i c t u r e   E l e m e n t T y p e = " C o l u m n "   E l e m e n t I d = " 1 3 9 7 4 1 1 0 7 4 "   D a t a T y p e = " B L O B " / > + 
+         < C o m p a n y R e g i s t r a t i o n N u m b e r   E l e m e n t T y p e = " C o l u m n "   E l e m e n t I d = " 2 0 2 3 6 3 9 4 2 4 "   D a t a T y p e = " T e x t " > C o m p a n y R e g i s t r a t i o n N u m b e r < / C o m p a n y R e g i s t r a t i o n N u m b e r > + 
+         < C o m p a n y R e g i s t r a t i o n N u m b e r _ L b l   E l e m e n t T y p e = " C o l u m n "   E l e m e n t I d = " 1 8 3 3 1 0 6 6 5 3 "   D a t a T y p e = " T e x t " > C o m p a n y R e g i s t r a t i o n N u m b e r _ L b l < / C o m p a n y R e g i s t r a t i o n N u m b e r _ L b l > + 
+         < C o m p a n y S W I F T   E l e m e n t T y p e = " C o l u m n "   E l e m e n t I d = " 6 6 8 2 5 0 2 4 5 "   D a t a T y p e = " C o d e " > C o m p a n y S W I F T < / C o m p a n y S W I F T > + 
+         < C o m p a n y S W I F T _ L b l   E l e m e n t T y p e = " C o l u m n "   E l e m e n t I d = " 2 0 2 9 5 9 7 3 8 4 "   D a t a T y p e = " S t r i n g " > C o m p a n y S W I F T _ L b l < / C o m p a n y S W I F T _ L b l > + 
+         < C o m p a n y V A T R e g i s t r a t i o n N o   E l e m e n t T y p e = " C o l u m n "   E l e m e n t I d = " 1 9 1 4 0 1 3 6 4 9 "   D a t a T y p e = " T e x t " > C o m p a n y V A T R e g i s t r a t i o n N o < / C o m p a n y V A T R e g i s t r a t i o n N o > + 
+         < C o m p a n y V A T R e g i s t r a t i o n N o _ L b l   E l e m e n t T y p e = " C o l u m n "   E l e m e n t I d = " 9 2 4 5 0 3 1 2 4 "   D a t a T y p e = " T e x t " > C o m p a n y V A T R e g i s t r a t i o n N o _ L b l < / C o m p a n y V A T R e g i s t r a t i o n N o _ L b l > + 
+         < C o m p a n y V A T R e g N o   E l e m e n t T y p e = " C o l u m n "   E l e m e n t I d = " 1 7 1 4 3 1 9 3 6 "   D a t a T y p e = " T e x t " > C o m p a n y V A T R e g N o < / C o m p a n y V A T R e g N o > + 
+         < C o m p a n y V A T R e g N o _ L b l   E l e m e n t T y p e = " C o l u m n "   E l e m e n t I d = " 7 7 3 2 0 1 5 0 1 "   D a t a T y p e = " T e x t " > C o m p a n y V A T R e g N o _ L b l < / C o m p a n y V A T R e g N o _ L b l > + 
+         < C o n t a c t _ L b l   E l e m e n t T y p e = " C o l u m n "   E l e m e n t I d = " 1 1 5 5 0 9 4 7 5 2 "   D a t a T y p e = " T e x t " > C o n t a c t _ L b l < / C o n t a c t _ L b l > + 
+         < C o p y _ L b l   E l e m e n t T y p e = " C o l u m n "   E l e m e n t I d = " 6 0 4 7 8 2 7 8 1 "   D a t a T y p e = " T e x t C o n s t " > C o p y _ L b l < / C o p y _ L b l > + 
+         < C u s t o m e r A d d r e s s 1   E l e m e n t T y p e = " C o l u m n "   E l e m e n t I d = " 1 8 0 1 9 6 6 4 5 4 "   D a t a T y p e = " T e x t " > C u s t o m e r A d d r e s s 1 < / C u s t o m e r A d d r e s s 1 > + 
+         < C u s t o m e r A d d r e s s 2   E l e m e n t T y p e = " C o l u m n "   E l e m e n t I d = " 1 1 6 4 2 6 9 8 3 7 "   D a t a T y p e = " T e x t " > C u s t o m e r A d d r e s s 2 < / C u s t o m e r A d d r e s s 2 > + 
+         < C u s t o m e r A d d r e s s 3   E l e m e n t T y p e = " C o l u m n "   E l e m e n t I d = " 5 2 6 5 7 3 2 2 0 "   D a t a T y p e = " T e x t " > C u s t o m e r A d d r e s s 3 < / C u s t o m e r A d d r e s s 3 > + 
+         < C u s t o m e r A d d r e s s 4   E l e m e n t T y p e = " C o l u m n "   E l e m e n t I d = " 1 1 1 1 2 3 3 9 7 "   D a t a T y p e = " T e x t " > C u s t o m e r A d d r e s s 4 < / C u s t o m e r A d d r e s s 4 > + 
+         < C u s t o m e r A d d r e s s 5   E l e m e n t T y p e = " C o l u m n "   E l e m e n t I d = " 7 4 8 8 2 0 0 1 4 "   D a t a T y p e = " T e x t " > C u s t o m e r A d d r e s s 5 < / C u s t o m e r A d d r e s s 5 > + 
+         < C u s t o m e r A d d r e s s 6   E l e m e n t T y p e = " C o l u m n "   E l e m e n t I d = " 1 3 8 6 5 1 6 6 3 1 "   D a t a T y p e = " T e x t " > C u s t o m e r A d d r e s s 6 < / C u s t o m e r A d d r e s s 6 > + 
+         < C u s t o m e r A d d r e s s 7   E l e m e n t T y p e = " C o l u m n "   E l e m e n t I d = " 2 0 2 4 2 1 3 2 4 8 "   D a t a T y p e = " T e x t " > C u s t o m e r A d d r e s s 7 < / C u s t o m e r A d d r e s s 7 > + 
+         < C u s t o m e r A d d r e s s 8   E l e m e n t T y p e = " C o l u m n "   E l e m e n t I d = " 1 0 4 8 6 9 8 5 8 5 "   D a t a T y p e = " T e x t " > C u s t o m e r A d d r e s s 8 < / C u s t o m e r A d d r e s s 8 > + 
+         < C u s t o m e r P o s t a l B a r C o d e   E l e m e n t T y p e = " C o l u m n "   E l e m e n t I d = " 3 9 8 5 8 0 6 8 8 "   D a t a T y p e = " T e x t " > C u s t o m e r P o s t a l B a r C o d e < / C u s t o m e r P o s t a l B a r C o d e > + 
+         < D i s c l a i m e r _ L b l   E l e m e n t T y p e = " C o l u m n "   E l e m e n t I d = " 3 8 1 6 6 9 2 0 5 "   D a t a T y p e = " T e x t " > D i s c l a i m e r _ L b l < / D i s c l a i m e r _ L b l > + 
+         < D o c u m e n t C o p y T e x t   E l e m e n t T y p e = " C o l u m n "   E l e m e n t I d = " 1 8 2 4 9 4 6 0 4 6 "   D a t a T y p e = " S t r i n g " > D o c u m e n t C o p y T e x t < / D o c u m e n t C o p y T e x t > + 
+         < D o c u m e n t D a t e   E l e m e n t T y p e = " C o l u m n "   E l e m e n t I d = " 5 5 2 8 7 1 9 1 4 "   D a t a T y p e = " S t r i n g " > D o c u m e n t D a t e < / D o c u m e n t D a t e > + 
+         < D o c u m e n t D a t e _ L b l   E l e m e n t T y p e = " C o l u m n "   E l e m e n t I d = " 1 0 2 6 4 9 4 8 3 "   D a t a T y p e = " S t r i n g " > D o c u m e n t D a t e _ L b l < / D o c u m e n t D a t e _ L b l > + 
+         < D o c u m e n t N o   E l e m e n t T y p e = " C o l u m n "   E l e m e n t I d = " 9 7 0 3 5 0 5 3 9 "   D a t a T y p e = " C o d e " > D o c u m e n t N o < / D o c u m e n t N o > + 
+         < D o c u m e n t N o _ L b l   E l e m e n t T y p e = " C o l u m n "   E l e m e n t I d = " 7 8 9 7 9 5 9 7 8 "   D a t a T y p e = " T e x t C o n s t " > D o c u m e n t N o _ L b l < / D o c u m e n t N o _ L b l > + 
+         < D o c u m e n t T i t l e _ L b l   E l e m e n t T y p e = " C o l u m n "   E l e m e n t I d = " 8 5 8 4 2 3 9 2 9 "   D a t a T y p e = " T e x t C o n s t " > D o c u m e n t T i t l e _ L b l < / D o c u m e n t T i t l e _ L b l > + 
+         < D u e D a t e   E l e m e n t T y p e = " C o l u m n "   E l e m e n t I d = " 7 4 5 1 7 0 2 0 3 "   D a t a T y p e = " S t r i n g " > D u e D a t e < / D u e D a t e > + 
+         < D u e D a t e _ L b l   E l e m e n t T y p e = " C o l u m n "   E l e m e n t I d = " 1 6 4 8 2 8 4 6 4 8 "   D a t a T y p e = " S t r i n g " > D u e D a t e _ L b l < / D u e D a t e _ L b l > + 
+         < E M a i l _ L b l   E l e m e n t T y p e = " C o l u m n "   E l e m e n t I d = " 1 4 3 8 8 6 8 0 1 2 "   D a t a T y p e = " T e x t C o n s t " > E M a i l _ L b l < / E M a i l _ L b l > + 
+         < E s t i m a t e _ L b l   E l e m e n t T y p e = " C o l u m n "   E l e m e n t I d = " 2 0 9 6 4 3 4 6 2 2 "   D a t a T y p e = " T e x t C o n s t " > E s t i m a t e _ L b l < / E s t i m a t e _ L b l > + 
+         < E s t i m a t e B o d y _ L b l   E l e m e n t T y p e = " C o l u m n "   E l e m e n t I d = " 1 0 4 4 3 4 7 9 8 6 "   D a t a T y p e = " T e x t C o n s t " > E s t i m a t e B o d y _ L b l < / E s t i m a t e B o d y _ L b l > + 
+         < E s t i m a t e F o r _ L b l   E l e m e n t T y p e = " C o l u m n "   E l e m e n t I d = " 1 7 6 1 6 6 6 0 1 3 "   D a t a T y p e = " T e x t C o n s t " > E s t i m a t e F o r _ L b l < / E s t i m a t e F o r _ L b l > + 
+         < E x c h a n g e R a t e A s T e x t   E l e m e n t T y p e = " C o l u m n "   E l e m e n t I d = " 5 9 2 9 5 5 8 4 5 "   D a t a T y p e = " T e x t " > E x c h a n g e R a t e A s T e x t < / E x c h a n g e R a t e A s T e x t > + 
+         < E x t e r n a l D o c u m e n t N o   E l e m e n t T y p e = " C o l u m n "   E l e m e n t I d = " 7 3 3 9 5 3 9 6 6 "   D a t a T y p e = " C o d e " > E x t e r n a l D o c u m e n t N o < / E x t e r n a l D o c u m e n t N o > + 
+         < E x t e r n a l D o c u m e n t N o L b l   E l e m e n t T y p e = " C o l u m n "   E l e m e n t I d = " 7 8 3 2 8 7 4 5 2 "   D a t a T y p e = " S t r i n g " > E x t e r n a l D o c u m e n t N o L b l < / E x t e r n a l D o c u m e n t N o L b l > + 
+         < F r o m _ L b l   E l e m e n t T y p e = " C o l u m n "   E l e m e n t I d = " 4 8 5 4 2 6 1 3 8 "   D a t a T y p e = " T e x t C o n s t " > F r o m _ L b l < / F r o m _ L b l > + 
+         < H o m e P a g e _ L b l   E l e m e n t T y p e = " C o l u m n "   E l e m e n t I d = " 1 4 3 3 5 9 2 3 0 0 "   D a t a T y p e = " T e x t C o n s t " > H o m e P a g e _ L b l < / H o m e P a g e _ L b l > + 
+         < I n v o i c e D i s c o u n t A m o u n t _ L b l   E l e m e n t T y p e = " C o l u m n "   E l e m e n t I d = " 1 5 9 3 0 1 2 7 3 6 "   D a t a T y p e = " T e x t C o n s t " > I n v o i c e D i s c o u n t A m o u n t _ L b l < / I n v o i c e D i s c o u n t A m o u n t _ L b l > + 
+         < I n v o i c e D i s c o u n t B a s e A m o u n t _ L b l   E l e m e n t T y p e = " C o l u m n "   E l e m e n t I d = " 2 0 2 9 2 6 6 8 7 5 "   D a t a T y p e = " T e x t C o n s t " > I n v o i c e D i s c o u n t B a s e A m o u n t _ L b l < / I n v o i c e D i s c o u n t B a s e A m o u n t _ L b l > + 
+         < L e g a l E n t i t y T y p e   E l e m e n t T y p e = " C o l u m n "   E l e m e n t I d = " 2 0 5 1 8 7 3 5 6 3 "   D a t a T y p e = " T e x t " > L e g a l E n t i t y T y p e < / L e g a l E n t i t y T y p e > + 
+         < L e g a l E n t i t y T y p e _ L b l   E l e m e n t T y p e = " C o l u m n "   E l e m e n t I d = " 2 0 8 0 2 2 4 7 9 2 "   D a t a T y p e = " T e x t " > L e g a l E n t i t y T y p e _ L b l < / L e g a l E n t i t y T y p e _ L b l > + 
+         < L i n e A m o u n t A f t e r I n v o i c e D i s c o u n t _ L b l   E l e m e n t T y p e = " C o l u m n "   E l e m e n t I d = " 6 7 3 7 2 1 0 9 4 "   D a t a T y p e = " T e x t C o n s t " > L i n e A m o u n t A f t e r I n v o i c e D i s c o u n t _ L b l < / L i n e A m o u n t A f t e r I n v o i c e D i s c o u n t _ L b l > + 
+         < L o c a l C u r r e n c y _ L b l   E l e m e n t T y p e = " C o l u m n "   E l e m e n t I d = " 1 5 5 9 6 9 3 4 2 2 "   D a t a T y p e = " T e x t C o n s t " > L o c a l C u r r e n c y _ L b l < / L o c a l C u r r e n c y _ L b l > + 
+         < P a g e _ L b l   E l e m e n t T y p e = " C o l u m n "   E l e m e n t I d = " 6 8 0 6 4 8 0 9 1 "   D a t a T y p e = " T e x t C o n s t " > P a g e _ L b l < / P a g e _ L b l > + 
+         < P a y m e n t M e t h o d D e s c r i p t i o n   E l e m e n t T y p e = " C o l u m n "   E l e m e n t I d = " 5 8 5 7 5 7 9 7 4 "   D a t a T y p e = " T e x t " > P a y m e n t M e t h o d D e s c r i p t i o n < / P a y m e n t M e t h o d D e s c r i p t i o n > + 
+         < P a y m e n t M e t h o d D e s c r i p t i o n _ L b l   E l e m e n t T y p e = " C o l u m n "   E l e m e n t I d = " 7 9 7 1 1 7 3 2 3 "   D a t a T y p e = " T e x t C o n s t " > P a y m e n t M e t h o d D e s c r i p t i o n _ L b l < / P a y m e n t M e t h o d D e s c r i p t i o n _ L b l > + 
+         < P a y m e n t T e r m s D e s c r i p t i o n   E l e m e n t T y p e = " C o l u m n "   E l e m e n t I d = " 2 0 3 8 7 4 2 7 0 0 "   D a t a T y p e = " T e x t " > P a y m e n t T e r m s D e s c r i p t i o n < / P a y m e n t T e r m s D e s c r i p t i o n > + 
+         < P a y m e n t T e r m s D e s c r i p t i o n _ L b l   E l e m e n t T y p e = " C o l u m n "   E l e m e n t I d = " 1 8 7 4 4 9 4 3 2 1 "   D a t a T y p e = " T e x t C o n s t " > P a y m e n t T e r m s D e s c r i p t i o n _ L b l < / P a y m e n t T e r m s D e s c r i p t i o n _ L b l > + 
+         < P r i c e s I n c l u d i n g V A T   E l e m e n t T y p e = " C o l u m n "   E l e m e n t I d = " 5 1 8 8 1 7 1 6 7 "   D a t a T y p e = " B o o l e a n " > P r i c e s I n c l u d i n g V A T < / P r i c e s I n c l u d i n g V A T > + 
+         < P r i c e s I n c l u d i n g V A T _ L b l   E l e m e n t T y p e = " C o l u m n "   E l e m e n t I d = " 1 3 7 7 9 7 9 4 4 4 "   D a t a T y p e = " S t r i n g " > P r i c e s I n c l u d i n g V A T _ L b l < / P r i c e s I n c l u d i n g V A T _ L b l > + 
+         < P r i c e s I n c l u d i n g V A T Y e s N o   E l e m e n t T y p e = " C o l u m n "   E l e m e n t I d = " 1 4 1 1 1 4 7 5 9 9 "   D a t a T y p e = " S t r i n g " > P r i c e s I n c l u d i n g V A T Y e s N o < / P r i c e s I n c l u d i n g V A T Y e s N o > + 
+         < Q u e s t i o n s _ L b l   E l e m e n t T y p e = " C o l u m n "   E l e m e n t I d = " 2 0 7 0 8 9 0 0 1 9 "   D a t a T y p e = " T e x t C o n s t " > Q u e s t i o n s _ L b l < / Q u e s t i o n s _ L b l > + 
+         < Q u o t e V a l i d T o D a t e   E l e m e n t T y p e = " C o l u m n "   E l e m e n t I d = " 1 1 4 8 7 3 3 1 3 0 "   D a t a T y p e = " S t r i n g " > Q u o t e V a l i d T o D a t e < / Q u o t e V a l i d T o D a t e > + 
+         < Q u o t e V a l i d T o D a t e _ L b l   E l e m e n t T y p e = " C o l u m n "   E l e m e n t I d = " 1 2 9 2 3 5 4 1 3 "   D a t a T y p e = " T e x t C o n s t " > Q u o t e V a l i d T o D a t e _ L b l < / Q u o t e V a l i d T o D a t e _ L b l > + 
+         < S a l e s I n v o i c e L i n e D i s c o u n t _ L b l   E l e m e n t T y p e = " C o l u m n "   E l e m e n t I d = " 6 6 4 6 0 1 5 8 2 "   D a t a T y p e = " T e x t C o n s t " > S a l e s I n v o i c e L i n e D i s c o u n t _ L b l < / S a l e s I n v o i c e L i n e D i s c o u n t _ L b l > + 
+         < S a l e s P e r s o n _ L b l   E l e m e n t T y p e = " C o l u m n "   E l e m e n t I d = " 1 5 6 4 1 9 6 3 6 5 "   D a t a T y p e = " T e x t C o n s t " > S a l e s P e r s o n _ L b l < / S a l e s P e r s o n _ L b l > + 
+         < S a l e s P e r s o n B l a n k _ L b l   E l e m e n t T y p e = " C o l u m n "   E l e m e n t I d = " 6 5 4 6 2 4 6 0 1 "   D a t a T y p e = " T e x t " > S a l e s P e r s o n B l a n k _ L b l < / S a l e s P e r s o n B l a n k _ L b l > + 
+         < S a l e s P e r s o n N a m e   E l e m e n t T y p e = " C o l u m n "   E l e m e n t I d = " 8 7 1 4 9 2 9 8 3 "   D a t a T y p e = " T e x t " > S a l e s P e r s o n N a m e < / S a l e s P e r s o n N a m e > + 
+         < S e l l T o C o n t a c t E m a i l   E l e m e n t T y p e = " C o l u m n "   E l e m e n t I d = " 2 6 2 8 2 4 5 6 4 "   D a t a T y p e = " T e x t " > S e l l T o C o n t a c t E m a i l < / S e l l T o C o n t a c t E m a i l > + 
+         < S e l l T o C o n t a c t E m a i l L b l   E l e m e n t T y p e = " C o l u m n "   E l e m e n t I d = " 3 7 0 9 2 0 3 7 4 "   D a t a T y p e = " T e x t C o n s t " > S e l l T o C o n t a c t E m a i l L b l < / S e l l T o C o n t a c t E m a i l L b l > + 
+         < S e l l T o C o n t a c t M o b i l e P h o n e N o   E l e m e n t T y p e = " C o l u m n "   E l e m e n t I d = " 1 8 4 3 5 8 7 4 7 "   D a t a T y p e = " T e x t " > S e l l T o C o n t a c t M o b i l e P h o n e N o < / S e l l T o C o n t a c t M o b i l e P h o n e N o > + 
+         < S e l l T o C o n t a c t M o b i l e P h o n e N o L b l   E l e m e n t T y p e = " C o l u m n "   E l e m e n t I d = " 1 4 5 7 5 2 8 4 1 7 "   D a t a T y p e = " T e x t C o n s t " > S e l l T o C o n t a c t M o b i l e P h o n e N o L b l < / S e l l T o C o n t a c t M o b i l e P h o n e N o L b l > + 
+         < S e l l T o C o n t a c t P h o n e N o   E l e m e n t T y p e = " C o l u m n "   E l e m e n t I d = " 1 6 1 3 8 2 2 4 8 3 "   D a t a T y p e = " T e x t " > S e l l T o C o n t a c t P h o n e N o < / S e l l T o C o n t a c t P h o n e N o > + 
+         < S e l l T o C o n t a c t P h o n e N o L b l   E l e m e n t T y p e = " C o l u m n "   E l e m e n t I d = " 1 0 5 0 6 8 6 8 0 9 "   D a t a T y p e = " T e x t C o n s t " > S e l l T o C o n t a c t P h o n e N o L b l < / S e l l T o C o n t a c t P h o n e N o L b l > + 
+         < S e l l t o C u s t o m e r N o   E l e m e n t T y p e = " C o l u m n "   E l e m e n t I d = " 2 0 5 0 6 4 7 3 4 9 "   D a t a T y p e = " C o d e " > S e l l t o C u s t o m e r N o < / S e l l t o C u s t o m e r N o > + 
+         < S e l l t o C u s t o m e r N o _ L b l   E l e m e n t T y p e = " C o l u m n "   E l e m e n t I d = " 2 9 8 3 8 1 5 1 2 "   D a t a T y p e = " S t r i n g " > S e l l t o C u s t o m e r N o _ L b l < / S e l l t o C u s t o m e r N o _ L b l > + 
+         < S h i p m e n t _ L b l   E l e m e n t T y p e = " C o l u m n "   E l e m e n t I d = " 2 0 8 5 7 6 7 1 2 0 "   D a t a T y p e = " T e x t C o n s t " > S h i p m e n t _ L b l < / S h i p m e n t _ L b l > + 
+         < S h i p m e n t M e t h o d D e s c r i p t i o n   E l e m e n t T y p e = " C o l u m n "   E l e m e n t I d = " 2 0 5 9 4 0 3 2 6 0 "   D a t a T y p e = " T e x t " > S h i p m e n t M e t h o d D e s c r i p t i o n < / S h i p m e n t M e t h o d D e s c r i p t i o n > + 
+         < S h i p m e n t M e t h o d D e s c r i p t i o n _ L b l   E l e m e n t T y p e = " C o l u m n "   E l e m e n t I d = " 1 1 7 9 9 7 8 4 6 5 "   D a t a T y p e = " T e x t C o n s t " > S h i p m e n t M e t h o d D e s c r i p t i o n _ L b l < / S h i p m e n t M e t h o d D e s c r i p t i o n _ L b l > + 
+         < S h i p T o A d d r e s s _ L b l   E l e m e n t T y p e = " C o l u m n "   E l e m e n t I d = " 1 6 5 0 5 0 5 0 1 7 "   D a t a T y p e = " T e x t C o n s t " > S h i p T o A d d r e s s _ L b l < / S h i p T o A d d r e s s _ L b l > + 
+         < S h i p T o A d d r e s s 1   E l e m e n t T y p e = " C o l u m n "   E l e m e n t I d = " 1 3 5 7 6 7 2 8 6 1 "   D a t a T y p e = " T e x t " > S h i p T o A d d r e s s 1 < / S h i p T o A d d r e s s 1 > + 
+         < S h i p T o A d d r e s s 2   E l e m e n t T y p e = " C o l u m n "   E l e m e n t I d = " 1 0 2 4 2 0 4 5 8 4 "   D a t a T y p e = " T e x t " > S h i p T o A d d r e s s 2 < / S h i p T o A d d r e s s 2 > + 
+         < S h i p T o A d d r e s s 3   E l e m e n t T y p e = " C o l u m n "   E l e m e n t I d = " 1 6 6 1 9 0 1 2 0 1 "   D a t a T y p e = " T e x t " > S h i p T o A d d r e s s 3 < / S h i p T o A d d r e s s 3 > + 
+         < S h i p T o A d d r e s s 4   E l e m e n t T y p e = " C o l u m n "   E l e m e n t I d = " 5 5 5 4 1 6 9 9 0 "   D a t a T y p e = " T e x t " > S h i p T o A d d r e s s 4 < / S h i p T o A d d r e s s 4 > + 
+         < S h i p T o A d d r e s s 5   E l e m e n t T y p e = " C o l u m n "   E l e m e n t I d = " 1 1 9 3 1 1 3 6 0 7 "   D a t a T y p e = " T e x t " > S h i p T o A d d r e s s 5 < / S h i p T o A d d r e s s 5 > + 
+         < S h i p T o A d d r e s s 6   E l e m e n t T y p e = " C o l u m n "   E l e m e n t I d = " 7 1 9 9 7 6 2 4 4 "   D a t a T y p e = " T e x t " > S h i p T o A d d r e s s 6 < / S h i p T o A d d r e s s 6 > + 
+         < S h i p T o A d d r e s s 7   E l e m e n t T y p e = " C o l u m n "   E l e m e n t I d = " 8 2 2 7 9 6 2 7 "   D a t a T y p e = " T e x t " > S h i p T o A d d r e s s 7 < / S h i p T o A d d r e s s 7 > + 
+         < S h i p T o A d d r e s s 8   E l e m e n t T y p e = " C o l u m n "   E l e m e n t I d = " 1 4 9 2 9 9 2 1 7 8 "   D a t a T y p e = " T e x t " > S h i p T o A d d r e s s 8 < / S h i p T o A d d r e s s 8 > + 
+         < S h i p T o P h o n e N o   E l e m e n t T y p e = " C o l u m n "   E l e m e n t I d = " 3 6 9 7 0 2 2 5 5 "   D a t a T y p e = " T e x t " > S h i p T o P h o n e N o < / S h i p T o P h o n e N o > + 
+         < S h o w S h i p p i n g A d d r e s s   E l e m e n t T y p e = " C o l u m n "   E l e m e n t I d = " 1 1 2 0 0 7 1 2 6 6 "   D a t a T y p e = " B o o l e a n " > S h o w S h i p p i n g A d d r e s s < / S h o w S h i p p i n g A d d r e s s > + 
+         < S h o w W o r k D e s c r i p t i o n   E l e m e n t T y p e = " C o l u m n "   E l e m e n t I d = " 7 8 5 4 6 8 8 6 5 "   D a t a T y p e = " B o o l e a n " > S h o w W o r k D e s c r i p t i o n < / S h o w W o r k D e s c r i p t i o n > + 
+         < S u b t o t a l _ L b l   E l e m e n t T y p e = " C o l u m n "   E l e m e n t I d = " 1 9 6 7 7 9 5 1 4 2 "   D a t a T y p e = " T e x t C o n s t " > S u b t o t a l _ L b l < / S u b t o t a l _ L b l > + 
+         < T h a n k s _ L b l   E l e m e n t T y p e = " C o l u m n "   E l e m e n t I d = " 2 1 0 3 3 0 5 5 2 5 "   D a t a T y p e = " T e x t C o n s t " > T h a n k s _ L b l < / T h a n k s _ L b l > + 
+         < T o t a l _ L b l   E l e m e n t T y p e = " C o l u m n "   E l e m e n t I d = " 1 2 1 0 1 0 0 8 7 8 "   D a t a T y p e = " T e x t C o n s t " > T o t a l _ L b l < / T o t a l _ L b l > + 
+         < T o t a l C O 2 e _ L b l   E l e m e n t T y p e = " C o l u m n "   E l e m e n t I d = " 1 0 3 0 5 9 5 2 5 5 "   D a t a T y p e = " T e x t " > T o t a l C O 2 e _ L b l < / T o t a l C O 2 e _ L b l > + 
+         < V A T A m o u n t _ L b l   E l e m e n t T y p e = " C o l u m n "   E l e m e n t I d = " 1 0 9 4 6 5 7 2 9 "   D a t a T y p e = " T e x t C o n s t " > V A T A m o u n t _ L b l < / V A T A m o u n t _ L b l > + 
+         < V A T A m o u n t S p e c i f i c a t i o n _ L b l   E l e m e n t T y p e = " C o l u m n "   E l e m e n t I d = " 8 7 8 7 0 6 8 4 6 "   D a t a T y p e = " T e x t C o n s t " > V A T A m o u n t S p e c i f i c a t i o n _ L b l < / V A T A m o u n t S p e c i f i c a t i o n _ L b l > + 
+         < V A T B a s e _ L b l   E l e m e n t T y p e = " C o l u m n "   E l e m e n t I d = " 1 8 6 6 1 5 8 2 7 8 "   D a t a T y p e = " T e x t C o n s t " > V A T B a s e _ L b l < / V A T B a s e _ L b l > + 
+         < V A T C l a u s e _ L b l   E l e m e n t T y p e = " C o l u m n "   E l e m e n t I d = " 1 5 7 0 4 9 5 4 9 0 "   D a t a T y p e = " S t r i n g " > V A T C l a u s e _ L b l < / V A T C l a u s e _ L b l > + 
+         < V A T C l a u s e s _ L b l   E l e m e n t T y p e = " C o l u m n "   E l e m e n t I d = " 1 3 8 3 9 2 0 0 1 9 "   D a t a T y p e = " T e x t C o n s t " > V A T C l a u s e s _ L b l < / V A T C l a u s e s _ L b l > + 
+         < V A T I d e n t i f i e r _ L b l   E l e m e n t T y p e = " C o l u m n "   E l e m e n t I d = " 1 6 8 6 6 2 3 9 8 4 "   D a t a T y p e = " T e x t C o n s t " > V A T I d e n t i f i e r _ L b l < / V A T I d e n t i f i e r _ L b l > + 
+         < V A T P e r c e n t a g e _ L b l   E l e m e n t T y p e = " C o l u m n "   E l e m e n t I d = " 6 7 6 6 5 4 5 6 5 "   D a t a T y p e = " T e x t C o n s t " > V A T P e r c e n t a g e _ L b l < / V A T P e r c e n t a g e _ L b l > + 
+         < V A T R e g i s t r a t i o n N o   E l e m e n t T y p e = " C o l u m n "   E l e m e n t I d = " 1 8 8 9 1 9 5 4 0 2 "   D a t a T y p e = " T e x t " > V A T R e g i s t r a t i o n N o < / V A T R e g i s t r a t i o n N o > + 
+         < V A T R e g i s t r a t i o n N o _ L b l   E l e m e n t T y p e = " C o l u m n "   E l e m e n t I d = " 1 4 2 4 6 1 6 0 8 5 "   D a t a T y p e = " T e x t " > V A T R e g i s t r a t i o n N o _ L b l < / V A T R e g i s t r a t i o n N o _ L b l > + 
+         < Y o u r E s t i m a t e _ L b l   E l e m e n t T y p e = " C o l u m n "   E l e m e n t I d = " 4 9 2 1 8 5 2 2 5 "   D a t a T y p e = " T e x t C o n s t " > Y o u r E s t i m a t e _ L b l < / Y o u r E s t i m a t e _ L b l > + 
+         < Y o u r R e f e r e n c e   E l e m e n t T y p e = " C o l u m n "   E l e m e n t I d = " 1 1 0 3 9 9 5 1 "   D a t a T y p e = " T e x t " > Y o u r R e f e r e n c e < / Y o u r R e f e r e n c e > + 
+         < Y o u r R e f e r e n c e _ _ L b l   E l e m e n t T y p e = " C o l u m n "   E l e m e n t I d = " 1 1 2 6 2 8 0 3 7 1 "   D a t a T y p e = " S t r i n g " > Y o u r R e f e r e n c e _ _ L b l < / Y o u r R e f e r e n c e _ _ L b l > + 
+         < L i n e   E l e m e n t T y p e = " D a t a I t e m "   E l e m e n t I d = " 4 1 1 9 7 6 1 3 3 " > + 
+             < A m o u n t E x c l u d i n g V A T _ L i n e   E l e m e n t T y p e = " C o l u m n "   E l e m e n t I d = " 1 0 6 2 4 6 0 0 4 0 "   D a t a T y p e = " D e c i m a l " > A m o u n t E x c l u d i n g V A T _ L i n e < / A m o u n t E x c l u d i n g V A T _ L i n e > + 
+             < A m o u n t E x c l u d i n g V A T _ L i n e _ L b l   E l e m e n t T y p e = " C o l u m n "   E l e m e n t I d = " 2 0 0 2 8 7 4 4 7 5 "   D a t a T y p e = " S t r i n g " > A m o u n t E x c l u d i n g V A T _ L i n e _ L b l < / A m o u n t E x c l u d i n g V A T _ L i n e _ L b l > + 
+             < A m o u n t I n c l u d i n g V A T _ L i n e   E l e m e n t T y p e = " C o l u m n "   E l e m e n t I d = " 7 7 0 9 2 8 4 0 2 "   D a t a T y p e = " D e c i m a l " > A m o u n t I n c l u d i n g V A T _ L i n e < / A m o u n t I n c l u d i n g V A T _ L i n e > + 
+             < A m o u n t I n c l u d i n g V A T _ L i n e _ L b l   E l e m e n t T y p e = " C o l u m n "   E l e m e n t I d = " 9 3 0 7 4 7 3 1 3 "   D a t a T y p e = " S t r i n g " > A m o u n t I n c l u d i n g V A T _ L i n e _ L b l < / A m o u n t I n c l u d i n g V A T _ L i n e _ L b l > + 
+             < C O 2 e P e r U n i t _ L i n e   E l e m e n t T y p e = " C o l u m n "   E l e m e n t I d = " 1 3 2 0 1 7 0 3 0 2 "   D a t a T y p e = " T e x t " > C O 2 e P e r U n i t _ L i n e < / C O 2 e P e r U n i t _ L i n e > + 
+             < D e s c r i p t i o n _ L i n e   E l e m e n t T y p e = " C o l u m n "   E l e m e n t I d = " 1 4 0 6 8 2 2 3 1 0 "   D a t a T y p e = " T e x t " > D e s c r i p t i o n _ L i n e < / D e s c r i p t i o n _ L i n e > + 
+             < D e s c r i p t i o n _ L i n e _ L b l   E l e m e n t T y p e = " C o l u m n "   E l e m e n t I d = " 2 1 1 8 9 5 1 4 9 5 "   D a t a T y p e = " S t r i n g " > D e s c r i p t i o n _ L i n e _ L b l < / D e s c r i p t i o n _ L i n e _ L b l > + 
+             < I t e m N o _ L i n e   E l e m e n t T y p e = " C o l u m n "   E l e m e n t I d = " 1 9 1 0 2 9 6 2 8 8 "   D a t a T y p e = " C o d e " > I t e m N o _ L i n e < / I t e m N o _ L i n e > + 
+             < I t e m N o _ L i n e _ L b l   E l e m e n t T y p e = " C o l u m n "   E l e m e n t I d = " 1 3 4 0 0 7 9 6 1 3 "   D a t a T y p e = " S t r i n g " > I t e m N o _ L i n e _ L b l < / I t e m N o _ L i n e _ L b l > + 
+             < I t e m R e f e r e n c e N o _ L i n e   E l e m e n t T y p e = " C o l u m n "   E l e m e n t I d = " 9 2 7 2 3 5 7 "   D a t a T y p e = " C o d e " > I t e m R e f e r e n c e N o _ L i n e < / I t e m R e f e r e n c e N o _ L i n e > + 
+             < I t e m R e f e r e n c e N o _ L i n e _ L b l   E l e m e n t T y p e = " C o l u m n "   E l e m e n t I d = " 1 9 8 0 6 3 1 1 3 0 "   D a t a T y p e = " S t r i n g " > I t e m R e f e r e n c e N o _ L i n e _ L b l < / I t e m R e f e r e n c e N o _ L i n e _ L b l > + 
+             < L i n e A m o u n t _ L i n e   E l e m e n t T y p e = " C o l u m n "   E l e m e n t I d = " 2 6 8 9 3 7 1 6 2 "   D a t a T y p e = " T e x t " > L i n e A m o u n t _ L i n e < / L i n e A m o u n t _ L i n e > + 
+             < L i n e A m o u n t _ L i n e _ L b l   E l e m e n t T y p e = " C o l u m n "   E l e m e n t I d = " 9 9 2 9 0 1 8 4 5 "   D a t a T y p e = " S t r i n g " > L i n e A m o u n t _ L i n e _ L b l < / L i n e A m o u n t _ L i n e _ L b l > + 
+             < L i n e D i s c o u n t P e r c e n t _ L i n e   E l e m e n t T y p e = " C o l u m n "   E l e m e n t I d = " 9 0 7 8 2 7 4 3 6 "   D a t a T y p e = " D e c i m a l " > L i n e D i s c o u n t P e r c e n t _ L i n e < / L i n e D i s c o u n t P e r c e n t _ L i n e > + 
+             < L i n e D i s c o u n t P e r c e n t T e x t _ L i n e   E l e m e n t T y p e = " C o l u m n "   E l e m e n t I d = " 6 1 3 1 3 5 1 9 "   D a t a T y p e = " T e x t " > L i n e D i s c o u n t P e r c e n t T e x t _ L i n e < / L i n e D i s c o u n t P e r c e n t T e x t _ L i n e > + 
+             < L i n e N o _ L i n e   E l e m e n t T y p e = " C o l u m n "   E l e m e n t I d = " 6 9 8 9 8 5 9 7 9 "   D a t a T y p e = " I n t e g e r " > L i n e N o _ L i n e < / L i n e N o _ L i n e > + 
+             < P r i c e _ L b l   E l e m e n t T y p e = " C o l u m n "   E l e m e n t I d = " 2 1 2 6 7 6 4 9 2 5 "   D a t a T y p e = " T e x t C o n s t " > P r i c e _ L b l < / P r i c e _ L b l > + 
+             < P r i c e P e r _ L b l   E l e m e n t T y p e = " C o l u m n "   E l e m e n t I d = " 9 7 3 2 8 0 1 3 4 "   D a t a T y p e = " T e x t C o n s t " > P r i c e P e r _ L b l < / P r i c e P e r _ L b l > + 
+             < Q t y _ L b l   E l e m e n t T y p e = " C o l u m n "   E l e m e n t I d = " 2 6 3 6 7 3 7 6 4 "   D a t a T y p e = " T e x t C o n s t " > Q t y _ L b l < / Q t y _ L b l > + 
+             < Q u a n t i t y _ L i n e   E l e m e n t T y p e = " C o l u m n "   E l e m e n t I d = " 1 0 6 8 5 4 3 5 3 7 "   D a t a T y p e = " T e x t " > Q u a n t i t y _ L i n e < / Q u a n t i t y _ L i n e > + 
+             < Q u a n t i t y _ L i n e _ L b l   E l e m e n t T y p e = " C o l u m n "   E l e m e n t I d = " 2 0 3 4 5 0 6 8 0 2 "   D a t a T y p e = " S t r i n g " > Q u a n t i t y _ L i n e _ L b l < / Q u a n t i t y _ L i n e _ L b l > + 
+             < S h i p m e n t D a t e _ L b l   E l e m e n t T y p e = " C o l u m n "   E l e m e n t I d = " 6 1 4 4 0 0 3 6 4 "   D a t a T y p e = " T e x t C o n s t " > S h i p m e n t D a t e _ L b l < / S h i p m e n t D a t e _ L b l > + 
+             < S h i p m e n t D a t e _ L i n e   E l e m e n t T y p e = " C o l u m n "   E l e m e n t I d = " 1 6 7 3 3 7 5 4 1 6 "   D a t a T y p e = " S t r i n g " > S h i p m e n t D a t e _ L i n e < / S h i p m e n t D a t e _ L i n e > + 
+             < T r a n s H e a d e r A m o u n t   E l e m e n t T y p e = " C o l u m n "   E l e m e n t I d = " 2 0 2 8 3 0 6 2 7 6 "   D a t a T y p e = " D e c i m a l " > T r a n s H e a d e r A m o u n t < / T r a n s H e a d e r A m o u n t > + 
+             < T y p e _ L i n e   E l e m e n t T y p e = " C o l u m n "   E l e m e n t I d = " 2 7 2 8 0 4 9 2 4 "   D a t a T y p e = " S t r i n g " > T y p e _ L i n e < / T y p e _ L i n e > + 
+             < U n i t _ L b l   E l e m e n t T y p e = " C o l u m n "   E l e m e n t I d = " 8 1 4 3 6 4 3 1 8 "   D a t a T y p e = " T e x t C o n s t " > U n i t _ L b l < / U n i t _ L b l > + 
+             < U n i t O f M e a s u r e   E l e m e n t T y p e = " C o l u m n "   E l e m e n t I d = " 1 8 0 8 2 2 8 0 1 8 "   D a t a T y p e = " T e x t " > U n i t O f M e a s u r e < / U n i t O f M e a s u r e > + 
+             < U n i t O f M e a s u r e _ L b l   E l e m e n t T y p e = " C o l u m n "   E l e m e n t I d = " 9 8 1 9 5 1 2 4 9 "   D a t a T y p e = " S t r i n g " > U n i t O f M e a s u r e _ L b l < / U n i t O f M e a s u r e _ L b l > + 
+             < U n i t P r i c e   E l e m e n t T y p e = " C o l u m n "   E l e m e n t I d = " 1 4 7 8 2 2 1 5 2 6 "   D a t a T y p e = " T e x t " > U n i t P r i c e < / U n i t P r i c e > + 
+             < U n i t P r i c e _ L b l   E l e m e n t T y p e = " C o l u m n "   E l e m e n t I d = " 1 1 6 3 9 2 6 6 0 3 "   D a t a T y p e = " S t r i n g " > U n i t P r i c e _ L b l < / U n i t P r i c e _ L b l > + 
+             < V A T I d e n t i f i e r _ L i n e   E l e m e n t T y p e = " C o l u m n "   E l e m e n t I d = " 1 7 7 3 6 2 2 4 1 2 "   D a t a T y p e = " C o d e " > V A T I d e n t i f i e r _ L i n e < / V A T I d e n t i f i e r _ L i n e > + 
+             < V A T I d e n t i f i e r _ L i n e _ L b l   E l e m e n t T y p e = " C o l u m n "   E l e m e n t I d = " 5 3 3 7 8 2 7 0 3 "   D a t a T y p e = " S t r i n g " > V A T I d e n t i f i e r _ L i n e _ L b l < / V A T I d e n t i f i e r _ L i n e _ L b l > + 
+             < V A T P c t _ L i n e   E l e m e n t T y p e = " C o l u m n "   E l e m e n t I d = " 1 9 7 4 0 0 1 9 4 4 "   D a t a T y p e = " T e x t " > V A T P c t _ L i n e < / V A T P c t _ L i n e > + 
+             < V A T P c t _ L i n e _ L b l   E l e m e n t T y p e = " C o l u m n "   E l e m e n t I d = " 1 2 0 7 5 2 9 9 1 5 "   D a t a T y p e = " S t r i n g " > V A T P c t _ L i n e _ L b l < / V A T P c t _ L i n e _ L b l > + 
+             < S e r v i c e C o m m i t m e n t H e a d e r F o r S a l e s L i n e   E l e m e n t T y p e = " D a t a I t e m "   E l e m e n t I d = " 2 6 0 5 7 5 8 7 1 " > + 
+                 < S e r v i c e C o m m i t m e n t F o r L i n e D e s c r i p t i o n _ L b l   E l e m e n t T y p e = " C o l u m n "   E l e m e n t I d = " 1 8 3 9 3 2 6 6 6 7 "   D a t a T y p e = " T e x t " > S e r v i c e C o m m i t m e n t F o r L i n e D e s c r i p t i o n _ L b l < / S e r v i c e C o m m i t m e n t F o r L i n e D e s c r i p t i o n _ L b l > + 
+                 < S e r v i c e C o m m i t m e n t F o r L i n e D i s c o u n t _ L b l   E l e m e n t T y p e = " C o l u m n "   E l e m e n t I d = " 1 8 3 7 0 5 0 1 8 "   D a t a T y p e = " T e x t " > S e r v i c e C o m m i t m e n t F o r L i n e D i s c o u n t _ L b l < / S e r v i c e C o m m i t m e n t F o r L i n e D i s c o u n t _ L b l > + 
+                 < S e r v i c e C o m m i t m e n t F o r L i n e P r i c e _ L b l   E l e m e n t T y p e = " C o l u m n "   E l e m e n t I d = " 6 1 5 0 7 0 4 9 4 "   D a t a T y p e = " T e x t " > S e r v i c e C o m m i t m e n t F o r L i n e P r i c e _ L b l < / S e r v i c e C o m m i t m e n t F o r L i n e P r i c e _ L b l > + 
+                 < S e r v i c e C o m m i t m e n t F o r L i n e   E l e m e n t T y p e = " D a t a I t e m "   E l e m e n t I d = " 1 8 0 1 1 0 3 3 4 6 " > + 
+                     < S e r v i c e C o m m i t m e n t F o r L i n e D e s c r i p t i o n   E l e m e n t T y p e = " C o l u m n "   E l e m e n t I d = " 2 0 7 8 7 8 2 3 2 "   D a t a T y p e = " T e x t " > S e r v i c e C o m m i t m e n t F o r L i n e D e s c r i p t i o n < / S e r v i c e C o m m i t m e n t F o r L i n e D e s c r i p t i o n > + 
+                     < S e r v i c e C o m m i t m e n t F o r L i n e D i s c o u n t   E l e m e n t T y p e = " C o l u m n "   E l e m e n t I d = " 1 7 2 0 3 2 4 3 4 7 "   D a t a T y p e = " T e x t " > S e r v i c e C o m m i t m e n t F o r L i n e D i s c o u n t < / S e r v i c e C o m m i t m e n t F o r L i n e D i s c o u n t > + 
+                     < S e r v i c e C o m m i t m e n t F o r L i n e L i n e N o   E l e m e n t T y p e = " C o l u m n "   E l e m e n t I d = " 3 6 6 2 2 9 7 5 3 "   D a t a T y p e = " I n t e g e r " > S e r v i c e C o m m i t m e n t F o r L i n e L i n e N o < / S e r v i c e C o m m i t m e n t F o r L i n e L i n e N o > + 
+                     < S e r v i c e C o m m i t m e n t F o r L i n e P r i c e   E l e m e n t T y p e = " C o l u m n "   E l e m e n t I d = " 1 6 5 6 4 4 5 1 "   D a t a T y p e = " T e x t " > S e r v i c e C o m m i t m e n t F o r L i n e P r i c e < / S e r v i c e C o m m i t m e n t F o r L i n e P r i c e > + 
+                 < / S e r v i c e C o m m i t m e n t F o r L i n e > + 
+             < / S e r v i c e C o m m i t m e n t H e a d e r F o r S a l e s L i n e >   
          < / L i n e >   
-         < W o r k D e s c r i p t i o n L i n e s > - 
-             < W o r k D e s c r i p t i o n L i n e > W o r k D e s c r i p t i o n L i n e < / W o r k D e s c r i p t i o n L i n e > - 
-             < W o r k D e s c r i p t i o n L i n e N u m b e r > W o r k D e s c r i p t i o n L i n e N u m b e r < / W o r k D e s c r i p t i o n L i n e N u m b e r > +         < W o r k D e s c r i p t i o n L i n e s   E l e m e n t T y p e = " D a t a I t e m "   E l e m e n t I d = " 2 7 6 8 1 9 4 4 7 " > + 
+             < W o r k D e s c r i p t i o n L i n e   E l e m e n t T y p e = " C o l u m n "   E l e m e n t I d = " 1 9 4 7 6 2 1 6 7 6 "   D a t a T y p e = " T e x t " > W o r k D e s c r i p t i o n L i n e < / W o r k D e s c r i p t i o n L i n e > + 
+             < W o r k D e s c r i p t i o n L i n e N u m b e r   E l e m e n t T y p e = " C o l u m n "   E l e m e n t I d = " 7 9 7 3 0 7 2 2 3 "   D a t a T y p e = " I n t e g e r " > W o r k D e s c r i p t i o n L i n e N u m b e r < / W o r k D e s c r i p t i o n L i n e N u m b e r >   
          < / W o r k D e s c r i p t i o n L i n e s >   
-         < V A T A m o u n t L i n e > - 
-             < I n v o i c e D i s c o u n t A m o u n t _ V A T A m o u n t L i n e > I n v o i c e D i s c o u n t A m o u n t _ V A T A m o u n t L i n e < / I n v o i c e D i s c o u n t A m o u n t _ V A T A m o u n t L i n e > - 
-             < I n v o i c e D i s c o u n t A m o u n t _ V A T A m o u n t L i n e _ L b l > I n v o i c e D i s c o u n t A m o u n t _ V A T A m o u n t L i n e _ L b l < / I n v o i c e D i s c o u n t A m o u n t _ V A T A m o u n t L i n e _ L b l > - 
-             < I n v o i c e D i s c o u n t B a s e A m o u n t _ V A T A m o u n t L i n e > I n v o i c e D i s c o u n t B a s e A m o u n t _ V A T A m o u n t L i n e < / I n v o i c e D i s c o u n t B a s e A m o u n t _ V A T A m o u n t L i n e > - 
-             < I n v o i c e D i s c o u n t B a s e A m o u n t _ V A T A m o u n t L i n e _ L b l > I n v o i c e D i s c o u n t B a s e A m o u n t _ V A T A m o u n t L i n e _ L b l < / I n v o i c e D i s c o u n t B a s e A m o u n t _ V A T A m o u n t L i n e _ L b l > - 
-             < L i n e A m o u n t _ V a t A m o u n t L i n e > L i n e A m o u n t _ V a t A m o u n t L i n e < / L i n e A m o u n t _ V a t A m o u n t L i n e > - 
-             < L i n e A m o u n t _ V a t A m o u n t L i n e _ L b l > L i n e A m o u n t _ V a t A m o u n t L i n e _ L b l < / L i n e A m o u n t _ V a t A m o u n t L i n e _ L b l > - 
-             < N o O f V A T I d e n t i f i e r s > N o O f V A T I d e n t i f i e r s < / N o O f V A T I d e n t i f i e r s > - 
-             < V A T A m o u n t L C Y _ V A T A m o u n t L i n e > V A T A m o u n t L C Y _ V A T A m o u n t L i n e < / V A T A m o u n t L C Y _ V A T A m o u n t L i n e > - 
-             < V A T A m o u n t L C Y _ V A T A m o u n t L i n e _ L b l > V A T A m o u n t L C Y _ V A T A m o u n t L i n e _ L b l < / V A T A m o u n t L C Y _ V A T A m o u n t L i n e _ L b l > - 
-             < V A T A m o u n t _ V a t A m o u n t L i n e > V A T A m o u n t _ V a t A m o u n t L i n e < / V A T A m o u n t _ V a t A m o u n t L i n e > - 
-             < V A T A m o u n t _ V a t A m o u n t L i n e _ L b l > V A T A m o u n t _ V a t A m o u n t L i n e _ L b l < / V A T A m o u n t _ V a t A m o u n t L i n e _ L b l > - 
-             < V A T B a s e L C Y _ V A T A m o u n t L i n e > V A T B a s e L C Y _ V A T A m o u n t L i n e < / V A T B a s e L C Y _ V A T A m o u n t L i n e > - 
-             < V A T B a s e L C Y _ V A T A m o u n t L i n e _ L b l > V A T B a s e L C Y _ V A T A m o u n t L i n e _ L b l < / V A T B a s e L C Y _ V A T A m o u n t L i n e _ L b l > - 
-             < V A T B a s e _ V a t A m o u n t L i n e > V A T B a s e _ V a t A m o u n t L i n e < / V A T B a s e _ V a t A m o u n t L i n e > - 
-             < V A T B a s e _ V a t A m o u n t L i n e _ L b l > V A T B a s e _ V a t A m o u n t L i n e _ L b l < / V A T B a s e _ V a t A m o u n t L i n e _ L b l > - 
-             < V A T I d e n t i f i e r _ V a t A m o u n t L i n e > V A T I d e n t i f i e r _ V a t A m o u n t L i n e < / V A T I d e n t i f i e r _ V a t A m o u n t L i n e > - 
-             < V A T I d e n t i f i e r _ V a t A m o u n t L i n e _ L b l > V A T I d e n t i f i e r _ V a t A m o u n t L i n e _ L b l < / V A T I d e n t i f i e r _ V a t A m o u n t L i n e _ L b l > - 
-             < V A T P c t _ V a t A m o u n t L i n e > V A T P c t _ V a t A m o u n t L i n e < / V A T P c t _ V a t A m o u n t L i n e > - 
-             < V A T P c t _ V a t A m o u n t L i n e _ L b l > V A T P c t _ V a t A m o u n t L i n e _ L b l < / V A T P c t _ V a t A m o u n t L i n e _ L b l > +         < V A T A m o u n t L i n e   E l e m e n t T y p e = " D a t a I t e m "   E l e m e n t I d = " 8 2 7 5 3 4 3 4 8 " > + 
+             < I n v o i c e D i s c o u n t A m o u n t _ V A T A m o u n t L i n e   E l e m e n t T y p e = " C o l u m n "   E l e m e n t I d = " 8 2 4 7 3 0 1 4 1 "   D a t a T y p e = " D e c i m a l " > I n v o i c e D i s c o u n t A m o u n t _ V A T A m o u n t L i n e < / I n v o i c e D i s c o u n t A m o u n t _ V A T A m o u n t L i n e > + 
+             < I n v o i c e D i s c o u n t A m o u n t _ V A T A m o u n t L i n e _ L b l   E l e m e n t T y p e = " C o l u m n "   E l e m e n t I d = " 1 5 6 2 2 0 0 0 3 4 "   D a t a T y p e = " S t r i n g " > I n v o i c e D i s c o u n t A m o u n t _ V A T A m o u n t L i n e _ L b l < / I n v o i c e D i s c o u n t A m o u n t _ V A T A m o u n t L i n e _ L b l > + 
+             < I n v o i c e D i s c o u n t B a s e A m o u n t _ V A T A m o u n t L i n e   E l e m e n t T y p e = " C o l u m n "   E l e m e n t I d = " 2 0 4 0 3 3 2 2 6 6 "   D a t a T y p e = " D e c i m a l " > I n v o i c e D i s c o u n t B a s e A m o u n t _ V A T A m o u n t L i n e < / I n v o i c e D i s c o u n t B a s e A m o u n t _ V A T A m o u n t L i n e > + 
+             < I n v o i c e D i s c o u n t B a s e A m o u n t _ V A T A m o u n t L i n e _ L b l   E l e m e n t T y p e = " C o l u m n "   E l e m e n t I d = " 4 0 5 9 6 0 3 3 1 "   D a t a T y p e = " S t r i n g " > I n v o i c e D i s c o u n t B a s e A m o u n t _ V A T A m o u n t L i n e _ L b l < / I n v o i c e D i s c o u n t B a s e A m o u n t _ V A T A m o u n t L i n e _ L b l > + 
+             < L i n e A m o u n t _ V a t A m o u n t L i n e   E l e m e n t T y p e = " C o l u m n "   E l e m e n t I d = " 2 1 4 6 5 4 0 1 "   D a t a T y p e = " D e c i m a l " > L i n e A m o u n t _ V a t A m o u n t L i n e < / L i n e A m o u n t _ V a t A m o u n t L i n e > + 
+             < L i n e A m o u n t _ V a t A m o u n t L i n e _ L b l   E l e m e n t T y p e = " C o l u m n "   E l e m e n t I d = " 1 1 1 0 9 1 2 1 2 4 "   D a t a T y p e = " S t r i n g " > L i n e A m o u n t _ V a t A m o u n t L i n e _ L b l < / L i n e A m o u n t _ V a t A m o u n t L i n e _ L b l > + 
+             < N o O f V A T I d e n t i f i e r s   E l e m e n t T y p e = " C o l u m n "   E l e m e n t I d = " 1 1 5 3 2 6 3 0 2 6 "   D a t a T y p e = " I n t e g e r " > N o O f V A T I d e n t i f i e r s < / N o O f V A T I d e n t i f i e r s > + 
+             < V A T A m o u n t _ V a t A m o u n t L i n e   E l e m e n t T y p e = " C o l u m n "   E l e m e n t I d = " 1 8 9 1 8 2 0 6 2 0 "   D a t a T y p e = " D e c i m a l " > V A T A m o u n t _ V a t A m o u n t L i n e < / V A T A m o u n t _ V a t A m o u n t L i n e > + 
+             < V A T A m o u n t _ V a t A m o u n t L i n e _ L b l   E l e m e n t T y p e = " C o l u m n "   E l e m e n t I d = " 1 5 1 3 5 5 5 4 7 3 "   D a t a T y p e = " S t r i n g " > V A T A m o u n t _ V a t A m o u n t L i n e _ L b l < / V A T A m o u n t _ V a t A m o u n t L i n e _ L b l > + 
+             < V A T A m o u n t L C Y _ V A T A m o u n t L i n e   E l e m e n t T y p e = " C o l u m n "   E l e m e n t I d = " 1 5 8 1 9 9 4 3 5 0 "   D a t a T y p e = " D e c i m a l " > V A T A m o u n t L C Y _ V A T A m o u n t L i n e < / V A T A m o u n t L C Y _ V A T A m o u n t L i n e > + 
+             < V A T A m o u n t L C Y _ V A T A m o u n t L i n e _ L b l   E l e m e n t T y p e = " C o l u m n "   E l e m e n t I d = " 9 2 3 0 0 3 3 7 "   D a t a T y p e = " T e x t C o n s t " > V A T A m o u n t L C Y _ V A T A m o u n t L i n e _ L b l < / V A T A m o u n t L C Y _ V A T A m o u n t L i n e _ L b l > + 
+             < V A T B a s e _ V a t A m o u n t L i n e   E l e m e n t T y p e = " C o l u m n "   E l e m e n t I d = " 1 4 5 8 9 3 7 8 1 9 "   D a t a T y p e = " D e c i m a l " > V A T B a s e _ V a t A m o u n t L i n e < / V A T B a s e _ V a t A m o u n t L i n e > + 
+             < V A T B a s e _ V a t A m o u n t L i n e _ L b l   E l e m e n t T y p e = " C o l u m n "   E l e m e n t I d = " 1 6 9 1 3 0 2 4 8 8 "   D a t a T y p e = " S t r i n g " > V A T B a s e _ V a t A m o u n t L i n e _ L b l < / V A T B a s e _ V a t A m o u n t L i n e _ L b l > + 
+             < V A T B a s e L C Y _ V A T A m o u n t L i n e   E l e m e n t T y p e = " C o l u m n "   E l e m e n t I d = " 1 8 6 0 9 4 5 6 3 5 "   D a t a T y p e = " D e c i m a l " > V A T B a s e L C Y _ V A T A m o u n t L i n e < / V A T B a s e L C Y _ V A T A m o u n t L i n e > + 
+             < V A T B a s e L C Y _ V A T A m o u n t L i n e _ L b l   E l e m e n t T y p e = " C o l u m n "   E l e m e n t I d = " 1 2 3 6 4 6 7 9 9 8 "   D a t a T y p e = " T e x t C o n s t " > V A T B a s e L C Y _ V A T A m o u n t L i n e _ L b l < / V A T B a s e L C Y _ V A T A m o u n t L i n e _ L b l > + 
+             < V A T I d e n t i f i e r _ V a t A m o u n t L i n e   E l e m e n t T y p e = " C o l u m n "   E l e m e n t I d = " 1 1 4 2 0 7 0 0 3 5 "   D a t a T y p e = " C o d e " > V A T I d e n t i f i e r _ V a t A m o u n t L i n e < / V A T I d e n t i f i e r _ V a t A m o u n t L i n e > + 
+             < V A T I d e n t i f i e r _ V a t A m o u n t L i n e _ L b l   E l e m e n t T y p e = " C o l u m n "   E l e m e n t I d = " 8 6 4 5 0 4 5 0 "   D a t a T y p e = " S t r i n g " > V A T I d e n t i f i e r _ V a t A m o u n t L i n e _ L b l < / V A T I d e n t i f i e r _ V a t A m o u n t L i n e _ L b l > + 
+             < V A T P c t _ V a t A m o u n t L i n e   E l e m e n t T y p e = " C o l u m n "   E l e m e n t I d = " 1 4 5 3 5 4 2 7 7 7 "   D a t a T y p e = " D e c i m a l " > V A T P c t _ V a t A m o u n t L i n e < / V A T P c t _ V a t A m o u n t L i n e > + 
+             < V A T P c t _ V a t A m o u n t L i n e _ L b l   E l e m e n t T y p e = " C o l u m n "   E l e m e n t I d = " 6 7 6 3 2 3 7 8 "   D a t a T y p e = " S t r i n g " > V A T P c t _ V a t A m o u n t L i n e _ L b l < / V A T P c t _ V a t A m o u n t L i n e _ L b l >   
          < / V A T A m o u n t L i n e >   
-         < R e p o r t T o t a l s L i n e > - 
-             < A m o u n t F o r m a t t e d _ R e p o r t T o t a l s L i n e > A m o u n t F o r m a t t e d _ R e p o r t T o t a l s L i n e < / A m o u n t F o r m a t t e d _ R e p o r t T o t a l s L i n e > - 
-             < A m o u n t _ R e p o r t T o t a l s L i n e > A m o u n t _ R e p o r t T o t a l s L i n e < / A m o u n t _ R e p o r t T o t a l s L i n e > - 
-             < D e s c r i p t i o n _ R e p o r t T o t a l s L i n e > D e s c r i p t i o n _ R e p o r t T o t a l s L i n e < / D e s c r i p t i o n _ R e p o r t T o t a l s L i n e > - 
-             < F o n t B o l d _ R e p o r t T o t a l s L i n e > F o n t B o l d _ R e p o r t T o t a l s L i n e < / F o n t B o l d _ R e p o r t T o t a l s L i n e > - 
-             < F o n t U n d e r l i n e _ R e p o r t T o t a l s L i n e > F o n t U n d e r l i n e _ R e p o r t T o t a l s L i n e < / F o n t U n d e r l i n e _ R e p o r t T o t a l s L i n e > +         < R e p o r t T o t a l s L i n e   E l e m e n t T y p e = " D a t a I t e m "   E l e m e n t I d = " 2 1 2 2 5 4 9 8 3 6 " > + 
+             < A m o u n t _ R e p o r t T o t a l s L i n e   E l e m e n t T y p e = " C o l u m n "   E l e m e n t I d = " 4 1 9 9 1 8 3 6 9 "   D a t a T y p e = " D e c i m a l " > A m o u n t _ R e p o r t T o t a l s L i n e < / A m o u n t _ R e p o r t T o t a l s L i n e > + 
+             < A m o u n t F o r m a t t e d _ R e p o r t T o t a l s L i n e   E l e m e n t T y p e = " C o l u m n "   E l e m e n t I d = " 1 5 0 6 1 3 6 8 2 5 "   D a t a T y p e = " T e x t " > A m o u n t F o r m a t t e d _ R e p o r t T o t a l s L i n e < / A m o u n t F o r m a t t e d _ R e p o r t T o t a l s L i n e > + 
+             < D e s c r i p t i o n _ R e p o r t T o t a l s L i n e   E l e m e n t T y p e = " C o l u m n "   E l e m e n t I d = " 5 8 1 9 9 6 0 6 7 "   D a t a T y p e = " T e x t " > D e s c r i p t i o n _ R e p o r t T o t a l s L i n e < / D e s c r i p t i o n _ R e p o r t T o t a l s L i n e > + 
+             < F o n t B o l d _ R e p o r t T o t a l s L i n e   E l e m e n t T y p e = " C o l u m n "   E l e m e n t I d = " 9 4 6 5 4 0 5 4 9 "   D a t a T y p e = " B o o l e a n " > F o n t B o l d _ R e p o r t T o t a l s L i n e < / F o n t B o l d _ R e p o r t T o t a l s L i n e > + 
+             < F o n t U n d e r l i n e _ R e p o r t T o t a l s L i n e   E l e m e n t T y p e = " C o l u m n "   E l e m e n t I d = " 2 0 2 1 5 3 3 6 9 4 "   D a t a T y p e = " B o o l e a n " > F o n t U n d e r l i n e _ R e p o r t T o t a l s L i n e < / F o n t U n d e r l i n e _ R e p o r t T o t a l s L i n e >   
          < / R e p o r t T o t a l s L i n e >   
-         < L e t t e r T e x t > - 
-             < B o d y T e x t > B o d y T e x t < / B o d y T e x t > - 
-             < C l o s i n g T e x t > C l o s i n g T e x t < / C l o s i n g T e x t > - 
-             < G r e e t i n g T e x t > G r e e t i n g T e x t < / G r e e t i n g T e x t > - 
-             < P m t D i s c T e x t > P m t D i s c T e x t < / P m t D i s c T e x t > +         < S e r v i c e C o m m i t m e n t F o r L i n e C a p t i o n   E l e m e n t T y p e = " D a t a I t e m "   E l e m e n t I d = " 4 5 5 8 5 1 6 0 0 " > + 
+             < S e r v i c e C o m m i t m e n t F o r L i n e T o t a l T e x t _ L b l   E l e m e n t T y p e = " C o l u m n "   E l e m e n t I d = " 9 9 6 5 4 9 8 5 2 "   D a t a T y p e = " T e x t " > S e r v i c e C o m m i t m e n t F o r L i n e T o t a l T e x t _ L b l < / S e r v i c e C o m m i t m e n t F o r L i n e T o t a l T e x t _ L b l > + 
+         < / S e r v i c e C o m m i t m e n t F o r L i n e C a p t i o n > + 
+         < S e r v i c e C o m m i t m e n t s G r o u p   E l e m e n t T y p e = " D a t a I t e m "   E l e m e n t I d = " 1 9 6 6 6 9 4 9 2 7 " > + 
+             < S e r v i c e C o m m i t m e n t s G r o u p P e r P e r i o d   E l e m e n t T y p e = " D a t a I t e m "   E l e m e n t I d = " 1 0 7 5 7 2 7 7 9 7 " > + 
+                 < S e r v i c e C o m m i t m e n t s G r o u p P e r P e r i o d N a m e   E l e m e n t T y p e = " C o l u m n "   E l e m e n t I d = " 1 5 2 1 8 3 1 0 2 2 "   D a t a T y p e = " T e x t " > S e r v i c e C o m m i t m e n t s G r o u p P e r P e r i o d N a m e < / S e r v i c e C o m m i t m e n t s G r o u p P e r P e r i o d N a m e > + 
+                 < S e r v i c e C o m m i t m e n t s G r o u p P e r P e r i o d T y p e   E l e m e n t T y p e = " C o l u m n "   E l e m e n t I d = " 5 0 6 1 5 7 4 8 5 "   D a t a T y p e = " T e x t " > S e r v i c e C o m m i t m e n t s G r o u p P e r P e r i o d T y p e < / S e r v i c e C o m m i t m e n t s G r o u p P e r P e r i o d T y p e > + 
+                 < S e r v i c e C o m m i t m e n t s G r o u p P e r P e r i o d V a l u e   E l e m e n t T y p e = " C o l u m n "   E l e m e n t I d = " 1 3 9 8 4 4 3 7 0 "   D a t a T y p e = " T e x t " > S e r v i c e C o m m i t m e n t s G r o u p P e r P e r i o d V a l u e < / S e r v i c e C o m m i t m e n t s G r o u p P e r P e r i o d V a l u e > + 
+             < / S e r v i c e C o m m i t m e n t s G r o u p P e r P e r i o d > + 
+         < / S e r v i c e C o m m i t m e n t s G r o u p > + 
+         < L e t t e r T e x t   E l e m e n t T y p e = " D a t a I t e m "   E l e m e n t I d = " 1 5 1 0 3 5 3 8 3 4 " > + 
+             < B o d y T e x t   E l e m e n t T y p e = " C o l u m n "   E l e m e n t I d = " 1 4 9 7 5 9 8 0 8 "   D a t a T y p e = " T e x t C o n s t " > B o d y T e x t < / B o d y T e x t > + 
+             < C l o s i n g T e x t   E l e m e n t T y p e = " C o l u m n "   E l e m e n t I d = " 5 1 2 1 3 5 9 0 9 "   D a t a T y p e = " T e x t C o n s t " > C l o s i n g T e x t < / C l o s i n g T e x t > + 
+             < G r e e t i n g T e x t   E l e m e n t T y p e = " C o l u m n "   E l e m e n t I d = " 1 1 7 5 2 7 9 2 8 9 "   D a t a T y p e = " T e x t C o n s t " > G r e e t i n g T e x t < / G r e e t i n g T e x t > + 
+             < P m t D i s c T e x t   E l e m e n t T y p e = " C o l u m n "   E l e m e n t I d = " 2 0 1 3 8 4 9 9 4 8 "   D a t a T y p e = " T e x t " > P m t D i s c T e x t < / P m t D i s c T e x t >   
          < / L e t t e r T e x t >   
-         < T o t a l s > - 
-             < C u r r e n c y C o d e > C u r r e n c y C o d e < / C u r r e n c y C o d e > - 
-             < C u r r e n c y S y m b o l > C u r r e n c y S y m b o l < / C u r r e n c y S y m b o l > - 
-             < T o t a l A m o u n t I n c l u d i n g V A T > T o t a l A m o u n t I n c l u d i n g V A T < / T o t a l A m o u n t I n c l u d i n g V A T > - 
-             < T o t a l E x c l u d i n g V A T T e x t > T o t a l E x c l u d i n g V A T T e x t < / T o t a l E x c l u d i n g V A T T e x t > - 
-             < T o t a l I n c l u d i n g V A T T e x t > T o t a l I n c l u d i n g V A T T e x t < / T o t a l I n c l u d i n g V A T T e x t > - 
-             < T o t a l I n v o i c e D i s c o u n t A m o u n t > T o t a l I n v o i c e D i s c o u n t A m o u n t < / T o t a l I n v o i c e D i s c o u n t A m o u n t > - 
-             < T o t a l N e t A m o u n t > T o t a l N e t A m o u n t < / T o t a l N e t A m o u n t > - 
-             < T o t a l P a y m e n t D i s c o u n t O n V A T > T o t a l P a y m e n t D i s c o u n t O n V A T < / T o t a l P a y m e n t D i s c o u n t O n V A T > - 
-             < T o t a l S u b T o t a l > T o t a l S u b T o t a l < / T o t a l S u b T o t a l > - 
-             < T o t a l S u b T o t a l M i n u s I n v o i c e D i s c o u n t > T o t a l S u b T o t a l M i n u s I n v o i c e D i s c o u n t < / T o t a l S u b T o t a l M i n u s I n v o i c e D i s c o u n t > - 
-             < T o t a l T e x t > T o t a l T e x t < / T o t a l T e x t > - 
-             < T o t a l V A T A m o u n t > T o t a l V A T A m o u n t < / T o t a l V A T A m o u n t > - 
-             < T o t a l V A T A m o u n t L C Y > T o t a l V A T A m o u n t L C Y < / T o t a l V A T A m o u n t L C Y > - 
-             < T o t a l V A T A m o u n t T e x t > T o t a l V A T A m o u n t T e x t < / T o t a l V A T A m o u n t T e x t > - 
-             < T o t a l V A T B a s e L C Y > T o t a l V A T B a s e L C Y < / T o t a l V A T B a s e L C Y > +         < T o t a l s   E l e m e n t T y p e = " D a t a I t e m "   E l e m e n t I d = " 1 8 2 3 9 5 0 0 4 4 " > + 
+             < C u r r e n c y C o d e   E l e m e n t T y p e = " C o l u m n "   E l e m e n t I d = " 1 5 7 9 5 9 5 9 2 1 "   D a t a T y p e = " T e x t " > C u r r e n c y C o d e < / C u r r e n c y C o d e > + 
+             < C u r r e n c y S y m b o l   E l e m e n t T y p e = " C o l u m n "   E l e m e n t I d = " 1 1 6 2 5 1 0 7 4 8 "   D a t a T y p e = " T e x t " > C u r r e n c y S y m b o l < / C u r r e n c y S y m b o l > + 
+             < T o t a l A m o u n t I n c l u d i n g V A T   E l e m e n t T y p e = " C o l u m n "   E l e m e n t I d = " 9 1 0 5 1 1 5 7 5 "   D a t a T y p e = " S t r i n g " > T o t a l A m o u n t I n c l u d i n g V A T < / T o t a l A m o u n t I n c l u d i n g V A T > + 
+             < T o t a l C O 2 e   E l e m e n t T y p e = " C o l u m n "   E l e m e n t I d = " 9 5 4 7 1 1 2 1 2 "   D a t a T y p e = " D e c i m a l " > T o t a l C O 2 e < / T o t a l C O 2 e > + 
+             < T o t a l E x c l u d i n g V A T T e x t   E l e m e n t T y p e = " C o l u m n "   E l e m e n t I d = " 1 9 2 2 9 4 6 3 1 0 "   D a t a T y p e = " T e x t " > T o t a l E x c l u d i n g V A T T e x t < / T o t a l E x c l u d i n g V A T T e x t > + 
+             < T o t a l I n c l u d i n g V A T T e x t   E l e m e n t T y p e = " C o l u m n "   E l e m e n t I d = " 1 2 0 4 0 1 6 3 5 2 "   D a t a T y p e = " T e x t " > T o t a l I n c l u d i n g V A T T e x t < / T o t a l I n c l u d i n g V A T T e x t > + 
+             < T o t a l I n v o i c e D i s c o u n t A m o u n t   E l e m e n t T y p e = " C o l u m n "   E l e m e n t I d = " 4 0 2 1 7 7 5 1 "   D a t a T y p e = " D e c i m a l " > T o t a l I n v o i c e D i s c o u n t A m o u n t < / T o t a l I n v o i c e D i s c o u n t A m o u n t > + 
+             < T o t a l N e t A m o u n t   E l e m e n t T y p e = " C o l u m n "   E l e m e n t I d = " 4 8 3 1 9 3 3 7 2 "   D a t a T y p e = " D e c i m a l " > T o t a l N e t A m o u n t < / T o t a l N e t A m o u n t > + 
+             < T o t a l P a y m e n t D i s c o u n t O n V A T   E l e m e n t T y p e = " C o l u m n "   E l e m e n t I d = " 7 3 6 0 4 1 8 8 6 "   D a t a T y p e = " D e c i m a l " > T o t a l P a y m e n t D i s c o u n t O n V A T < / T o t a l P a y m e n t D i s c o u n t O n V A T > + 
+             < T o t a l S u b T o t a l   E l e m e n t T y p e = " C o l u m n "   E l e m e n t I d = " 2 0 9 7 8 7 6 8 0 1 "   D a t a T y p e = " D e c i m a l " > T o t a l S u b T o t a l < / T o t a l S u b T o t a l > + 
+             < T o t a l S u b T o t a l M i n u s I n v o i c e D i s c o u n t   E l e m e n t T y p e = " C o l u m n "   E l e m e n t I d = " 7 6 9 4 3 1 8 8 7 "   D a t a T y p e = " D e c i m a l " > T o t a l S u b T o t a l M i n u s I n v o i c e D i s c o u n t < / T o t a l S u b T o t a l M i n u s I n v o i c e D i s c o u n t > + 
+             < T o t a l T e x t   E l e m e n t T y p e = " C o l u m n "   E l e m e n t I d = " 2 3 1 9 1 0 5 1 8 "   D a t a T y p e = " T e x t " > T o t a l T e x t < / T o t a l T e x t > + 
+             < T o t a l V A T A m o u n t   E l e m e n t T y p e = " C o l u m n "   E l e m e n t I d = " 1 6 2 7 1 0 2 3 2 8 "   D a t a T y p e = " D e c i m a l " > T o t a l V A T A m o u n t < / T o t a l V A T A m o u n t > + 
+             < T o t a l V A T A m o u n t L C Y   E l e m e n t T y p e = " C o l u m n "   E l e m e n t I d = " 1 5 0 6 5 7 0 2 1 8 "   D a t a T y p e = " D e c i m a l " > T o t a l V A T A m o u n t L C Y < / T o t a l V A T A m o u n t L C Y > + 
+             < T o t a l V A T A m o u n t T e x t   E l e m e n t T y p e = " C o l u m n "   E l e m e n t I d = " 9 7 3 6 6 6 3 3 9 "   D a t a T y p e = " T e x t " > T o t a l V A T A m o u n t T e x t < / T o t a l V A T A m o u n t T e x t > + 
+             < T o t a l V A T B a s e L C Y   E l e m e n t T y p e = " C o l u m n "   E l e m e n t I d = " 8 3 4 4 5 0 5 2 1 "   D a t a T y p e = " D e c i m a l " > T o t a l V A T B a s e L C Y < / T o t a l V A T B a s e L C Y >   
          < / T o t a l s >   
@@ -5926,9 +5707,7 @@
  < / N a v W o r d R e p o r t X m l P a r t > 
 </file>
 
-<file path=customXml/item2.xml>��< ? x m l   v e r s i o n = " 1 . 0 "   e n c o d i n g = " u t f - 1 6 " ? > - 
- < N a v W o r d R e p o r t X m l P a r t   x m l n s = " u r n : m i c r o s o f t - d y n a m i c s - b u s i n e s s c e n t r a l / i n t e r n a l / e x t e n d e d / r e p o r t s / S t a n d a r d _ S a l e s _ Q u o t e / 1 3 0 4 / " > +<file path=customXml/item2.xml>��< ? x m l   v e r s i o n = " 1 . 0 "   e n c o d i n g = " u t f - 1 6 " ? > < N a v W o r d R e p o r t X m l P a r t   x m l n s = " u r n : m i c r o s o f t - d y n a m i c s - n a v / r e p o r t s / S t a n d a r d _ S a l e s _ Q u o t e / 1 3 0 4 / " >   
      < B C R e p o r t I n f o r m a t i o n >   
@@ -5992,779 +5771,503 @@
  
          < / R e p o r t R e q u e s t >   
-         < C o m p a n y M e t a d a t a > - 
-             < C o m p a n y N a m e > C o m p a n y   N a m e < / C o m p a n y N a m e > - 
-             < C o m p a n y D i s p l a y N a m e > C o m p a n y   D i s p l a y   N a m e < / C o m p a n y D i s p l a y N a m e > - 
-             < C o m p a n y A d d r e s s L i n e s > - 
-                 < C o m p a n y A d d r e s s L i n e > C o m p a n y   A d d r e s s   L i n e   1 < / C o m p a n y A d d r e s s L i n e > - 
-                 < C o m p a n y A d d r e s s L i n e > C o m p a n y   A d d r e s s   L i n e   2 < / C o m p a n y A d d r e s s L i n e > - 
-                 < C o m p a n y A d d r e s s L i n e > C o m p a n y   A d d r e s s   L i n e   3 < / C o m p a n y A d d r e s s L i n e > - 
-                 < C o m p a n y A d d r e s s L i n e > C o m p a n y   A d d r e s s   L i n e   4 < / C o m p a n y A d d r e s s L i n e > - 
-                 < C o m p a n y A d d r e s s L i n e > C o m p a n y   A d d r e s s   L i n e   5 < / C o m p a n y A d d r e s s L i n e > - 
-                 < C o m p a n y A d d r e s s L i n e > C o m p a n y   A d d r e s s   L i n e   6 < / C o m p a n y A d d r e s s L i n e > - 
-                 < C o m p a n y A d d r e s s L i n e > C o m p a n y   A d d r e s s   L i n e   7 < / C o m p a n y A d d r e s s L i n e > - 
-                 < C o m p a n y A d d r e s s L i n e > C o m p a n y   A d d r e s s   L i n e   8 < / C o m p a n y A d d r e s s L i n e > - 
-             < / C o m p a n y A d d r e s s L i n e s > - 
-             < C o m p a n y P h o n e > C o m p a n y   P h o n e < / C o m p a n y P h o n e > - 
-             < C o m p a n y P h o n e C a p t i o n > C o m p a n y   P h o n e   C a p t i o n < / C o m p a n y P h o n e C a p t i o n > - 
-             < C o m p a n y F a x N o > C o m p a n y   F a x   N o . < / C o m p a n y F a x N o > - 
-             < C o m p a n y F a x N o C a p t i o n > C o m p a n y   F a x   N o .   C a p t i o n < / C o m p a n y F a x N o C a p t i o n > - 
-             < C o m p a n y E m a i l > C o m p a n y   E m a i l < / C o m p a n y E m a i l > - 
-             < C o m p a n y E m a i l C a p t i o n > C o m p a n y   E m a i l   C a p t i o n < / C o m p a n y E m a i l C a p t i o n > - 
-             < C o m p a n y H o m e P a g e > C o m p a n y   H o m e   P a g e < / C o m p a n y H o m e P a g e > - 
-             < C o m p a n y H o m e P a g e C a p t i o n > C o m p a n y   H o m e   P a g e   C a p t i o n < / C o m p a n y H o m e P a g e C a p t i o n > - 
-             < C o m p a n y L o g o > C o m p a n y   L o g o < / C o m p a n y L o g o > - 
-             < C o m p a n y V A T R e g i s t r a t i o n N o > C o m p a n y   V A T   R e g i s t r a t i o n   N o . < / C o m p a n y V A T R e g i s t r a t i o n N o > - 
-             < C o m p a n y V A T R e g i s t r a t i o n N o C a p t i o n > C o m p a n y   V A T   R e g i s t r a t i o n   N o .   C a p t i o n < / C o m p a n y V A T R e g i s t r a t i o n N o C a p t i o n > - 
-             < C o m p a n y R e g i s t r a t i o n N o > C o m p a n y   R e g i s t r a t i o n   N o . < / C o m p a n y R e g i s t r a t i o n N o > - 
-             < C o m p a n y R e g i s t r a t i o n N o C a p t i o n > C o m p a n y   R e g i s t r a t i o n   N o .   C a p t i o n < / C o m p a n y R e g i s t r a t i o n N o C a p t i o n > - 
-             < C o m p a n y B a n k N a m e > C o m p a n y   B a n k   N a m e < / C o m p a n y B a n k N a m e > - 
-             < C o m p a n y B a n k N a m e C a p t i o n > C o m p a n y   B a n k   N a m e   C a p t i o n < / C o m p a n y B a n k N a m e C a p t i o n > - 
-             < C o m p a n y B a n k A c c o u n t N o > C o m p a n y   B a n k   A c c o u n t   N o . < / C o m p a n y B a n k A c c o u n t N o > - 
-             < C o m p a n y B a n k A c c o u n t N o C a p t i o n > C o m p a n y   B a n k   A c c o u n t   N o .   C a p t i o n < / C o m p a n y B a n k A c c o u n t N o C a p t i o n > - 
-             < C o m p a n y B a n k B r a n c h N o > C o m p a n y   B a n k   B r a n c h   N o . < / C o m p a n y B a n k B r a n c h N o > - 
-             < C o m p a n y B a n k B r a n c h N o C a p t i o n > C o m p a n y   B a n k   B r a n c h   N o .   C a p t i o n < / C o m p a n y B a n k B r a n c h N o C a p t i o n > - 
-             < C o m p a n y I B A N > C o m p a n y   I B A N < / C o m p a n y I B A N > - 
-             < C o m p a n y I B A N C a p t i o n > C o m p a n y   I B A N   C a p t i o n < / C o m p a n y I B A N C a p t i o n > - 
-             < C o m p a n y B a n k S W I F T > C o m p a n y   B a n k   S W I F T < / C o m p a n y B a n k S W I F T > - 
-             < C o m p a n y B a n k S W I F T C a p t i o n > C o m p a n y   B a n k   S W I F T   C a p t i o n < / C o m p a n y B a n k S W I F T C a p t i o n > - 
-             < C o m p a n y G i r o N o > C o m p a n y   G i r o   N o . < / C o m p a n y G i r o N o > - 
-             < C o m p a n y G i r o N o C a p t i o n > C o m p a n y   G i r o   N o .   C a p t i o n < / C o m p a n y G i r o N o C a p t i o n > - 
-         < / C o m p a n y M e t a d a t a > - 
      < / B C R e p o r t I n f o r m a t i o n >   
-     < T o o l t i p s > - 
-         < T o o l t i p   c o l u m n = " C o m p a n y H o m e P a g e "   E l e m e n t I d = " 1 9 8 9 1 8 8 7 0 " > - 
-             < T o o l t i p T e x t   l a n g = " e n - U S " > S p e c i f i e s   y o u r   c o m p a n y ' s   w e b   s i t e . < / T o o l t i p T e x t > - 
-         < / T o o l t i p > - 
-         < T o o l t i p   c o l u m n = " C o m p a n y E M a i l "   E l e m e n t I d = " 1 6 7 7 0 7 4 0 5 8 " > - 
-             < T o o l t i p T e x t   l a n g = " e n - U S " > S p e c i f i e s   t h e   c o m p a n y ' s   e m a i l   a d d r e s s . < / T o o l t i p T e x t > - 
-         < / T o o l t i p > - 
-         < T o o l t i p   c o l u m n = " C o m p a n y P i c t u r e "   E l e m e n t I d = " 1 3 9 7 4 1 1 0 7 4 " > - 
-             < T o o l t i p T e x t   l a n g = " e n - U S " > S p e c i f i e s   t h e   p i c t u r e   t h a t   h a s   b e e n   s e t   u p   f o r   t h e   c o m p a n y ,   s u c h   a s   a   c o m p a n y   l o g o . < / T o o l t i p T e x t > - 
-         < / T o o l t i p > - 
-         < T o o l t i p   c o l u m n = " C o m p a n y P h o n e N o "   E l e m e n t I d = " 2 5 0 4 4 0 6 5 5 " > - 
-             < T o o l t i p T e x t   l a n g = " e n - U S " > S p e c i f i e s   t h e   c o m p a n y ' s   t e l e p h o n e   n u m b e r . < / T o o l t i p T e x t > - 
-         < / T o o l t i p > - 
-         < T o o l t i p   c o l u m n = " C o m p a n y G i r o N o "   E l e m e n t I d = " 1 3 6 0 1 9 6 3 2 0 " > - 
-             < T o o l t i p T e x t   l a n g = " e n - U S " > S p e c i f i e s   t h e   c o m p a n y ' s   g i r o   n u m b e r . < / T o o l t i p T e x t > - 
-         < / T o o l t i p > - 
-         < T o o l t i p   c o l u m n = " C o m p a n y B a n k N a m e "   E l e m e n t I d = " 1 5 3 4 9 0 5 6 0 5 " > - 
-             < T o o l t i p T e x t   l a n g = " e n - U S " > S p e c i f i e s   t h e   n a m e   o f   t h e   b a n k   w h e r e   y o u   h a v e   t h e   b a n k   a c c o u n t . < / T o o l t i p T e x t > - 
-         < / T o o l t i p > - 
-         < T o o l t i p   c o l u m n = " C o m p a n y B a n k B r a n c h N o "   E l e m e n t I d = " 7 9 3 1 3 3 0 5 7 " > - 
-             < T o o l t i p T e x t   l a n g = " e n - U S " > S p e c i f i e s   a   n u m b e r   o f   t h e   b a n k   b r a n c h . < / T o o l t i p T e x t > - 
-         < / T o o l t i p > - 
-         < T o o l t i p   c o l u m n = " C o m p a n y B a n k A c c o u n t N o "   E l e m e n t I d = " 3 0 1 4 0 2 0 4 " > - 
-             < T o o l t i p T e x t   l a n g = " e n - U S " > S p e c i f i e s   t h e   n u m b e r   u s e d   b y   t h e   b a n k   f o r   t h e   b a n k   a c c o u n t . < / T o o l t i p T e x t > - 
-         < / T o o l t i p > - 
-         < T o o l t i p   c o l u m n = " C o m p a n y I B A N "   E l e m e n t I d = " 9 0 6 5 4 9 1 8 2 " > - 
-             < T o o l t i p T e x t   l a n g = " e n - U S " > S p e c i f i e s   t h e   b a n k   a c c o u n t ' s   i n t e r n a t i o n a l   b a n k   a c c o u n t   n u m b e r . < / T o o l t i p T e x t > - 
-         < / T o o l t i p > - 
-         < T o o l t i p   c o l u m n = " C o m p a n y S W I F T "   E l e m e n t I d = " 6 6 8 2 5 0 2 4 5 " > - 
-             < T o o l t i p T e x t   l a n g = " e n - U S " > S p e c i f i e s   t h e   i n t e r n a t i o n a l   b a n k   i d e n t i f i e r   c o d e   ( S W I F T )   o f   t h e   b a n k   w h e r e   y o u   h a v e   t h e   a c c o u n t . < / T o o l t i p T e x t > - 
-         < / T o o l t i p > - 
-         < T o o l t i p   c o l u m n = " E x t e r n a l D o c u m e n t N o "   E l e m e n t I d = " 7 3 3 9 5 3 9 6 6 " > - 
-             < T o o l t i p T e x t   l a n g = " e n - U S " > S p e c i f i e s   a   d o c u m e n t   n u m b e r   t h a t   r e f e r s   t o   t h e   c u s t o m e r ' s   o r   v e n d o r ' s   n u m b e r i n g   s y s t e m . < / T o o l t i p T e x t > - 
-         < / T o o l t i p > - 
-         < T o o l t i p   c o l u m n = " Y o u r R e f e r e n c e "   E l e m e n t I d = " 1 1 0 3 9 9 5 1 " > - 
-             < T o o l t i p T e x t   l a n g = " e n - U S " > S p e c i f i e s   t h e   c u s t o m e r ' s   r e f e r e n c e .   T h e   c o n t e n t   w i l l   b e   p r i n t e d   o n   s a l e s   d o c u m e n t s . < / T o o l t i p T e x t > - 
-         < / T o o l t i p > - 
-         < T o o l t i p   c o l u m n = " S h i p m e n t M e t h o d D e s c r i p t i o n "   E l e m e n t I d = " 2 0 5 9 4 0 3 2 6 0 " > - 
-             < T o o l t i p T e x t   l a n g = " e n - U S " > S p e c i f i e s   a   d e s c r i p t i o n   o f   t h e   s h i p m e n t   m e t h o d . < / T o o l t i p T e x t > - 
-         < / T o o l t i p > - 
-         < T o o l t i p   c o l u m n = " S h i p T o P h o n e N o "   E l e m e n t I d = " 3 6 9 7 0 2 2 5 5 " > - 
-             < T o o l t i p T e x t   l a n g = " e n - U S " > S p e c i f i e s   t h e   t e l e p h o n e   n u m b e r   o f   t h e   c o m p a n y ' s   s h i p p i n g   a d d r e s s . < / T o o l t i p T e x t > - 
-         < / T o o l t i p > - 
-         < T o o l t i p   c o l u m n = " S e l l T o C o n t a c t P h o n e N o "   E l e m e n t I d = " 1 6 1 3 8 2 2 4 8 3 " > - 
-             < T o o l t i p T e x t   l a n g = " e n - U S " > S p e c i f i e s   t h e   c o n t a c t ' s   p h o n e   n u m b e r . < / T o o l t i p T e x t > - 
-         < / T o o l t i p > - 
-         < T o o l t i p   c o l u m n = " S e l l T o C o n t a c t M o b i l e P h o n e N o "   E l e m e n t I d = " 1 8 4 3 5 8 7 4 7 " > - 
-             < T o o l t i p T e x t   l a n g = " e n - U S " > S p e c i f i e s   t h e   c o n t a c t ' s   m o b i l e   t e l e p h o n e   n u m b e r . < / T o o l t i p T e x t > - 
-         < / T o o l t i p > - 
-         < T o o l t i p   c o l u m n = " S e l l T o C o n t a c t E m a i l "   E l e m e n t I d = " 2 6 2 8 2 4 5 6 4 " > - 
-             < T o o l t i p T e x t   l a n g = " e n - U S " > S p e c i f i e s   t h e   e m a i l   a d d r e s s   o f   t h e   c o n t a c t . < / T o o l t i p T e x t > - 
-         < / T o o l t i p > - 
-         < T o o l t i p   c o l u m n = " B i l l T o C o n t a c t P h o n e N o "   E l e m e n t I d = " 3 6 2 4 7 7 4 8 8 " > - 
-             < T o o l t i p T e x t   l a n g = " e n - U S " > S p e c i f i e s   t h e   c o n t a c t ' s   p h o n e   n u m b e r . < / T o o l t i p T e x t > - 
-         < / T o o l t i p > - 
-         < T o o l t i p   c o l u m n = " B i l l T o C o n t a c t M o b i l e P h o n e N o "   E l e m e n t I d = " 2 4 8 4 8 8 6 9 6 " > - 
-             < T o o l t i p T e x t   l a n g = " e n - U S " > S p e c i f i e s   t h e   c o n t a c t ' s   m o b i l e   t e l e p h o n e   n u m b e r . < / T o o l t i p T e x t > - 
-         < / T o o l t i p > - 
-         < T o o l t i p   c o l u m n = " B i l l T o C o n t a c t E m a i l "   E l e m e n t I d = " 3 3 5 8 2 7 8 9 5 " > - 
-             < T o o l t i p T e x t   l a n g = " e n - U S " > S p e c i f i e s   t h e   e m a i l   a d d r e s s   o f   t h e   c o n t a c t . < / T o o l t i p T e x t > - 
-         < / T o o l t i p > - 
-         < T o o l t i p   c o l u m n = " P a y m e n t T e r m s D e s c r i p t i o n "   E l e m e n t I d = " 2 0 3 8 7 4 2 7 0 0 " > - 
-             < T o o l t i p T e x t   l a n g = " e n - U S " > S p e c i f i e s   a n   e x p l a n a t i o n   o f   t h e   p a y m e n t   t e r m s . < / T o o l t i p T e x t > - 
-         < / T o o l t i p > - 
-         < T o o l t i p   c o l u m n = " P a y m e n t M e t h o d D e s c r i p t i o n "   E l e m e n t I d = " 5 8 5 7 5 7 9 7 4 " > - 
-             < T o o l t i p T e x t   l a n g = " e n - U S " > S p e c i f i e s   a   t e x t   t h a t   d e s c r i b e s   t h e   p a y m e n t   m e t h o d . < / T o o l t i p T e x t > - 
-         < / T o o l t i p > - 
-         < T o o l t i p   c o l u m n = " B i l l t o C u s t u m e r N o "   E l e m e n t I d = " 2 8 0 4 7 3 0 5 8 " > - 
-             < T o o l t i p T e x t   l a n g = " e n - U S " > S p e c i f i e s   t h e   n u m b e r   o f   t h e   c u s t o m e r   t h a t   y o u   s e n d   o r   s e n t   t h e   i n v o i c e   o r   c r e d i t   m e m o   t o . < / T o o l t i p T e x t > - 
-         < / T o o l t i p > - 
-         < T o o l t i p   c o l u m n = " D o c u m e n t N o "   E l e m e n t I d = " 9 7 0 3 5 0 5 3 9 " > - 
-             < T o o l t i p T e x t   l a n g = " e n - U S " > S p e c i f i e s   a   u n i q u e   n u m b e r   t h a t   i d e n t i f i e s   t h e   s a l e s   d o c u m e n t .   T h e   n u m b e r   c a n   b e   g e n e r a t e d   a u t o m a t i c a l l y   f r o m   a   n u m b e r   s e r i e s ,   o r   y o u   c a n   n u m b e r   e a c h   o f   t h e m   m a n u a l l y . < / T o o l t i p T e x t > - 
-         < / T o o l t i p > - 
-         < T o o l t i p   c o l u m n = " P r i c e s I n c l u d i n g V A T "   E l e m e n t I d = " 5 1 8 8 1 7 1 6 7 " > - 
-             < T o o l t i p T e x t   l a n g = " e n - U S " > S p e c i f i e s   i f   t h e   U n i t   P r i c e   a n d   L i n e   A m o u n t   f i e l d s   o n   d o c u m e n t   l i n e s   s h o u l d   b e   s h o w n   w i t h   o r   w i t h o u t   V A T . < / T o o l t i p T e x t > - 
-         < / T o o l t i p > - 
-         < T o o l t i p   c o l u m n = " S a l e s P e r s o n N a m e "   E l e m e n t I d = " 8 7 1 4 9 2 9 8 3 " > - 
-             < T o o l t i p T e x t   l a n g = " e n - U S " > S p e c i f i e s   t h e   n a m e   o f   t h e   s a l e s p e r s o n   o r   p u r c h a s e r . < / T o o l t i p T e x t > - 
-         < / T o o l t i p > - 
-         < T o o l t i p   c o l u m n = " S e l l t o C u s t o m e r N o "   E l e m e n t I d = " 2 0 5 0 6 4 7 3 4 9 " > - 
-             < T o o l t i p T e x t   l a n g = " e n - U S " > S p e c i f i e s   t h e   n u m b e r   o f   t h e   c u s t o m e r   t h a t   y o u ' r e   s e l l i n g   t o .   B y   d e f a u l t ,   t h e   s a m e   c u s t o m e r   i s   s u g g e s t e d   a s   t h e   s h i p - t o   c u s t o m e r .   I f   n e e d e d ,   y o u   c a n   s p e c i f y   a   d i f f e r e n t   s h i p - t o   c u s t o m e r   o n   t h e   d o c u m e n t . < / T o o l t i p T e x t > - 
-         < / T o o l t i p > - 
-         < T o o l t i p   c o l u m n = " L i n e N o _ L i n e "   E l e m e n t I d = " 6 9 8 9 8 5 9 7 9 " > - 
-             < T o o l t i p T e x t   l a n g = " e n - U S " > S p e c i f i e s   t h e   l i n e   n u m b e r . < / T o o l t i p T e x t > - 
-         < / T o o l t i p > - 
-         < T o o l t i p   c o l u m n = " A m o u n t E x c l u d i n g V A T _ L i n e "   E l e m e n t I d = " 1 0 6 2 4 6 0 0 4 0 " > - 
-             < T o o l t i p T e x t   l a n g = " e n - U S " > S p e c i f i e s   t h e   s u m   o f   a m o u n t s   i n   t h e   L i n e   A m o u n t   f i e l d   o n   t h e   s a l e s   r e t u r n   o r d e r   l i n e s . < / T o o l t i p T e x t > - 
-         < / T o o l t i p > - 
-         < T o o l t i p   c o l u m n = " D e s c r i p t i o n _ L i n e "   E l e m e n t I d = " 1 4 0 6 8 2 2 3 1 0 " > - 
-             < T o o l t i p T e x t   l a n g = " e n - U S " > S p e c i f i e s   a   d e s c r i p t i o n   o f   t h e   e n t r y   o f   t h e   p r o d u c t   t o   b e   s o l d .   T o   a d d   a   n o n - t r a n s a c t i o n a l   t e x t   l i n e ,   f i l l   i n   t h e   D e s c r i p t i o n   f i e l d   o n l y . < / T o o l t i p T e x t > - 
-         < / T o o l t i p > - 
-         < T o o l t i p   c o l u m n = " L i n e D i s c o u n t P e r c e n t _ L i n e "   E l e m e n t I d = " 9 0 7 8 2 7 4 3 6 " > - 
-             < T o o l t i p T e x t   l a n g = " e n - U S " > S p e c i f i e s   t h e   d i s c o u n t   p e r c e n t a g e   t h a t   i s   g r a n t e d   f o r   t h e   i t e m   o n   t h e   l i n e . < / T o o l t i p T e x t > - 
-         < / T o o l t i p > - 
-         < T o o l t i p   c o l u m n = " I t e m N o _ L i n e "   E l e m e n t I d = " 1 9 1 0 2 9 6 2 8 8 " > - 
-             < T o o l t i p T e x t   l a n g = " e n - U S " > S p e c i f i e s   t h e   n u m b e r   o f   t h e   i n v o l v e d   e n t r y   o r   r e c o r d ,   a c c o r d i n g   t o   t h e   s p e c i f i e d   n u m b e r   s e r i e s . < / T o o l t i p T e x t > - 
-         < / T o o l t i p > - 
-         < T o o l t i p   c o l u m n = " I t e m R e f e r e n c e N o _ L i n e "   E l e m e n t I d = " 9 2 7 2 3 5 7 " > - 
-             < T o o l t i p T e x t   l a n g = " e n - U S " > S p e c i f i e s   t h e   r e f e r e n c e d   i t e m   n u m b e r . < / T o o l t i p T e x t > - 
-         < / T o o l t i p > - 
-         < T o o l t i p   c o l u m n = " U n i t O f M e a s u r e "   E l e m e n t I d = " 1 8 0 8 2 2 8 0 1 8 " > - 
-             < T o o l t i p T e x t   l a n g = " e n - U S " > S p e c i f i e s   t h e   u n i t   o f   m e a s u r e   f o r   t h e   i t e m   o r   r e s o u r c e   o n   t h e   s a l e s   l i n e . < / T o o l t i p T e x t > - 
-         < / T o o l t i p > - 
-         < T o o l t i p   c o l u m n = " I n v o i c e D i s c o u n t A m o u n t _ V A T A m o u n t L i n e "   E l e m e n t I d = " 8 2 4 7 3 0 1 4 1 " > - 
-             < T o o l t i p T e x t   l a n g = " e n - U S " > S p e c i f i e s   t h e   i n v o i c e   d i s c o u n t   a m o u n t   f o r   a   s p e c i f i c   V A T   i d e n t i f i e r . < / T o o l t i p T e x t > - 
-         < / T o o l t i p > - 
-         < T o o l t i p   c o l u m n = " I n v o i c e D i s c o u n t B a s e A m o u n t _ V A T A m o u n t L i n e "   E l e m e n t I d = " 2 0 4 0 3 3 2 2 6 6 " > - 
-             < T o o l t i p T e x t   l a n g = " e n - U S " > S p e c i f i e s   t h e   i n v o i c e   d i s c o u n t   b a s e   a m o u n t . < / T o o l t i p T e x t > - 
-         < / T o o l t i p > - 
-         < T o o l t i p   c o l u m n = " L i n e A m o u n t _ V a t A m o u n t L i n e "   E l e m e n t I d = " 2 1 4 6 5 4 0 1 " > - 
-             < T o o l t i p T e x t   l a n g = " e n - U S " > S p e c i f i e s   t h e   t o t a l   a m o u n t   f o r   s a l e s   o r   p u r c h a s e   l i n e s   w i t h   a   s p e c i f i c   V A T   i d e n t i f i e r . < / T o o l t i p T e x t > - 
-         < / T o o l t i p > - 
-         < T o o l t i p   c o l u m n = " V A T A m o u n t _ V a t A m o u n t L i n e "   E l e m e n t I d = " 1 8 9 1 8 2 0 6 2 0 " > - 
-             < T o o l t i p T e x t   l a n g = " e n - U S " > S p e c i f i e s   t h e   a m o u n t   o f   V A T   t h a t   i s   i n c l u d e d   i n   t h e   t o t a l   a m o u n t . < / T o o l t i p T e x t > - 
-         < / T o o l t i p > - 
-         < T o o l t i p   c o l u m n = " V A T B a s e _ V a t A m o u n t L i n e "   E l e m e n t I d = " 1 4 5 8 9 3 7 8 1 9 " > - 
-             < T o o l t i p T e x t   l a n g = " e n - U S " > S p e c i f i e s   t h e   t o t a l   n e t   a m o u n t   ( a m o u n t   e x c l u d i n g   V A T )   f o r   s a l e s   o r   p u r c h a s e   l i n e s   w i t h   a   s p e c i f i c   V A T   I d e n t i f i e r . < / T o o l t i p T e x t > - 
-         < / T o o l t i p > - 
-         < T o o l t i p   c o l u m n = " V A T I d e n t i f i e r _ V a t A m o u n t L i n e "   E l e m e n t I d = " 1 1 4 2 0 7 0 0 3 5 " > - 
-             < T o o l t i p T e x t   l a n g = " e n - U S " > S p e c i f i e s   t h e   V A T   I d e n t i f i e r   v a l u e . < / T o o l t i p T e x t > - 
-         < / T o o l t i p > - 
-         < T o o l t i p   c o l u m n = " V A T P c t _ V a t A m o u n t L i n e "   E l e m e n t I d = " 1 4 5 3 5 4 2 7 7 7 " > - 
-             < T o o l t i p T e x t   l a n g = " e n - U S " > S p e c i f i e s   t h e   V A T   %   t h a t   w a s   u s e d   o n   t h e   s a l e s   o r   p u r c h a s e   l i n e s   w i t h   t h i s   V A T   I d e n t i f i e r . < / T o o l t i p T e x t > - 
-         < / T o o l t i p > - 
-     < / T o o l t i p s > - 
-     < H e a d e r   E l e m e n t T y p e = " D a t a I t e m "   E l e m e n t I d = " 1 2 4 0 3 7 3 8 8 6 " > - 
-         < B i l l T o C o n t a c t E m a i l   E l e m e n t T y p e = " C o l u m n "   E l e m e n t I d = " 3 3 5 8 2 7 8 9 5 "   D a t a T y p e = " T e x t " > B i l l T o C o n t a c t E m a i l < / B i l l T o C o n t a c t E m a i l > - 
-         < B i l l T o C o n t a c t E m a i l L b l   E l e m e n t T y p e = " C o l u m n "   E l e m e n t I d = " 2 9 6 4 7 8 3 6 5 "   D a t a T y p e = " L a b e l " > B i l l T o C o n t a c t E m a i l L b l < / B i l l T o C o n t a c t E m a i l L b l > - 
-         < B i l l T o C o n t a c t M o b i l e P h o n e N o   E l e m e n t T y p e = " C o l u m n "   E l e m e n t I d = " 2 4 8 4 8 8 6 9 6 "   D a t a T y p e = " T e x t " > B i l l T o C o n t a c t M o b i l e P h o n e N o < / B i l l T o C o n t a c t M o b i l e P h o n e N o > - 
-         < B i l l T o C o n t a c t M o b i l e P h o n e N o L b l   E l e m e n t T y p e = " C o l u m n "   E l e m e n t I d = " 2 7 6 3 1 1 3 3 8 "   D a t a T y p e = " L a b e l " > B i l l T o C o n t a c t M o b i l e P h o n e N o L b l < / B i l l T o C o n t a c t M o b i l e P h o n e N o L b l > - 
-         < B i l l T o C o n t a c t P h o n e N o   E l e m e n t T y p e = " C o l u m n "   E l e m e n t I d = " 3 6 2 4 7 7 4 8 8 "   D a t a T y p e = " T e x t " > B i l l T o C o n t a c t P h o n e N o < / B i l l T o C o n t a c t P h o n e N o > - 
-         < B i l l T o C o n t a c t P h o n e N o L b l   E l e m e n t T y p e = " C o l u m n "   E l e m e n t I d = " 2 1 2 3 3 4 5 9 6 6 "   D a t a T y p e = " L a b e l " > B i l l T o C o n t a c t P h o n e N o L b l < / B i l l T o C o n t a c t P h o n e N o L b l > - 
-         < B i l l t o C u s t o m e r N o _ L b l   E l e m e n t T y p e = " C o l u m n "   E l e m e n t I d = " 3 6 9 3 0 7 8 1 3 "   D a t a T y p e = " S t r i n g " > B i l l t o C u s t o m e r N o _ L b l < / B i l l t o C u s t o m e r N o _ L b l > - 
-         < B i l l t o C u s t u m e r N o   E l e m e n t T y p e = " C o l u m n "   E l e m e n t I d = " 2 8 0 4 7 3 0 5 8 "   D a t a T y p e = " C o d e " > B i l l t o C u s t u m e r N o < / B i l l t o C u s t u m e r N o > - 
-         < C o m p a n y A d d r e s s 1   E l e m e n t T y p e = " C o l u m n "   E l e m e n t I d = " 1 8 8 4 1 6 4 3 2 3 "   D a t a T y p e = " T e x t " > C o m p a n y A d d r e s s 1 < / C o m p a n y A d d r e s s 1 > - 
-         < C o m p a n y A d d r e s s 2   E l e m e n t T y p e = " C o l u m n "   E l e m e n t I d = " 1 2 4 6 4 6 7 7 0 6 "   D a t a T y p e = " T e x t " > C o m p a n y A d d r e s s 2 < / C o m p a n y A d d r e s s 2 > - 
-         < C o m p a n y A d d r e s s 3   E l e m e n t T y p e = " C o l u m n "   E l e m e n t I d = " 6 0 8 7 7 1 0 8 9 "   D a t a T y p e = " T e x t " > C o m p a n y A d d r e s s 3 < / C o m p a n y A d d r e s s 3 > - 
-         < C o m p a n y A d d r e s s 4   E l e m e n t T y p e = " C o l u m n "   E l e m e n t I d = " 7 7 7 6 8 0 1 1 2 "   D a t a T y p e = " T e x t " > C o m p a n y A d d r e s s 4 < / C o m p a n y A d d r e s s 4 > - 
-         < C o m p a n y A d d r e s s 5   E l e m e n t T y p e = " C o l u m n "   E l e m e n t I d = " 1 3 9 9 8 3 4 9 5 "   D a t a T y p e = " T e x t " > C o m p a n y A d d r e s s 5 < / C o m p a n y A d d r e s s 5 > - 
-         < C o m p a n y A d d r e s s 6   E l e m e n t T y p e = " C o l u m n "   E l e m e n t I d = " 4 9 7 7 1 3 1 2 2 "   D a t a T y p e = " T e x t " > C o m p a n y A d d r e s s 6 < / C o m p a n y A d d r e s s 6 > - 
-         < C o m p a n y A d d r e s s 7   E l e m e n t T y p e = " C o l u m n "   E l e m e n t I d = " 1 1 3 5 4 0 9 7 3 9 "   D a t a T y p e = " T e x t " > C o m p a n y A d d r e s s 7 < / C o m p a n y A d d r e s s 7 > - 
-         < C o m p a n y A d d r e s s 8   E l e m e n t T y p e = " C o l u m n "   E l e m e n t I d = " 1 7 1 5 2 5 5 3 0 0 "   D a t a T y p e = " T e x t " > C o m p a n y A d d r e s s 8 < / C o m p a n y A d d r e s s 8 > - 
-         < C o m p a n y B a n k A c c o u n t N o   E l e m e n t T y p e = " C o l u m n "   E l e m e n t I d = " 3 0 1 4 0 2 0 4 "   D a t a T y p e = " T e x t " > C o m p a n y B a n k A c c o u n t N o < / C o m p a n y B a n k A c c o u n t N o > - 
-         < C o m p a n y B a n k A c c o u n t N o _ L b l   E l e m e n t T y p e = " C o l u m n "   E l e m e n t I d = " 1 0 9 7 7 4 3 3 4 5 "   D a t a T y p e = " L a b e l " > C o m p a n y B a n k A c c o u n t N o _ L b l < / C o m p a n y B a n k A c c o u n t N o _ L b l > - 
-         < C o m p a n y B a n k B r a n c h N o   E l e m e n t T y p e = " C o l u m n "   E l e m e n t I d = " 7 9 3 1 3 3 0 5 7 "   D a t a T y p e = " T e x t " > C o m p a n y B a n k B r a n c h N o < / C o m p a n y B a n k B r a n c h N o > - 
-         < C o m p a n y B a n k B r a n c h N o _ L b l   E l e m e n t T y p e = " C o l u m n "   E l e m e n t I d = " 3 2 7 9 0 6 6 9 2 "   D a t a T y p e = " S t r i n g " > C o m p a n y B a n k B r a n c h N o _ L b l < / C o m p a n y B a n k B r a n c h N o _ L b l > - 
-         < C o m p a n y B a n k N a m e   E l e m e n t T y p e = " C o l u m n "   E l e m e n t I d = " 1 5 3 4 9 0 5 6 0 5 "   D a t a T y p e = " T e x t " > C o m p a n y B a n k N a m e < / C o m p a n y B a n k N a m e > - 
-         < C o m p a n y B a n k N a m e _ L b l   E l e m e n t T y p e = " C o l u m n "   E l e m e n t I d = " 1 2 0 4 3 0 7 0 1 4 "   D a t a T y p e = " L a b e l " > C o m p a n y B a n k N a m e _ L b l < / C o m p a n y B a n k N a m e _ L b l > - 
-         < C o m p a n y C u s t o m G i r o   E l e m e n t T y p e = " C o l u m n "   E l e m e n t I d = " 1 6 7 0 4 7 5 7 9 8 "   D a t a T y p e = " T e x t " > C o m p a n y C u s t o m G i r o < / C o m p a n y C u s t o m G i r o > - 
-         < C o m p a n y C u s t o m G i r o _ L b l   E l e m e n t T y p e = " C o l u m n "   E l e m e n t I d = " 8 9 1 4 3 9 6 2 5 "   D a t a T y p e = " T e x t " > C o m p a n y C u s t o m G i r o _ L b l < / C o m p a n y C u s t o m G i r o _ L b l > - 
-         < C o m p a n y E M a i l   E l e m e n t T y p e = " C o l u m n "   E l e m e n t I d = " 1 6 7 7 0 7 4 0 5 8 "   D a t a T y p e = " T e x t " > C o m p a n y E M a i l < / C o m p a n y E M a i l > - 
-         < C o m p a n y G i r o N o   E l e m e n t T y p e = " C o l u m n "   E l e m e n t I d = " 1 3 6 0 1 9 6 3 2 0 "   D a t a T y p e = " T e x t " > C o m p a n y G i r o N o < / C o m p a n y G i r o N o > - 
-         < C o m p a n y G i r o N o _ L b l   E l e m e n t T y p e = " C o l u m n "   E l e m e n t I d = " 8 6 1 6 0 2 1 1 5 "   D a t a T y p e = " L a b e l " > C o m p a n y G i r o N o _ L b l < / C o m p a n y G i r o N o _ L b l > - 
-         < C o m p a n y H o m e P a g e   E l e m e n t T y p e = " C o l u m n "   E l e m e n t I d = " 1 9 8 9 1 8 8 7 0 "   D a t a T y p e = " T e x t " > C o m p a n y H o m e P a g e < / C o m p a n y H o m e P a g e > - 
-         < C o m p a n y I B A N   E l e m e n t T y p e = " C o l u m n "   E l e m e n t I d = " 9 0 6 5 4 9 1 8 2 "   D a t a T y p e = " C o d e " > C o m p a n y I B A N < / C o m p a n y I B A N > - 
-         < C o m p a n y I B A N _ L b l   E l e m e n t T y p e = " C o l u m n "   E l e m e n t I d = " 1 2 6 7 9 5 2 2 2 7 "   D a t a T y p e = " S t r i n g " > C o m p a n y I B A N _ L b l < / C o m p a n y I B A N _ L b l > - 
-         < C o m p a n y L e g a l O f f i c e   E l e m e n t T y p e = " C o l u m n "   E l e m e n t I d = " 7 1 4 2 5 8 1 1 1 "   D a t a T y p e = " T e x t " > C o m p a n y L e g a l O f f i c e < / C o m p a n y L e g a l O f f i c e > - 
-         < C o m p a n y L e g a l O f f i c e _ L b l   E l e m e n t T y p e = " C o l u m n "   E l e m e n t I d = " 1 5 3 3 1 7 5 1 0 8 "   D a t a T y p e = " T e x t " > C o m p a n y L e g a l O f f i c e _ L b l < / C o m p a n y L e g a l O f f i c e _ L b l > - 
-         < C o m p a n y L e g a l S t a t e m e n t   E l e m e n t T y p e = " C o l u m n "   E l e m e n t I d = " 4 4 8 3 5 8 8 7 6 "   D a t a T y p e = " T e x t " > C o m p a n y L e g a l S t a t e m e n t < / C o m p a n y L e g a l S t a t e m e n t > - 
-         < C o m p a n y L o g o P o s i t i o n   E l e m e n t T y p e = " C o l u m n "   E l e m e n t I d = " 1 4 2 5 2 6 6 6 8 8 "   D a t a T y p e = " I n t e g e r " > C o m p a n y L o g o P o s i t i o n < / C o m p a n y L o g o P o s i t i o n > - 
-         < C o m p a n y P h o n e N o   E l e m e n t T y p e = " C o l u m n "   E l e m e n t I d = " 2 5 0 4 4 0 6 5 5 "   D a t a T y p e = " T e x t " > C o m p a n y P h o n e N o < / C o m p a n y P h o n e N o > - 
-         < C o m p a n y P h o n e N o _ L b l   E l e m e n t T y p e = " C o l u m n "   E l e m e n t I d = " 5 5 8 5 9 3 5 8 6 "   D a t a T y p e = " L a b e l " > C o m p a n y P h o n e N o _ L b l < / C o m p a n y P h o n e N o _ L b l > - 
-         < C o m p a n y P i c t u r e   E l e m e n t T y p e = " C o l u m n "   E l e m e n t I d = " 1 3 9 7 4 1 1 0 7 4 "   D a t a T y p e = " B l o b "   / > - 
-         < C o m p a n y R e g i s t r a t i o n N u m b e r   E l e m e n t T y p e = " C o l u m n "   E l e m e n t I d = " 2 0 2 3 6 3 9 4 2 4 "   D a t a T y p e = " T e x t " > C o m p a n y R e g i s t r a t i o n N u m b e r < / C o m p a n y R e g i s t r a t i o n N u m b e r > - 
-         < C o m p a n y R e g i s t r a t i o n N u m b e r _ L b l   E l e m e n t T y p e = " C o l u m n "   E l e m e n t I d = " 1 8 3 3 1 0 6 6 5 3 "   D a t a T y p e = " T e x t " > C o m p a n y R e g i s t r a t i o n N u m b e r _ L b l < / C o m p a n y R e g i s t r a t i o n N u m b e r _ L b l > - 
-         < C o m p a n y S W I F T   E l e m e n t T y p e = " C o l u m n "   E l e m e n t I d = " 6 6 8 2 5 0 2 4 5 "   D a t a T y p e = " C o d e " > C o m p a n y S W I F T < / C o m p a n y S W I F T > - 
-         < C o m p a n y S W I F T _ L b l   E l e m e n t T y p e = " C o l u m n "   E l e m e n t I d = " 2 0 2 9 5 9 7 3 8 4 "   D a t a T y p e = " S t r i n g " > C o m p a n y S W I F T _ L b l < / C o m p a n y S W I F T _ L b l > - 
-         < C o m p a n y V A T R e g i s t r a t i o n N o   E l e m e n t T y p e = " C o l u m n "   E l e m e n t I d = " 1 9 1 4 0 1 3 6 4 9 "   D a t a T y p e = " T e x t " > C o m p a n y V A T R e g i s t r a t i o n N o < / C o m p a n y V A T R e g i s t r a t i o n N o > - 
-         < C o m p a n y V A T R e g i s t r a t i o n N o _ L b l   E l e m e n t T y p e = " C o l u m n "   E l e m e n t I d = " 9 2 4 5 0 3 1 2 4 "   D a t a T y p e = " T e x t " > C o m p a n y V A T R e g i s t r a t i o n N o _ L b l < / C o m p a n y V A T R e g i s t r a t i o n N o _ L b l > - 
-         < C o m p a n y V A T R e g N o   E l e m e n t T y p e = " C o l u m n "   E l e m e n t I d = " 1 7 1 4 3 1 9 3 6 "   D a t a T y p e = " T e x t " > C o m p a n y V A T R e g N o < / C o m p a n y V A T R e g N o > - 
-         < C o m p a n y V A T R e g N o _ L b l   E l e m e n t T y p e = " C o l u m n "   E l e m e n t I d = " 7 7 3 2 0 1 5 0 1 "   D a t a T y p e = " T e x t " > C o m p a n y V A T R e g N o _ L b l < / C o m p a n y V A T R e g N o _ L b l > - 
-         < C o n t a c t _ L b l   E l e m e n t T y p e = " C o l u m n "   E l e m e n t I d = " 1 1 5 5 0 9 4 7 5 2 "   D a t a T y p e = " T e x t " > C o n t a c t _ L b l < / C o n t a c t _ L b l > - 
-         < C o p y _ L b l   E l e m e n t T y p e = " C o l u m n "   E l e m e n t I d = " 6 0 4 7 8 2 7 8 1 "   D a t a T y p e = " L a b e l " > C o p y _ L b l < / C o p y _ L b l > - 
-         < C u s t o m e r A d d r e s s 1   E l e m e n t T y p e = " C o l u m n "   E l e m e n t I d = " 1 8 0 1 9 6 6 4 5 4 "   D a t a T y p e = " T e x t " > C u s t o m e r A d d r e s s 1 < / C u s t o m e r A d d r e s s 1 > - 
-         < C u s t o m e r A d d r e s s 2   E l e m e n t T y p e = " C o l u m n "   E l e m e n t I d = " 1 1 6 4 2 6 9 8 3 7 "   D a t a T y p e = " T e x t " > C u s t o m e r A d d r e s s 2 < / C u s t o m e r A d d r e s s 2 > - 
-         < C u s t o m e r A d d r e s s 3   E l e m e n t T y p e = " C o l u m n "   E l e m e n t I d = " 5 2 6 5 7 3 2 2 0 "   D a t a T y p e = " T e x t " > C u s t o m e r A d d r e s s 3 < / C u s t o m e r A d d r e s s 3 > - 
-         < C u s t o m e r A d d r e s s 4   E l e m e n t T y p e = " C o l u m n "   E l e m e n t I d = " 1 1 1 1 2 3 3 9 7 "   D a t a T y p e = " T e x t " > C u s t o m e r A d d r e s s 4 < / C u s t o m e r A d d r e s s 4 > - 
-         < C u s t o m e r A d d r e s s 5   E l e m e n t T y p e = " C o l u m n "   E l e m e n t I d = " 7 4 8 8 2 0 0 1 4 "   D a t a T y p e = " T e x t " > C u s t o m e r A d d r e s s 5 < / C u s t o m e r A d d r e s s 5 > - 
-         < C u s t o m e r A d d r e s s 6   E l e m e n t T y p e = " C o l u m n "   E l e m e n t I d = " 1 3 8 6 5 1 6 6 3 1 "   D a t a T y p e = " T e x t " > C u s t o m e r A d d r e s s 6 < / C u s t o m e r A d d r e s s 6 > - 
-         < C u s t o m e r A d d r e s s 7   E l e m e n t T y p e = " C o l u m n "   E l e m e n t I d = " 2 0 2 4 2 1 3 2 4 8 "   D a t a T y p e = " T e x t " > C u s t o m e r A d d r e s s 7 < / C u s t o m e r A d d r e s s 7 > - 
-         < C u s t o m e r A d d r e s s 8   E l e m e n t T y p e = " C o l u m n "   E l e m e n t I d = " 1 0 4 8 6 9 8 5 8 5 "   D a t a T y p e = " T e x t " > C u s t o m e r A d d r e s s 8 < / C u s t o m e r A d d r e s s 8 > - 
-         < C u s t o m e r P o s t a l B a r C o d e   E l e m e n t T y p e = " C o l u m n "   E l e m e n t I d = " 3 9 8 5 8 0 6 8 8 "   D a t a T y p e = " T e x t " > C u s t o m e r P o s t a l B a r C o d e < / C u s t o m e r P o s t a l B a r C o d e > - 
-         < D o c u m e n t C o p y T e x t   E l e m e n t T y p e = " C o l u m n "   E l e m e n t I d = " 1 8 2 4 9 4 6 0 4 6 "   D a t a T y p e = " S t r i n g " > D o c u m e n t C o p y T e x t < / D o c u m e n t C o p y T e x t > - 
-         < D o c u m e n t D a t e   E l e m e n t T y p e = " C o l u m n "   E l e m e n t I d = " 5 5 2 8 7 1 9 1 4 "   D a t a T y p e = " S t r i n g " > D o c u m e n t D a t e < / D o c u m e n t D a t e > - 
-         < D o c u m e n t D a t e _ L b l   E l e m e n t T y p e = " C o l u m n "   E l e m e n t I d = " 1 0 2 6 4 9 4 8 3 "   D a t a T y p e = " S t r i n g " > D o c u m e n t D a t e _ L b l < / D o c u m e n t D a t e _ L b l > - 
-         < D o c u m e n t N o   E l e m e n t T y p e = " C o l u m n "   E l e m e n t I d = " 9 7 0 3 5 0 5 3 9 "   D a t a T y p e = " C o d e " > D o c u m e n t N o < / D o c u m e n t N o > - 
-         < D o c u m e n t N o _ L b l   E l e m e n t T y p e = " C o l u m n "   E l e m e n t I d = " 7 8 9 7 9 5 9 7 8 "   D a t a T y p e = " L a b e l " > D o c u m e n t N o _ L b l < / D o c u m e n t N o _ L b l > - 
-         < D o c u m e n t T i t l e _ L b l   E l e m e n t T y p e = " C o l u m n "   E l e m e n t I d = " 8 5 8 4 2 3 9 2 9 "   D a t a T y p e = " L a b e l " > D o c u m e n t T i t l e _ L b l < / D o c u m e n t T i t l e _ L b l > - 
-         < D u e D a t e   E l e m e n t T y p e = " C o l u m n "   E l e m e n t I d = " 7 4 5 1 7 0 2 0 3 "   D a t a T y p e = " S t r i n g " > D u e D a t e < / D u e D a t e > - 
-         < D u e D a t e _ L b l   E l e m e n t T y p e = " C o l u m n "   E l e m e n t I d = " 1 6 4 8 2 8 4 6 4 8 "   D a t a T y p e = " S t r i n g " > D u e D a t e _ L b l < / D u e D a t e _ L b l > - 
-         < E M a i l _ L b l   E l e m e n t T y p e = " C o l u m n "   E l e m e n t I d = " 1 4 3 8 8 6 8 0 1 2 "   D a t a T y p e = " L a b e l " > E M a i l _ L b l < / E M a i l _ L b l > - 
-         < E s t i m a t e B o d y _ L b l   E l e m e n t T y p e = " C o l u m n "   E l e m e n t I d = " 1 0 4 4 3 4 7 9 8 6 "   D a t a T y p e = " L a b e l " > E s t i m a t e B o d y _ L b l < / E s t i m a t e B o d y _ L b l > - 
-         < E s t i m a t e F o r _ L b l   E l e m e n t T y p e = " C o l u m n "   E l e m e n t I d = " 1 7 6 1 6 6 6 0 1 3 "   D a t a T y p e = " L a b e l " > E s t i m a t e F o r _ L b l < / E s t i m a t e F o r _ L b l > - 
-         < E s t i m a t e _ L b l   E l e m e n t T y p e = " C o l u m n "   E l e m e n t I d = " 2 0 9 6 4 3 4 6 2 2 "   D a t a T y p e = " L a b e l " > E s t i m a t e _ L b l < / E s t i m a t e _ L b l > - 
-         < E x c h a n g e R a t e A s T e x t   E l e m e n t T y p e = " C o l u m n "   E l e m e n t I d = " 5 9 2 9 5 5 8 4 5 "   D a t a T y p e = " T e x t " > E x c h a n g e R a t e A s T e x t < / E x c h a n g e R a t e A s T e x t > - 
-         < E x t e r n a l D o c u m e n t N o   E l e m e n t T y p e = " C o l u m n "   E l e m e n t I d = " 7 3 3 9 5 3 9 6 6 "   D a t a T y p e = " C o d e " > E x t e r n a l D o c u m e n t N o < / E x t e r n a l D o c u m e n t N o > - 
-         < E x t e r n a l D o c u m e n t N o L b l   E l e m e n t T y p e = " C o l u m n "   E l e m e n t I d = " 7 8 3 2 8 7 4 5 2 "   D a t a T y p e = " S t r i n g " > E x t e r n a l D o c u m e n t N o L b l < / E x t e r n a l D o c u m e n t N o L b l > - 
-         < F r o m _ L b l   E l e m e n t T y p e = " C o l u m n "   E l e m e n t I d = " 4 8 5 4 2 6 1 3 8 "   D a t a T y p e = " L a b e l " > F r o m _ L b l < / F r o m _ L b l > - 
-         < H o m e P a g e _ L b l   E l e m e n t T y p e = " C o l u m n "   E l e m e n t I d = " 1 4 3 3 5 9 2 3 0 0 "   D a t a T y p e = " L a b e l " > H o m e P a g e _ L b l < / H o m e P a g e _ L b l > - 
-         < I n v o i c e D i s c o u n t A m o u n t _ L b l   E l e m e n t T y p e = " C o l u m n "   E l e m e n t I d = " 1 5 9 3 0 1 2 7 3 6 "   D a t a T y p e = " L a b e l " > I n v o i c e D i s c o u n t A m o u n t _ L b l < / I n v o i c e D i s c o u n t A m o u n t _ L b l > - 
-         < I n v o i c e D i s c o u n t B a s e A m o u n t _ L b l   E l e m e n t T y p e = " C o l u m n "   E l e m e n t I d = " 2 0 2 9 2 6 6 8 7 5 "   D a t a T y p e = " L a b e l " > I n v o i c e D i s c o u n t B a s e A m o u n t _ L b l < / I n v o i c e D i s c o u n t B a s e A m o u n t _ L b l > - 
-         < L e g a l E n t i t y T y p e   E l e m e n t T y p e = " C o l u m n "   E l e m e n t I d = " 2 0 5 1 8 7 3 5 6 3 "   D a t a T y p e = " T e x t " > L e g a l E n t i t y T y p e < / L e g a l E n t i t y T y p e > - 
-         < L e g a l E n t i t y T y p e _ L b l   E l e m e n t T y p e = " C o l u m n "   E l e m e n t I d = " 2 0 8 0 2 2 4 7 9 2 "   D a t a T y p e = " T e x t " > L e g a l E n t i t y T y p e _ L b l < / L e g a l E n t i t y T y p e _ L b l > - 
-         < L i n e A m o u n t A f t e r I n v o i c e D i s c o u n t _ L b l   E l e m e n t T y p e = " C o l u m n "   E l e m e n t I d = " 6 7 3 7 2 1 0 9 4 "   D a t a T y p e = " L a b e l " > L i n e A m o u n t A f t e r I n v o i c e D i s c o u n t _ L b l < / L i n e A m o u n t A f t e r I n v o i c e D i s c o u n t _ L b l > - 
-         < L o c a l C u r r e n c y _ L b l   E l e m e n t T y p e = " C o l u m n "   E l e m e n t I d = " 1 5 5 9 6 9 3 4 2 2 "   D a t a T y p e = " L a b e l " > L o c a l C u r r e n c y _ L b l < / L o c a l C u r r e n c y _ L b l > - 
-         < P a g e _ L b l   E l e m e n t T y p e = " C o l u m n "   E l e m e n t I d = " 6 8 0 6 4 8 0 9 1 "   D a t a T y p e = " L a b e l " > P a g e _ L b l < / P a g e _ L b l > - 
-         < P a y m e n t M e t h o d D e s c r i p t i o n   E l e m e n t T y p e = " C o l u m n "   E l e m e n t I d = " 5 8 5 7 5 7 9 7 4 "   D a t a T y p e = " T e x t " > P a y m e n t M e t h o d D e s c r i p t i o n < / P a y m e n t M e t h o d D e s c r i p t i o n > - 
-         < P a y m e n t M e t h o d D e s c r i p t i o n _ L b l   E l e m e n t T y p e = " C o l u m n "   E l e m e n t I d = " 7 9 7 1 1 7 3 2 3 "   D a t a T y p e = " L a b e l " > P a y m e n t M e t h o d D e s c r i p t i o n _ L b l < / P a y m e n t M e t h o d D e s c r i p t i o n _ L b l > - 
-         < P a y m e n t T e r m s D e s c r i p t i o n   E l e m e n t T y p e = " C o l u m n "   E l e m e n t I d = " 2 0 3 8 7 4 2 7 0 0 "   D a t a T y p e = " T e x t " > P a y m e n t T e r m s D e s c r i p t i o n < / P a y m e n t T e r m s D e s c r i p t i o n > - 
-         < P a y m e n t T e r m s D e s c r i p t i o n _ L b l   E l e m e n t T y p e = " C o l u m n "   E l e m e n t I d = " 1 8 7 4 4 9 4 3 2 1 "   D a t a T y p e = " L a b e l " > P a y m e n t T e r m s D e s c r i p t i o n _ L b l < / P a y m e n t T e r m s D e s c r i p t i o n _ L b l > - 
-         < P r i c e s I n c l u d i n g V A T   E l e m e n t T y p e = " C o l u m n "   E l e m e n t I d = " 5 1 8 8 1 7 1 6 7 "   D a t a T y p e = " B o o l e a n " > P r i c e s I n c l u d i n g V A T < / P r i c e s I n c l u d i n g V A T > - 
-         < P r i c e s I n c l u d i n g V A T Y e s N o   E l e m e n t T y p e = " C o l u m n "   E l e m e n t I d = " 1 4 1 1 1 4 7 5 9 9 "   D a t a T y p e = " S t r i n g " > P r i c e s I n c l u d i n g V A T Y e s N o < / P r i c e s I n c l u d i n g V A T Y e s N o > - 
-         < P r i c e s I n c l u d i n g V A T _ L b l   E l e m e n t T y p e = " C o l u m n "   E l e m e n t I d = " 1 3 7 7 9 7 9 4 4 4 "   D a t a T y p e = " S t r i n g " > P r i c e s I n c l u d i n g V A T _ L b l < / P r i c e s I n c l u d i n g V A T _ L b l > - 
-         < Q u e s t i o n s _ L b l   E l e m e n t T y p e = " C o l u m n "   E l e m e n t I d = " 2 0 7 0 8 9 0 0 1 9 "   D a t a T y p e = " L a b e l " > Q u e s t i o n s _ L b l < / Q u e s t i o n s _ L b l > - 
-         < Q u o t e V a l i d T o D a t e   E l e m e n t T y p e = " C o l u m n "   E l e m e n t I d = " 1 1 4 8 7 3 3 1 3 0 "   D a t a T y p e = " S t r i n g " > Q u o t e V a l i d T o D a t e < / Q u o t e V a l i d T o D a t e > - 
-         < Q u o t e V a l i d T o D a t e _ L b l   E l e m e n t T y p e = " C o l u m n "   E l e m e n t I d = " 1 2 9 2 3 5 4 1 3 "   D a t a T y p e = " L a b e l " > Q u o t e V a l i d T o D a t e _ L b l < / Q u o t e V a l i d T o D a t e _ L b l > - 
-         < S a l e s I n v o i c e L i n e D i s c o u n t _ L b l   E l e m e n t T y p e = " C o l u m n "   E l e m e n t I d = " 6 6 4 6 0 1 5 8 2 "   D a t a T y p e = " L a b e l " > S a l e s I n v o i c e L i n e D i s c o u n t _ L b l < / S a l e s I n v o i c e L i n e D i s c o u n t _ L b l > - 
-         < S a l e s P e r s o n B l a n k _ L b l   E l e m e n t T y p e = " C o l u m n "   E l e m e n t I d = " 6 5 4 6 2 4 6 0 1 "   D a t a T y p e = " T e x t " > S a l e s P e r s o n B l a n k _ L b l < / S a l e s P e r s o n B l a n k _ L b l > - 
-         < S a l e s P e r s o n N a m e   E l e m e n t T y p e = " C o l u m n "   E l e m e n t I d = " 8 7 1 4 9 2 9 8 3 "   D a t a T y p e = " T e x t " > S a l e s P e r s o n N a m e < / S a l e s P e r s o n N a m e > - 
-         < S a l e s P e r s o n _ L b l   E l e m e n t T y p e = " C o l u m n "   E l e m e n t I d = " 1 5 6 4 1 9 6 3 6 5 "   D a t a T y p e = " L a b e l " > S a l e s P e r s o n _ L b l < / S a l e s P e r s o n _ L b l > - 
-         < S e l l T o C o n t a c t E m a i l   E l e m e n t T y p e = " C o l u m n "   E l e m e n t I d = " 2 6 2 8 2 4 5 6 4 "   D a t a T y p e = " T e x t " > S e l l T o C o n t a c t E m a i l < / S e l l T o C o n t a c t E m a i l > - 
-         < S e l l T o C o n t a c t E m a i l L b l   E l e m e n t T y p e = " C o l u m n "   E l e m e n t I d = " 3 7 0 9 2 0 3 7 4 "   D a t a T y p e = " L a b e l " > S e l l T o C o n t a c t E m a i l L b l < / S e l l T o C o n t a c t E m a i l L b l > - 
-         < S e l l T o C o n t a c t M o b i l e P h o n e N o   E l e m e n t T y p e = " C o l u m n "   E l e m e n t I d = " 1 8 4 3 5 8 7 4 7 "   D a t a T y p e = " T e x t " > S e l l T o C o n t a c t M o b i l e P h o n e N o < / S e l l T o C o n t a c t M o b i l e P h o n e N o > - 
-         < S e l l T o C o n t a c t M o b i l e P h o n e N o L b l   E l e m e n t T y p e = " C o l u m n "   E l e m e n t I d = " 1 4 5 7 5 2 8 4 1 7 "   D a t a T y p e = " L a b e l " > S e l l T o C o n t a c t M o b i l e P h o n e N o L b l < / S e l l T o C o n t a c t M o b i l e P h o n e N o L b l > - 
-         < S e l l T o C o n t a c t P h o n e N o   E l e m e n t T y p e = " C o l u m n "   E l e m e n t I d = " 1 6 1 3 8 2 2 4 8 3 "   D a t a T y p e = " T e x t " > S e l l T o C o n t a c t P h o n e N o < / S e l l T o C o n t a c t P h o n e N o > - 
-         < S e l l T o C o n t a c t P h o n e N o L b l   E l e m e n t T y p e = " C o l u m n "   E l e m e n t I d = " 1 0 5 0 6 8 6 8 0 9 "   D a t a T y p e = " L a b e l " > S e l l T o C o n t a c t P h o n e N o L b l < / S e l l T o C o n t a c t P h o n e N o L b l > - 
-         < S e l l t o C u s t o m e r N o   E l e m e n t T y p e = " C o l u m n "   E l e m e n t I d = " 2 0 5 0 6 4 7 3 4 9 "   D a t a T y p e = " C o d e " > S e l l t o C u s t o m e r N o < / S e l l t o C u s t o m e r N o > - 
-         < S e l l t o C u s t o m e r N o _ L b l   E l e m e n t T y p e = " C o l u m n "   E l e m e n t I d = " 2 9 8 3 8 1 5 1 2 "   D a t a T y p e = " S t r i n g " > S e l l t o C u s t o m e r N o _ L b l < / S e l l t o C u s t o m e r N o _ L b l > - 
-         < S h i p m e n t M e t h o d D e s c r i p t i o n   E l e m e n t T y p e = " C o l u m n "   E l e m e n t I d = " 2 0 5 9 4 0 3 2 6 0 "   D a t a T y p e = " T e x t " > S h i p m e n t M e t h o d D e s c r i p t i o n < / S h i p m e n t M e t h o d D e s c r i p t i o n > - 
-         < S h i p m e n t M e t h o d D e s c r i p t i o n _ L b l   E l e m e n t T y p e = " C o l u m n "   E l e m e n t I d = " 1 1 7 9 9 7 8 4 6 5 "   D a t a T y p e = " L a b e l " > S h i p m e n t M e t h o d D e s c r i p t i o n _ L b l < / S h i p m e n t M e t h o d D e s c r i p t i o n _ L b l > - 
-         < S h i p m e n t _ L b l   E l e m e n t T y p e = " C o l u m n "   E l e m e n t I d = " 2 0 8 5 7 6 7 1 2 0 "   D a t a T y p e = " L a b e l " > S h i p m e n t _ L b l < / S h i p m e n t _ L b l > - 
-         < S h i p T o A d d r e s s 1   E l e m e n t T y p e = " C o l u m n "   E l e m e n t I d = " 1 3 5 7 6 7 2 8 6 1 "   D a t a T y p e = " T e x t " > S h i p T o A d d r e s s 1 < / S h i p T o A d d r e s s 1 > - 
-         < S h i p T o A d d r e s s 2   E l e m e n t T y p e = " C o l u m n "   E l e m e n t I d = " 1 0 2 4 2 0 4 5 8 4 "   D a t a T y p e = " T e x t " > S h i p T o A d d r e s s 2 < / S h i p T o A d d r e s s 2 > - 
-         < S h i p T o A d d r e s s 3   E l e m e n t T y p e = " C o l u m n "   E l e m e n t I d = " 1 6 6 1 9 0 1 2 0 1 "   D a t a T y p e = " T e x t " > S h i p T o A d d r e s s 3 < / S h i p T o A d d r e s s 3 > - 
-         < S h i p T o A d d r e s s 4   E l e m e n t T y p e = " C o l u m n "   E l e m e n t I d = " 5 5 5 4 1 6 9 9 0 "   D a t a T y p e = " T e x t " > S h i p T o A d d r e s s 4 < / S h i p T o A d d r e s s 4 > - 
-         < S h i p T o A d d r e s s 5   E l e m e n t T y p e = " C o l u m n "   E l e m e n t I d = " 1 1 9 3 1 1 3 6 0 7 "   D a t a T y p e = " T e x t " > S h i p T o A d d r e s s 5 < / S h i p T o A d d r e s s 5 > - 
-         < S h i p T o A d d r e s s 6   E l e m e n t T y p e = " C o l u m n "   E l e m e n t I d = " 7 1 9 9 7 6 2 4 4 "   D a t a T y p e = " T e x t " > S h i p T o A d d r e s s 6 < / S h i p T o A d d r e s s 6 > - 
-         < S h i p T o A d d r e s s 7   E l e m e n t T y p e = " C o l u m n "   E l e m e n t I d = " 8 2 2 7 9 6 2 7 "   D a t a T y p e = " T e x t " > S h i p T o A d d r e s s 7 < / S h i p T o A d d r e s s 7 > - 
-         < S h i p T o A d d r e s s 8   E l e m e n t T y p e = " C o l u m n "   E l e m e n t I d = " 1 4 9 2 9 9 2 1 7 8 "   D a t a T y p e = " T e x t " > S h i p T o A d d r e s s 8 < / S h i p T o A d d r e s s 8 > - 
-         < S h i p T o A d d r e s s _ L b l   E l e m e n t T y p e = " C o l u m n "   E l e m e n t I d = " 1 6 5 0 5 0 5 0 1 7 "   D a t a T y p e = " L a b e l " > S h i p T o A d d r e s s _ L b l < / S h i p T o A d d r e s s _ L b l > - 
-         < S h i p T o P h o n e N o   E l e m e n t T y p e = " C o l u m n "   E l e m e n t I d = " 3 6 9 7 0 2 2 5 5 "   D a t a T y p e = " T e x t " > S h i p T o P h o n e N o < / S h i p T o P h o n e N o > - 
-         < S h o w S h i p p i n g A d d r e s s   E l e m e n t T y p e = " C o l u m n "   E l e m e n t I d = " 1 1 2 0 0 7 1 2 6 6 "   D a t a T y p e = " B o o l e a n " > S h o w S h i p p i n g A d d r e s s < / S h o w S h i p p i n g A d d r e s s > - 
-         < S h o w W o r k D e s c r i p t i o n   E l e m e n t T y p e = " C o l u m n "   E l e m e n t I d = " 7 8 5 4 6 8 8 6 5 "   D a t a T y p e = " B o o l e a n " > S h o w W o r k D e s c r i p t i o n < / S h o w W o r k D e s c r i p t i o n > - 
-         < S u b t o t a l _ L b l   E l e m e n t T y p e = " C o l u m n "   E l e m e n t I d = " 1 9 6 7 7 9 5 1 4 2 "   D a t a T y p e = " L a b e l " > S u b t o t a l _ L b l < / S u b t o t a l _ L b l > - 
-         < T h a n k s _ L b l   E l e m e n t T y p e = " C o l u m n "   E l e m e n t I d = " 2 1 0 3 3 0 5 5 2 5 "   D a t a T y p e = " L a b e l " > T h a n k s _ L b l < / T h a n k s _ L b l > - 
-         < T o t a l _ L b l   E l e m e n t T y p e = " C o l u m n "   E l e m e n t I d = " 1 2 1 0 1 0 0 8 7 8 "   D a t a T y p e = " L a b e l " > T o t a l _ L b l < / T o t a l _ L b l > - 
-         < V A T A m o u n t S p e c i f i c a t i o n _ L b l   E l e m e n t T y p e = " C o l u m n "   E l e m e n t I d = " 8 7 8 7 0 6 8 4 6 "   D a t a T y p e = " L a b e l " > V A T A m o u n t S p e c i f i c a t i o n _ L b l < / V A T A m o u n t S p e c i f i c a t i o n _ L b l > - 
-         < V A T A m o u n t _ L b l   E l e m e n t T y p e = " C o l u m n "   E l e m e n t I d = " 1 0 9 4 6 5 7 2 9 "   D a t a T y p e = " L a b e l " > V A T A m o u n t _ L b l < / V A T A m o u n t _ L b l > - 
-         < V A T B a s e _ L b l   E l e m e n t T y p e = " C o l u m n "   E l e m e n t I d = " 1 8 6 6 1 5 8 2 7 8 "   D a t a T y p e = " L a b e l " > V A T B a s e _ L b l < / V A T B a s e _ L b l > - 
-         < V A T C l a u s e s _ L b l   E l e m e n t T y p e = " C o l u m n "   E l e m e n t I d = " 1 3 8 3 9 2 0 0 1 9 "   D a t a T y p e = " L a b e l " > V A T C l a u s e s _ L b l < / V A T C l a u s e s _ L b l > - 
-         < V A T C l a u s e _ L b l   E l e m e n t T y p e = " C o l u m n "   E l e m e n t I d = " 1 5 7 0 4 9 5 4 9 0 "   D a t a T y p e = " S t r i n g " > V A T C l a u s e _ L b l < / V A T C l a u s e _ L b l > - 
-         < V A T I d e n t i f i e r _ L b l   E l e m e n t T y p e = " C o l u m n "   E l e m e n t I d = " 1 6 8 6 6 2 3 9 8 4 "   D a t a T y p e = " L a b e l " > V A T I d e n t i f i e r _ L b l < / V A T I d e n t i f i e r _ L b l > - 
-         < V A T P e r c e n t a g e _ L b l   E l e m e n t T y p e = " C o l u m n "   E l e m e n t I d = " 6 7 6 6 5 4 5 6 5 "   D a t a T y p e = " L a b e l " > V A T P e r c e n t a g e _ L b l < / V A T P e r c e n t a g e _ L b l > - 
-         < V A T R e g i s t r a t i o n N o   E l e m e n t T y p e = " C o l u m n "   E l e m e n t I d = " 1 8 8 9 1 9 5 4 0 2 "   D a t a T y p e = " T e x t " > V A T R e g i s t r a t i o n N o < / V A T R e g i s t r a t i o n N o > - 
-         < V A T R e g i s t r a t i o n N o _ L b l   E l e m e n t T y p e = " C o l u m n "   E l e m e n t I d = " 1 4 2 4 6 1 6 0 8 5 "   D a t a T y p e = " T e x t " > V A T R e g i s t r a t i o n N o _ L b l < / V A T R e g i s t r a t i o n N o _ L b l > - 
-         < Y o u r E s t i m a t e _ L b l   E l e m e n t T y p e = " C o l u m n "   E l e m e n t I d = " 4 9 2 1 8 5 2 2 5 "   D a t a T y p e = " L a b e l " > Y o u r E s t i m a t e _ L b l < / Y o u r E s t i m a t e _ L b l > - 
-         < Y o u r R e f e r e n c e   E l e m e n t T y p e = " C o l u m n "   E l e m e n t I d = " 1 1 0 3 9 9 5 1 "   D a t a T y p e = " T e x t " > Y o u r R e f e r e n c e < / Y o u r R e f e r e n c e > - 
-         < Y o u r R e f e r e n c e _ _ L b l   E l e m e n t T y p e = " C o l u m n "   E l e m e n t I d = " 1 1 2 6 2 8 0 3 7 1 "   D a t a T y p e = " S t r i n g " > Y o u r R e f e r e n c e _ _ L b l < / Y o u r R e f e r e n c e _ _ L b l > - 
-         < L i n e   E l e m e n t T y p e = " D a t a I t e m "   E l e m e n t I d = " 4 1 1 9 7 6 1 3 3 " > - 
-             < A m o u n t E x c l u d i n g V A T _ L i n e   E l e m e n t T y p e = " C o l u m n "   E l e m e n t I d = " 1 0 6 2 4 6 0 0 4 0 "   D a t a T y p e = " D e c i m a l " > A m o u n t E x c l u d i n g V A T _ L i n e < / A m o u n t E x c l u d i n g V A T _ L i n e > - 
-             < A m o u n t E x c l u d i n g V A T _ L i n e _ L b l   E l e m e n t T y p e = " C o l u m n "   E l e m e n t I d = " 2 0 0 2 8 7 4 4 7 5 "   D a t a T y p e = " S t r i n g " > A m o u n t E x c l u d i n g V A T _ L i n e _ L b l < / A m o u n t E x c l u d i n g V A T _ L i n e _ L b l > - 
-             < A m o u n t I n c l u d i n g V A T _ L i n e   E l e m e n t T y p e = " C o l u m n "   E l e m e n t I d = " 7 7 0 9 2 8 4 0 2 "   D a t a T y p e = " D e c i m a l " > A m o u n t I n c l u d i n g V A T _ L i n e < / A m o u n t I n c l u d i n g V A T _ L i n e > - 
-             < A m o u n t I n c l u d i n g V A T _ L i n e _ L b l   E l e m e n t T y p e = " C o l u m n "   E l e m e n t I d = " 9 3 0 7 4 7 3 1 3 "   D a t a T y p e = " S t r i n g " > A m o u n t I n c l u d i n g V A T _ L i n e _ L b l < / A m o u n t I n c l u d i n g V A T _ L i n e _ L b l > - 
-             < D e s c r i p t i o n _ L i n e   E l e m e n t T y p e = " C o l u m n "   E l e m e n t I d = " 1 4 0 6 8 2 2 3 1 0 "   D a t a T y p e = " T e x t " > D e s c r i p t i o n _ L i n e < / D e s c r i p t i o n _ L i n e > - 
-             < D e s c r i p t i o n _ L i n e _ L b l   E l e m e n t T y p e = " C o l u m n "   E l e m e n t I d = " 2 1 1 8 9 5 1 4 9 5 "   D a t a T y p e = " S t r i n g " > D e s c r i p t i o n _ L i n e _ L b l < / D e s c r i p t i o n _ L i n e _ L b l > - 
-             < I t e m N o _ L i n e   E l e m e n t T y p e = " C o l u m n "   E l e m e n t I d = " 1 9 1 0 2 9 6 2 8 8 "   D a t a T y p e = " C o d e " > I t e m N o _ L i n e < / I t e m N o _ L i n e > - 
-             < I t e m N o _ L i n e _ L b l   E l e m e n t T y p e = " C o l u m n "   E l e m e n t I d = " 1 3 4 0 0 7 9 6 1 3 "   D a t a T y p e = " S t r i n g " > I t e m N o _ L i n e _ L b l < / I t e m N o _ L i n e _ L b l > - 
-             < I t e m R e f e r e n c e N o _ L i n e   E l e m e n t T y p e = " C o l u m n "   E l e m e n t I d = " 9 2 7 2 3 5 7 "   D a t a T y p e = " C o d e " > I t e m R e f e r e n c e N o _ L i n e < / I t e m R e f e r e n c e N o _ L i n e > - 
-             < I t e m R e f e r e n c e N o _ L i n e _ L b l   E l e m e n t T y p e = " C o l u m n "   E l e m e n t I d = " 1 9 8 0 6 3 1 1 3 0 "   D a t a T y p e = " S t r i n g " > I t e m R e f e r e n c e N o _ L i n e _ L b l < / I t e m R e f e r e n c e N o _ L i n e _ L b l > - 
-             < L i n e A m o u n t _ L i n e   E l e m e n t T y p e = " C o l u m n "   E l e m e n t I d = " 2 6 8 9 3 7 1 6 2 "   D a t a T y p e = " T e x t " > L i n e A m o u n t _ L i n e < / L i n e A m o u n t _ L i n e > - 
-             < L i n e A m o u n t _ L i n e _ L b l   E l e m e n t T y p e = " C o l u m n "   E l e m e n t I d = " 9 9 2 9 0 1 8 4 5 "   D a t a T y p e = " S t r i n g " > L i n e A m o u n t _ L i n e _ L b l < / L i n e A m o u n t _ L i n e _ L b l > - 
-             < L i n e D i s c o u n t P e r c e n t T e x t _ L i n e   E l e m e n t T y p e = " C o l u m n "   E l e m e n t I d = " 6 1 3 1 3 5 1 9 "   D a t a T y p e = " T e x t " > L i n e D i s c o u n t P e r c e n t T e x t _ L i n e < / L i n e D i s c o u n t P e r c e n t T e x t _ L i n e > - 
-             < L i n e D i s c o u n t P e r c e n t _ L i n e   E l e m e n t T y p e = " C o l u m n "   E l e m e n t I d = " 9 0 7 8 2 7 4 3 6 "   D a t a T y p e = " D e c i m a l " > L i n e D i s c o u n t P e r c e n t _ L i n e < / L i n e D i s c o u n t P e r c e n t _ L i n e > - 
-             < L i n e N o _ L i n e   E l e m e n t T y p e = " C o l u m n "   E l e m e n t I d = " 6 9 8 9 8 5 9 7 9 "   D a t a T y p e = " I n t e g e r " > L i n e N o _ L i n e < / L i n e N o _ L i n e > - 
-             < P r i c e P e r _ L b l   E l e m e n t T y p e = " C o l u m n "   E l e m e n t I d = " 9 7 3 2 8 0 1 3 4 "   D a t a T y p e = " L a b e l " > P r i c e P e r _ L b l < / P r i c e P e r _ L b l > - 
-             < P r i c e _ L b l   E l e m e n t T y p e = " C o l u m n "   E l e m e n t I d = " 2 1 2 6 7 6 4 9 2 5 "   D a t a T y p e = " L a b e l " > P r i c e _ L b l < / P r i c e _ L b l > - 
-             < Q t y _ L b l   E l e m e n t T y p e = " C o l u m n "   E l e m e n t I d = " 2 6 3 6 7 3 7 6 4 "   D a t a T y p e = " L a b e l " > Q t y _ L b l < / Q t y _ L b l > - 
-             < Q u a n t i t y _ L i n e   E l e m e n t T y p e = " C o l u m n "   E l e m e n t I d = " 1 0 6 8 5 4 3 5 3 7 "   D a t a T y p e = " T e x t " > Q u a n t i t y _ L i n e < / Q u a n t i t y _ L i n e > - 
-             < Q u a n t i t y _ L i n e _ L b l   E l e m e n t T y p e = " C o l u m n "   E l e m e n t I d = " 2 0 3 4 5 0 6 8 0 2 "   D a t a T y p e = " S t r i n g " > Q u a n t i t y _ L i n e _ L b l < / Q u a n t i t y _ L i n e _ L b l > - 
-             < S h i p m e n t D a t e _ L b l   E l e m e n t T y p e = " C o l u m n "   E l e m e n t I d = " 6 1 4 4 0 0 3 6 4 "   D a t a T y p e = " L a b e l " > S h i p m e n t D a t e _ L b l < / S h i p m e n t D a t e _ L b l > - 
-             < S h i p m e n t D a t e _ L i n e   E l e m e n t T y p e = " C o l u m n "   E l e m e n t I d = " 1 6 7 3 3 7 5 4 1 6 "   D a t a T y p e = " S t r i n g " > S h i p m e n t D a t e _ L i n e < / S h i p m e n t D a t e _ L i n e > - 
-             < T r a n s H e a d e r A m o u n t   E l e m e n t T y p e = " C o l u m n "   E l e m e n t I d = " 2 0 2 8 3 0 6 2 7 6 "   D a t a T y p e = " D e c i m a l " > T r a n s H e a d e r A m o u n t < / T r a n s H e a d e r A m o u n t > - 
-             < T y p e _ L i n e   E l e m e n t T y p e = " C o l u m n "   E l e m e n t I d = " 2 7 2 8 0 4 9 2 4 "   D a t a T y p e = " S t r i n g " > T y p e _ L i n e < / T y p e _ L i n e > - 
-             < U n i t O f M e a s u r e   E l e m e n t T y p e = " C o l u m n "   E l e m e n t I d = " 1 8 0 8 2 2 8 0 1 8 "   D a t a T y p e = " T e x t " > U n i t O f M e a s u r e < / U n i t O f M e a s u r e > - 
-             < U n i t O f M e a s u r e _ L b l   E l e m e n t T y p e = " C o l u m n "   E l e m e n t I d = " 9 8 1 9 5 1 2 4 9 "   D a t a T y p e = " S t r i n g " > U n i t O f M e a s u r e _ L b l < / U n i t O f M e a s u r e _ L b l > - 
-             < U n i t P r i c e   E l e m e n t T y p e = " C o l u m n "   E l e m e n t I d = " 1 4 7 8 2 2 1 5 2 6 "   D a t a T y p e = " T e x t " > U n i t P r i c e < / U n i t P r i c e > - 
-             < U n i t P r i c e _ L b l   E l e m e n t T y p e = " C o l u m n "   E l e m e n t I d = " 1 1 6 3 9 2 6 6 0 3 "   D a t a T y p e = " S t r i n g " > U n i t P r i c e _ L b l < / U n i t P r i c e _ L b l > - 
-             < U n i t _ L b l   E l e m e n t T y p e = " C o l u m n "   E l e m e n t I d = " 8 1 4 3 6 4 3 1 8 "   D a t a T y p e = " L a b e l " > U n i t _ L b l < / U n i t _ L b l > - 
-             < V A T I d e n t i f i e r _ L i n e   E l e m e n t T y p e = " C o l u m n "   E l e m e n t I d = " 1 7 7 3 6 2 2 4 1 2 "   D a t a T y p e = " C o d e " > V A T I d e n t i f i e r _ L i n e < / V A T I d e n t i f i e r _ L i n e > - 
-             < V A T I d e n t i f i e r _ L i n e _ L b l   E l e m e n t T y p e = " C o l u m n "   E l e m e n t I d = " 5 3 3 7 8 2 7 0 3 "   D a t a T y p e = " S t r i n g " > V A T I d e n t i f i e r _ L i n e _ L b l < / V A T I d e n t i f i e r _ L i n e _ L b l > - 
-             < V A T P c t _ L i n e   E l e m e n t T y p e = " C o l u m n "   E l e m e n t I d = " 1 9 7 4 0 0 1 9 4 4 "   D a t a T y p e = " T e x t " > V A T P c t _ L i n e < / V A T P c t _ L i n e > - 
-             < V A T P c t _ L i n e _ L b l   E l e m e n t T y p e = " C o l u m n "   E l e m e n t I d = " 1 2 0 7 5 2 9 9 1 5 "   D a t a T y p e = " S t r i n g " > V A T P c t _ L i n e _ L b l < / V A T P c t _ L i n e _ L b l > +     < H e a d e r > + 
+         < B i l l T o C o n t a c t E m a i l > B i l l T o C o n t a c t E m a i l < / B i l l T o C o n t a c t E m a i l > + 
+         < B i l l T o C o n t a c t E m a i l L b l > B i l l T o C o n t a c t E m a i l L b l < / B i l l T o C o n t a c t E m a i l L b l > + 
+         < B i l l T o C o n t a c t M o b i l e P h o n e N o > B i l l T o C o n t a c t M o b i l e P h o n e N o < / B i l l T o C o n t a c t M o b i l e P h o n e N o > + 
+         < B i l l T o C o n t a c t M o b i l e P h o n e N o L b l > B i l l T o C o n t a c t M o b i l e P h o n e N o L b l < / B i l l T o C o n t a c t M o b i l e P h o n e N o L b l > + 
+         < B i l l T o C o n t a c t P h o n e N o > B i l l T o C o n t a c t P h o n e N o < / B i l l T o C o n t a c t P h o n e N o > + 
+         < B i l l T o C o n t a c t P h o n e N o L b l > B i l l T o C o n t a c t P h o n e N o L b l < / B i l l T o C o n t a c t P h o n e N o L b l > + 
+         < B i l l t o C u s t o m e r N o _ L b l > B i l l t o C u s t o m e r N o _ L b l < / B i l l t o C u s t o m e r N o _ L b l > + 
+         < B i l l t o C u s t u m e r N o > B i l l t o C u s t u m e r N o < / B i l l t o C u s t u m e r N o > + 
+         < C O 2 e P e r U n i t _ L b l > C O 2 e P e r U n i t _ L b l < / C O 2 e P e r U n i t _ L b l > + 
+         < C o m p a n y A d d r e s s 1 > C o m p a n y A d d r e s s 1 < / C o m p a n y A d d r e s s 1 > + 
+         < C o m p a n y A d d r e s s 2 > C o m p a n y A d d r e s s 2 < / C o m p a n y A d d r e s s 2 > + 
+         < C o m p a n y A d d r e s s 3 > C o m p a n y A d d r e s s 3 < / C o m p a n y A d d r e s s 3 > + 
+         < C o m p a n y A d d r e s s 4 > C o m p a n y A d d r e s s 4 < / C o m p a n y A d d r e s s 4 > + 
+         < C o m p a n y A d d r e s s 5 > C o m p a n y A d d r e s s 5 < / C o m p a n y A d d r e s s 5 > + 
+         < C o m p a n y A d d r e s s 6 > C o m p a n y A d d r e s s 6 < / C o m p a n y A d d r e s s 6 > + 
+         < C o m p a n y A d d r e s s 7 > C o m p a n y A d d r e s s 7 < / C o m p a n y A d d r e s s 7 > + 
+         < C o m p a n y A d d r e s s 8 > C o m p a n y A d d r e s s 8 < / C o m p a n y A d d r e s s 8 > + 
+         < C o m p a n y B a n k A c c o u n t N o > C o m p a n y B a n k A c c o u n t N o < / C o m p a n y B a n k A c c o u n t N o > + 
+         < C o m p a n y B a n k A c c o u n t N o _ L b l > C o m p a n y B a n k A c c o u n t N o _ L b l < / C o m p a n y B a n k A c c o u n t N o _ L b l > + 
+         < C o m p a n y B a n k B r a n c h N o > C o m p a n y B a n k B r a n c h N o < / C o m p a n y B a n k B r a n c h N o > + 
+         < C o m p a n y B a n k B r a n c h N o _ L b l > C o m p a n y B a n k B r a n c h N o _ L b l < / C o m p a n y B a n k B r a n c h N o _ L b l > + 
+         < C o m p a n y B a n k N a m e > C o m p a n y B a n k N a m e < / C o m p a n y B a n k N a m e > + 
+         < C o m p a n y B a n k N a m e _ L b l > C o m p a n y B a n k N a m e _ L b l < / C o m p a n y B a n k N a m e _ L b l > + 
+         < C o m p a n y C u s t o m G i r o > C o m p a n y C u s t o m G i r o < / C o m p a n y C u s t o m G i r o > + 
+         < C o m p a n y C u s t o m G i r o _ L b l > C o m p a n y C u s t o m G i r o _ L b l < / C o m p a n y C u s t o m G i r o _ L b l > + 
+         < C o m p a n y E M a i l > C o m p a n y E M a i l < / C o m p a n y E M a i l > + 
+         < C o m p a n y G i r o N o > C o m p a n y G i r o N o < / C o m p a n y G i r o N o > + 
+         < C o m p a n y G i r o N o _ L b l > C o m p a n y G i r o N o _ L b l < / C o m p a n y G i r o N o _ L b l > + 
+         < C o m p a n y H o m e P a g e > C o m p a n y H o m e P a g e < / C o m p a n y H o m e P a g e > + 
+         < C o m p a n y I B A N > C o m p a n y I B A N < / C o m p a n y I B A N > + 
+         < C o m p a n y I B A N _ L b l > C o m p a n y I B A N _ L b l < / C o m p a n y I B A N _ L b l > + 
+         < C o m p a n y L e g a l O f f i c e > C o m p a n y L e g a l O f f i c e < / C o m p a n y L e g a l O f f i c e > + 
+         < C o m p a n y L e g a l O f f i c e _ L b l > C o m p a n y L e g a l O f f i c e _ L b l < / C o m p a n y L e g a l O f f i c e _ L b l > + 
+         < C o m p a n y L e g a l S t a t e m e n t > C o m p a n y L e g a l S t a t e m e n t < / C o m p a n y L e g a l S t a t e m e n t > + 
+         < C o m p a n y L o g o P o s i t i o n > C o m p a n y L o g o P o s i t i o n < / C o m p a n y L o g o P o s i t i o n > + 
+         < C o m p a n y P h o n e N o > C o m p a n y P h o n e N o < / C o m p a n y P h o n e N o > + 
+         < C o m p a n y P h o n e N o _ L b l > C o m p a n y P h o n e N o _ L b l < / C o m p a n y P h o n e N o _ L b l > + 
+         < C o m p a n y P i c t u r e / > + 
+         < C o m p a n y R e g i s t r a t i o n N u m b e r > C o m p a n y R e g i s t r a t i o n N u m b e r < / C o m p a n y R e g i s t r a t i o n N u m b e r > + 
+         < C o m p a n y R e g i s t r a t i o n N u m b e r _ L b l > C o m p a n y R e g i s t r a t i o n N u m b e r _ L b l < / C o m p a n y R e g i s t r a t i o n N u m b e r _ L b l > + 
+         < C o m p a n y S W I F T > C o m p a n y S W I F T < / C o m p a n y S W I F T > + 
+         < C o m p a n y S W I F T _ L b l > C o m p a n y S W I F T _ L b l < / C o m p a n y S W I F T _ L b l > + 
+         < C o m p a n y V A T R e g i s t r a t i o n N o > C o m p a n y V A T R e g i s t r a t i o n N o < / C o m p a n y V A T R e g i s t r a t i o n N o > + 
+         < C o m p a n y V A T R e g i s t r a t i o n N o _ L b l > C o m p a n y V A T R e g i s t r a t i o n N o _ L b l < / C o m p a n y V A T R e g i s t r a t i o n N o _ L b l > + 
+         < C o m p a n y V A T R e g N o > C o m p a n y V A T R e g N o < / C o m p a n y V A T R e g N o > + 
+         < C o m p a n y V A T R e g N o _ L b l > C o m p a n y V A T R e g N o _ L b l < / C o m p a n y V A T R e g N o _ L b l > + 
+         < C o n t a c t _ L b l > C o n t a c t _ L b l < / C o n t a c t _ L b l > + 
+         < C o p y _ L b l > C o p y _ L b l < / C o p y _ L b l > + 
+         < C u s t o m e r A d d r e s s 1 > C u s t o m e r A d d r e s s 1 < / C u s t o m e r A d d r e s s 1 > + 
+         < C u s t o m e r A d d r e s s 2 > C u s t o m e r A d d r e s s 2 < / C u s t o m e r A d d r e s s 2 > + 
+         < C u s t o m e r A d d r e s s 3 > C u s t o m e r A d d r e s s 3 < / C u s t o m e r A d d r e s s 3 > + 
+         < C u s t o m e r A d d r e s s 4 > C u s t o m e r A d d r e s s 4 < / C u s t o m e r A d d r e s s 4 > + 
+         < C u s t o m e r A d d r e s s 5 > C u s t o m e r A d d r e s s 5 < / C u s t o m e r A d d r e s s 5 > + 
+         < C u s t o m e r A d d r e s s 6 > C u s t o m e r A d d r e s s 6 < / C u s t o m e r A d d r e s s 6 > + 
+         < C u s t o m e r A d d r e s s 7 > C u s t o m e r A d d r e s s 7 < / C u s t o m e r A d d r e s s 7 > + 
+         < C u s t o m e r A d d r e s s 8 > C u s t o m e r A d d r e s s 8 < / C u s t o m e r A d d r e s s 8 > + 
+         < C u s t o m e r P o s t a l B a r C o d e > C u s t o m e r P o s t a l B a r C o d e < / C u s t o m e r P o s t a l B a r C o d e > + 
+         < D i s c l a i m e r _ L b l > D i s c l a i m e r _ L b l < / D i s c l a i m e r _ L b l > + 
+         < D o c u m e n t C o p y T e x t > D o c u m e n t C o p y T e x t < / D o c u m e n t C o p y T e x t > + 
+         < D o c u m e n t D a t e > D o c u m e n t D a t e < / D o c u m e n t D a t e > + 
+         < D o c u m e n t D a t e _ L b l > D o c u m e n t D a t e _ L b l < / D o c u m e n t D a t e _ L b l > + 
+         < D o c u m e n t N o > D o c u m e n t N o < / D o c u m e n t N o > + 
+         < D o c u m e n t N o _ L b l > D o c u m e n t N o _ L b l < / D o c u m e n t N o _ L b l > + 
+         < D o c u m e n t T i t l e _ L b l > D o c u m e n t T i t l e _ L b l < / D o c u m e n t T i t l e _ L b l > + 
+         < D u e D a t e > D u e D a t e < / D u e D a t e > + 
+         < D u e D a t e _ L b l > D u e D a t e _ L b l < / D u e D a t e _ L b l > + 
+         < E M a i l _ L b l > E M a i l _ L b l < / E M a i l _ L b l > + 
+         < E s t i m a t e _ L b l > E s t i m a t e _ L b l < / E s t i m a t e _ L b l > + 
+         < E s t i m a t e B o d y _ L b l > E s t i m a t e B o d y _ L b l < / E s t i m a t e B o d y _ L b l > + 
+         < E s t i m a t e F o r _ L b l > E s t i m a t e F o r _ L b l < / E s t i m a t e F o r _ L b l > + 
+         < E x c h a n g e R a t e A s T e x t > E x c h a n g e R a t e A s T e x t < / E x c h a n g e R a t e A s T e x t > + 
+         < E x t e r n a l D o c u m e n t N o > E x t e r n a l D o c u m e n t N o < / E x t e r n a l D o c u m e n t N o > + 
+         < E x t e r n a l D o c u m e n t N o L b l > E x t e r n a l D o c u m e n t N o L b l < / E x t e r n a l D o c u m e n t N o L b l > + 
+         < F r o m _ L b l > F r o m _ L b l < / F r o m _ L b l > + 
+         < H o m e P a g e _ L b l > H o m e P a g e _ L b l < / H o m e P a g e _ L b l > + 
+         < I n v o i c e D i s c o u n t A m o u n t _ L b l > I n v o i c e D i s c o u n t A m o u n t _ L b l < / I n v o i c e D i s c o u n t A m o u n t _ L b l > + 
+         < I n v o i c e D i s c o u n t B a s e A m o u n t _ L b l > I n v o i c e D i s c o u n t B a s e A m o u n t _ L b l < / I n v o i c e D i s c o u n t B a s e A m o u n t _ L b l > + 
+         < L e g a l E n t i t y T y p e > L e g a l E n t i t y T y p e < / L e g a l E n t i t y T y p e > + 
+         < L e g a l E n t i t y T y p e _ L b l > L e g a l E n t i t y T y p e _ L b l < / L e g a l E n t i t y T y p e _ L b l > + 
+         < L i n e A m o u n t A f t e r I n v o i c e D i s c o u n t _ L b l > L i n e A m o u n t A f t e r I n v o i c e D i s c o u n t _ L b l < / L i n e A m o u n t A f t e r I n v o i c e D i s c o u n t _ L b l > + 
+         < L o c a l C u r r e n c y _ L b l > L o c a l C u r r e n c y _ L b l < / L o c a l C u r r e n c y _ L b l > + 
+         < P a g e _ L b l > P a g e _ L b l < / P a g e _ L b l > + 
+         < P a y m e n t M e t h o d D e s c r i p t i o n > P a y m e n t M e t h o d D e s c r i p t i o n < / P a y m e n t M e t h o d D e s c r i p t i o n > + 
+         < P a y m e n t M e t h o d D e s c r i p t i o n _ L b l > P a y m e n t M e t h o d D e s c r i p t i o n _ L b l < / P a y m e n t M e t h o d D e s c r i p t i o n _ L b l > + 
+         < P a y m e n t T e r m s D e s c r i p t i o n > P a y m e n t T e r m s D e s c r i p t i o n < / P a y m e n t T e r m s D e s c r i p t i o n > + 
+         < P a y m e n t T e r m s D e s c r i p t i o n _ L b l > P a y m e n t T e r m s D e s c r i p t i o n _ L b l < / P a y m e n t T e r m s D e s c r i p t i o n _ L b l > + 
+         < P r i c e s I n c l u d i n g V A T > P r i c e s I n c l u d i n g V A T < / P r i c e s I n c l u d i n g V A T > + 
+         < P r i c e s I n c l u d i n g V A T _ L b l > P r i c e s I n c l u d i n g V A T _ L b l < / P r i c e s I n c l u d i n g V A T _ L b l > + 
+         < P r i c e s I n c l u d i n g V A T Y e s N o > P r i c e s I n c l u d i n g V A T Y e s N o < / P r i c e s I n c l u d i n g V A T Y e s N o > + 
+         < Q u e s t i o n s _ L b l > Q u e s t i o n s _ L b l < / Q u e s t i o n s _ L b l > + 
+         < Q u o t e V a l i d T o D a t e > Q u o t e V a l i d T o D a t e < / Q u o t e V a l i d T o D a t e > + 
+         < Q u o t e V a l i d T o D a t e _ L b l > Q u o t e V a l i d T o D a t e _ L b l < / Q u o t e V a l i d T o D a t e _ L b l > + 
+         < S a l e s I n v o i c e L i n e D i s c o u n t _ L b l > S a l e s I n v o i c e L i n e D i s c o u n t _ L b l < / S a l e s I n v o i c e L i n e D i s c o u n t _ L b l > + 
+         < S a l e s P e r s o n _ L b l > S a l e s P e r s o n _ L b l < / S a l e s P e r s o n _ L b l > + 
+         < S a l e s P e r s o n B l a n k _ L b l > S a l e s P e r s o n B l a n k _ L b l < / S a l e s P e r s o n B l a n k _ L b l > + 
+         < S a l e s P e r s o n N a m e > S a l e s P e r s o n N a m e < / S a l e s P e r s o n N a m e > + 
+         < S e l l T o C o n t a c t E m a i l > S e l l T o C o n t a c t E m a i l < / S e l l T o C o n t a c t E m a i l > + 
+         < S e l l T o C o n t a c t E m a i l L b l > S e l l T o C o n t a c t E m a i l L b l < / S e l l T o C o n t a c t E m a i l L b l > + 
+         < S e l l T o C o n t a c t M o b i l e P h o n e N o > S e l l T o C o n t a c t M o b i l e P h o n e N o < / S e l l T o C o n t a c t M o b i l e P h o n e N o > + 
+         < S e l l T o C o n t a c t M o b i l e P h o n e N o L b l > S e l l T o C o n t a c t M o b i l e P h o n e N o L b l < / S e l l T o C o n t a c t M o b i l e P h o n e N o L b l > + 
+         < S e l l T o C o n t a c t P h o n e N o > S e l l T o C o n t a c t P h o n e N o < / S e l l T o C o n t a c t P h o n e N o > + 
+         < S e l l T o C o n t a c t P h o n e N o L b l > S e l l T o C o n t a c t P h o n e N o L b l < / S e l l T o C o n t a c t P h o n e N o L b l > + 
+         < S e l l t o C u s t o m e r N o > S e l l t o C u s t o m e r N o < / S e l l t o C u s t o m e r N o > + 
+         < S e l l t o C u s t o m e r N o _ L b l > S e l l t o C u s t o m e r N o _ L b l < / S e l l t o C u s t o m e r N o _ L b l > + 
+         < S h i p m e n t _ L b l > S h i p m e n t _ L b l < / S h i p m e n t _ L b l > + 
+         < S h i p m e n t M e t h o d D e s c r i p t i o n > S h i p m e n t M e t h o d D e s c r i p t i o n < / S h i p m e n t M e t h o d D e s c r i p t i o n > + 
+         < S h i p m e n t M e t h o d D e s c r i p t i o n _ L b l > S h i p m e n t M e t h o d D e s c r i p t i o n _ L b l < / S h i p m e n t M e t h o d D e s c r i p t i o n _ L b l > + 
+         < S h i p T o A d d r e s s _ L b l > S h i p T o A d d r e s s _ L b l < / S h i p T o A d d r e s s _ L b l > + 
+         < S h i p T o A d d r e s s 1 > S h i p T o A d d r e s s 1 < / S h i p T o A d d r e s s 1 > + 
+         < S h i p T o A d d r e s s 2 > S h i p T o A d d r e s s 2 < / S h i p T o A d d r e s s 2 > + 
+         < S h i p T o A d d r e s s 3 > S h i p T o A d d r e s s 3 < / S h i p T o A d d r e s s 3 > + 
+         < S h i p T o A d d r e s s 4 > S h i p T o A d d r e s s 4 < / S h i p T o A d d r e s s 4 > + 
+         < S h i p T o A d d r e s s 5 > S h i p T o A d d r e s s 5 < / S h i p T o A d d r e s s 5 > + 
+         < S h i p T o A d d r e s s 6 > S h i p T o A d d r e s s 6 < / S h i p T o A d d r e s s 6 > + 
+         < S h i p T o A d d r e s s 7 > S h i p T o A d d r e s s 7 < / S h i p T o A d d r e s s 7 > + 
+         < S h i p T o A d d r e s s 8 > S h i p T o A d d r e s s 8 < / S h i p T o A d d r e s s 8 > + 
+         < S h i p T o P h o n e N o > S h i p T o P h o n e N o < / S h i p T o P h o n e N o > + 
+         < S h o w S h i p p i n g A d d r e s s > S h o w S h i p p i n g A d d r e s s < / S h o w S h i p p i n g A d d r e s s > + 
+         < S h o w W o r k D e s c r i p t i o n > S h o w W o r k D e s c r i p t i o n < / S h o w W o r k D e s c r i p t i o n > + 
+         < S u b t o t a l _ L b l > S u b t o t a l _ L b l < / S u b t o t a l _ L b l > + 
+         < T h a n k s _ L b l > T h a n k s _ L b l < / T h a n k s _ L b l > + 
+         < T o t a l _ L b l > T o t a l _ L b l < / T o t a l _ L b l > + 
+         < T o t a l C O 2 e _ L b l > T o t a l C O 2 e _ L b l < / T o t a l C O 2 e _ L b l > + 
+         < V A T A m o u n t _ L b l > V A T A m o u n t _ L b l < / V A T A m o u n t _ L b l > + 
+         < V A T A m o u n t S p e c i f i c a t i o n _ L b l > V A T A m o u n t S p e c i f i c a t i o n _ L b l < / V A T A m o u n t S p e c i f i c a t i o n _ L b l > + 
+         < V A T B a s e _ L b l > V A T B a s e _ L b l < / V A T B a s e _ L b l > + 
+         < V A T C l a u s e _ L b l > V A T C l a u s e _ L b l < / V A T C l a u s e _ L b l > + 
+         < V A T C l a u s e s _ L b l > V A T C l a u s e s _ L b l < / V A T C l a u s e s _ L b l > + 
+         < V A T I d e n t i f i e r _ L b l > V A T I d e n t i f i e r _ L b l < / V A T I d e n t i f i e r _ L b l > + 
+         < V A T P e r c e n t a g e _ L b l > V A T P e r c e n t a g e _ L b l < / V A T P e r c e n t a g e _ L b l > + 
+         < V A T R e g i s t r a t i o n N o > V A T R e g i s t r a t i o n N o < / V A T R e g i s t r a t i o n N o > + 
+         < V A T R e g i s t r a t i o n N o _ L b l > V A T R e g i s t r a t i o n N o _ L b l < / V A T R e g i s t r a t i o n N o _ L b l > + 
+         < Y o u r E s t i m a t e _ L b l > Y o u r E s t i m a t e _ L b l < / Y o u r E s t i m a t e _ L b l > + 
+         < Y o u r R e f e r e n c e > Y o u r R e f e r e n c e < / Y o u r R e f e r e n c e > + 
+         < Y o u r R e f e r e n c e _ _ L b l > Y o u r R e f e r e n c e _ _ L b l < / Y o u r R e f e r e n c e _ _ L b l > + 
+         < L i n e > + 
+             < A m o u n t E x c l u d i n g V A T _ L i n e > A m o u n t E x c l u d i n g V A T _ L i n e < / A m o u n t E x c l u d i n g V A T _ L i n e > + 
+             < A m o u n t E x c l u d i n g V A T _ L i n e _ L b l > A m o u n t E x c l u d i n g V A T _ L i n e _ L b l < / A m o u n t E x c l u d i n g V A T _ L i n e _ L b l > + 
+             < A m o u n t I n c l u d i n g V A T _ L i n e > A m o u n t I n c l u d i n g V A T _ L i n e < / A m o u n t I n c l u d i n g V A T _ L i n e > + 
+             < A m o u n t I n c l u d i n g V A T _ L i n e _ L b l > A m o u n t I n c l u d i n g V A T _ L i n e _ L b l < / A m o u n t I n c l u d i n g V A T _ L i n e _ L b l > + 
+             < C O 2 e P e r U n i t _ L i n e > C O 2 e P e r U n i t _ L i n e < / C O 2 e P e r U n i t _ L i n e > + 
+             < D e s c r i p t i o n _ L i n e > D e s c r i p t i o n _ L i n e < / D e s c r i p t i o n _ L i n e > + 
+             < D e s c r i p t i o n _ L i n e _ L b l > D e s c r i p t i o n _ L i n e _ L b l < / D e s c r i p t i o n _ L i n e _ L b l > + 
+             < I t e m N o _ L i n e > I t e m N o _ L i n e < / I t e m N o _ L i n e > + 
+             < I t e m N o _ L i n e _ L b l > I t e m N o _ L i n e _ L b l < / I t e m N o _ L i n e _ L b l > + 
+             < I t e m R e f e r e n c e N o _ L i n e > I t e m R e f e r e n c e N o _ L i n e < / I t e m R e f e r e n c e N o _ L i n e > + 
+             < I t e m R e f e r e n c e N o _ L i n e _ L b l > I t e m R e f e r e n c e N o _ L i n e _ L b l < / I t e m R e f e r e n c e N o _ L i n e _ L b l > + 
+             < L i n e A m o u n t _ L i n e > L i n e A m o u n t _ L i n e < / L i n e A m o u n t _ L i n e > + 
+             < L i n e A m o u n t _ L i n e _ L b l > L i n e A m o u n t _ L i n e _ L b l < / L i n e A m o u n t _ L i n e _ L b l > + 
+             < L i n e D i s c o u n t P e r c e n t _ L i n e > L i n e D i s c o u n t P e r c e n t _ L i n e < / L i n e D i s c o u n t P e r c e n t _ L i n e > + 
+             < L i n e D i s c o u n t P e r c e n t T e x t _ L i n e > L i n e D i s c o u n t P e r c e n t T e x t _ L i n e < / L i n e D i s c o u n t P e r c e n t T e x t _ L i n e > + 
+             < L i n e N o _ L i n e > L i n e N o _ L i n e < / L i n e N o _ L i n e > + 
+             < P r i c e _ L b l > P r i c e _ L b l < / P r i c e _ L b l > + 
+             < P r i c e P e r _ L b l > P r i c e P e r _ L b l < / P r i c e P e r _ L b l > + 
+             < Q t y _ L b l > Q t y _ L b l < / Q t y _ L b l > + 
+             < Q u a n t i t y _ L i n e > Q u a n t i t y _ L i n e < / Q u a n t i t y _ L i n e > + 
+             < Q u a n t i t y _ L i n e _ L b l > Q u a n t i t y _ L i n e _ L b l < / Q u a n t i t y _ L i n e _ L b l > + 
+             < S h i p m e n t D a t e _ L b l > S h i p m e n t D a t e _ L b l < / S h i p m e n t D a t e _ L b l > + 
+             < S h i p m e n t D a t e _ L i n e > S h i p m e n t D a t e _ L i n e < / S h i p m e n t D a t e _ L i n e > + 
+             < T r a n s H e a d e r A m o u n t > T r a n s H e a d e r A m o u n t < / T r a n s H e a d e r A m o u n t > + 
+             < T y p e _ L i n e > T y p e _ L i n e < / T y p e _ L i n e > + 
+             < U n i t _ L b l > U n i t _ L b l < / U n i t _ L b l > + 
+             < U n i t O f M e a s u r e > U n i t O f M e a s u r e < / U n i t O f M e a s u r e > + 
+             < U n i t O f M e a s u r e _ L b l > U n i t O f M e a s u r e _ L b l < / U n i t O f M e a s u r e _ L b l > + 
+             < U n i t P r i c e > U n i t P r i c e < / U n i t P r i c e > + 
+             < U n i t P r i c e _ L b l > U n i t P r i c e _ L b l < / U n i t P r i c e _ L b l > + 
+             < V A T I d e n t i f i e r _ L i n e > V A T I d e n t i f i e r _ L i n e < / V A T I d e n t i f i e r _ L i n e > + 
+             < V A T I d e n t i f i e r _ L i n e _ L b l > V A T I d e n t i f i e r _ L i n e _ L b l < / V A T I d e n t i f i e r _ L i n e _ L b l > + 
+             < V A T P c t _ L i n e > V A T P c t _ L i n e < / V A T P c t _ L i n e > + 
+             < V A T P c t _ L i n e _ L b l > V A T P c t _ L i n e _ L b l < / V A T P c t _ L i n e _ L b l > + 
+             < S e r v i c e C o m m i t m e n t H e a d e r F o r S a l e s L i n e > + 
+                 < S e r v i c e C o m m i t m e n t F o r L i n e D e s c r i p t i o n _ L b l > S e r v i c e C o m m i t m e n t F o r L i n e D e s c r i p t i o n _ L b l < / S e r v i c e C o m m i t m e n t F o r L i n e D e s c r i p t i o n _ L b l > + 
+                 < S e r v i c e C o m m i t m e n t F o r L i n e D i s c o u n t _ L b l > S e r v i c e C o m m i t m e n t F o r L i n e D i s c o u n t _ L b l < / S e r v i c e C o m m i t m e n t F o r L i n e D i s c o u n t _ L b l > + 
+                 < S e r v i c e C o m m i t m e n t F o r L i n e P r i c e _ L b l > S e r v i c e C o m m i t m e n t F o r L i n e P r i c e _ L b l < / S e r v i c e C o m m i t m e n t F o r L i n e P r i c e _ L b l > + 
+                 < S e r v i c e C o m m i t m e n t F o r L i n e > + 
+                     < S e r v i c e C o m m i t m e n t F o r L i n e D e s c r i p t i o n > S e r v i c e C o m m i t m e n t F o r L i n e D e s c r i p t i o n < / S e r v i c e C o m m i t m e n t F o r L i n e D e s c r i p t i o n > + 
+                     < S e r v i c e C o m m i t m e n t F o r L i n e D i s c o u n t > S e r v i c e C o m m i t m e n t F o r L i n e D i s c o u n t < / S e r v i c e C o m m i t m e n t F o r L i n e D i s c o u n t > + 
+                     < S e r v i c e C o m m i t m e n t F o r L i n e L i n e N o > S e r v i c e C o m m i t m e n t F o r L i n e L i n e N o < / S e r v i c e C o m m i t m e n t F o r L i n e L i n e N o > + 
+                     < S e r v i c e C o m m i t m e n t F o r L i n e P r i c e > S e r v i c e C o m m i t m e n t F o r L i n e P r i c e < / S e r v i c e C o m m i t m e n t F o r L i n e P r i c e > + 
+                 < / S e r v i c e C o m m i t m e n t F o r L i n e > + 
+             < / S e r v i c e C o m m i t m e n t H e a d e r F o r S a l e s L i n e >   
          < / L i n e >   
-         < W o r k D e s c r i p t i o n L i n e s   E l e m e n t T y p e = " D a t a I t e m "   E l e m e n t I d = " 2 7 6 8 1 9 4 4 7 " > - 
-             < W o r k D e s c r i p t i o n L i n e   E l e m e n t T y p e = " C o l u m n "   E l e m e n t I d = " 1 9 4 7 6 2 1 6 7 6 "   D a t a T y p e = " T e x t " > W o r k D e s c r i p t i o n L i n e < / W o r k D e s c r i p t i o n L i n e > - 
-             < W o r k D e s c r i p t i o n L i n e N u m b e r   E l e m e n t T y p e = " C o l u m n "   E l e m e n t I d = " 7 9 7 3 0 7 2 2 3 "   D a t a T y p e = " I n t e g e r " > W o r k D e s c r i p t i o n L i n e N u m b e r < / W o r k D e s c r i p t i o n L i n e N u m b e r > +         < W o r k D e s c r i p t i o n L i n e s > + 
+             < W o r k D e s c r i p t i o n L i n e > W o r k D e s c r i p t i o n L i n e < / W o r k D e s c r i p t i o n L i n e > + 
+             < W o r k D e s c r i p t i o n L i n e N u m b e r > W o r k D e s c r i p t i o n L i n e N u m b e r < / W o r k D e s c r i p t i o n L i n e N u m b e r >   
          < / W o r k D e s c r i p t i o n L i n e s >   
-         < V A T A m o u n t L i n e   E l e m e n t T y p e = " D a t a I t e m "   E l e m e n t I d = " 8 2 7 5 3 4 3 4 8 " > - 
-             < I n v o i c e D i s c o u n t A m o u n t _ V A T A m o u n t L i n e   E l e m e n t T y p e = " C o l u m n "   E l e m e n t I d = " 8 2 4 7 3 0 1 4 1 "   D a t a T y p e = " D e c i m a l " > I n v o i c e D i s c o u n t A m o u n t _ V A T A m o u n t L i n e < / I n v o i c e D i s c o u n t A m o u n t _ V A T A m o u n t L i n e > - 
-             < I n v o i c e D i s c o u n t A m o u n t _ V A T A m o u n t L i n e _ L b l   E l e m e n t T y p e = " C o l u m n "   E l e m e n t I d = " 1 5 6 2 2 0 0 0 3 4 "   D a t a T y p e = " S t r i n g " > I n v o i c e D i s c o u n t A m o u n t _ V A T A m o u n t L i n e _ L b l < / I n v o i c e D i s c o u n t A m o u n t _ V A T A m o u n t L i n e _ L b l > - 
-             < I n v o i c e D i s c o u n t B a s e A m o u n t _ V A T A m o u n t L i n e   E l e m e n t T y p e = " C o l u m n "   E l e m e n t I d = " 2 0 4 0 3 3 2 2 6 6 "   D a t a T y p e = " D e c i m a l " > I n v o i c e D i s c o u n t B a s e A m o u n t _ V A T A m o u n t L i n e < / I n v o i c e D i s c o u n t B a s e A m o u n t _ V A T A m o u n t L i n e > - 
-             < I n v o i c e D i s c o u n t B a s e A m o u n t _ V A T A m o u n t L i n e _ L b l   E l e m e n t T y p e = " C o l u m n "   E l e m e n t I d = " 4 0 5 9 6 0 3 3 1 "   D a t a T y p e = " S t r i n g " > I n v o i c e D i s c o u n t B a s e A m o u n t _ V A T A m o u n t L i n e _ L b l < / I n v o i c e D i s c o u n t B a s e A m o u n t _ V A T A m o u n t L i n e _ L b l > - 
-             < L i n e A m o u n t _ V a t A m o u n t L i n e   E l e m e n t T y p e = " C o l u m n "   E l e m e n t I d = " 2 1 4 6 5 4 0 1 "   D a t a T y p e = " D e c i m a l " > L i n e A m o u n t _ V a t A m o u n t L i n e < / L i n e A m o u n t _ V a t A m o u n t L i n e > - 
-             < L i n e A m o u n t _ V a t A m o u n t L i n e _ L b l   E l e m e n t T y p e = " C o l u m n "   E l e m e n t I d = " 1 1 1 0 9 1 2 1 2 4 "   D a t a T y p e = " S t r i n g " > L i n e A m o u n t _ V a t A m o u n t L i n e _ L b l < / L i n e A m o u n t _ V a t A m o u n t L i n e _ L b l > - 
-             < N o O f V A T I d e n t i f i e r s   E l e m e n t T y p e = " C o l u m n "   E l e m e n t I d = " 1 1 5 3 2 6 3 0 2 6 "   D a t a T y p e = " I n t e g e r " > N o O f V A T I d e n t i f i e r s < / N o O f V A T I d e n t i f i e r s > - 
-             < V A T A m o u n t L C Y _ V A T A m o u n t L i n e   E l e m e n t T y p e = " C o l u m n "   E l e m e n t I d = " 1 5 8 1 9 9 4 3 5 0 "   D a t a T y p e = " D e c i m a l " > V A T A m o u n t L C Y _ V A T A m o u n t L i n e < / V A T A m o u n t L C Y _ V A T A m o u n t L i n e > - 
-             < V A T A m o u n t L C Y _ V A T A m o u n t L i n e _ L b l   E l e m e n t T y p e = " C o l u m n "   E l e m e n t I d = " 9 2 3 0 0 3 3 7 "   D a t a T y p e = " L a b e l " > V A T A m o u n t L C Y _ V A T A m o u n t L i n e _ L b l < / V A T A m o u n t L C Y _ V A T A m o u n t L i n e _ L b l > - 
-             < V A T A m o u n t _ V a t A m o u n t L i n e   E l e m e n t T y p e = " C o l u m n "   E l e m e n t I d = " 1 8 9 1 8 2 0 6 2 0 "   D a t a T y p e = " D e c i m a l " > V A T A m o u n t _ V a t A m o u n t L i n e < / V A T A m o u n t _ V a t A m o u n t L i n e > - 
-             < V A T A m o u n t _ V a t A m o u n t L i n e _ L b l   E l e m e n t T y p e = " C o l u m n "   E l e m e n t I d = " 1 5 1 3 5 5 5 4 7 3 "   D a t a T y p e = " S t r i n g " > V A T A m o u n t _ V a t A m o u n t L i n e _ L b l < / V A T A m o u n t _ V a t A m o u n t L i n e _ L b l > - 
-             < V A T B a s e L C Y _ V A T A m o u n t L i n e   E l e m e n t T y p e = " C o l u m n "   E l e m e n t I d = " 1 8 6 0 9 4 5 6 3 5 "   D a t a T y p e = " D e c i m a l " > V A T B a s e L C Y _ V A T A m o u n t L i n e < / V A T B a s e L C Y _ V A T A m o u n t L i n e > - 
-             < V A T B a s e L C Y _ V A T A m o u n t L i n e _ L b l   E l e m e n t T y p e = " C o l u m n "   E l e m e n t I d = " 1 2 3 6 4 6 7 9 9 8 "   D a t a T y p e = " L a b e l " > V A T B a s e L C Y _ V A T A m o u n t L i n e _ L b l < / V A T B a s e L C Y _ V A T A m o u n t L i n e _ L b l > - 
-             < V A T B a s e _ V a t A m o u n t L i n e   E l e m e n t T y p e = " C o l u m n "   E l e m e n t I d = " 1 4 5 8 9 3 7 8 1 9 "   D a t a T y p e = " D e c i m a l " > V A T B a s e _ V a t A m o u n t L i n e < / V A T B a s e _ V a t A m o u n t L i n e > - 
-             < V A T B a s e _ V a t A m o u n t L i n e _ L b l   E l e m e n t T y p e = " C o l u m n "   E l e m e n t I d = " 1 6 9 1 3 0 2 4 8 8 "   D a t a T y p e = " S t r i n g " > V A T B a s e _ V a t A m o u n t L i n e _ L b l < / V A T B a s e _ V a t A m o u n t L i n e _ L b l > - 
-             < V A T I d e n t i f i e r _ V a t A m o u n t L i n e   E l e m e n t T y p e = " C o l u m n "   E l e m e n t I d = " 1 1 4 2 0 7 0 0 3 5 "   D a t a T y p e = " C o d e " > V A T I d e n t i f i e r _ V a t A m o u n t L i n e < / V A T I d e n t i f i e r _ V a t A m o u n t L i n e > - 
-             < V A T I d e n t i f i e r _ V a t A m o u n t L i n e _ L b l   E l e m e n t T y p e = " C o l u m n "   E l e m e n t I d = " 8 6 4 5 0 4 5 0 "   D a t a T y p e = " S t r i n g " > V A T I d e n t i f i e r _ V a t A m o u n t L i n e _ L b l < / V A T I d e n t i f i e r _ V a t A m o u n t L i n e _ L b l > - 
-             < V A T P c t _ V a t A m o u n t L i n e   E l e m e n t T y p e = " C o l u m n "   E l e m e n t I d = " 1 4 5 3 5 4 2 7 7 7 "   D a t a T y p e = " D e c i m a l " > V A T P c t _ V a t A m o u n t L i n e < / V A T P c t _ V a t A m o u n t L i n e > - 
-             < V A T P c t _ V a t A m o u n t L i n e _ L b l   E l e m e n t T y p e = " C o l u m n "   E l e m e n t I d = " 6 7 6 3 2 3 7 8 "   D a t a T y p e = " S t r i n g " > V A T P c t _ V a t A m o u n t L i n e _ L b l < / V A T P c t _ V a t A m o u n t L i n e _ L b l > +         < V A T A m o u n t L i n e > + 
+             < I n v o i c e D i s c o u n t A m o u n t _ V A T A m o u n t L i n e > I n v o i c e D i s c o u n t A m o u n t _ V A T A m o u n t L i n e < / I n v o i c e D i s c o u n t A m o u n t _ V A T A m o u n t L i n e > + 
+             < I n v o i c e D i s c o u n t A m o u n t _ V A T A m o u n t L i n e _ L b l > I n v o i c e D i s c o u n t A m o u n t _ V A T A m o u n t L i n e _ L b l < / I n v o i c e D i s c o u n t A m o u n t _ V A T A m o u n t L i n e _ L b l > + 
+             < I n v o i c e D i s c o u n t B a s e A m o u n t _ V A T A m o u n t L i n e > I n v o i c e D i s c o u n t B a s e A m o u n t _ V A T A m o u n t L i n e < / I n v o i c e D i s c o u n t B a s e A m o u n t _ V A T A m o u n t L i n e > + 
+             < I n v o i c e D i s c o u n t B a s e A m o u n t _ V A T A m o u n t L i n e _ L b l > I n v o i c e D i s c o u n t B a s e A m o u n t _ V A T A m o u n t L i n e _ L b l < / I n v o i c e D i s c o u n t B a s e A m o u n t _ V A T A m o u n t L i n e _ L b l > + 
+             < L i n e A m o u n t _ V a t A m o u n t L i n e > L i n e A m o u n t _ V a t A m o u n t L i n e < / L i n e A m o u n t _ V a t A m o u n t L i n e > + 
+             < L i n e A m o u n t _ V a t A m o u n t L i n e _ L b l > L i n e A m o u n t _ V a t A m o u n t L i n e _ L b l < / L i n e A m o u n t _ V a t A m o u n t L i n e _ L b l > + 
+             < N o O f V A T I d e n t i f i e r s > N o O f V A T I d e n t i f i e r s < / N o O f V A T I d e n t i f i e r s > + 
+             < V A T A m o u n t _ V a t A m o u n t L i n e > V A T A m o u n t _ V a t A m o u n t L i n e < / V A T A m o u n t _ V a t A m o u n t L i n e > + 
+             < V A T A m o u n t _ V a t A m o u n t L i n e _ L b l > V A T A m o u n t _ V a t A m o u n t L i n e _ L b l < / V A T A m o u n t _ V a t A m o u n t L i n e _ L b l > + 
+             < V A T A m o u n t L C Y _ V A T A m o u n t L i n e > V A T A m o u n t L C Y _ V A T A m o u n t L i n e < / V A T A m o u n t L C Y _ V A T A m o u n t L i n e > + 
+             < V A T A m o u n t L C Y _ V A T A m o u n t L i n e _ L b l > V A T A m o u n t L C Y _ V A T A m o u n t L i n e _ L b l < / V A T A m o u n t L C Y _ V A T A m o u n t L i n e _ L b l > + 
+             < V A T B a s e _ V a t A m o u n t L i n e > V A T B a s e _ V a t A m o u n t L i n e < / V A T B a s e _ V a t A m o u n t L i n e > + 
+             < V A T B a s e _ V a t A m o u n t L i n e _ L b l > V A T B a s e _ V a t A m o u n t L i n e _ L b l < / V A T B a s e _ V a t A m o u n t L i n e _ L b l > + 
+             < V A T B a s e L C Y _ V A T A m o u n t L i n e > V A T B a s e L C Y _ V A T A m o u n t L i n e < / V A T B a s e L C Y _ V A T A m o u n t L i n e > + 
+             < V A T B a s e L C Y _ V A T A m o u n t L i n e _ L b l > V A T B a s e L C Y _ V A T A m o u n t L i n e _ L b l < / V A T B a s e L C Y _ V A T A m o u n t L i n e _ L b l > + 
+             < V A T I d e n t i f i e r _ V a t A m o u n t L i n e > V A T I d e n t i f i e r _ V a t A m o u n t L i n e < / V A T I d e n t i f i e r _ V a t A m o u n t L i n e > + 
+             < V A T I d e n t i f i e r _ V a t A m o u n t L i n e _ L b l > V A T I d e n t i f i e r _ V a t A m o u n t L i n e _ L b l < / V A T I d e n t i f i e r _ V a t A m o u n t L i n e _ L b l > + 
+             < V A T P c t _ V a t A m o u n t L i n e > V A T P c t _ V a t A m o u n t L i n e < / V A T P c t _ V a t A m o u n t L i n e > + 
+             < V A T P c t _ V a t A m o u n t L i n e _ L b l > V A T P c t _ V a t A m o u n t L i n e _ L b l < / V A T P c t _ V a t A m o u n t L i n e _ L b l >   
          < / V A T A m o u n t L i n e >   
-         < R e p o r t T o t a l s L i n e   E l e m e n t T y p e = " D a t a I t e m "   E l e m e n t I d = " 2 1 2 2 5 4 9 8 3 6 " > - 
-             < A m o u n t F o r m a t t e d _ R e p o r t T o t a l s L i n e   E l e m e n t T y p e = " C o l u m n "   E l e m e n t I d = " 1 5 0 6 1 3 6 8 2 5 "   D a t a T y p e = " T e x t " > A m o u n t F o r m a t t e d _ R e p o r t T o t a l s L i n e < / A m o u n t F o r m a t t e d _ R e p o r t T o t a l s L i n e > - 
-             < A m o u n t _ R e p o r t T o t a l s L i n e   E l e m e n t T y p e = " C o l u m n "   E l e m e n t I d = " 4 1 9 9 1 8 3 6 9 "   D a t a T y p e = " D e c i m a l " > A m o u n t _ R e p o r t T o t a l s L i n e < / A m o u n t _ R e p o r t T o t a l s L i n e > - 
-             < D e s c r i p t i o n _ R e p o r t T o t a l s L i n e   E l e m e n t T y p e = " C o l u m n "   E l e m e n t I d = " 5 8 1 9 9 6 0 6 7 "   D a t a T y p e = " T e x t " > D e s c r i p t i o n _ R e p o r t T o t a l s L i n e < / D e s c r i p t i o n _ R e p o r t T o t a l s L i n e > - 
-             < F o n t B o l d _ R e p o r t T o t a l s L i n e   E l e m e n t T y p e = " C o l u m n "   E l e m e n t I d = " 9 4 6 5 4 0 5 4 9 "   D a t a T y p e = " B o o l e a n " > F o n t B o l d _ R e p o r t T o t a l s L i n e < / F o n t B o l d _ R e p o r t T o t a l s L i n e > - 
-             < F o n t U n d e r l i n e _ R e p o r t T o t a l s L i n e   E l e m e n t T y p e = " C o l u m n "   E l e m e n t I d = " 2 0 2 1 5 3 3 6 9 4 "   D a t a T y p e = " B o o l e a n " > F o n t U n d e r l i n e _ R e p o r t T o t a l s L i n e < / F o n t U n d e r l i n e _ R e p o r t T o t a l s L i n e > +         < R e p o r t T o t a l s L i n e > + 
+             < A m o u n t _ R e p o r t T o t a l s L i n e > A m o u n t _ R e p o r t T o t a l s L i n e < / A m o u n t _ R e p o r t T o t a l s L i n e > + 
+             < A m o u n t F o r m a t t e d _ R e p o r t T o t a l s L i n e > A m o u n t F o r m a t t e d _ R e p o r t T o t a l s L i n e < / A m o u n t F o r m a t t e d _ R e p o r t T o t a l s L i n e > + 
+             < D e s c r i p t i o n _ R e p o r t T o t a l s L i n e > D e s c r i p t i o n _ R e p o r t T o t a l s L i n e < / D e s c r i p t i o n _ R e p o r t T o t a l s L i n e > + 
+             < F o n t B o l d _ R e p o r t T o t a l s L i n e > F o n t B o l d _ R e p o r t T o t a l s L i n e < / F o n t B o l d _ R e p o r t T o t a l s L i n e > + 
+             < F o n t U n d e r l i n e _ R e p o r t T o t a l s L i n e > F o n t U n d e r l i n e _ R e p o r t T o t a l s L i n e < / F o n t U n d e r l i n e _ R e p o r t T o t a l s L i n e >   
          < / R e p o r t T o t a l s L i n e >   
-         < L e t t e r T e x t   E l e m e n t T y p e = " D a t a I t e m "   E l e m e n t I d = " 1 5 1 0 3 5 3 8 3 4 " > - 
-             < B o d y T e x t   E l e m e n t T y p e = " C o l u m n "   E l e m e n t I d = " 1 4 9 7 5 9 8 0 8 "   D a t a T y p e = " L a b e l " > B o d y T e x t < / B o d y T e x t > - 
-             < C l o s i n g T e x t   E l e m e n t T y p e = " C o l u m n "   E l e m e n t I d = " 5 1 2 1 3 5 9 0 9 "   D a t a T y p e = " L a b e l " > C l o s i n g T e x t < / C l o s i n g T e x t > - 
-             < G r e e t i n g T e x t   E l e m e n t T y p e = " C o l u m n "   E l e m e n t I d = " 1 1 7 5 2 7 9 2 8 9 "   D a t a T y p e = " L a b e l " > G r e e t i n g T e x t < / G r e e t i n g T e x t > - 
-             < P m t D i s c T e x t   E l e m e n t T y p e = " C o l u m n "   E l e m e n t I d = " 2 0 1 3 8 4 9 9 4 8 "   D a t a T y p e = " T e x t " > P m t D i s c T e x t < / P m t D i s c T e x t > +         < S e r v i c e C o m m i t m e n t F o r L i n e C a p t i o n > + 
+             < S e r v i c e C o m m i t m e n t F o r L i n e T o t a l T e x t _ L b l > S e r v i c e C o m m i t m e n t F o r L i n e T o t a l T e x t _ L b l < / S e r v i c e C o m m i t m e n t F o r L i n e T o t a l T e x t _ L b l > + 
+         < / S e r v i c e C o m m i t m e n t F o r L i n e C a p t i o n > + 
+         < S e r v i c e C o m m i t m e n t s G r o u p > + 
+             < S e r v i c e C o m m i t m e n t s G r o u p P e r P e r i o d > + 
+                 < S e r v i c e C o m m i t m e n t s G r o u p P e r P e r i o d N a m e > S e r v i c e C o m m i t m e n t s G r o u p P e r P e r i o d N a m e < / S e r v i c e C o m m i t m e n t s G r o u p P e r P e r i o d N a m e > + 
+                 < S e r v i c e C o m m i t m e n t s G r o u p P e r P e r i o d T y p e > S e r v i c e C o m m i t m e n t s G r o u p P e r P e r i o d T y p e < / S e r v i c e C o m m i t m e n t s G r o u p P e r P e r i o d T y p e > + 
+                 < S e r v i c e C o m m i t m e n t s G r o u p P e r P e r i o d V a l u e > S e r v i c e C o m m i t m e n t s G r o u p P e r P e r i o d V a l u e < / S e r v i c e C o m m i t m e n t s G r o u p P e r P e r i o d V a l u e > + 
+             < / S e r v i c e C o m m i t m e n t s G r o u p P e r P e r i o d > + 
+         < / S e r v i c e C o m m i t m e n t s G r o u p > + 
+         < L e t t e r T e x t > + 
+             < B o d y T e x t > B o d y T e x t < / B o d y T e x t > + 
+             < C l o s i n g T e x t > C l o s i n g T e x t < / C l o s i n g T e x t > + 
+             < G r e e t i n g T e x t > G r e e t i n g T e x t < / G r e e t i n g T e x t > + 
+             < P m t D i s c T e x t > P m t D i s c T e x t < / P m t D i s c T e x t >   
          < / L e t t e r T e x t >   
-         < T o t a l s   E l e m e n t T y p e = " D a t a I t e m "   E l e m e n t I d = " 1 8 2 3 9 5 0 0 4 4 " > - 
-             < C u r r e n c y C o d e   E l e m e n t T y p e = " C o l u m n "   E l e m e n t I d = " 1 5 7 9 5 9 5 9 2 1 "   D a t a T y p e = " T e x t " > C u r r e n c y C o d e < / C u r r e n c y C o d e > - 
-             < C u r r e n c y S y m b o l   E l e m e n t T y p e = " C o l u m n "   E l e m e n t I d = " 1 1 6 2 5 1 0 7 4 8 "   D a t a T y p e = " T e x t " > C u r r e n c y S y m b o l < / C u r r e n c y S y m b o l > - 
-             < T o t a l A m o u n t I n c l u d i n g V A T   E l e m e n t T y p e = " C o l u m n "   E l e m e n t I d = " 9 1 0 5 1 1 5 7 5 "   D a t a T y p e = " S t r i n g " > T o t a l A m o u n t I n c l u d i n g V A T < / T o t a l A m o u n t I n c l u d i n g V A T > - 
-             < T o t a l E x c l u d i n g V A T T e x t   E l e m e n t T y p e = " C o l u m n "   E l e m e n t I d = " 1 9 2 2 9 4 6 3 1 0 "   D a t a T y p e = " T e x t " > T o t a l E x c l u d i n g V A T T e x t < / T o t a l E x c l u d i n g V A T T e x t > - 
-             < T o t a l I n c l u d i n g V A T T e x t   E l e m e n t T y p e = " C o l u m n "   E l e m e n t I d = " 1 2 0 4 0 1 6 3 5 2 "   D a t a T y p e = " T e x t " > T o t a l I n c l u d i n g V A T T e x t < / T o t a l I n c l u d i n g V A T T e x t > - 
-             < T o t a l I n v o i c e D i s c o u n t A m o u n t   E l e m e n t T y p e = " C o l u m n "   E l e m e n t I d = " 4 0 2 1 7 7 5 1 "   D a t a T y p e = " D e c i m a l " > T o t a l I n v o i c e D i s c o u n t A m o u n t < / T o t a l I n v o i c e D i s c o u n t A m o u n t > - 
-             < T o t a l N e t A m o u n t   E l e m e n t T y p e = " C o l u m n "   E l e m e n t I d = " 4 8 3 1 9 3 3 7 2 "   D a t a T y p e = " D e c i m a l " > T o t a l N e t A m o u n t < / T o t a l N e t A m o u n t > - 
-             < T o t a l P a y m e n t D i s c o u n t O n V A T   E l e m e n t T y p e = " C o l u m n "   E l e m e n t I d = " 7 3 6 0 4 1 8 8 6 "   D a t a T y p e = " D e c i m a l " > T o t a l P a y m e n t D i s c o u n t O n V A T < / T o t a l P a y m e n t D i s c o u n t O n V A T > - 
-             < T o t a l S u b T o t a l   E l e m e n t T y p e = " C o l u m n "   E l e m e n t I d = " 2 0 9 7 8 7 6 8 0 1 "   D a t a T y p e = " D e c i m a l " > T o t a l S u b T o t a l < / T o t a l S u b T o t a l > - 
-             < T o t a l S u b T o t a l M i n u s I n v o i c e D i s c o u n t   E l e m e n t T y p e = " C o l u m n "   E l e m e n t I d = " 7 6 9 4 3 1 8 8 7 "   D a t a T y p e = " D e c i m a l " > T o t a l S u b T o t a l M i n u s I n v o i c e D i s c o u n t < / T o t a l S u b T o t a l M i n u s I n v o i c e D i s c o u n t > - 
-             < T o t a l T e x t   E l e m e n t T y p e = " C o l u m n "   E l e m e n t I d = " 2 3 1 9 1 0 5 1 8 "   D a t a T y p e = " T e x t " > T o t a l T e x t < / T o t a l T e x t > - 
-             < T o t a l V A T A m o u n t   E l e m e n t T y p e = " C o l u m n "   E l e m e n t I d = " 1 6 2 7 1 0 2 3 2 8 "   D a t a T y p e = " D e c i m a l " > T o t a l V A T A m o u n t < / T o t a l V A T A m o u n t > - 
-             < T o t a l V A T A m o u n t L C Y   E l e m e n t T y p e = " C o l u m n "   E l e m e n t I d = " 1 5 0 6 5 7 0 2 1 8 "   D a t a T y p e = " D e c i m a l " > T o t a l V A T A m o u n t L C Y < / T o t a l V A T A m o u n t L C Y > - 
-             < T o t a l V A T A m o u n t T e x t   E l e m e n t T y p e = " C o l u m n "   E l e m e n t I d = " 9 7 3 6 6 6 3 3 9 "   D a t a T y p e = " T e x t " > T o t a l V A T A m o u n t T e x t < / T o t a l V A T A m o u n t T e x t > - 
-             < T o t a l V A T B a s e L C Y   E l e m e n t T y p e = " C o l u m n "   E l e m e n t I d = " 8 3 4 4 5 0 5 2 1 "   D a t a T y p e = " D e c i m a l " > T o t a l V A T B a s e L C Y < / T o t a l V A T B a s e L C Y > +         < T o t a l s > + 
+             < C u r r e n c y C o d e > C u r r e n c y C o d e < / C u r r e n c y C o d e > + 
+             < C u r r e n c y S y m b o l > C u r r e n c y S y m b o l < / C u r r e n c y S y m b o l > + 
+             < T o t a l A m o u n t I n c l u d i n g V A T > T o t a l A m o u n t I n c l u d i n g V A T < / T o t a l A m o u n t I n c l u d i n g V A T > + 
+             < T o t a l C O 2 e > T o t a l C O 2 e < / T o t a l C O 2 e > + 
+             < T o t a l E x c l u d i n g V A T T e x t > T o t a l E x c l u d i n g V A T T e x t < / T o t a l E x c l u d i n g V A T T e x t > + 
+             < T o t a l I n c l u d i n g V A T T e x t > T o t a l I n c l u d i n g V A T T e x t < / T o t a l I n c l u d i n g V A T T e x t > + 
+             < T o t a l I n v o i c e D i s c o u n t A m o u n t > T o t a l I n v o i c e D i s c o u n t A m o u n t < / T o t a l I n v o i c e D i s c o u n t A m o u n t > + 
+             < T o t a l N e t A m o u n t > T o t a l N e t A m o u n t < / T o t a l N e t A m o u n t > + 
+             < T o t a l P a y m e n t D i s c o u n t O n V A T > T o t a l P a y m e n t D i s c o u n t O n V A T < / T o t a l P a y m e n t D i s c o u n t O n V A T > + 
+             < T o t a l S u b T o t a l > T o t a l S u b T o t a l < / T o t a l S u b T o t a l > + 
+             < T o t a l S u b T o t a l M i n u s I n v o i c e D i s c o u n t > T o t a l S u b T o t a l M i n u s I n v o i c e D i s c o u n t < / T o t a l S u b T o t a l M i n u s I n v o i c e D i s c o u n t > + 
+             < T o t a l T e x t > T o t a l T e x t < / T o t a l T e x t > + 
+             < T o t a l V A T A m o u n t > T o t a l V A T A m o u n t < / T o t a l V A T A m o u n t > + 
+             < T o t a l V A T A m o u n t L C Y > T o t a l V A T A m o u n t L C Y < / T o t a l V A T A m o u n t L C Y > + 
+             < T o t a l V A T A m o u n t T e x t > T o t a l V A T A m o u n t T e x t < / T o t a l V A T A m o u n t T e x t > + 
+             < T o t a l V A T B a s e L C Y > T o t a l V A T B a s e L C Y < / T o t a l V A T B a s e L C Y >   
          < / T o t a l s >   
@@ -6774,17 +6277,17 @@
 </file>
 
 <file path=customXml/itemProps1.xml><?xml version="1.0" encoding="utf-8"?>
+<ds:datastoreItem xmlns:ds="http://schemas.openxmlformats.org/officeDocument/2006/customXml" ds:itemID="{C44B00E1-B255-4C8E-BF9A-71239F6847E6}">
+  <ds:schemaRefs>
+    <ds:schemaRef ds:uri="urn:microsoft-dynamics-businesscentral/internal/extended/reports/Standard_Sales_Quote/1304/"/>
+  </ds:schemaRefs>
+</ds:datastoreItem>
+</file>
+
+<file path=customXml/itemProps2.xml><?xml version="1.0" encoding="utf-8"?>
 <ds:datastoreItem xmlns:ds="http://schemas.openxmlformats.org/officeDocument/2006/customXml" ds:itemID="{793F641D-6E72-44E0-8B52-E164880A55BB}">
   <ds:schemaRefs>
     <ds:schemaRef ds:uri="urn:microsoft-dynamics-nav/reports/Standard_Sales_Quote/1304/"/>
   </ds:schemaRefs>
 </ds:datastoreItem>
-</file>
-
-<file path=customXml/itemProps2.xml><?xml version="1.0" encoding="utf-8"?>
-<ds:datastoreItem xmlns:ds="http://schemas.openxmlformats.org/officeDocument/2006/customXml" ds:itemID="{C44B00E1-B255-4C8E-BF9A-71239F6847E6}">
-  <ds:schemaRefs>
-    <ds:schemaRef ds:uri="urn:microsoft-dynamics-businesscentral/internal/extended/reports/Standard_Sales_Quote/1304/"/>
-  </ds:schemaRefs>
-</ds:datastoreItem>
 </file>
--- a/src/Layers/W1/BaseApp/Sales/Document/StandardSalesQuoteBlueBody.docx
+++ b/src/Layers/W1/BaseApp/Sales/Document/StandardSalesQuoteBlueBody.docx
@@ -6,26 +6,14 @@
       <w:tblPr>
         <w:tblStyle w:val="BCBlockTable"/>
         <w:tblW w:w="5000" w:type="pct"/>
-        <w:tblBorders>
-          <w:top w:val="none" w:sz="0" w:space="0" w:color="auto"/>
-          <w:left w:val="none" w:sz="0" w:space="0" w:color="auto"/>
-          <w:bottom w:val="none" w:sz="0" w:space="0" w:color="auto"/>
-          <w:right w:val="none" w:sz="0" w:space="0" w:color="auto"/>
-          <w:insideH w:val="none" w:sz="0" w:space="0" w:color="auto"/>
-          <w:insideV w:val="none" w:sz="0" w:space="0" w:color="auto"/>
-        </w:tblBorders>
-        <w:tblCellMar>
-          <w:left w:w="0" w:type="dxa"/>
-          <w:right w:w="0" w:type="dxa"/>
-        </w:tblCellMar>
         <w:tblLook w:val="0620" w:firstRow="1" w:lastRow="0" w:firstColumn="0" w:lastColumn="0" w:noHBand="1" w:noVBand="1"/>
         <w:tblCaption w:val="Address Block"/>
         <w:tblDescription w:val="Layout table. Used for positioning, not for tabular data."/>
       </w:tblPr>
       <w:tblGrid>
-        <w:gridCol w:w="2621"/>
-        <w:gridCol w:w="5032"/>
-        <w:gridCol w:w="2831"/>
+        <w:gridCol w:w="2624"/>
+        <w:gridCol w:w="5037"/>
+        <w:gridCol w:w="2833"/>
       </w:tblGrid>
       <w:tr>
         <w:trPr>
@@ -56,7 +44,7 @@
               <w:p>
                 <w:pPr>
                   <w:pStyle w:val="BCLabel"/>
-                  <w:spacing w:before="0" w:after="0" w:line="276" w:lineRule="auto"/>
+                  <w:spacing w:line="276" w:lineRule="auto"/>
                   <w:rPr>
                     <w:rStyle w:val="Strong"/>
                   </w:rPr>
@@ -78,7 +66,7 @@
           <w:p>
             <w:pPr>
               <w:pStyle w:val="BCLabel"/>
-              <w:spacing w:before="0" w:after="0" w:line="276" w:lineRule="auto"/>
+              <w:spacing w:line="276" w:lineRule="auto"/>
               <w:rPr>
                 <w:rStyle w:val="Strong"/>
               </w:rPr>
@@ -108,7 +96,7 @@
               <w:p>
                 <w:pPr>
                   <w:pStyle w:val="BCLabelNumber"/>
-                  <w:spacing w:before="0" w:after="0" w:line="276" w:lineRule="auto"/>
+                  <w:spacing w:line="276" w:lineRule="auto"/>
                   <w:jc w:val="right"/>
                   <w:rPr>
                     <w:rStyle w:val="Strong"/>
@@ -133,7 +121,6 @@
         </w:trPr>
         <w:sdt>
           <w:sdtPr>
-            <w:rPr/>
             <w:alias w:val="CustomerAddress2"/>
             <w:tag w:val="#BC:InsertDataItem,DataItems/Header/CustomerAddress2"/>
             <w:id w:val="863552788"/>
@@ -172,7 +159,6 @@
         </w:tc>
         <w:sdt>
           <w:sdtPr>
-            <w:rPr/>
             <w:alias w:val="CompanyAddress2"/>
             <w:tag w:val="#BC:InsertDataItem,DataItems/Header/CompanyAddress2"/>
             <w:id w:val="-407616906"/>
@@ -208,7 +194,6 @@
         </w:trPr>
         <w:sdt>
           <w:sdtPr>
-            <w:rPr/>
             <w:alias w:val="CustomerAddress3"/>
             <w:tag w:val="#BC:InsertDataItem,DataItems/Header/CustomerAddress3"/>
             <w:id w:val="335427627"/>
@@ -247,7 +232,6 @@
         </w:tc>
         <w:sdt>
           <w:sdtPr>
-            <w:rPr/>
             <w:alias w:val="CompanyAddress3"/>
             <w:tag w:val="#BC:InsertDataItem,DataItems/Header/CompanyAddress3"/>
             <w:id w:val="-1208102821"/>
@@ -283,7 +267,6 @@
         </w:trPr>
         <w:sdt>
           <w:sdtPr>
-            <w:rPr/>
             <w:alias w:val="CustomerAddress4"/>
             <w:tag w:val="#BC:InsertDataItem,DataItems/Header/CustomerAddress4"/>
             <w:id w:val="172315661"/>
@@ -322,7 +305,6 @@
         </w:tc>
         <w:sdt>
           <w:sdtPr>
-            <w:rPr/>
             <w:alias w:val="CompanyAddress4"/>
             <w:tag w:val="#BC:InsertDataItem,DataItems/Header/CompanyAddress4"/>
             <w:id w:val="-1044596330"/>
@@ -358,7 +340,6 @@
         </w:trPr>
         <w:sdt>
           <w:sdtPr>
-            <w:rPr/>
             <w:alias w:val="CustomerAddress5"/>
             <w:tag w:val="#BC:InsertDataItem,DataItems/Header/CustomerAddress5"/>
             <w:id w:val="-2080044023"/>
@@ -397,7 +378,6 @@
         </w:tc>
         <w:sdt>
           <w:sdtPr>
-            <w:rPr/>
             <w:alias w:val="CompanyAddress5"/>
             <w:tag w:val="#BC:InsertDataItem,DataItems/Header/CompanyAddress5"/>
             <w:id w:val="-1334838620"/>
@@ -433,7 +413,6 @@
         </w:trPr>
         <w:sdt>
           <w:sdtPr>
-            <w:rPr/>
             <w:alias w:val="CustomerAddress6"/>
             <w:tag w:val="#BC:InsertDataItem,DataItems/Header/CustomerAddress6"/>
             <w:id w:val="-2086289259"/>
@@ -472,7 +451,6 @@
         </w:tc>
         <w:sdt>
           <w:sdtPr>
-            <w:rPr/>
             <w:alias w:val="CompanyAddress6"/>
             <w:tag w:val="#BC:InsertDataItem,DataItems/Header/CompanyAddress6"/>
             <w:id w:val="29467029"/>
@@ -508,7 +486,6 @@
         </w:trPr>
         <w:sdt>
           <w:sdtPr>
-            <w:rPr/>
             <w:alias w:val="CustomerAddress7"/>
             <w:tag w:val="#BC:InsertDataItem,DataItems/Header/CustomerAddress7"/>
             <w:id w:val="2127339997"/>
@@ -564,7 +541,6 @@
         </w:trPr>
         <w:sdt>
           <w:sdtPr>
-            <w:rPr/>
             <w:alias w:val="CustomerAddress8"/>
             <w:tag w:val="#BC:InsertDataItem,DataItems/Header/CustomerAddress8"/>
             <w:id w:val="-1986933782"/>
@@ -623,27 +599,15 @@
       <w:tblPr>
         <w:tblStyle w:val="BCBlockTable"/>
         <w:tblW w:w="5000" w:type="pct"/>
-        <w:tblBorders>
-          <w:top w:val="none" w:sz="0" w:space="0" w:color="auto"/>
-          <w:left w:val="none" w:sz="0" w:space="0" w:color="auto"/>
-          <w:bottom w:val="none" w:sz="0" w:space="0" w:color="auto"/>
-          <w:right w:val="none" w:sz="0" w:space="0" w:color="auto"/>
-          <w:insideH w:val="none" w:sz="0" w:space="0" w:color="auto"/>
-          <w:insideV w:val="none" w:sz="0" w:space="0" w:color="auto"/>
-        </w:tblBorders>
-        <w:tblCellMar>
-          <w:left w:w="0" w:type="dxa"/>
-          <w:right w:w="0" w:type="dxa"/>
-        </w:tblCellMar>
         <w:tblLook w:val="0620" w:firstRow="1" w:lastRow="0" w:firstColumn="0" w:lastColumn="0" w:noHBand="1" w:noVBand="1"/>
         <w:tblCaption w:val="Document Information Block"/>
         <w:tblDescription w:val="Layout table. Used for positioning, not for tabular data."/>
       </w:tblPr>
       <w:tblGrid>
-        <w:gridCol w:w="2625"/>
-        <w:gridCol w:w="2625"/>
-        <w:gridCol w:w="2625"/>
-        <w:gridCol w:w="2625"/>
+        <w:gridCol w:w="2623"/>
+        <w:gridCol w:w="2623"/>
+        <w:gridCol w:w="2624"/>
+        <w:gridCol w:w="2624"/>
       </w:tblGrid>
       <w:tr>
         <w:trPr>
@@ -653,7 +617,6 @@
         </w:trPr>
         <w:sdt>
           <w:sdtPr>
-            <w:rPr/>
             <w:alias w:val="DocumentNo_Lbl"/>
             <w:tag w:val="#BC:InsertDataItem,DataItems/Header/DocumentNo_Lbl"/>
             <w:id w:val="-665775519"/>
@@ -671,16 +634,11 @@
               <w:p>
                 <w:pPr>
                   <w:pStyle w:val="BCLabel"/>
-                  <w:spacing w:before="0" w:after="0" w:line="276" w:lineRule="auto"/>
+                  <w:spacing w:line="276" w:lineRule="auto"/>
                 </w:pPr>
                 <w:proofErr w:type="spellStart"/>
-                <w:proofErr w:type="gramStart"/>
                 <w:r>
-                  <w:t>DocumentNo</w:t>
-                </w:r>
-                <w:proofErr w:type="gramEnd"/>
-                <w:r>
-                  <w:t>_Lbl</w:t>
+                  <w:t>DocumentNo_Lbl</w:t>
                 </w:r>
                 <w:proofErr w:type="spellEnd"/>
               </w:p>
@@ -689,7 +647,6 @@
         </w:sdt>
         <w:sdt>
           <w:sdtPr>
-            <w:rPr/>
             <w:alias w:val="DocumentDate_Lbl"/>
             <w:tag w:val="#BC:InsertDataItem,DataItems/Header/DocumentDate_Lbl"/>
             <w:id w:val="880750756"/>
@@ -708,7 +665,7 @@
               <w:p>
                 <w:pPr>
                   <w:pStyle w:val="BCLabel"/>
-                  <w:spacing w:before="0" w:after="0" w:line="276" w:lineRule="auto"/>
+                  <w:spacing w:line="276" w:lineRule="auto"/>
                 </w:pPr>
                 <w:proofErr w:type="spellStart"/>
                 <w:r>
@@ -721,7 +678,6 @@
         </w:sdt>
         <w:sdt>
           <w:sdtPr>
-            <w:rPr/>
             <w:alias w:val="QuoteValidToDate_Lbl"/>
             <w:tag w:val="#BC:InsertDataItem,DataItems/Header/QuoteValidToDate_Lbl"/>
             <w:id w:val="196122325"/>
@@ -740,7 +696,7 @@
               <w:p>
                 <w:pPr>
                   <w:pStyle w:val="BCLabel"/>
-                  <w:spacing w:before="0" w:after="0" w:line="276" w:lineRule="auto"/>
+                  <w:spacing w:line="276" w:lineRule="auto"/>
                 </w:pPr>
                 <w:proofErr w:type="spellStart"/>
                 <w:r>
@@ -753,7 +709,6 @@
         </w:sdt>
         <w:sdt>
           <w:sdtPr>
-            <w:rPr/>
             <w:alias w:val="SalesPersonBlank_Lbl"/>
             <w:tag w:val="#BC:InsertDataItem,DataItems/Header/SalesPersonBlank_Lbl"/>
             <w:id w:val="1946040158"/>
@@ -772,7 +727,7 @@
               <w:p>
                 <w:pPr>
                   <w:pStyle w:val="BCLabel"/>
-                  <w:spacing w:before="0" w:after="0" w:line="276" w:lineRule="auto"/>
+                  <w:spacing w:line="276" w:lineRule="auto"/>
                 </w:pPr>
                 <w:proofErr w:type="spellStart"/>
                 <w:r>
@@ -791,7 +746,6 @@
         </w:trPr>
         <w:sdt>
           <w:sdtPr>
-            <w:rPr/>
             <w:alias w:val="DocumentNo"/>
             <w:tag w:val="#BC:InsertDataItem,DataItems/Header/DocumentNo"/>
             <w:id w:val="-607119090"/>
@@ -821,7 +775,6 @@
         </w:sdt>
         <w:sdt>
           <w:sdtPr>
-            <w:rPr/>
             <w:alias w:val="DocumentDate"/>
             <w:tag w:val="#BC:InsertDataItem,DataItems/Header/DocumentDate"/>
             <w:id w:val="660582297"/>
@@ -852,7 +805,6 @@
         </w:sdt>
         <w:sdt>
           <w:sdtPr>
-            <w:rPr/>
             <w:alias w:val="QuoteValidToDate"/>
             <w:tag w:val="#BC:InsertDataItem,DataItems/Header/QuoteValidToDate"/>
             <w:id w:val="-1734689925"/>
@@ -883,7 +835,6 @@
         </w:sdt>
         <w:sdt>
           <w:sdtPr>
-            <w:rPr/>
             <w:alias w:val="SalesPersonName"/>
             <w:tag w:val="#BC:InsertDataItem,DataItems/Header/SalesPersonName"/>
             <w:id w:val="269368846"/>
@@ -914,26 +865,24 @@
         </w:sdt>
       </w:tr>
     </w:tbl>
-    <w:p>
-      <w:pPr/>
-    </w:p>
+    <w:p/>
     <w:tbl>
       <w:tblPr>
         <w:tblStyle w:val="BCDataTable"/>
         <w:tblW w:w="5000" w:type="pct"/>
-        <w:tblLook w:val="0460" w:firstRow="1" w:lastRow="1" w:firstColumn="0" w:lastColumn="0" w:noHBand="0" w:noVBand="1"/>
+        <w:tblLook w:val="0420" w:firstRow="1" w:lastRow="0" w:firstColumn="0" w:lastColumn="0" w:noHBand="0" w:noVBand="1"/>
         <w:tblCaption w:val="Data Table Block"/>
         <w:tblDescription w:val="Document lines. Column headers in the first row."/>
       </w:tblPr>
       <w:tblGrid>
-        <w:gridCol w:w="811"/>
-        <w:gridCol w:w="2346"/>
-        <w:gridCol w:w="1170"/>
-        <w:gridCol w:w="807"/>
-        <w:gridCol w:w="1441"/>
-        <w:gridCol w:w="1351"/>
-        <w:gridCol w:w="994"/>
-        <w:gridCol w:w="1584"/>
+        <w:gridCol w:w="1172"/>
+        <w:gridCol w:w="1398"/>
+        <w:gridCol w:w="1230"/>
+        <w:gridCol w:w="1129"/>
+        <w:gridCol w:w="973"/>
+        <w:gridCol w:w="2010"/>
+        <w:gridCol w:w="1151"/>
+        <w:gridCol w:w="1431"/>
       </w:tblGrid>
       <w:tr>
         <w:trPr>
@@ -944,7 +893,6 @@
         </w:trPr>
         <w:tc>
           <w:tcPr>
-            <w:cnfStyle w:val="001000000000" w:firstRow="0" w:lastRow="0" w:firstColumn="1" w:lastColumn="0" w:oddVBand="0" w:evenVBand="0" w:oddHBand="0" w:evenHBand="0" w:firstRowFirstColumn="0" w:firstRowLastColumn="0" w:lastRowFirstColumn="0" w:lastRowLastColumn="0"/>
             <w:tcW w:w="386" w:type="pct"/>
             <w:tcBorders>
               <w:bottom w:val="single" w:sz="4" w:space="0" w:color="auto"/>
@@ -952,7 +900,6 @@
           </w:tcPr>
           <w:sdt>
             <w:sdtPr>
-              <w:rPr/>
               <w:alias w:val="ItemNo_Line_Lbl"/>
               <w:tag w:val="#BC:InsertDataItem,DataItems/Header/Line/ItemNo_Line_Lbl"/>
               <w:id w:val="2050642905"/>
@@ -979,7 +926,6 @@
         </w:tc>
         <w:sdt>
           <w:sdtPr>
-            <w:rPr/>
             <w:alias w:val="Description_Line_Lbl"/>
             <w:tag w:val="#BC:InsertDataItem,DataItems/Header/Line/Description_Line_Lbl"/>
             <w:id w:val="55748171"/>
@@ -1001,7 +947,6 @@
               <w:p>
                 <w:pPr>
                   <w:pStyle w:val="BCLabel"/>
-                  <w:cnfStyle w:val="100000000000" w:firstRow="1" w:lastRow="0" w:firstColumn="0" w:lastColumn="0" w:oddVBand="0" w:evenVBand="0" w:oddHBand="0" w:evenHBand="0" w:firstRowFirstColumn="0" w:firstRowLastColumn="0" w:lastRowFirstColumn="0" w:lastRowLastColumn="0"/>
                 </w:pPr>
                 <w:proofErr w:type="spellStart"/>
                 <w:r>
@@ -1014,7 +959,6 @@
         </w:sdt>
         <w:sdt>
           <w:sdtPr>
-            <w:rPr/>
             <w:alias w:val="Quantity_Line_Lbl"/>
             <w:tag w:val="#BC:InsertDataItem,DataItems/Header/Line/Quantity_Line_Lbl"/>
             <w:id w:val="-278416351"/>
@@ -1037,7 +981,6 @@
                 <w:pPr>
                   <w:pStyle w:val="BCLabelNumber"/>
                   <w:jc w:val="right"/>
-                  <w:cnfStyle w:val="100000000000" w:firstRow="1" w:lastRow="0" w:firstColumn="0" w:lastColumn="0" w:oddVBand="0" w:evenVBand="0" w:oddHBand="0" w:evenHBand="0" w:firstRowFirstColumn="0" w:firstRowLastColumn="0" w:lastRowFirstColumn="0" w:lastRowLastColumn="0"/>
                 </w:pPr>
                 <w:proofErr w:type="spellStart"/>
                 <w:r>
@@ -1050,7 +993,6 @@
         </w:sdt>
         <w:sdt>
           <w:sdtPr>
-            <w:rPr/>
             <w:alias w:val="Unit_Lbl"/>
             <w:tag w:val="#BC:InsertDataItem,DataItems/Header/Line/Unit_Lbl"/>
             <w:id w:val="1441568432"/>
@@ -1072,7 +1014,6 @@
               <w:p>
                 <w:pPr>
                   <w:pStyle w:val="BCLabel"/>
-                  <w:cnfStyle w:val="100000000000" w:firstRow="1" w:lastRow="0" w:firstColumn="0" w:lastColumn="0" w:oddVBand="0" w:evenVBand="0" w:oddHBand="0" w:evenHBand="0" w:firstRowFirstColumn="0" w:firstRowLastColumn="0" w:lastRowFirstColumn="0" w:lastRowLastColumn="0"/>
                 </w:pPr>
                 <w:proofErr w:type="spellStart"/>
                 <w:r>
@@ -1085,7 +1026,6 @@
         </w:sdt>
         <w:sdt>
           <w:sdtPr>
-            <w:rPr/>
             <w:alias w:val="UnitPrice_Lbl"/>
             <w:tag w:val="#BC:InsertDataItem,DataItems/Header/Line/UnitPrice_Lbl"/>
             <w:id w:val="-1044597726"/>
@@ -1107,7 +1047,6 @@
               <w:p>
                 <w:pPr>
                   <w:pStyle w:val="BCLabel"/>
-                  <w:cnfStyle w:val="100000000000" w:firstRow="1" w:lastRow="0" w:firstColumn="0" w:lastColumn="0" w:oddVBand="0" w:evenVBand="0" w:oddHBand="0" w:evenHBand="0" w:firstRowFirstColumn="0" w:firstRowLastColumn="0" w:lastRowFirstColumn="0" w:lastRowLastColumn="0"/>
                 </w:pPr>
                 <w:proofErr w:type="spellStart"/>
                 <w:r>
@@ -1120,7 +1059,6 @@
         </w:sdt>
         <w:sdt>
           <w:sdtPr>
-            <w:rPr/>
             <w:alias w:val="SalesInvoiceLineDiscount_Lbl"/>
             <w:tag w:val="#BC:InsertDataItem,DataItems/Header/SalesInvoiceLineDiscount_Lbl"/>
             <w:id w:val="-264690703"/>
@@ -1142,7 +1080,6 @@
               <w:p>
                 <w:pPr>
                   <w:pStyle w:val="BCLabel"/>
-                  <w:cnfStyle w:val="100000000000" w:firstRow="1" w:lastRow="0" w:firstColumn="0" w:lastColumn="0" w:oddVBand="0" w:evenVBand="0" w:oddHBand="0" w:evenHBand="0" w:firstRowFirstColumn="0" w:firstRowLastColumn="0" w:lastRowFirstColumn="0" w:lastRowLastColumn="0"/>
                 </w:pPr>
                 <w:proofErr w:type="spellStart"/>
                 <w:r>
@@ -1155,7 +1092,6 @@
         </w:sdt>
         <w:sdt>
           <w:sdtPr>
-            <w:rPr/>
             <w:alias w:val="VATPct_Line_Lbl"/>
             <w:tag w:val="#BC:InsertDataItem,DataItems/Header/Line/VATPct_Line_Lbl"/>
             <w:id w:val="682009838"/>
@@ -1177,7 +1113,6 @@
               <w:p>
                 <w:pPr>
                   <w:pStyle w:val="BCLabel"/>
-                  <w:cnfStyle w:val="100000000000" w:firstRow="1" w:lastRow="0" w:firstColumn="0" w:lastColumn="0" w:oddVBand="0" w:evenVBand="0" w:oddHBand="0" w:evenHBand="0" w:firstRowFirstColumn="0" w:firstRowLastColumn="0" w:lastRowFirstColumn="0" w:lastRowLastColumn="0"/>
                 </w:pPr>
                 <w:proofErr w:type="spellStart"/>
                 <w:r>
@@ -1190,7 +1125,6 @@
         </w:sdt>
         <w:sdt>
           <w:sdtPr>
-            <w:rPr/>
             <w:alias w:val="LineAmount_Line_Lbl"/>
             <w:tag w:val="#BC:InsertDataItem,DataItems/Header/Line/LineAmount_Line_Lbl"/>
             <w:id w:val="-812258216"/>
@@ -1213,7 +1147,6 @@
                 <w:pPr>
                   <w:pStyle w:val="BCLabelNumber"/>
                   <w:jc w:val="right"/>
-                  <w:cnfStyle w:val="100000000000" w:firstRow="1" w:lastRow="0" w:firstColumn="0" w:lastColumn="0" w:oddVBand="0" w:evenVBand="0" w:oddHBand="0" w:evenHBand="0" w:firstRowFirstColumn="0" w:firstRowLastColumn="0" w:lastRowFirstColumn="0" w:lastRowLastColumn="0"/>
                 </w:pPr>
                 <w:proofErr w:type="spellStart"/>
                 <w:r>
@@ -1229,11 +1162,10 @@
         <w:trPr>
           <w:cnfStyle w:val="000000100000" w:firstRow="0" w:lastRow="0" w:firstColumn="0" w:lastColumn="0" w:oddVBand="0" w:evenVBand="0" w:oddHBand="1" w:evenHBand="0" w:firstRowFirstColumn="0" w:firstRowLastColumn="0" w:lastRowFirstColumn="0" w:lastRowLastColumn="0"/>
           <w:cantSplit/>
-          <w:trHeight w:hRule="atLeast" w:val="245"/>
+          <w:trHeight w:val="245"/>
         </w:trPr>
         <w:tc>
           <w:tcPr>
-            <w:cnfStyle w:val="001000000000" w:firstRow="0" w:lastRow="0" w:firstColumn="1" w:lastColumn="0" w:oddVBand="0" w:evenVBand="0" w:oddHBand="0" w:evenHBand="0" w:firstRowFirstColumn="0" w:firstRowLastColumn="0" w:lastRowFirstColumn="0" w:lastRowLastColumn="0"/>
             <w:tcW w:w="386" w:type="pct"/>
             <w:tcBorders>
               <w:top w:val="single" w:sz="4" w:space="0" w:color="auto"/>
@@ -1258,7 +1190,6 @@
           <w:p>
             <w:pPr>
               <w:pStyle w:val="NoSpacing"/>
-              <w:cnfStyle w:val="000000100000" w:firstRow="0" w:lastRow="0" w:firstColumn="0" w:lastColumn="0" w:oddVBand="0" w:evenVBand="0" w:oddHBand="1" w:evenHBand="0" w:firstRowFirstColumn="0" w:firstRowLastColumn="0" w:lastRowFirstColumn="0" w:lastRowLastColumn="0"/>
               <w:rPr>
                 <w:lang w:val="en-US" w:eastAsia="en-US"/>
               </w:rPr>
@@ -1275,7 +1206,6 @@
           <w:p>
             <w:pPr>
               <w:pStyle w:val="NoSpacing"/>
-              <w:cnfStyle w:val="000000100000" w:firstRow="0" w:lastRow="0" w:firstColumn="0" w:lastColumn="0" w:oddVBand="0" w:evenVBand="0" w:oddHBand="1" w:evenHBand="0" w:firstRowFirstColumn="0" w:firstRowLastColumn="0" w:lastRowFirstColumn="0" w:lastRowLastColumn="0"/>
               <w:rPr>
                 <w:lang w:val="en-US" w:eastAsia="en-US"/>
               </w:rPr>
@@ -1292,7 +1222,6 @@
           <w:p>
             <w:pPr>
               <w:pStyle w:val="NoSpacing"/>
-              <w:cnfStyle w:val="000000100000" w:firstRow="0" w:lastRow="0" w:firstColumn="0" w:lastColumn="0" w:oddVBand="0" w:evenVBand="0" w:oddHBand="1" w:evenHBand="0" w:firstRowFirstColumn="0" w:firstRowLastColumn="0" w:lastRowFirstColumn="0" w:lastRowLastColumn="0"/>
               <w:rPr>
                 <w:lang w:val="en-US" w:eastAsia="en-US"/>
               </w:rPr>
@@ -1309,7 +1238,6 @@
           <w:p>
             <w:pPr>
               <w:pStyle w:val="NoSpacing"/>
-              <w:cnfStyle w:val="000000100000" w:firstRow="0" w:lastRow="0" w:firstColumn="0" w:lastColumn="0" w:oddVBand="0" w:evenVBand="0" w:oddHBand="1" w:evenHBand="0" w:firstRowFirstColumn="0" w:firstRowLastColumn="0" w:lastRowFirstColumn="0" w:lastRowLastColumn="0"/>
               <w:rPr>
                 <w:lang w:val="en-US" w:eastAsia="en-US"/>
               </w:rPr>
@@ -1327,7 +1255,6 @@
             <w:pPr>
               <w:pStyle w:val="BCNumber"/>
               <w:jc w:val="right"/>
-              <w:cnfStyle w:val="000000100000" w:firstRow="0" w:lastRow="0" w:firstColumn="0" w:lastColumn="0" w:oddVBand="0" w:evenVBand="0" w:oddHBand="1" w:evenHBand="0" w:firstRowFirstColumn="0" w:firstRowLastColumn="0" w:lastRowFirstColumn="0" w:lastRowLastColumn="0"/>
               <w:rPr>
                 <w:lang w:val="en-US" w:eastAsia="en-US"/>
               </w:rPr>
@@ -1345,7 +1272,6 @@
             <w:pPr>
               <w:pStyle w:val="BCNumber"/>
               <w:jc w:val="right"/>
-              <w:cnfStyle w:val="000000100000" w:firstRow="0" w:lastRow="0" w:firstColumn="0" w:lastColumn="0" w:oddVBand="0" w:evenVBand="0" w:oddHBand="1" w:evenHBand="0" w:firstRowFirstColumn="0" w:firstRowLastColumn="0" w:lastRowFirstColumn="0" w:lastRowLastColumn="0"/>
               <w:rPr>
                 <w:lang w:val="en-US" w:eastAsia="en-US"/>
               </w:rPr>
@@ -1363,7 +1289,6 @@
             <w:pPr>
               <w:pStyle w:val="BCNumber"/>
               <w:jc w:val="right"/>
-              <w:cnfStyle w:val="000000100000" w:firstRow="0" w:lastRow="0" w:firstColumn="0" w:lastColumn="0" w:oddVBand="0" w:evenVBand="0" w:oddHBand="1" w:evenHBand="0" w:firstRowFirstColumn="0" w:firstRowLastColumn="0" w:lastRowFirstColumn="0" w:lastRowLastColumn="0"/>
               <w:rPr>
                 <w:lang w:val="en-US" w:eastAsia="en-US"/>
               </w:rPr>
@@ -1375,6 +1300,7 @@
         <w:sdtPr>
           <w:rPr>
             <w:lang w:val="en-US" w:eastAsia="en-US"/>
+            <w14:numSpacing w14:val="tabular"/>
           </w:rPr>
           <w:alias w:val="Repeater: Line"/>
           <w:tag w:val="#BC:InsertRepeater,DataItems/Header/Line"/>
@@ -1396,6 +1322,7 @@
             <w:sdtPr>
               <w:rPr>
                 <w:lang w:val="en-US" w:eastAsia="en-US"/>
+                <w14:numSpacing w14:val="tabular"/>
               </w:rPr>
               <w:id w:val="-1367135181"/>
               <w15:color w:val="808080"/>
@@ -1417,6 +1344,7 @@
                   <w:sdtPr>
                     <w:rPr>
                       <w:lang w:val="en-US" w:eastAsia="en-US"/>
+                      <w14:numSpacing w14:val="tabular"/>
                     </w:rPr>
                     <w:alias w:val="ItemNo_Line"/>
                     <w:tag w:val="#BC:InsertDataItem,DataItems/Header/Line/ItemNo_Line"/>
@@ -1428,13 +1356,15 @@
                     <w15:color w:val="808080"/>
                     <w:text/>
                   </w:sdtPr>
-                  <w:sdtEndPr/>
+                  <w:sdtEndPr>
+                    <w:rPr>
+                      <w14:numSpacing w14:val="default"/>
+                    </w:rPr>
+                  </w:sdtEndPr>
                   <w:sdtContent>
                     <w:tc>
                       <w:tcPr>
-                        <w:cnfStyle w:val="001000000000" w:firstRow="0" w:lastRow="0" w:firstColumn="1" w:lastColumn="0" w:oddVBand="0" w:evenVBand="0" w:oddHBand="0" w:evenHBand="0" w:firstRowFirstColumn="0" w:firstRowLastColumn="0" w:lastRowFirstColumn="0" w:lastRowLastColumn="0"/>
                         <w:tcW w:w="386" w:type="pct"/>
-                        <w:vAlign w:val="center"/>
                       </w:tcPr>
                       <w:p>
                         <w:pPr>
@@ -1474,12 +1404,10 @@
                     <w:tc>
                       <w:tcPr>
                         <w:tcW w:w="1117" w:type="pct"/>
-                        <w:vAlign w:val="center"/>
                       </w:tcPr>
                       <w:p>
                         <w:pPr>
                           <w:pStyle w:val="NoSpacing"/>
-                          <w:cnfStyle w:val="000000010000" w:firstRow="0" w:lastRow="0" w:firstColumn="0" w:lastColumn="0" w:oddVBand="0" w:evenVBand="0" w:oddHBand="0" w:evenHBand="1" w:firstRowFirstColumn="0" w:firstRowLastColumn="0" w:lastRowFirstColumn="0" w:lastRowLastColumn="0"/>
                           <w:rPr>
                             <w:lang w:eastAsia="en-US"/>
                           </w:rPr>
@@ -1515,13 +1443,11 @@
                     <w:tc>
                       <w:tcPr>
                         <w:tcW w:w="557" w:type="pct"/>
-                        <w:vAlign w:val="center"/>
                       </w:tcPr>
                       <w:p>
                         <w:pPr>
                           <w:pStyle w:val="BCNumber"/>
                           <w:jc w:val="right"/>
-                          <w:cnfStyle w:val="000000010000" w:firstRow="0" w:lastRow="0" w:firstColumn="0" w:lastColumn="0" w:oddVBand="0" w:evenVBand="0" w:oddHBand="0" w:evenHBand="1" w:firstRowFirstColumn="0" w:firstRowLastColumn="0" w:lastRowFirstColumn="0" w:lastRowLastColumn="0"/>
                           <w:rPr>
                             <w:lang w:val="en-US" w:eastAsia="en-US"/>
                           </w:rPr>
@@ -1540,7 +1466,6 @@
                 </w:sdt>
                 <w:sdt>
                   <w:sdtPr>
-                    <w:rPr/>
                     <w:alias w:val="UnitOfMeasure"/>
                     <w:tag w:val="#BC:InsertDataItem,DataItems/Header/Line/UnitOfMeasure"/>
                     <w:id w:val="-2053294236"/>
@@ -1555,12 +1480,10 @@
                     <w:tc>
                       <w:tcPr>
                         <w:tcW w:w="384" w:type="pct"/>
-                        <w:vAlign w:val="center"/>
                       </w:tcPr>
                       <w:p>
                         <w:pPr>
                           <w:pStyle w:val="NoSpacing"/>
-                          <w:cnfStyle w:val="000000010000" w:firstRow="0" w:lastRow="0" w:firstColumn="0" w:lastColumn="0" w:oddVBand="0" w:evenVBand="0" w:oddHBand="0" w:evenHBand="1" w:firstRowFirstColumn="0" w:firstRowLastColumn="0" w:lastRowFirstColumn="0" w:lastRowLastColumn="0"/>
                         </w:pPr>
                         <w:proofErr w:type="spellStart"/>
                         <w:r>
@@ -1574,19 +1497,16 @@
                 <w:tc>
                   <w:tcPr>
                     <w:tcW w:w="686" w:type="pct"/>
-                    <w:vAlign w:val="center"/>
                   </w:tcPr>
                   <w:p>
                     <w:pPr>
                       <w:pStyle w:val="NoSpacing"/>
-                      <w:cnfStyle w:val="000000010000" w:firstRow="0" w:lastRow="0" w:firstColumn="0" w:lastColumn="0" w:oddVBand="0" w:evenVBand="0" w:oddHBand="0" w:evenHBand="1" w:firstRowFirstColumn="0" w:firstRowLastColumn="0" w:lastRowFirstColumn="0" w:lastRowLastColumn="0"/>
                       <w:rPr>
                         <w:lang w:val="en-US" w:eastAsia="en-US"/>
                       </w:rPr>
                     </w:pPr>
                     <w:sdt>
                       <w:sdtPr>
-                        <w:rPr/>
                         <w:alias w:val="UnitPrice"/>
                         <w:tag w:val="#BC:InsertDataItem,DataItems/Header/Line/UnitPrice"/>
                         <w:id w:val="-1253814634"/>
@@ -1609,7 +1529,6 @@
                 </w:tc>
                 <w:sdt>
                   <w:sdtPr>
-                    <w:rPr/>
                     <w:alias w:val="LineDiscountPercentText_Line"/>
                     <w:tag w:val="#BC:InsertDataItem,DataItems/Header/Line/LineDiscountPercentText_Line"/>
                     <w:id w:val="415913873"/>
@@ -1624,12 +1543,10 @@
                     <w:tc>
                       <w:tcPr>
                         <w:tcW w:w="643" w:type="pct"/>
-                        <w:vAlign w:val="center"/>
                       </w:tcPr>
                       <w:p>
                         <w:pPr>
                           <w:pStyle w:val="NoSpacing"/>
-                          <w:cnfStyle w:val="000000010000" w:firstRow="0" w:lastRow="0" w:firstColumn="0" w:lastColumn="0" w:oddVBand="0" w:evenVBand="0" w:oddHBand="0" w:evenHBand="1" w:firstRowFirstColumn="0" w:firstRowLastColumn="0" w:lastRowFirstColumn="0" w:lastRowLastColumn="0"/>
                         </w:pPr>
                         <w:proofErr w:type="spellStart"/>
                         <w:r>
@@ -1642,7 +1559,6 @@
                 </w:sdt>
                 <w:sdt>
                   <w:sdtPr>
-                    <w:rPr/>
                     <w:alias w:val="VATPct_Line"/>
                     <w:tag w:val="#BC:InsertDataItem,DataItems/Header/Line/VATPct_Line"/>
                     <w:id w:val="1436251310"/>
@@ -1657,12 +1573,10 @@
                     <w:tc>
                       <w:tcPr>
                         <w:tcW w:w="473" w:type="pct"/>
-                        <w:vAlign w:val="center"/>
                       </w:tcPr>
                       <w:p>
                         <w:pPr>
                           <w:pStyle w:val="NoSpacing"/>
-                          <w:cnfStyle w:val="000000010000" w:firstRow="0" w:lastRow="0" w:firstColumn="0" w:lastColumn="0" w:oddVBand="0" w:evenVBand="0" w:oddHBand="0" w:evenHBand="1" w:firstRowFirstColumn="0" w:firstRowLastColumn="0" w:lastRowFirstColumn="0" w:lastRowLastColumn="0"/>
                         </w:pPr>
                         <w:proofErr w:type="spellStart"/>
                         <w:r>
@@ -1676,20 +1590,17 @@
                 <w:tc>
                   <w:tcPr>
                     <w:tcW w:w="754" w:type="pct"/>
-                    <w:vAlign w:val="center"/>
                   </w:tcPr>
                   <w:p>
                     <w:pPr>
                       <w:pStyle w:val="BCNumber"/>
                       <w:jc w:val="right"/>
-                      <w:cnfStyle w:val="000000010000" w:firstRow="0" w:lastRow="0" w:firstColumn="0" w:lastColumn="0" w:oddVBand="0" w:evenVBand="0" w:oddHBand="0" w:evenHBand="1" w:firstRowFirstColumn="0" w:firstRowLastColumn="0" w:lastRowFirstColumn="0" w:lastRowLastColumn="0"/>
                       <w:rPr>
                         <w:lang w:val="en-US" w:eastAsia="en-US"/>
                       </w:rPr>
                     </w:pPr>
                     <w:sdt>
                       <w:sdtPr>
-                        <w:rPr/>
                         <w:alias w:val="LineAmount_Line"/>
                         <w:tag w:val="#BC:InsertDataItem,DataItems/Header/Line/LineAmount_Line"/>
                         <w:id w:val="787541011"/>
@@ -1719,9 +1630,7 @@
         </w:sdtContent>
       </w:sdt>
     </w:tbl>
-    <w:p>
-      <w:pPr/>
-    </w:p>
+    <w:p/>
     <w:tbl>
       <w:tblPr>
         <w:tblStyle w:val="BCTotalsTable"/>
@@ -1731,11 +1640,11 @@
         <w:tblDescription w:val="Document totals."/>
       </w:tblPr>
       <w:tblGrid>
-        <w:gridCol w:w="4995"/>
-        <w:gridCol w:w="959"/>
-        <w:gridCol w:w="424"/>
-        <w:gridCol w:w="428"/>
-        <w:gridCol w:w="3688"/>
+        <w:gridCol w:w="4920"/>
+        <w:gridCol w:w="884"/>
+        <w:gridCol w:w="349"/>
+        <w:gridCol w:w="353"/>
+        <w:gridCol w:w="3988"/>
       </w:tblGrid>
       <w:tr>
         <w:trPr>
@@ -1744,7 +1653,6 @@
         </w:trPr>
         <w:sdt>
           <w:sdtPr>
-            <w:rPr/>
             <w:alias w:val="Description_ReportTotalsLine"/>
             <w:tag w:val="#BC:InsertDataItem,DataItems/Header/ReportTotalsLine/Description_ReportTotalsLine"/>
             <w:id w:val="700291320"/>
@@ -1758,14 +1666,12 @@
           <w:sdtContent>
             <w:tc>
               <w:tcPr>
-                <w:cnfStyle w:val="001000000000" w:firstRow="0" w:lastRow="0" w:firstColumn="1" w:lastColumn="0" w:oddVBand="0" w:evenVBand="0" w:oddHBand="0" w:evenHBand="0" w:firstRowFirstColumn="0" w:firstRowLastColumn="0" w:lastRowFirstColumn="0" w:lastRowLastColumn="0"/>
                 <w:tcW w:w="2380" w:type="pct"/>
-                <w:vAlign w:val="center"/>
               </w:tcPr>
               <w:p>
                 <w:pPr>
                   <w:pStyle w:val="NoSpacing"/>
-                  <w:spacing w:before="120" w:after="120" w:line="240" w:lineRule="auto"/>
+                  <w:spacing w:before="120" w:after="120"/>
                 </w:pPr>
                 <w:proofErr w:type="spellStart"/>
                 <w:r>
@@ -1779,13 +1685,11 @@
         <w:tc>
           <w:tcPr>
             <w:tcW w:w="457" w:type="pct"/>
-            <w:vAlign w:val="center"/>
           </w:tcPr>
           <w:p>
             <w:pPr>
               <w:pStyle w:val="NoSpacing"/>
-              <w:spacing w:before="120" w:after="120" w:line="240" w:lineRule="auto"/>
-              <w:cnfStyle w:val="000000000000" w:firstRow="0" w:lastRow="0" w:firstColumn="0" w:lastColumn="0" w:oddVBand="0" w:evenVBand="0" w:oddHBand="0" w:evenHBand="0" w:firstRowFirstColumn="0" w:firstRowLastColumn="0" w:lastRowFirstColumn="0" w:lastRowLastColumn="0"/>
+              <w:spacing w:before="120" w:after="120"/>
               <w:rPr>
                 <w:lang w:eastAsia="en-US"/>
               </w:rPr>
@@ -1795,13 +1699,11 @@
         <w:tc>
           <w:tcPr>
             <w:tcW w:w="202" w:type="pct"/>
-            <w:vAlign w:val="center"/>
           </w:tcPr>
           <w:p>
             <w:pPr>
               <w:pStyle w:val="NoSpacing"/>
-              <w:spacing w:before="120" w:after="120" w:line="240" w:lineRule="auto"/>
-              <w:cnfStyle w:val="000000000000" w:firstRow="0" w:lastRow="0" w:firstColumn="0" w:lastColumn="0" w:oddVBand="0" w:evenVBand="0" w:oddHBand="0" w:evenHBand="0" w:firstRowFirstColumn="0" w:firstRowLastColumn="0" w:lastRowFirstColumn="0" w:lastRowLastColumn="0"/>
+              <w:spacing w:before="120" w:after="120"/>
               <w:rPr>
                 <w:lang w:val="en-US" w:eastAsia="en-US"/>
               </w:rPr>
@@ -1811,13 +1713,11 @@
         <w:tc>
           <w:tcPr>
             <w:tcW w:w="204" w:type="pct"/>
-            <w:vAlign w:val="center"/>
           </w:tcPr>
           <w:p>
             <w:pPr>
               <w:pStyle w:val="NoSpacing"/>
-              <w:spacing w:before="120" w:after="120" w:line="240" w:lineRule="auto"/>
-              <w:cnfStyle w:val="000000000000" w:firstRow="0" w:lastRow="0" w:firstColumn="0" w:lastColumn="0" w:oddVBand="0" w:evenVBand="0" w:oddHBand="0" w:evenHBand="0" w:firstRowFirstColumn="0" w:firstRowLastColumn="0" w:lastRowFirstColumn="0" w:lastRowLastColumn="0"/>
+              <w:spacing w:before="120" w:after="120"/>
               <w:rPr>
                 <w:lang w:eastAsia="en-US"/>
               </w:rPr>
@@ -1843,14 +1743,12 @@
             <w:tc>
               <w:tcPr>
                 <w:tcW w:w="1757" w:type="pct"/>
-                <w:vAlign w:val="center"/>
               </w:tcPr>
               <w:p>
                 <w:pPr>
                   <w:pStyle w:val="BCNumber"/>
-                  <w:spacing w:before="120" w:after="120" w:line="240" w:lineRule="auto"/>
+                  <w:spacing w:before="120" w:after="120"/>
                   <w:jc w:val="right"/>
-                  <w:cnfStyle w:val="000000000000" w:firstRow="0" w:lastRow="0" w:firstColumn="0" w:lastColumn="0" w:oddVBand="0" w:evenVBand="0" w:oddHBand="0" w:evenHBand="0" w:firstRowFirstColumn="0" w:firstRowLastColumn="0" w:lastRowFirstColumn="0" w:lastRowLastColumn="0"/>
                   <w:rPr>
                     <w:lang w:eastAsia="en-US"/>
                   </w:rPr>
@@ -1875,7 +1773,6 @@
         </w:trPr>
         <w:sdt>
           <w:sdtPr>
-            <w:rPr/>
             <w:alias w:val="VATAmount_Lbl"/>
             <w:tag w:val="#BC:InsertDataItem,DataItems/Header/VATAmount_Lbl"/>
             <w:id w:val="-255750165"/>
@@ -1889,17 +1786,15 @@
           <w:sdtContent>
             <w:tc>
               <w:tcPr>
-                <w:cnfStyle w:val="001000000000" w:firstRow="0" w:lastRow="0" w:firstColumn="1" w:lastColumn="0" w:oddVBand="0" w:evenVBand="0" w:oddHBand="0" w:evenHBand="0" w:firstRowFirstColumn="0" w:firstRowLastColumn="0" w:lastRowFirstColumn="0" w:lastRowLastColumn="0"/>
                 <w:tcW w:w="2380" w:type="pct"/>
                 <w:tcBorders>
                   <w:bottom w:val="single" w:sz="4" w:space="0" w:color="000000"/>
                 </w:tcBorders>
-                <w:vAlign w:val="center"/>
               </w:tcPr>
               <w:p>
                 <w:pPr>
                   <w:pStyle w:val="NoSpacing"/>
-                  <w:spacing w:before="120" w:after="120" w:line="240" w:lineRule="auto"/>
+                  <w:spacing w:before="120" w:after="120"/>
                 </w:pPr>
                 <w:proofErr w:type="spellStart"/>
                 <w:r>
@@ -1916,13 +1811,11 @@
             <w:tcBorders>
               <w:bottom w:val="single" w:sz="4" w:space="0" w:color="000000"/>
             </w:tcBorders>
-            <w:vAlign w:val="center"/>
           </w:tcPr>
           <w:p>
             <w:pPr>
               <w:pStyle w:val="NoSpacing"/>
-              <w:spacing w:before="120" w:after="120" w:line="240" w:lineRule="auto"/>
-              <w:cnfStyle w:val="000000000000" w:firstRow="0" w:lastRow="0" w:firstColumn="0" w:lastColumn="0" w:oddVBand="0" w:evenVBand="0" w:oddHBand="0" w:evenHBand="0" w:firstRowFirstColumn="0" w:firstRowLastColumn="0" w:lastRowFirstColumn="0" w:lastRowLastColumn="0"/>
+              <w:spacing w:before="120" w:after="120"/>
               <w:rPr>
                 <w:lang w:eastAsia="en-US"/>
               </w:rPr>
@@ -1935,13 +1828,11 @@
             <w:tcBorders>
               <w:bottom w:val="single" w:sz="4" w:space="0" w:color="000000"/>
             </w:tcBorders>
-            <w:vAlign w:val="center"/>
           </w:tcPr>
           <w:p>
             <w:pPr>
               <w:pStyle w:val="NoSpacing"/>
-              <w:spacing w:before="120" w:after="120" w:line="240" w:lineRule="auto"/>
-              <w:cnfStyle w:val="000000000000" w:firstRow="0" w:lastRow="0" w:firstColumn="0" w:lastColumn="0" w:oddVBand="0" w:evenVBand="0" w:oddHBand="0" w:evenHBand="0" w:firstRowFirstColumn="0" w:firstRowLastColumn="0" w:lastRowFirstColumn="0" w:lastRowLastColumn="0"/>
+              <w:spacing w:before="120" w:after="120"/>
               <w:rPr>
                 <w:lang w:val="en-US" w:eastAsia="en-US"/>
               </w:rPr>
@@ -1954,13 +1845,11 @@
             <w:tcBorders>
               <w:bottom w:val="single" w:sz="4" w:space="0" w:color="000000"/>
             </w:tcBorders>
-            <w:vAlign w:val="center"/>
           </w:tcPr>
           <w:p>
             <w:pPr>
               <w:pStyle w:val="NoSpacing"/>
-              <w:spacing w:before="120" w:after="120" w:line="240" w:lineRule="auto"/>
-              <w:cnfStyle w:val="000000000000" w:firstRow="0" w:lastRow="0" w:firstColumn="0" w:lastColumn="0" w:oddVBand="0" w:evenVBand="0" w:oddHBand="0" w:evenHBand="0" w:firstRowFirstColumn="0" w:firstRowLastColumn="0" w:lastRowFirstColumn="0" w:lastRowLastColumn="0"/>
+              <w:spacing w:before="120" w:after="120"/>
               <w:rPr>
                 <w:lang w:eastAsia="en-US"/>
               </w:rPr>
@@ -1989,14 +1878,12 @@
                 <w:tcBorders>
                   <w:bottom w:val="single" w:sz="4" w:space="0" w:color="000000"/>
                 </w:tcBorders>
-                <w:vAlign w:val="center"/>
               </w:tcPr>
               <w:p>
                 <w:pPr>
                   <w:pStyle w:val="BCNumber"/>
-                  <w:spacing w:before="120" w:after="120" w:line="240" w:lineRule="auto"/>
+                  <w:spacing w:before="120" w:after="120"/>
                   <w:jc w:val="right"/>
-                  <w:cnfStyle w:val="000000000000" w:firstRow="0" w:lastRow="0" w:firstColumn="0" w:lastColumn="0" w:oddVBand="0" w:evenVBand="0" w:oddHBand="0" w:evenHBand="0" w:firstRowFirstColumn="0" w:firstRowLastColumn="0" w:lastRowFirstColumn="0" w:lastRowLastColumn="0"/>
                   <w:rPr>
                     <w:lang w:eastAsia="en-US"/>
                   </w:rPr>
@@ -2022,7 +1909,6 @@
         </w:trPr>
         <w:sdt>
           <w:sdtPr>
-            <w:rPr/>
             <w:alias w:val="TotalText"/>
             <w:tag w:val="#BC:InsertDataItem,DataItems/Header/Totals/TotalText"/>
             <w:id w:val="-1797897230"/>
@@ -2036,18 +1922,16 @@
           <w:sdtContent>
             <w:tc>
               <w:tcPr>
-                <w:cnfStyle w:val="001000000000" w:firstRow="0" w:lastRow="0" w:firstColumn="1" w:lastColumn="0" w:oddVBand="0" w:evenVBand="0" w:oddHBand="0" w:evenHBand="0" w:firstRowFirstColumn="0" w:firstRowLastColumn="0" w:lastRowFirstColumn="0" w:lastRowLastColumn="0"/>
                 <w:tcW w:w="2380" w:type="pct"/>
                 <w:tcBorders>
                   <w:top w:val="single" w:sz="4" w:space="0" w:color="000000"/>
                   <w:bottom w:val="single" w:sz="12" w:space="0" w:color="000000"/>
                 </w:tcBorders>
-                <w:vAlign w:val="center"/>
               </w:tcPr>
               <w:p>
                 <w:pPr>
                   <w:pStyle w:val="BCLabel"/>
-                  <w:spacing w:before="120" w:after="120" w:line="240" w:lineRule="auto"/>
+                  <w:spacing w:before="120" w:after="120"/>
                 </w:pPr>
                 <w:proofErr w:type="spellStart"/>
                 <w:r>
@@ -2065,13 +1949,11 @@
               <w:top w:val="single" w:sz="4" w:space="0" w:color="000000"/>
               <w:bottom w:val="single" w:sz="12" w:space="0" w:color="000000"/>
             </w:tcBorders>
-            <w:vAlign w:val="center"/>
           </w:tcPr>
           <w:p>
             <w:pPr>
               <w:pStyle w:val="BCLabel"/>
-              <w:spacing w:before="120" w:after="120" w:line="240" w:lineRule="auto"/>
-              <w:cnfStyle w:val="010000000000" w:firstRow="0" w:lastRow="1" w:firstColumn="0" w:lastColumn="0" w:oddVBand="0" w:evenVBand="0" w:oddHBand="0" w:evenHBand="0" w:firstRowFirstColumn="0" w:firstRowLastColumn="0" w:lastRowFirstColumn="0" w:lastRowLastColumn="0"/>
+              <w:spacing w:before="120" w:after="120"/>
               <w:rPr>
                 <w:lang w:eastAsia="en-US"/>
               </w:rPr>
@@ -2085,13 +1967,11 @@
               <w:top w:val="single" w:sz="4" w:space="0" w:color="000000"/>
               <w:bottom w:val="single" w:sz="12" w:space="0" w:color="000000"/>
             </w:tcBorders>
-            <w:vAlign w:val="center"/>
           </w:tcPr>
           <w:p>
             <w:pPr>
               <w:pStyle w:val="BCLabel"/>
-              <w:spacing w:before="120" w:after="120" w:line="240" w:lineRule="auto"/>
-              <w:cnfStyle w:val="010000000000" w:firstRow="0" w:lastRow="1" w:firstColumn="0" w:lastColumn="0" w:oddVBand="0" w:evenVBand="0" w:oddHBand="0" w:evenHBand="0" w:firstRowFirstColumn="0" w:firstRowLastColumn="0" w:lastRowFirstColumn="0" w:lastRowLastColumn="0"/>
+              <w:spacing w:before="120" w:after="120"/>
               <w:rPr>
                 <w:lang w:eastAsia="en-US"/>
               </w:rPr>
@@ -2105,13 +1985,11 @@
               <w:top w:val="single" w:sz="4" w:space="0" w:color="000000"/>
               <w:bottom w:val="single" w:sz="12" w:space="0" w:color="000000"/>
             </w:tcBorders>
-            <w:vAlign w:val="center"/>
           </w:tcPr>
           <w:p>
             <w:pPr>
               <w:pStyle w:val="BCLabel"/>
-              <w:spacing w:before="120" w:after="120" w:line="240" w:lineRule="auto"/>
-              <w:cnfStyle w:val="010000000000" w:firstRow="0" w:lastRow="1" w:firstColumn="0" w:lastColumn="0" w:oddVBand="0" w:evenVBand="0" w:oddHBand="0" w:evenHBand="0" w:firstRowFirstColumn="0" w:firstRowLastColumn="0" w:lastRowFirstColumn="0" w:lastRowLastColumn="0"/>
+              <w:spacing w:before="120" w:after="120"/>
               <w:rPr>
                 <w:lang w:eastAsia="en-US"/>
               </w:rPr>
@@ -2125,14 +2003,12 @@
               <w:top w:val="single" w:sz="4" w:space="0" w:color="000000"/>
               <w:bottom w:val="single" w:sz="12" w:space="0" w:color="000000"/>
             </w:tcBorders>
-            <w:vAlign w:val="center"/>
           </w:tcPr>
           <w:p>
             <w:pPr>
               <w:pStyle w:val="BCLabelNumber"/>
-              <w:spacing w:before="120" w:after="120" w:line="240" w:lineRule="auto"/>
+              <w:spacing w:before="120" w:after="120"/>
               <w:jc w:val="right"/>
-              <w:cnfStyle w:val="010000000000" w:firstRow="0" w:lastRow="1" w:firstColumn="0" w:lastColumn="0" w:oddVBand="0" w:evenVBand="0" w:oddHBand="0" w:evenHBand="0" w:firstRowFirstColumn="0" w:firstRowLastColumn="0" w:lastRowFirstColumn="0" w:lastRowLastColumn="0"/>
               <w:rPr>
                 <w:lang w:eastAsia="en-US"/>
               </w:rPr>
@@ -2143,7 +2019,6 @@
             <w:proofErr w:type="spellStart"/>
             <w:sdt>
               <w:sdtPr>
-                <w:rPr/>
                 <w:alias w:val="TotalAmountIncludingVAT"/>
                 <w:tag w:val="#BC:InsertDataItem,DataItems/Header/Totals/TotalAmountIncludingVAT"/>
                 <w:id w:val="475962551"/>
@@ -2692,6 +2567,7 @@
       <w:kern w:val="0"/>
       <w:sz w:val="20"/>
       <w:szCs w:val="20"/>
+      <w:lang w:val="da-DK" w:eastAsia="da-DK"/>
       <w14:ligatures w14:val="none"/>
     </w:rPr>
     <w:tblPr/>
@@ -2893,8 +2769,8 @@
       <w:spacing w:after="0" w:line="240" w:lineRule="auto"/>
     </w:pPr>
     <w:rPr>
-      <w:rFonts w:asciiTheme="minorHAnsi" w:hAnsiTheme="minorHAnsi" w:eastAsiaTheme="minorHAnsi" w:cstheme="minorBidi"/>
-      <w:color w:val="242424" w:themeColor="text1"/>
+      <w:rFonts w:eastAsiaTheme="minorHAnsi"/>
+      <w:color w:val="000000" w:themeColor="text1"/>
     </w:rPr>
   </w:style>
   <w:style w:type="paragraph" w:customStyle="1" w:styleId="BCNumber">
@@ -2903,13 +2779,7 @@
     <w:next w:val="Normal"/>
     <w:uiPriority w:val="2"/>
     <w:qFormat/>
-    <w:pPr>
-      <w:spacing w:before="0" w:after="0" w:line="240" w:lineRule="auto"/>
-    </w:pPr>
     <w:rPr>
-      <w:rFonts w:asciiTheme="minorHAnsi" w:hAnsiTheme="minorHAnsi" w:eastAsiaTheme="minorHAnsi" w:cstheme="minorBidi"/>
-      <w:color w:val="242424" w:themeColor="text1"/>
-      <w14:numForm w14:val="tabular"/>
       <w14:numSpacing w14:val="tabular"/>
     </w:rPr>
   </w:style>
@@ -2921,11 +2791,9 @@
     <w:qFormat/>
     <w:pPr>
       <w:keepNext/>
-      <w:spacing w:before="0" w:after="0" w:line="240" w:lineRule="auto"/>
     </w:pPr>
     <w:rPr>
-      <w:rFonts w:asciiTheme="majorHAnsi" w:hAnsiTheme="majorHAnsi" w:eastAsiaTheme="majorEastAsia" w:cstheme="majorBidi"/>
-      <w:color w:val="242424" w:themeColor="text1"/>
+      <w:rFonts w:asciiTheme="majorHAnsi" w:eastAsiaTheme="majorEastAsia" w:hAnsiTheme="majorHAnsi" w:cstheme="majorBidi"/>
     </w:rPr>
   </w:style>
   <w:style w:type="paragraph" w:customStyle="1" w:styleId="BCLabelNumber">
@@ -2934,13 +2802,7 @@
     <w:next w:val="Normal"/>
     <w:uiPriority w:val="2"/>
     <w:qFormat/>
-    <w:pPr>
-      <w:spacing w:before="0" w:after="0" w:line="240" w:lineRule="auto"/>
-    </w:pPr>
     <w:rPr>
-      <w:rFonts w:asciiTheme="majorHAnsi" w:hAnsiTheme="majorHAnsi" w:eastAsiaTheme="majorEastAsia" w:cstheme="majorBidi"/>
-      <w:color w:val="242424" w:themeColor="text1"/>
-      <w14:numForm w14:val="tabular"/>
       <w14:numSpacing w14:val="tabular"/>
     </w:rPr>
   </w:style>
@@ -2950,25 +2812,21 @@
     <w:uiPriority w:val="99"/>
     <w:qFormat/>
     <w:pPr>
-      <w:spacing w:before="0" w:after="0" w:line="240" w:lineRule="auto"/>
+      <w:spacing w:after="0" w:line="240" w:lineRule="auto"/>
     </w:pPr>
     <w:tblPr>
       <w:tblStyleRowBandSize w:val="1"/>
       <w:tblStyleColBandSize w:val="1"/>
       <w:tblCellMar>
-        <w:top w:w="0" w:type="dxa"/>
         <w:left w:w="0" w:type="dxa"/>
-        <w:bottom w:w="0" w:type="dxa"/>
         <w:right w:w="0" w:type="dxa"/>
       </w:tblCellMar>
     </w:tblPr>
-    <w:tcPr>
-      <w:vAlign w:val="top"/>
-    </w:tcPr>
     <w:tblStylePr w:type="firstRow">
       <w:rPr>
         <w:rFonts w:asciiTheme="majorHAnsi" w:hAnsiTheme="majorHAnsi" w:cstheme="majorBidi"/>
       </w:rPr>
+      <w:tblPr/>
       <w:tcPr>
         <w:vAlign w:val="top"/>
       </w:tcPr>
@@ -2980,15 +2838,13 @@
     <w:uiPriority w:val="99"/>
     <w:qFormat/>
     <w:pPr>
-      <w:spacing w:before="0" w:after="0" w:line="240" w:lineRule="auto"/>
+      <w:spacing w:after="0" w:line="240" w:lineRule="auto"/>
     </w:pPr>
     <w:tblPr>
       <w:tblStyleRowBandSize w:val="1"/>
       <w:tblStyleColBandSize w:val="1"/>
       <w:tblCellMar>
-        <w:top w:w="0" w:type="dxa"/>
         <w:left w:w="115" w:type="dxa"/>
-        <w:bottom w:w="0" w:type="dxa"/>
         <w:right w:w="115" w:type="dxa"/>
       </w:tblCellMar>
     </w:tblPr>
@@ -3002,28 +2858,32 @@
       <w:rPr>
         <w:rFonts w:asciiTheme="majorHAnsi" w:hAnsiTheme="majorHAnsi" w:cstheme="majorBidi"/>
       </w:rPr>
+      <w:tblPr/>
       <w:tcPr>
         <w:tcBorders>
-          <w:bottom w:val="single" w:sz="4" w:space="0" w:color="242424" w:themeColor="text1"/>
+          <w:bottom w:val="single" w:sz="4" w:space="0" w:color="000000" w:themeColor="text1"/>
         </w:tcBorders>
         <w:vAlign w:val="top"/>
       </w:tcPr>
     </w:tblStylePr>
     <w:tblStylePr w:type="lastRow">
+      <w:tblPr/>
       <w:tcPr>
         <w:tcBorders>
-          <w:bottom w:val="single" w:sz="4" w:space="0" w:color="F5F7F8" w:themeColor="background2"/>
+          <w:bottom w:val="single" w:sz="4" w:space="0" w:color="E8E8E8" w:themeColor="background2"/>
         </w:tcBorders>
       </w:tcPr>
     </w:tblStylePr>
     <w:tblStylePr w:type="band1Horz">
+      <w:tblPr/>
       <w:tcPr>
         <w:shd w:val="clear" w:color="auto" w:fill="auto"/>
       </w:tcPr>
     </w:tblStylePr>
     <w:tblStylePr w:type="band2Horz">
+      <w:tblPr/>
       <w:tcPr>
-        <w:shd w:val="clear" w:color="auto" w:fill="CCE6E9" w:themeFill="accent2" w:themeFillTint="33"/>
+        <w:shd w:val="clear" w:color="auto" w:fill="FAE2D5" w:themeFill="accent2" w:themeFillTint="33"/>
       </w:tcPr>
     </w:tblStylePr>
   </w:style>
@@ -3033,15 +2893,13 @@
     <w:uiPriority w:val="99"/>
     <w:qFormat/>
     <w:pPr>
-      <w:spacing w:before="0" w:after="0" w:line="240" w:lineRule="auto"/>
+      <w:spacing w:after="0" w:line="240" w:lineRule="auto"/>
     </w:pPr>
     <w:tblPr>
       <w:tblStyleRowBandSize w:val="1"/>
       <w:tblStyleColBandSize w:val="1"/>
       <w:tblCellMar>
-        <w:top w:w="0" w:type="dxa"/>
         <w:left w:w="115" w:type="dxa"/>
-        <w:bottom w:w="0" w:type="dxa"/>
         <w:right w:w="115" w:type="dxa"/>
       </w:tblCellMar>
     </w:tblPr>
@@ -3052,10 +2910,11 @@
       <w:rPr>
         <w:rFonts w:asciiTheme="majorHAnsi" w:hAnsiTheme="majorHAnsi" w:cstheme="majorBidi"/>
       </w:rPr>
+      <w:tblPr/>
       <w:tcPr>
         <w:tcBorders>
-          <w:top w:val="single" w:sz="4" w:space="0" w:color="242424" w:themeColor="text1"/>
-          <w:bottom w:val="single" w:sz="8" w:space="0" w:color="242424" w:themeColor="text1"/>
+          <w:top w:val="single" w:sz="4" w:space="0" w:color="000000" w:themeColor="text1"/>
+          <w:bottom w:val="single" w:sz="8" w:space="0" w:color="000000" w:themeColor="text1"/>
         </w:tcBorders>
       </w:tcPr>
     </w:tblStylePr>
@@ -3066,7 +2925,7 @@
     <w:uiPriority w:val="99"/>
     <w:qFormat/>
     <w:pPr>
-      <w:spacing w:before="0" w:after="0" w:line="240" w:lineRule="auto"/>
+      <w:spacing w:after="0" w:line="240" w:lineRule="auto"/>
     </w:pPr>
     <w:tblPr>
       <w:tblStyleRowBandSize w:val="1"/>
@@ -3085,6 +2944,7 @@
       <w:rPr>
         <w:rFonts w:asciiTheme="majorHAnsi" w:hAnsiTheme="majorHAnsi" w:cstheme="majorBidi"/>
       </w:rPr>
+      <w:tblPr/>
       <w:tcPr>
         <w:vAlign w:val="bottom"/>
       </w:tcPr>
@@ -3093,9 +2953,10 @@
       <w:rPr>
         <w:rFonts w:asciiTheme="majorHAnsi" w:hAnsiTheme="majorHAnsi" w:cstheme="majorBidi"/>
       </w:rPr>
+      <w:tblPr/>
       <w:tcPr>
         <w:tcBorders>
-          <w:top w:val="single" w:sz="4" w:space="0" w:color="242424" w:themeColor="text1"/>
+          <w:top w:val="single" w:sz="4" w:space="0" w:color="000000" w:themeColor="text1"/>
         </w:tcBorders>
       </w:tcPr>
     </w:tblStylePr>
@@ -3106,25 +2967,21 @@
     <w:uiPriority w:val="99"/>
     <w:qFormat/>
     <w:pPr>
-      <w:spacing w:before="0" w:after="0" w:line="240" w:lineRule="auto"/>
+      <w:spacing w:after="0" w:line="240" w:lineRule="auto"/>
     </w:pPr>
     <w:tblPr>
       <w:tblStyleRowBandSize w:val="1"/>
       <w:tblStyleColBandSize w:val="1"/>
       <w:tblCellMar>
-        <w:top w:w="0" w:type="dxa"/>
         <w:left w:w="0" w:type="dxa"/>
-        <w:bottom w:w="0" w:type="dxa"/>
         <w:right w:w="0" w:type="dxa"/>
       </w:tblCellMar>
     </w:tblPr>
-    <w:tcPr>
-      <w:vAlign w:val="top"/>
-    </w:tcPr>
     <w:tblStylePr w:type="lastRow">
+      <w:tblPr/>
       <w:tcPr>
         <w:tcBorders>
-          <w:bottom w:val="single" w:sz="4" w:space="0" w:color="242424" w:themeColor="text1"/>
+          <w:bottom w:val="single" w:sz="4" w:space="0" w:color="000000" w:themeColor="text1"/>
         </w:tcBorders>
       </w:tcPr>
     </w:tblStylePr>
@@ -4135,13 +3992,6 @@
     <w:pitch w:val="variable"/>
     <w:sig w:usb0="E4002EFF" w:usb1="C000E47F" w:usb2="00000009" w:usb3="00000000" w:csb0="000001FF" w:csb1="00000000"/>
   </w:font>
-  <w:font w:name="Arial">
-    <w:panose1 w:val="020B0604020202020204"/>
-    <w:charset w:val="00"/>
-    <w:family w:val="swiss"/>
-    <w:pitch w:val="variable"/>
-    <w:sig w:usb0="E0002EFF" w:usb1="C000785B" w:usb2="00000009" w:usb3="00000000" w:csb0="000001FF" w:csb1="00000000"/>
-  </w:font>
 </w:fonts>
 </file>
 
@@ -4149,6 +3999,7 @@
 <w:settings xmlns:mc="http://schemas.openxmlformats.org/markup-compatibility/2006" xmlns:o="urn:schemas-microsoft-com:office:office" xmlns:r="http://schemas.openxmlformats.org/officeDocument/2006/relationships" xmlns:m="http://schemas.openxmlformats.org/officeDocument/2006/math" xmlns:v="urn:schemas-microsoft-com:vml" xmlns:w10="urn:schemas-microsoft-com:office:word" xmlns:w="http://schemas.openxmlformats.org/wordprocessingml/2006/main" xmlns:w14="http://schemas.microsoft.com/office/word/2010/wordml" xmlns:w15="http://schemas.microsoft.com/office/word/2012/wordml" xmlns:w16cex="http://schemas.microsoft.com/office/word/2018/wordml/cex" xmlns:w16cid="http://schemas.microsoft.com/office/word/2016/wordml/cid" xmlns:w16="http://schemas.microsoft.com/office/word/2018/wordml" xmlns:w16du="http://schemas.microsoft.com/office/word/2023/wordml/word16du" xmlns:w16sdtdh="http://schemas.microsoft.com/office/word/2020/wordml/sdtdatahash" xmlns:w16sdtfl="http://schemas.microsoft.com/office/word/2024/wordml/sdtformatlock" xmlns:w16se="http://schemas.microsoft.com/office/word/2015/wordml/symex" xmlns:sl="http://schemas.openxmlformats.org/schemaLibrary/2006/main" mc:Ignorable="w14 w15 w16se w16cid w16 w16cex w16sdtdh w16sdtfl w16du">
   <w:view w:val="normal"/>
   <w:defaultTabStop w:val="720"/>
+  <w:hyphenationZone w:val="425"/>
   <w:characterSpacingControl w:val="doNotCompress"/>
   <w:compat>
     <w:useFELayout/>
@@ -4161,13 +4012,16 @@
   </w:compat>
   <w:rsids>
     <w:rsidRoot w:val="00526941"/>
+    <w:rsid w:val="00092B5E"/>
     <w:rsid w:val="00265B6E"/>
     <w:rsid w:val="00330966"/>
     <w:rsid w:val="003541A4"/>
+    <w:rsid w:val="004669A0"/>
     <w:rsid w:val="00503DE4"/>
     <w:rsid w:val="00526941"/>
     <w:rsid w:val="005421D5"/>
     <w:rsid w:val="008E7FCD"/>
+    <w:rsid w:val="00B71E95"/>
     <w:rsid w:val="00B94A15"/>
     <w:rsid w:val="00C25892"/>
     <w:rsid w:val="00DD4377"/>
@@ -4752,44 +4606,26 @@
   <w:style w:type="paragraph" w:customStyle="1" w:styleId="FA440EA0E06B492DAD878A83C3EBE814">
     <w:name w:val="FA440EA0E06B492DAD878A83C3EBE814"/>
     <w:rsid w:val="00330966"/>
-    <w:rPr>
-      <w:lang w:val="en-DK" w:eastAsia="en-DK"/>
-    </w:rPr>
   </w:style>
   <w:style w:type="paragraph" w:customStyle="1" w:styleId="87AA1FA3D62E4DF89C7ADBE91F899703">
     <w:name w:val="87AA1FA3D62E4DF89C7ADBE91F899703"/>
     <w:rsid w:val="00330966"/>
-    <w:rPr>
-      <w:lang w:val="en-DK" w:eastAsia="en-DK"/>
-    </w:rPr>
   </w:style>
   <w:style w:type="paragraph" w:customStyle="1" w:styleId="93CFB56C7DAC41AAB479933B8263B99E">
     <w:name w:val="93CFB56C7DAC41AAB479933B8263B99E"/>
     <w:rsid w:val="00330966"/>
-    <w:rPr>
-      <w:lang w:val="en-DK" w:eastAsia="en-DK"/>
-    </w:rPr>
   </w:style>
   <w:style w:type="paragraph" w:customStyle="1" w:styleId="9A63B52CEC3949FF8621813DD77F40F0">
     <w:name w:val="9A63B52CEC3949FF8621813DD77F40F0"/>
     <w:rsid w:val="00330966"/>
-    <w:rPr>
-      <w:lang w:val="en-DK" w:eastAsia="en-DK"/>
-    </w:rPr>
   </w:style>
   <w:style w:type="paragraph" w:customStyle="1" w:styleId="5CD04B57BEF34B438433AE83553E4B8E">
     <w:name w:val="5CD04B57BEF34B438433AE83553E4B8E"/>
     <w:rsid w:val="00330966"/>
-    <w:rPr>
-      <w:lang w:val="en-DK" w:eastAsia="en-DK"/>
-    </w:rPr>
   </w:style>
   <w:style w:type="paragraph" w:customStyle="1" w:styleId="9972D2C5830C45448958367633788881">
     <w:name w:val="9972D2C5830C45448958367633788881"/>
     <w:rsid w:val="00330966"/>
-    <w:rPr>
-      <w:lang w:val="en-DK" w:eastAsia="en-DK"/>
-    </w:rPr>
   </w:style>
 </w:styles>
 </file>
@@ -5136,7 +4972,7 @@
 </we:webextension>
 </file>
 
-<file path=customXml/item1.xml>��< ? x m l   v e r s i o n = " 1 . 0 "   e n c o d i n g = " u t f - 1 6 " ? > < N a v W o r d R e p o r t X m l P a r t   x m l n s = " u r n : m i c r o s o f t - d y n a m i c s - b u s i n e s s c e n t r a l / i n t e r n a l / e x t e n d e d / r e p o r t s / S t a n d a r d _ S a l e s _ Q u o t e / 1 3 0 4 / " > +<file path=customXml/item1.xml>��< ? x m l   v e r s i o n = " 1 . 0 "   e n c o d i n g = " u t f - 1 6 " ? > < N a v W o r d R e p o r t X m l P a r t   x m l n s = " u r n : m i c r o s o f t - d y n a m i c s - n a v / r e p o r t s / S t a n d a r d _ S a l e s _ Q u o t e / 1 3 0 4 / " >   
      < B C R e p o r t I n f o r m a t i o n >   
@@ -5202,367 +5038,365 @@
  
      < / B C R e p o r t I n f o r m a t i o n >   
-     < T o o l t i p s / > - 
-     < H e a d e r   E l e m e n t T y p e = " D a t a I t e m "   E l e m e n t I d = " 1 2 4 0 3 7 3 8 8 6 " > - 
-         < B i l l T o C o n t a c t E m a i l   E l e m e n t T y p e = " C o l u m n "   E l e m e n t I d = " 3 3 5 8 2 7 8 9 5 "   D a t a T y p e = " T e x t " > B i l l T o C o n t a c t E m a i l < / B i l l T o C o n t a c t E m a i l > - 
-         < B i l l T o C o n t a c t E m a i l L b l   E l e m e n t T y p e = " C o l u m n "   E l e m e n t I d = " 2 9 6 4 7 8 3 6 5 "   D a t a T y p e = " T e x t C o n s t " > B i l l T o C o n t a c t E m a i l L b l < / B i l l T o C o n t a c t E m a i l L b l > - 
-         < B i l l T o C o n t a c t M o b i l e P h o n e N o   E l e m e n t T y p e = " C o l u m n "   E l e m e n t I d = " 2 4 8 4 8 8 6 9 6 "   D a t a T y p e = " T e x t " > B i l l T o C o n t a c t M o b i l e P h o n e N o < / B i l l T o C o n t a c t M o b i l e P h o n e N o > - 
-         < B i l l T o C o n t a c t M o b i l e P h o n e N o L b l   E l e m e n t T y p e = " C o l u m n "   E l e m e n t I d = " 2 7 6 3 1 1 3 3 8 "   D a t a T y p e = " T e x t C o n s t " > B i l l T o C o n t a c t M o b i l e P h o n e N o L b l < / B i l l T o C o n t a c t M o b i l e P h o n e N o L b l > - 
-         < B i l l T o C o n t a c t P h o n e N o   E l e m e n t T y p e = " C o l u m n "   E l e m e n t I d = " 3 6 2 4 7 7 4 8 8 "   D a t a T y p e = " T e x t " > B i l l T o C o n t a c t P h o n e N o < / B i l l T o C o n t a c t P h o n e N o > - 
-         < B i l l T o C o n t a c t P h o n e N o L b l   E l e m e n t T y p e = " C o l u m n "   E l e m e n t I d = " 2 1 2 3 3 4 5 9 6 6 "   D a t a T y p e = " T e x t C o n s t " > B i l l T o C o n t a c t P h o n e N o L b l < / B i l l T o C o n t a c t P h o n e N o L b l > - 
-         < B i l l t o C u s t o m e r N o _ L b l   E l e m e n t T y p e = " C o l u m n "   E l e m e n t I d = " 3 6 9 3 0 7 8 1 3 "   D a t a T y p e = " S t r i n g " > B i l l t o C u s t o m e r N o _ L b l < / B i l l t o C u s t o m e r N o _ L b l > - 
-         < B i l l t o C u s t u m e r N o   E l e m e n t T y p e = " C o l u m n "   E l e m e n t I d = " 2 8 0 4 7 3 0 5 8 "   D a t a T y p e = " C o d e " > B i l l t o C u s t u m e r N o < / B i l l t o C u s t u m e r N o > - 
-         < C O 2 e P e r U n i t _ L b l   E l e m e n t T y p e = " C o l u m n "   E l e m e n t I d = " 6 0 8 7 4 6 8 0 2 "   D a t a T y p e = " T e x t " > C O 2 e P e r U n i t _ L b l < / C O 2 e P e r U n i t _ L b l > - 
-         < C o m p a n y A d d r e s s 1   E l e m e n t T y p e = " C o l u m n "   E l e m e n t I d = " 1 8 8 4 1 6 4 3 2 3 "   D a t a T y p e = " T e x t " > C o m p a n y A d d r e s s 1 < / C o m p a n y A d d r e s s 1 > - 
-         < C o m p a n y A d d r e s s 2   E l e m e n t T y p e = " C o l u m n "   E l e m e n t I d = " 1 2 4 6 4 6 7 7 0 6 "   D a t a T y p e = " T e x t " > C o m p a n y A d d r e s s 2 < / C o m p a n y A d d r e s s 2 > - 
-         < C o m p a n y A d d r e s s 3   E l e m e n t T y p e = " C o l u m n "   E l e m e n t I d = " 6 0 8 7 7 1 0 8 9 "   D a t a T y p e = " T e x t " > C o m p a n y A d d r e s s 3 < / C o m p a n y A d d r e s s 3 > - 
-         < C o m p a n y A d d r e s s 4   E l e m e n t T y p e = " C o l u m n "   E l e m e n t I d = " 7 7 7 6 8 0 1 1 2 "   D a t a T y p e = " T e x t " > C o m p a n y A d d r e s s 4 < / C o m p a n y A d d r e s s 4 > - 
-         < C o m p a n y A d d r e s s 5   E l e m e n t T y p e = " C o l u m n "   E l e m e n t I d = " 1 3 9 9 8 3 4 9 5 "   D a t a T y p e = " T e x t " > C o m p a n y A d d r e s s 5 < / C o m p a n y A d d r e s s 5 > - 
-         < C o m p a n y A d d r e s s 6   E l e m e n t T y p e = " C o l u m n "   E l e m e n t I d = " 4 9 7 7 1 3 1 2 2 "   D a t a T y p e = " T e x t " > C o m p a n y A d d r e s s 6 < / C o m p a n y A d d r e s s 6 > - 
-         < C o m p a n y A d d r e s s 7   E l e m e n t T y p e = " C o l u m n "   E l e m e n t I d = " 1 1 3 5 4 0 9 7 3 9 "   D a t a T y p e = " T e x t " > C o m p a n y A d d r e s s 7 < / C o m p a n y A d d r e s s 7 > - 
-         < C o m p a n y A d d r e s s 8   E l e m e n t T y p e = " C o l u m n "   E l e m e n t I d = " 1 7 1 5 2 5 5 3 0 0 "   D a t a T y p e = " T e x t " > C o m p a n y A d d r e s s 8 < / C o m p a n y A d d r e s s 8 > - 
-         < C o m p a n y B a n k A c c o u n t N o   E l e m e n t T y p e = " C o l u m n "   E l e m e n t I d = " 3 0 1 4 0 2 0 4 "   D a t a T y p e = " T e x t " > C o m p a n y B a n k A c c o u n t N o < / C o m p a n y B a n k A c c o u n t N o > - 
-         < C o m p a n y B a n k A c c o u n t N o _ L b l   E l e m e n t T y p e = " C o l u m n "   E l e m e n t I d = " 1 0 9 7 7 4 3 3 4 5 "   D a t a T y p e = " T e x t C o n s t " > C o m p a n y B a n k A c c o u n t N o _ L b l < / C o m p a n y B a n k A c c o u n t N o _ L b l > - 
-         < C o m p a n y B a n k B r a n c h N o   E l e m e n t T y p e = " C o l u m n "   E l e m e n t I d = " 7 9 3 1 3 3 0 5 7 "   D a t a T y p e = " T e x t " > C o m p a n y B a n k B r a n c h N o < / C o m p a n y B a n k B r a n c h N o > - 
-         < C o m p a n y B a n k B r a n c h N o _ L b l   E l e m e n t T y p e = " C o l u m n "   E l e m e n t I d = " 3 2 7 9 0 6 6 9 2 "   D a t a T y p e = " S t r i n g " > C o m p a n y B a n k B r a n c h N o _ L b l < / C o m p a n y B a n k B r a n c h N o _ L b l > - 
-         < C o m p a n y B a n k N a m e   E l e m e n t T y p e = " C o l u m n "   E l e m e n t I d = " 1 5 3 4 9 0 5 6 0 5 "   D a t a T y p e = " T e x t " > C o m p a n y B a n k N a m e < / C o m p a n y B a n k N a m e > - 
-         < C o m p a n y B a n k N a m e _ L b l   E l e m e n t T y p e = " C o l u m n "   E l e m e n t I d = " 1 2 0 4 3 0 7 0 1 4 "   D a t a T y p e = " T e x t C o n s t " > C o m p a n y B a n k N a m e _ L b l < / C o m p a n y B a n k N a m e _ L b l > - 
-         < C o m p a n y C u s t o m G i r o   E l e m e n t T y p e = " C o l u m n "   E l e m e n t I d = " 1 6 7 0 4 7 5 7 9 8 "   D a t a T y p e = " T e x t " > C o m p a n y C u s t o m G i r o < / C o m p a n y C u s t o m G i r o > - 
-         < C o m p a n y C u s t o m G i r o _ L b l   E l e m e n t T y p e = " C o l u m n "   E l e m e n t I d = " 8 9 1 4 3 9 6 2 5 "   D a t a T y p e = " T e x t " > C o m p a n y C u s t o m G i r o _ L b l < / C o m p a n y C u s t o m G i r o _ L b l > - 
-         < C o m p a n y E M a i l   E l e m e n t T y p e = " C o l u m n "   E l e m e n t I d = " 1 6 7 7 0 7 4 0 5 8 "   D a t a T y p e = " T e x t " > C o m p a n y E M a i l < / C o m p a n y E M a i l > - 
-         < C o m p a n y G i r o N o   E l e m e n t T y p e = " C o l u m n "   E l e m e n t I d = " 1 3 6 0 1 9 6 3 2 0 "   D a t a T y p e = " T e x t " > C o m p a n y G i r o N o < / C o m p a n y G i r o N o > - 
-         < C o m p a n y G i r o N o _ L b l   E l e m e n t T y p e = " C o l u m n "   E l e m e n t I d = " 8 6 1 6 0 2 1 1 5 "   D a t a T y p e = " T e x t C o n s t " > C o m p a n y G i r o N o _ L b l < / C o m p a n y G i r o N o _ L b l > - 
-         < C o m p a n y H o m e P a g e   E l e m e n t T y p e = " C o l u m n "   E l e m e n t I d = " 1 9 8 9 1 8 8 7 0 "   D a t a T y p e = " T e x t " > C o m p a n y H o m e P a g e < / C o m p a n y H o m e P a g e > - 
-         < C o m p a n y I B A N   E l e m e n t T y p e = " C o l u m n "   E l e m e n t I d = " 9 0 6 5 4 9 1 8 2 "   D a t a T y p e = " C o d e " > C o m p a n y I B A N < / C o m p a n y I B A N > - 
-         < C o m p a n y I B A N _ L b l   E l e m e n t T y p e = " C o l u m n "   E l e m e n t I d = " 1 2 6 7 9 5 2 2 2 7 "   D a t a T y p e = " S t r i n g " > C o m p a n y I B A N _ L b l < / C o m p a n y I B A N _ L b l > - 
-         < C o m p a n y L e g a l O f f i c e   E l e m e n t T y p e = " C o l u m n "   E l e m e n t I d = " 7 1 4 2 5 8 1 1 1 "   D a t a T y p e = " T e x t " > C o m p a n y L e g a l O f f i c e < / C o m p a n y L e g a l O f f i c e > - 
-         < C o m p a n y L e g a l O f f i c e _ L b l   E l e m e n t T y p e = " C o l u m n "   E l e m e n t I d = " 1 5 3 3 1 7 5 1 0 8 "   D a t a T y p e = " T e x t " > C o m p a n y L e g a l O f f i c e _ L b l < / C o m p a n y L e g a l O f f i c e _ L b l > - 
-         < C o m p a n y L e g a l S t a t e m e n t   E l e m e n t T y p e = " C o l u m n "   E l e m e n t I d = " 4 4 8 3 5 8 8 7 6 "   D a t a T y p e = " T e x t " > C o m p a n y L e g a l S t a t e m e n t < / C o m p a n y L e g a l S t a t e m e n t > - 
-         < C o m p a n y L o g o P o s i t i o n   E l e m e n t T y p e = " C o l u m n "   E l e m e n t I d = " 1 4 2 5 2 6 6 6 8 8 "   D a t a T y p e = " I n t e g e r " > C o m p a n y L o g o P o s i t i o n < / C o m p a n y L o g o P o s i t i o n > - 
-         < C o m p a n y P h o n e N o   E l e m e n t T y p e = " C o l u m n "   E l e m e n t I d = " 2 5 0 4 4 0 6 5 5 "   D a t a T y p e = " T e x t " > C o m p a n y P h o n e N o < / C o m p a n y P h o n e N o > - 
-         < C o m p a n y P h o n e N o _ L b l   E l e m e n t T y p e = " C o l u m n "   E l e m e n t I d = " 5 5 8 5 9 3 5 8 6 "   D a t a T y p e = " T e x t C o n s t " > C o m p a n y P h o n e N o _ L b l < / C o m p a n y P h o n e N o _ L b l > - 
-         < C o m p a n y P i c t u r e   E l e m e n t T y p e = " C o l u m n "   E l e m e n t I d = " 1 3 9 7 4 1 1 0 7 4 "   D a t a T y p e = " B L O B " / > - 
-         < C o m p a n y R e g i s t r a t i o n N u m b e r   E l e m e n t T y p e = " C o l u m n "   E l e m e n t I d = " 2 0 2 3 6 3 9 4 2 4 "   D a t a T y p e = " T e x t " > C o m p a n y R e g i s t r a t i o n N u m b e r < / C o m p a n y R e g i s t r a t i o n N u m b e r > - 
-         < C o m p a n y R e g i s t r a t i o n N u m b e r _ L b l   E l e m e n t T y p e = " C o l u m n "   E l e m e n t I d = " 1 8 3 3 1 0 6 6 5 3 "   D a t a T y p e = " T e x t " > C o m p a n y R e g i s t r a t i o n N u m b e r _ L b l < / C o m p a n y R e g i s t r a t i o n N u m b e r _ L b l > - 
-         < C o m p a n y S W I F T   E l e m e n t T y p e = " C o l u m n "   E l e m e n t I d = " 6 6 8 2 5 0 2 4 5 "   D a t a T y p e = " C o d e " > C o m p a n y S W I F T < / C o m p a n y S W I F T > - 
-         < C o m p a n y S W I F T _ L b l   E l e m e n t T y p e = " C o l u m n "   E l e m e n t I d = " 2 0 2 9 5 9 7 3 8 4 "   D a t a T y p e = " S t r i n g " > C o m p a n y S W I F T _ L b l < / C o m p a n y S W I F T _ L b l > - 
-         < C o m p a n y V A T R e g i s t r a t i o n N o   E l e m e n t T y p e = " C o l u m n "   E l e m e n t I d = " 1 9 1 4 0 1 3 6 4 9 "   D a t a T y p e = " T e x t " > C o m p a n y V A T R e g i s t r a t i o n N o < / C o m p a n y V A T R e g i s t r a t i o n N o > - 
-         < C o m p a n y V A T R e g i s t r a t i o n N o _ L b l   E l e m e n t T y p e = " C o l u m n "   E l e m e n t I d = " 9 2 4 5 0 3 1 2 4 "   D a t a T y p e = " T e x t " > C o m p a n y V A T R e g i s t r a t i o n N o _ L b l < / C o m p a n y V A T R e g i s t r a t i o n N o _ L b l > - 
-         < C o m p a n y V A T R e g N o   E l e m e n t T y p e = " C o l u m n "   E l e m e n t I d = " 1 7 1 4 3 1 9 3 6 "   D a t a T y p e = " T e x t " > C o m p a n y V A T R e g N o < / C o m p a n y V A T R e g N o > - 
-         < C o m p a n y V A T R e g N o _ L b l   E l e m e n t T y p e = " C o l u m n "   E l e m e n t I d = " 7 7 3 2 0 1 5 0 1 "   D a t a T y p e = " T e x t " > C o m p a n y V A T R e g N o _ L b l < / C o m p a n y V A T R e g N o _ L b l > - 
-         < C o n t a c t _ L b l   E l e m e n t T y p e = " C o l u m n "   E l e m e n t I d = " 1 1 5 5 0 9 4 7 5 2 "   D a t a T y p e = " T e x t " > C o n t a c t _ L b l < / C o n t a c t _ L b l > - 
-         < C o p y _ L b l   E l e m e n t T y p e = " C o l u m n "   E l e m e n t I d = " 6 0 4 7 8 2 7 8 1 "   D a t a T y p e = " T e x t C o n s t " > C o p y _ L b l < / C o p y _ L b l > - 
-         < C u s t o m e r A d d r e s s 1   E l e m e n t T y p e = " C o l u m n "   E l e m e n t I d = " 1 8 0 1 9 6 6 4 5 4 "   D a t a T y p e = " T e x t " > C u s t o m e r A d d r e s s 1 < / C u s t o m e r A d d r e s s 1 > - 
-         < C u s t o m e r A d d r e s s 2   E l e m e n t T y p e = " C o l u m n "   E l e m e n t I d = " 1 1 6 4 2 6 9 8 3 7 "   D a t a T y p e = " T e x t " > C u s t o m e r A d d r e s s 2 < / C u s t o m e r A d d r e s s 2 > - 
-         < C u s t o m e r A d d r e s s 3   E l e m e n t T y p e = " C o l u m n "   E l e m e n t I d = " 5 2 6 5 7 3 2 2 0 "   D a t a T y p e = " T e x t " > C u s t o m e r A d d r e s s 3 < / C u s t o m e r A d d r e s s 3 > - 
-         < C u s t o m e r A d d r e s s 4   E l e m e n t T y p e = " C o l u m n "   E l e m e n t I d = " 1 1 1 1 2 3 3 9 7 "   D a t a T y p e = " T e x t " > C u s t o m e r A d d r e s s 4 < / C u s t o m e r A d d r e s s 4 > - 
-         < C u s t o m e r A d d r e s s 5   E l e m e n t T y p e = " C o l u m n "   E l e m e n t I d = " 7 4 8 8 2 0 0 1 4 "   D a t a T y p e = " T e x t " > C u s t o m e r A d d r e s s 5 < / C u s t o m e r A d d r e s s 5 > - 
-         < C u s t o m e r A d d r e s s 6   E l e m e n t T y p e = " C o l u m n "   E l e m e n t I d = " 1 3 8 6 5 1 6 6 3 1 "   D a t a T y p e = " T e x t " > C u s t o m e r A d d r e s s 6 < / C u s t o m e r A d d r e s s 6 > - 
-         < C u s t o m e r A d d r e s s 7   E l e m e n t T y p e = " C o l u m n "   E l e m e n t I d = " 2 0 2 4 2 1 3 2 4 8 "   D a t a T y p e = " T e x t " > C u s t o m e r A d d r e s s 7 < / C u s t o m e r A d d r e s s 7 > - 
-         < C u s t o m e r A d d r e s s 8   E l e m e n t T y p e = " C o l u m n "   E l e m e n t I d = " 1 0 4 8 6 9 8 5 8 5 "   D a t a T y p e = " T e x t " > C u s t o m e r A d d r e s s 8 < / C u s t o m e r A d d r e s s 8 > - 
-         < C u s t o m e r P o s t a l B a r C o d e   E l e m e n t T y p e = " C o l u m n "   E l e m e n t I d = " 3 9 8 5 8 0 6 8 8 "   D a t a T y p e = " T e x t " > C u s t o m e r P o s t a l B a r C o d e < / C u s t o m e r P o s t a l B a r C o d e > - 
-         < D i s c l a i m e r _ L b l   E l e m e n t T y p e = " C o l u m n "   E l e m e n t I d = " 3 8 1 6 6 9 2 0 5 "   D a t a T y p e = " T e x t " > D i s c l a i m e r _ L b l < / D i s c l a i m e r _ L b l > - 
-         < D o c u m e n t C o p y T e x t   E l e m e n t T y p e = " C o l u m n "   E l e m e n t I d = " 1 8 2 4 9 4 6 0 4 6 "   D a t a T y p e = " S t r i n g " > D o c u m e n t C o p y T e x t < / D o c u m e n t C o p y T e x t > - 
-         < D o c u m e n t D a t e   E l e m e n t T y p e = " C o l u m n "   E l e m e n t I d = " 5 5 2 8 7 1 9 1 4 "   D a t a T y p e = " S t r i n g " > D o c u m e n t D a t e < / D o c u m e n t D a t e > - 
-         < D o c u m e n t D a t e _ L b l   E l e m e n t T y p e = " C o l u m n "   E l e m e n t I d = " 1 0 2 6 4 9 4 8 3 "   D a t a T y p e = " S t r i n g " > D o c u m e n t D a t e _ L b l < / D o c u m e n t D a t e _ L b l > - 
-         < D o c u m e n t N o   E l e m e n t T y p e = " C o l u m n "   E l e m e n t I d = " 9 7 0 3 5 0 5 3 9 "   D a t a T y p e = " C o d e " > D o c u m e n t N o < / D o c u m e n t N o > - 
-         < D o c u m e n t N o _ L b l   E l e m e n t T y p e = " C o l u m n "   E l e m e n t I d = " 7 8 9 7 9 5 9 7 8 "   D a t a T y p e = " T e x t C o n s t " > D o c u m e n t N o _ L b l < / D o c u m e n t N o _ L b l > - 
-         < D o c u m e n t T i t l e _ L b l   E l e m e n t T y p e = " C o l u m n "   E l e m e n t I d = " 8 5 8 4 2 3 9 2 9 "   D a t a T y p e = " T e x t C o n s t " > D o c u m e n t T i t l e _ L b l < / D o c u m e n t T i t l e _ L b l > - 
-         < D u e D a t e   E l e m e n t T y p e = " C o l u m n "   E l e m e n t I d = " 7 4 5 1 7 0 2 0 3 "   D a t a T y p e = " S t r i n g " > D u e D a t e < / D u e D a t e > - 
-         < D u e D a t e _ L b l   E l e m e n t T y p e = " C o l u m n "   E l e m e n t I d = " 1 6 4 8 2 8 4 6 4 8 "   D a t a T y p e = " S t r i n g " > D u e D a t e _ L b l < / D u e D a t e _ L b l > - 
-         < E M a i l _ L b l   E l e m e n t T y p e = " C o l u m n "   E l e m e n t I d = " 1 4 3 8 8 6 8 0 1 2 "   D a t a T y p e = " T e x t C o n s t " > E M a i l _ L b l < / E M a i l _ L b l > - 
-         < E s t i m a t e _ L b l   E l e m e n t T y p e = " C o l u m n "   E l e m e n t I d = " 2 0 9 6 4 3 4 6 2 2 "   D a t a T y p e = " T e x t C o n s t " > E s t i m a t e _ L b l < / E s t i m a t e _ L b l > - 
-         < E s t i m a t e B o d y _ L b l   E l e m e n t T y p e = " C o l u m n "   E l e m e n t I d = " 1 0 4 4 3 4 7 9 8 6 "   D a t a T y p e = " T e x t C o n s t " > E s t i m a t e B o d y _ L b l < / E s t i m a t e B o d y _ L b l > - 
-         < E s t i m a t e F o r _ L b l   E l e m e n t T y p e = " C o l u m n "   E l e m e n t I d = " 1 7 6 1 6 6 6 0 1 3 "   D a t a T y p e = " T e x t C o n s t " > E s t i m a t e F o r _ L b l < / E s t i m a t e F o r _ L b l > - 
-         < E x c h a n g e R a t e A s T e x t   E l e m e n t T y p e = " C o l u m n "   E l e m e n t I d = " 5 9 2 9 5 5 8 4 5 "   D a t a T y p e = " T e x t " > E x c h a n g e R a t e A s T e x t < / E x c h a n g e R a t e A s T e x t > - 
-         < E x t e r n a l D o c u m e n t N o   E l e m e n t T y p e = " C o l u m n "   E l e m e n t I d = " 7 3 3 9 5 3 9 6 6 "   D a t a T y p e = " C o d e " > E x t e r n a l D o c u m e n t N o < / E x t e r n a l D o c u m e n t N o > - 
-         < E x t e r n a l D o c u m e n t N o L b l   E l e m e n t T y p e = " C o l u m n "   E l e m e n t I d = " 7 8 3 2 8 7 4 5 2 "   D a t a T y p e = " S t r i n g " > E x t e r n a l D o c u m e n t N o L b l < / E x t e r n a l D o c u m e n t N o L b l > - 
-         < F r o m _ L b l   E l e m e n t T y p e = " C o l u m n "   E l e m e n t I d = " 4 8 5 4 2 6 1 3 8 "   D a t a T y p e = " T e x t C o n s t " > F r o m _ L b l < / F r o m _ L b l > - 
-         < H o m e P a g e _ L b l   E l e m e n t T y p e = " C o l u m n "   E l e m e n t I d = " 1 4 3 3 5 9 2 3 0 0 "   D a t a T y p e = " T e x t C o n s t " > H o m e P a g e _ L b l < / H o m e P a g e _ L b l > - 
-         < I n v o i c e D i s c o u n t A m o u n t _ L b l   E l e m e n t T y p e = " C o l u m n "   E l e m e n t I d = " 1 5 9 3 0 1 2 7 3 6 "   D a t a T y p e = " T e x t C o n s t " > I n v o i c e D i s c o u n t A m o u n t _ L b l < / I n v o i c e D i s c o u n t A m o u n t _ L b l > - 
-         < I n v o i c e D i s c o u n t B a s e A m o u n t _ L b l   E l e m e n t T y p e = " C o l u m n "   E l e m e n t I d = " 2 0 2 9 2 6 6 8 7 5 "   D a t a T y p e = " T e x t C o n s t " > I n v o i c e D i s c o u n t B a s e A m o u n t _ L b l < / I n v o i c e D i s c o u n t B a s e A m o u n t _ L b l > - 
-         < L e g a l E n t i t y T y p e   E l e m e n t T y p e = " C o l u m n "   E l e m e n t I d = " 2 0 5 1 8 7 3 5 6 3 "   D a t a T y p e = " T e x t " > L e g a l E n t i t y T y p e < / L e g a l E n t i t y T y p e > - 
-         < L e g a l E n t i t y T y p e _ L b l   E l e m e n t T y p e = " C o l u m n "   E l e m e n t I d = " 2 0 8 0 2 2 4 7 9 2 "   D a t a T y p e = " T e x t " > L e g a l E n t i t y T y p e _ L b l < / L e g a l E n t i t y T y p e _ L b l > - 
-         < L i n e A m o u n t A f t e r I n v o i c e D i s c o u n t _ L b l   E l e m e n t T y p e = " C o l u m n "   E l e m e n t I d = " 6 7 3 7 2 1 0 9 4 "   D a t a T y p e = " T e x t C o n s t " > L i n e A m o u n t A f t e r I n v o i c e D i s c o u n t _ L b l < / L i n e A m o u n t A f t e r I n v o i c e D i s c o u n t _ L b l > - 
-         < L o c a l C u r r e n c y _ L b l   E l e m e n t T y p e = " C o l u m n "   E l e m e n t I d = " 1 5 5 9 6 9 3 4 2 2 "   D a t a T y p e = " T e x t C o n s t " > L o c a l C u r r e n c y _ L b l < / L o c a l C u r r e n c y _ L b l > - 
-         < P a g e _ L b l   E l e m e n t T y p e = " C o l u m n "   E l e m e n t I d = " 6 8 0 6 4 8 0 9 1 "   D a t a T y p e = " T e x t C o n s t " > P a g e _ L b l < / P a g e _ L b l > - 
-         < P a y m e n t M e t h o d D e s c r i p t i o n   E l e m e n t T y p e = " C o l u m n "   E l e m e n t I d = " 5 8 5 7 5 7 9 7 4 "   D a t a T y p e = " T e x t " > P a y m e n t M e t h o d D e s c r i p t i o n < / P a y m e n t M e t h o d D e s c r i p t i o n > - 
-         < P a y m e n t M e t h o d D e s c r i p t i o n _ L b l   E l e m e n t T y p e = " C o l u m n "   E l e m e n t I d = " 7 9 7 1 1 7 3 2 3 "   D a t a T y p e = " T e x t C o n s t " > P a y m e n t M e t h o d D e s c r i p t i o n _ L b l < / P a y m e n t M e t h o d D e s c r i p t i o n _ L b l > - 
-         < P a y m e n t T e r m s D e s c r i p t i o n   E l e m e n t T y p e = " C o l u m n "   E l e m e n t I d = " 2 0 3 8 7 4 2 7 0 0 "   D a t a T y p e = " T e x t " > P a y m e n t T e r m s D e s c r i p t i o n < / P a y m e n t T e r m s D e s c r i p t i o n > - 
-         < P a y m e n t T e r m s D e s c r i p t i o n _ L b l   E l e m e n t T y p e = " C o l u m n "   E l e m e n t I d = " 1 8 7 4 4 9 4 3 2 1 "   D a t a T y p e = " T e x t C o n s t " > P a y m e n t T e r m s D e s c r i p t i o n _ L b l < / P a y m e n t T e r m s D e s c r i p t i o n _ L b l > - 
-         < P r i c e s I n c l u d i n g V A T   E l e m e n t T y p e = " C o l u m n "   E l e m e n t I d = " 5 1 8 8 1 7 1 6 7 "   D a t a T y p e = " B o o l e a n " > P r i c e s I n c l u d i n g V A T < / P r i c e s I n c l u d i n g V A T > - 
-         < P r i c e s I n c l u d i n g V A T _ L b l   E l e m e n t T y p e = " C o l u m n "   E l e m e n t I d = " 1 3 7 7 9 7 9 4 4 4 "   D a t a T y p e = " S t r i n g " > P r i c e s I n c l u d i n g V A T _ L b l < / P r i c e s I n c l u d i n g V A T _ L b l > - 
-         < P r i c e s I n c l u d i n g V A T Y e s N o   E l e m e n t T y p e = " C o l u m n "   E l e m e n t I d = " 1 4 1 1 1 4 7 5 9 9 "   D a t a T y p e = " S t r i n g " > P r i c e s I n c l u d i n g V A T Y e s N o < / P r i c e s I n c l u d i n g V A T Y e s N o > - 
-         < Q u e s t i o n s _ L b l   E l e m e n t T y p e = " C o l u m n "   E l e m e n t I d = " 2 0 7 0 8 9 0 0 1 9 "   D a t a T y p e = " T e x t C o n s t " > Q u e s t i o n s _ L b l < / Q u e s t i o n s _ L b l > - 
-         < Q u o t e V a l i d T o D a t e   E l e m e n t T y p e = " C o l u m n "   E l e m e n t I d = " 1 1 4 8 7 3 3 1 3 0 "   D a t a T y p e = " S t r i n g " > Q u o t e V a l i d T o D a t e < / Q u o t e V a l i d T o D a t e > - 
-         < Q u o t e V a l i d T o D a t e _ L b l   E l e m e n t T y p e = " C o l u m n "   E l e m e n t I d = " 1 2 9 2 3 5 4 1 3 "   D a t a T y p e = " T e x t C o n s t " > Q u o t e V a l i d T o D a t e _ L b l < / Q u o t e V a l i d T o D a t e _ L b l > - 
-         < S a l e s I n v o i c e L i n e D i s c o u n t _ L b l   E l e m e n t T y p e = " C o l u m n "   E l e m e n t I d = " 6 6 4 6 0 1 5 8 2 "   D a t a T y p e = " T e x t C o n s t " > S a l e s I n v o i c e L i n e D i s c o u n t _ L b l < / S a l e s I n v o i c e L i n e D i s c o u n t _ L b l > - 
-         < S a l e s P e r s o n _ L b l   E l e m e n t T y p e = " C o l u m n "   E l e m e n t I d = " 1 5 6 4 1 9 6 3 6 5 "   D a t a T y p e = " T e x t C o n s t " > S a l e s P e r s o n _ L b l < / S a l e s P e r s o n _ L b l > - 
-         < S a l e s P e r s o n B l a n k _ L b l   E l e m e n t T y p e = " C o l u m n "   E l e m e n t I d = " 6 5 4 6 2 4 6 0 1 "   D a t a T y p e = " T e x t " > S a l e s P e r s o n B l a n k _ L b l < / S a l e s P e r s o n B l a n k _ L b l > - 
-         < S a l e s P e r s o n N a m e   E l e m e n t T y p e = " C o l u m n "   E l e m e n t I d = " 8 7 1 4 9 2 9 8 3 "   D a t a T y p e = " T e x t " > S a l e s P e r s o n N a m e < / S a l e s P e r s o n N a m e > - 
-         < S e l l T o C o n t a c t E m a i l   E l e m e n t T y p e = " C o l u m n "   E l e m e n t I d = " 2 6 2 8 2 4 5 6 4 "   D a t a T y p e = " T e x t " > S e l l T o C o n t a c t E m a i l < / S e l l T o C o n t a c t E m a i l > - 
-         < S e l l T o C o n t a c t E m a i l L b l   E l e m e n t T y p e = " C o l u m n "   E l e m e n t I d = " 3 7 0 9 2 0 3 7 4 "   D a t a T y p e = " T e x t C o n s t " > S e l l T o C o n t a c t E m a i l L b l < / S e l l T o C o n t a c t E m a i l L b l > - 
-         < S e l l T o C o n t a c t M o b i l e P h o n e N o   E l e m e n t T y p e = " C o l u m n "   E l e m e n t I d = " 1 8 4 3 5 8 7 4 7 "   D a t a T y p e = " T e x t " > S e l l T o C o n t a c t M o b i l e P h o n e N o < / S e l l T o C o n t a c t M o b i l e P h o n e N o > - 
-         < S e l l T o C o n t a c t M o b i l e P h o n e N o L b l   E l e m e n t T y p e = " C o l u m n "   E l e m e n t I d = " 1 4 5 7 5 2 8 4 1 7 "   D a t a T y p e = " T e x t C o n s t " > S e l l T o C o n t a c t M o b i l e P h o n e N o L b l < / S e l l T o C o n t a c t M o b i l e P h o n e N o L b l > - 
-         < S e l l T o C o n t a c t P h o n e N o   E l e m e n t T y p e = " C o l u m n "   E l e m e n t I d = " 1 6 1 3 8 2 2 4 8 3 "   D a t a T y p e = " T e x t " > S e l l T o C o n t a c t P h o n e N o < / S e l l T o C o n t a c t P h o n e N o > - 
-         < S e l l T o C o n t a c t P h o n e N o L b l   E l e m e n t T y p e = " C o l u m n "   E l e m e n t I d = " 1 0 5 0 6 8 6 8 0 9 "   D a t a T y p e = " T e x t C o n s t " > S e l l T o C o n t a c t P h o n e N o L b l < / S e l l T o C o n t a c t P h o n e N o L b l > - 
-         < S e l l t o C u s t o m e r N o   E l e m e n t T y p e = " C o l u m n "   E l e m e n t I d = " 2 0 5 0 6 4 7 3 4 9 "   D a t a T y p e = " C o d e " > S e l l t o C u s t o m e r N o < / S e l l t o C u s t o m e r N o > - 
-         < S e l l t o C u s t o m e r N o _ L b l   E l e m e n t T y p e = " C o l u m n "   E l e m e n t I d = " 2 9 8 3 8 1 5 1 2 "   D a t a T y p e = " S t r i n g " > S e l l t o C u s t o m e r N o _ L b l < / S e l l t o C u s t o m e r N o _ L b l > - 
-         < S h i p m e n t _ L b l   E l e m e n t T y p e = " C o l u m n "   E l e m e n t I d = " 2 0 8 5 7 6 7 1 2 0 "   D a t a T y p e = " T e x t C o n s t " > S h i p m e n t _ L b l < / S h i p m e n t _ L b l > - 
-         < S h i p m e n t M e t h o d D e s c r i p t i o n   E l e m e n t T y p e = " C o l u m n "   E l e m e n t I d = " 2 0 5 9 4 0 3 2 6 0 "   D a t a T y p e = " T e x t " > S h i p m e n t M e t h o d D e s c r i p t i o n < / S h i p m e n t M e t h o d D e s c r i p t i o n > - 
-         < S h i p m e n t M e t h o d D e s c r i p t i o n _ L b l   E l e m e n t T y p e = " C o l u m n "   E l e m e n t I d = " 1 1 7 9 9 7 8 4 6 5 "   D a t a T y p e = " T e x t C o n s t " > S h i p m e n t M e t h o d D e s c r i p t i o n _ L b l < / S h i p m e n t M e t h o d D e s c r i p t i o n _ L b l > - 
-         < S h i p T o A d d r e s s _ L b l   E l e m e n t T y p e = " C o l u m n "   E l e m e n t I d = " 1 6 5 0 5 0 5 0 1 7 "   D a t a T y p e = " T e x t C o n s t " > S h i p T o A d d r e s s _ L b l < / S h i p T o A d d r e s s _ L b l > - 
-         < S h i p T o A d d r e s s 1   E l e m e n t T y p e = " C o l u m n "   E l e m e n t I d = " 1 3 5 7 6 7 2 8 6 1 "   D a t a T y p e = " T e x t " > S h i p T o A d d r e s s 1 < / S h i p T o A d d r e s s 1 > - 
-         < S h i p T o A d d r e s s 2   E l e m e n t T y p e = " C o l u m n "   E l e m e n t I d = " 1 0 2 4 2 0 4 5 8 4 "   D a t a T y p e = " T e x t " > S h i p T o A d d r e s s 2 < / S h i p T o A d d r e s s 2 > - 
-         < S h i p T o A d d r e s s 3   E l e m e n t T y p e = " C o l u m n "   E l e m e n t I d = " 1 6 6 1 9 0 1 2 0 1 "   D a t a T y p e = " T e x t " > S h i p T o A d d r e s s 3 < / S h i p T o A d d r e s s 3 > - 
-         < S h i p T o A d d r e s s 4   E l e m e n t T y p e = " C o l u m n "   E l e m e n t I d = " 5 5 5 4 1 6 9 9 0 "   D a t a T y p e = " T e x t " > S h i p T o A d d r e s s 4 < / S h i p T o A d d r e s s 4 > - 
-         < S h i p T o A d d r e s s 5   E l e m e n t T y p e = " C o l u m n "   E l e m e n t I d = " 1 1 9 3 1 1 3 6 0 7 "   D a t a T y p e = " T e x t " > S h i p T o A d d r e s s 5 < / S h i p T o A d d r e s s 5 > - 
-         < S h i p T o A d d r e s s 6   E l e m e n t T y p e = " C o l u m n "   E l e m e n t I d = " 7 1 9 9 7 6 2 4 4 "   D a t a T y p e = " T e x t " > S h i p T o A d d r e s s 6 < / S h i p T o A d d r e s s 6 > - 
-         < S h i p T o A d d r e s s 7   E l e m e n t T y p e = " C o l u m n "   E l e m e n t I d = " 8 2 2 7 9 6 2 7 "   D a t a T y p e = " T e x t " > S h i p T o A d d r e s s 7 < / S h i p T o A d d r e s s 7 > - 
-         < S h i p T o A d d r e s s 8   E l e m e n t T y p e = " C o l u m n "   E l e m e n t I d = " 1 4 9 2 9 9 2 1 7 8 "   D a t a T y p e = " T e x t " > S h i p T o A d d r e s s 8 < / S h i p T o A d d r e s s 8 > - 
-         < S h i p T o P h o n e N o   E l e m e n t T y p e = " C o l u m n "   E l e m e n t I d = " 3 6 9 7 0 2 2 5 5 "   D a t a T y p e = " T e x t " > S h i p T o P h o n e N o < / S h i p T o P h o n e N o > - 
-         < S h o w S h i p p i n g A d d r e s s   E l e m e n t T y p e = " C o l u m n "   E l e m e n t I d = " 1 1 2 0 0 7 1 2 6 6 "   D a t a T y p e = " B o o l e a n " > S h o w S h i p p i n g A d d r e s s < / S h o w S h i p p i n g A d d r e s s > - 
-         < S h o w W o r k D e s c r i p t i o n   E l e m e n t T y p e = " C o l u m n "   E l e m e n t I d = " 7 8 5 4 6 8 8 6 5 "   D a t a T y p e = " B o o l e a n " > S h o w W o r k D e s c r i p t i o n < / S h o w W o r k D e s c r i p t i o n > - 
-         < S u b t o t a l _ L b l   E l e m e n t T y p e = " C o l u m n "   E l e m e n t I d = " 1 9 6 7 7 9 5 1 4 2 "   D a t a T y p e = " T e x t C o n s t " > S u b t o t a l _ L b l < / S u b t o t a l _ L b l > - 
-         < T h a n k s _ L b l   E l e m e n t T y p e = " C o l u m n "   E l e m e n t I d = " 2 1 0 3 3 0 5 5 2 5 "   D a t a T y p e = " T e x t C o n s t " > T h a n k s _ L b l < / T h a n k s _ L b l > - 
-         < T o t a l _ L b l   E l e m e n t T y p e = " C o l u m n "   E l e m e n t I d = " 1 2 1 0 1 0 0 8 7 8 "   D a t a T y p e = " T e x t C o n s t " > T o t a l _ L b l < / T o t a l _ L b l > - 
-         < T o t a l C O 2 e _ L b l   E l e m e n t T y p e = " C o l u m n "   E l e m e n t I d = " 1 0 3 0 5 9 5 2 5 5 "   D a t a T y p e = " T e x t " > T o t a l C O 2 e _ L b l < / T o t a l C O 2 e _ L b l > - 
-         < V A T A m o u n t _ L b l   E l e m e n t T y p e = " C o l u m n "   E l e m e n t I d = " 1 0 9 4 6 5 7 2 9 "   D a t a T y p e = " T e x t C o n s t " > V A T A m o u n t _ L b l < / V A T A m o u n t _ L b l > - 
-         < V A T A m o u n t S p e c i f i c a t i o n _ L b l   E l e m e n t T y p e = " C o l u m n "   E l e m e n t I d = " 8 7 8 7 0 6 8 4 6 "   D a t a T y p e = " T e x t C o n s t " > V A T A m o u n t S p e c i f i c a t i o n _ L b l < / V A T A m o u n t S p e c i f i c a t i o n _ L b l > - 
-         < V A T B a s e _ L b l   E l e m e n t T y p e = " C o l u m n "   E l e m e n t I d = " 1 8 6 6 1 5 8 2 7 8 "   D a t a T y p e = " T e x t C o n s t " > V A T B a s e _ L b l < / V A T B a s e _ L b l > - 
-         < V A T C l a u s e _ L b l   E l e m e n t T y p e = " C o l u m n "   E l e m e n t I d = " 1 5 7 0 4 9 5 4 9 0 "   D a t a T y p e = " S t r i n g " > V A T C l a u s e _ L b l < / V A T C l a u s e _ L b l > - 
-         < V A T C l a u s e s _ L b l   E l e m e n t T y p e = " C o l u m n "   E l e m e n t I d = " 1 3 8 3 9 2 0 0 1 9 "   D a t a T y p e = " T e x t C o n s t " > V A T C l a u s e s _ L b l < / V A T C l a u s e s _ L b l > - 
-         < V A T I d e n t i f i e r _ L b l   E l e m e n t T y p e = " C o l u m n "   E l e m e n t I d = " 1 6 8 6 6 2 3 9 8 4 "   D a t a T y p e = " T e x t C o n s t " > V A T I d e n t i f i e r _ L b l < / V A T I d e n t i f i e r _ L b l > - 
-         < V A T P e r c e n t a g e _ L b l   E l e m e n t T y p e = " C o l u m n "   E l e m e n t I d = " 6 7 6 6 5 4 5 6 5 "   D a t a T y p e = " T e x t C o n s t " > V A T P e r c e n t a g e _ L b l < / V A T P e r c e n t a g e _ L b l > - 
-         < V A T R e g i s t r a t i o n N o   E l e m e n t T y p e = " C o l u m n "   E l e m e n t I d = " 1 8 8 9 1 9 5 4 0 2 "   D a t a T y p e = " T e x t " > V A T R e g i s t r a t i o n N o < / V A T R e g i s t r a t i o n N o > - 
-         < V A T R e g i s t r a t i o n N o _ L b l   E l e m e n t T y p e = " C o l u m n "   E l e m e n t I d = " 1 4 2 4 6 1 6 0 8 5 "   D a t a T y p e = " T e x t " > V A T R e g i s t r a t i o n N o _ L b l < / V A T R e g i s t r a t i o n N o _ L b l > - 
-         < Y o u r E s t i m a t e _ L b l   E l e m e n t T y p e = " C o l u m n "   E l e m e n t I d = " 4 9 2 1 8 5 2 2 5 "   D a t a T y p e = " T e x t C o n s t " > Y o u r E s t i m a t e _ L b l < / Y o u r E s t i m a t e _ L b l > - 
-         < Y o u r R e f e r e n c e   E l e m e n t T y p e = " C o l u m n "   E l e m e n t I d = " 1 1 0 3 9 9 5 1 "   D a t a T y p e = " T e x t " > Y o u r R e f e r e n c e < / Y o u r R e f e r e n c e > - 
-         < Y o u r R e f e r e n c e _ _ L b l   E l e m e n t T y p e = " C o l u m n "   E l e m e n t I d = " 1 1 2 6 2 8 0 3 7 1 "   D a t a T y p e = " S t r i n g " > Y o u r R e f e r e n c e _ _ L b l < / Y o u r R e f e r e n c e _ _ L b l > - 
-         < L i n e   E l e m e n t T y p e = " D a t a I t e m "   E l e m e n t I d = " 4 1 1 9 7 6 1 3 3 " > - 
-             < A m o u n t E x c l u d i n g V A T _ L i n e   E l e m e n t T y p e = " C o l u m n "   E l e m e n t I d = " 1 0 6 2 4 6 0 0 4 0 "   D a t a T y p e = " D e c i m a l " > A m o u n t E x c l u d i n g V A T _ L i n e < / A m o u n t E x c l u d i n g V A T _ L i n e > - 
-             < A m o u n t E x c l u d i n g V A T _ L i n e _ L b l   E l e m e n t T y p e = " C o l u m n "   E l e m e n t I d = " 2 0 0 2 8 7 4 4 7 5 "   D a t a T y p e = " S t r i n g " > A m o u n t E x c l u d i n g V A T _ L i n e _ L b l < / A m o u n t E x c l u d i n g V A T _ L i n e _ L b l > - 
-             < A m o u n t I n c l u d i n g V A T _ L i n e   E l e m e n t T y p e = " C o l u m n "   E l e m e n t I d = " 7 7 0 9 2 8 4 0 2 "   D a t a T y p e = " D e c i m a l " > A m o u n t I n c l u d i n g V A T _ L i n e < / A m o u n t I n c l u d i n g V A T _ L i n e > - 
-             < A m o u n t I n c l u d i n g V A T _ L i n e _ L b l   E l e m e n t T y p e = " C o l u m n "   E l e m e n t I d = " 9 3 0 7 4 7 3 1 3 "   D a t a T y p e = " S t r i n g " > A m o u n t I n c l u d i n g V A T _ L i n e _ L b l < / A m o u n t I n c l u d i n g V A T _ L i n e _ L b l > - 
-             < C O 2 e P e r U n i t _ L i n e   E l e m e n t T y p e = " C o l u m n "   E l e m e n t I d = " 1 3 2 0 1 7 0 3 0 2 "   D a t a T y p e = " T e x t " > C O 2 e P e r U n i t _ L i n e < / C O 2 e P e r U n i t _ L i n e > - 
-             < D e s c r i p t i o n _ L i n e   E l e m e n t T y p e = " C o l u m n "   E l e m e n t I d = " 1 4 0 6 8 2 2 3 1 0 "   D a t a T y p e = " T e x t " > D e s c r i p t i o n _ L i n e < / D e s c r i p t i o n _ L i n e > - 
-             < D e s c r i p t i o n _ L i n e _ L b l   E l e m e n t T y p e = " C o l u m n "   E l e m e n t I d = " 2 1 1 8 9 5 1 4 9 5 "   D a t a T y p e = " S t r i n g " > D e s c r i p t i o n _ L i n e _ L b l < / D e s c r i p t i o n _ L i n e _ L b l > - 
-             < I t e m N o _ L i n e   E l e m e n t T y p e = " C o l u m n "   E l e m e n t I d = " 1 9 1 0 2 9 6 2 8 8 "   D a t a T y p e = " C o d e " > I t e m N o _ L i n e < / I t e m N o _ L i n e > - 
-             < I t e m N o _ L i n e _ L b l   E l e m e n t T y p e = " C o l u m n "   E l e m e n t I d = " 1 3 4 0 0 7 9 6 1 3 "   D a t a T y p e = " S t r i n g " > I t e m N o _ L i n e _ L b l < / I t e m N o _ L i n e _ L b l > - 
-             < I t e m R e f e r e n c e N o _ L i n e   E l e m e n t T y p e = " C o l u m n "   E l e m e n t I d = " 9 2 7 2 3 5 7 "   D a t a T y p e = " C o d e " > I t e m R e f e r e n c e N o _ L i n e < / I t e m R e f e r e n c e N o _ L i n e > - 
-             < I t e m R e f e r e n c e N o _ L i n e _ L b l   E l e m e n t T y p e = " C o l u m n "   E l e m e n t I d = " 1 9 8 0 6 3 1 1 3 0 "   D a t a T y p e = " S t r i n g " > I t e m R e f e r e n c e N o _ L i n e _ L b l < / I t e m R e f e r e n c e N o _ L i n e _ L b l > - 
-             < L i n e A m o u n t _ L i n e   E l e m e n t T y p e = " C o l u m n "   E l e m e n t I d = " 2 6 8 9 3 7 1 6 2 "   D a t a T y p e = " T e x t " > L i n e A m o u n t _ L i n e < / L i n e A m o u n t _ L i n e > - 
-             < L i n e A m o u n t _ L i n e _ L b l   E l e m e n t T y p e = " C o l u m n "   E l e m e n t I d = " 9 9 2 9 0 1 8 4 5 "   D a t a T y p e = " S t r i n g " > L i n e A m o u n t _ L i n e _ L b l < / L i n e A m o u n t _ L i n e _ L b l > - 
-             < L i n e D i s c o u n t P e r c e n t _ L i n e   E l e m e n t T y p e = " C o l u m n "   E l e m e n t I d = " 9 0 7 8 2 7 4 3 6 "   D a t a T y p e = " D e c i m a l " > L i n e D i s c o u n t P e r c e n t _ L i n e < / L i n e D i s c o u n t P e r c e n t _ L i n e > - 
-             < L i n e D i s c o u n t P e r c e n t T e x t _ L i n e   E l e m e n t T y p e = " C o l u m n "   E l e m e n t I d = " 6 1 3 1 3 5 1 9 "   D a t a T y p e = " T e x t " > L i n e D i s c o u n t P e r c e n t T e x t _ L i n e < / L i n e D i s c o u n t P e r c e n t T e x t _ L i n e > - 
-             < L i n e N o _ L i n e   E l e m e n t T y p e = " C o l u m n "   E l e m e n t I d = " 6 9 8 9 8 5 9 7 9 "   D a t a T y p e = " I n t e g e r " > L i n e N o _ L i n e < / L i n e N o _ L i n e > - 
-             < P r i c e _ L b l   E l e m e n t T y p e = " C o l u m n "   E l e m e n t I d = " 2 1 2 6 7 6 4 9 2 5 "   D a t a T y p e = " T e x t C o n s t " > P r i c e _ L b l < / P r i c e _ L b l > - 
-             < P r i c e P e r _ L b l   E l e m e n t T y p e = " C o l u m n "   E l e m e n t I d = " 9 7 3 2 8 0 1 3 4 "   D a t a T y p e = " T e x t C o n s t " > P r i c e P e r _ L b l < / P r i c e P e r _ L b l > - 
-             < Q t y _ L b l   E l e m e n t T y p e = " C o l u m n "   E l e m e n t I d = " 2 6 3 6 7 3 7 6 4 "   D a t a T y p e = " T e x t C o n s t " > Q t y _ L b l < / Q t y _ L b l > - 
-             < Q u a n t i t y _ L i n e   E l e m e n t T y p e = " C o l u m n "   E l e m e n t I d = " 1 0 6 8 5 4 3 5 3 7 "   D a t a T y p e = " T e x t " > Q u a n t i t y _ L i n e < / Q u a n t i t y _ L i n e > - 
-             < Q u a n t i t y _ L i n e _ L b l   E l e m e n t T y p e = " C o l u m n "   E l e m e n t I d = " 2 0 3 4 5 0 6 8 0 2 "   D a t a T y p e = " S t r i n g " > Q u a n t i t y _ L i n e _ L b l < / Q u a n t i t y _ L i n e _ L b l > - 
-             < S h i p m e n t D a t e _ L b l   E l e m e n t T y p e = " C o l u m n "   E l e m e n t I d = " 6 1 4 4 0 0 3 6 4 "   D a t a T y p e = " T e x t C o n s t " > S h i p m e n t D a t e _ L b l < / S h i p m e n t D a t e _ L b l > - 
-             < S h i p m e n t D a t e _ L i n e   E l e m e n t T y p e = " C o l u m n "   E l e m e n t I d = " 1 6 7 3 3 7 5 4 1 6 "   D a t a T y p e = " S t r i n g " > S h i p m e n t D a t e _ L i n e < / S h i p m e n t D a t e _ L i n e > - 
-             < T r a n s H e a d e r A m o u n t   E l e m e n t T y p e = " C o l u m n "   E l e m e n t I d = " 2 0 2 8 3 0 6 2 7 6 "   D a t a T y p e = " D e c i m a l " > T r a n s H e a d e r A m o u n t < / T r a n s H e a d e r A m o u n t > - 
-             < T y p e _ L i n e   E l e m e n t T y p e = " C o l u m n "   E l e m e n t I d = " 2 7 2 8 0 4 9 2 4 "   D a t a T y p e = " S t r i n g " > T y p e _ L i n e < / T y p e _ L i n e > - 
-             < U n i t _ L b l   E l e m e n t T y p e = " C o l u m n "   E l e m e n t I d = " 8 1 4 3 6 4 3 1 8 "   D a t a T y p e = " T e x t C o n s t " > U n i t _ L b l < / U n i t _ L b l > - 
-             < U n i t O f M e a s u r e   E l e m e n t T y p e = " C o l u m n "   E l e m e n t I d = " 1 8 0 8 2 2 8 0 1 8 "   D a t a T y p e = " T e x t " > U n i t O f M e a s u r e < / U n i t O f M e a s u r e > - 
-             < U n i t O f M e a s u r e _ L b l   E l e m e n t T y p e = " C o l u m n "   E l e m e n t I d = " 9 8 1 9 5 1 2 4 9 "   D a t a T y p e = " S t r i n g " > U n i t O f M e a s u r e _ L b l < / U n i t O f M e a s u r e _ L b l > - 
-             < U n i t P r i c e   E l e m e n t T y p e = " C o l u m n "   E l e m e n t I d = " 1 4 7 8 2 2 1 5 2 6 "   D a t a T y p e = " T e x t " > U n i t P r i c e < / U n i t P r i c e > - 
-             < U n i t P r i c e _ L b l   E l e m e n t T y p e = " C o l u m n "   E l e m e n t I d = " 1 1 6 3 9 2 6 6 0 3 "   D a t a T y p e = " S t r i n g " > U n i t P r i c e _ L b l < / U n i t P r i c e _ L b l > - 
-             < V A T I d e n t i f i e r _ L i n e   E l e m e n t T y p e = " C o l u m n "   E l e m e n t I d = " 1 7 7 3 6 2 2 4 1 2 "   D a t a T y p e = " C o d e " > V A T I d e n t i f i e r _ L i n e < / V A T I d e n t i f i e r _ L i n e > - 
-             < V A T I d e n t i f i e r _ L i n e _ L b l   E l e m e n t T y p e = " C o l u m n "   E l e m e n t I d = " 5 3 3 7 8 2 7 0 3 "   D a t a T y p e = " S t r i n g " > V A T I d e n t i f i e r _ L i n e _ L b l < / V A T I d e n t i f i e r _ L i n e _ L b l > - 
-             < V A T P c t _ L i n e   E l e m e n t T y p e = " C o l u m n "   E l e m e n t I d = " 1 9 7 4 0 0 1 9 4 4 "   D a t a T y p e = " T e x t " > V A T P c t _ L i n e < / V A T P c t _ L i n e > - 
-             < V A T P c t _ L i n e _ L b l   E l e m e n t T y p e = " C o l u m n "   E l e m e n t I d = " 1 2 0 7 5 2 9 9 1 5 "   D a t a T y p e = " S t r i n g " > V A T P c t _ L i n e _ L b l < / V A T P c t _ L i n e _ L b l > - 
-             < S e r v i c e C o m m i t m e n t H e a d e r F o r S a l e s L i n e   E l e m e n t T y p e = " D a t a I t e m "   E l e m e n t I d = " 2 6 0 5 7 5 8 7 1 " > - 
-                 < S e r v i c e C o m m i t m e n t F o r L i n e D e s c r i p t i o n _ L b l   E l e m e n t T y p e = " C o l u m n "   E l e m e n t I d = " 1 8 3 9 3 2 6 6 6 7 "   D a t a T y p e = " T e x t " > S e r v i c e C o m m i t m e n t F o r L i n e D e s c r i p t i o n _ L b l < / S e r v i c e C o m m i t m e n t F o r L i n e D e s c r i p t i o n _ L b l > - 
-                 < S e r v i c e C o m m i t m e n t F o r L i n e D i s c o u n t _ L b l   E l e m e n t T y p e = " C o l u m n "   E l e m e n t I d = " 1 8 3 7 0 5 0 1 8 "   D a t a T y p e = " T e x t " > S e r v i c e C o m m i t m e n t F o r L i n e D i s c o u n t _ L b l < / S e r v i c e C o m m i t m e n t F o r L i n e D i s c o u n t _ L b l > - 
-                 < S e r v i c e C o m m i t m e n t F o r L i n e P r i c e _ L b l   E l e m e n t T y p e = " C o l u m n "   E l e m e n t I d = " 6 1 5 0 7 0 4 9 4 "   D a t a T y p e = " T e x t " > S e r v i c e C o m m i t m e n t F o r L i n e P r i c e _ L b l < / S e r v i c e C o m m i t m e n t F o r L i n e P r i c e _ L b l > - 
-                 < S e r v i c e C o m m i t m e n t F o r L i n e   E l e m e n t T y p e = " D a t a I t e m "   E l e m e n t I d = " 1 8 0 1 1 0 3 3 4 6 " > - 
-                     < S e r v i c e C o m m i t m e n t F o r L i n e D e s c r i p t i o n   E l e m e n t T y p e = " C o l u m n "   E l e m e n t I d = " 2 0 7 8 7 8 2 3 2 "   D a t a T y p e = " T e x t " > S e r v i c e C o m m i t m e n t F o r L i n e D e s c r i p t i o n < / S e r v i c e C o m m i t m e n t F o r L i n e D e s c r i p t i o n > - 
-                     < S e r v i c e C o m m i t m e n t F o r L i n e D i s c o u n t   E l e m e n t T y p e = " C o l u m n "   E l e m e n t I d = " 1 7 2 0 3 2 4 3 4 7 "   D a t a T y p e = " T e x t " > S e r v i c e C o m m i t m e n t F o r L i n e D i s c o u n t < / S e r v i c e C o m m i t m e n t F o r L i n e D i s c o u n t > - 
-                     < S e r v i c e C o m m i t m e n t F o r L i n e L i n e N o   E l e m e n t T y p e = " C o l u m n "   E l e m e n t I d = " 3 6 6 2 2 9 7 5 3 "   D a t a T y p e = " I n t e g e r " > S e r v i c e C o m m i t m e n t F o r L i n e L i n e N o < / S e r v i c e C o m m i t m e n t F o r L i n e L i n e N o > - 
-                     < S e r v i c e C o m m i t m e n t F o r L i n e P r i c e   E l e m e n t T y p e = " C o l u m n "   E l e m e n t I d = " 1 6 5 6 4 4 5 1 "   D a t a T y p e = " T e x t " > S e r v i c e C o m m i t m e n t F o r L i n e P r i c e < / S e r v i c e C o m m i t m e n t F o r L i n e P r i c e > +     < H e a d e r > + 
+         < B i l l T o C o n t a c t E m a i l > B i l l T o C o n t a c t E m a i l < / B i l l T o C o n t a c t E m a i l > + 
+         < B i l l T o C o n t a c t E m a i l L b l > B i l l T o C o n t a c t E m a i l L b l < / B i l l T o C o n t a c t E m a i l L b l > + 
+         < B i l l T o C o n t a c t M o b i l e P h o n e N o > B i l l T o C o n t a c t M o b i l e P h o n e N o < / B i l l T o C o n t a c t M o b i l e P h o n e N o > + 
+         < B i l l T o C o n t a c t M o b i l e P h o n e N o L b l > B i l l T o C o n t a c t M o b i l e P h o n e N o L b l < / B i l l T o C o n t a c t M o b i l e P h o n e N o L b l > + 
+         < B i l l T o C o n t a c t P h o n e N o > B i l l T o C o n t a c t P h o n e N o < / B i l l T o C o n t a c t P h o n e N o > + 
+         < B i l l T o C o n t a c t P h o n e N o L b l > B i l l T o C o n t a c t P h o n e N o L b l < / B i l l T o C o n t a c t P h o n e N o L b l > + 
+         < B i l l t o C u s t o m e r N o _ L b l > B i l l t o C u s t o m e r N o _ L b l < / B i l l t o C u s t o m e r N o _ L b l > + 
+         < B i l l t o C u s t u m e r N o > B i l l t o C u s t u m e r N o < / B i l l t o C u s t u m e r N o > + 
+         < C O 2 e P e r U n i t _ L b l > C O 2 e P e r U n i t _ L b l < / C O 2 e P e r U n i t _ L b l > + 
+         < C o m p a n y A d d r e s s 1 > C o m p a n y A d d r e s s 1 < / C o m p a n y A d d r e s s 1 > + 
+         < C o m p a n y A d d r e s s 2 > C o m p a n y A d d r e s s 2 < / C o m p a n y A d d r e s s 2 > + 
+         < C o m p a n y A d d r e s s 3 > C o m p a n y A d d r e s s 3 < / C o m p a n y A d d r e s s 3 > + 
+         < C o m p a n y A d d r e s s 4 > C o m p a n y A d d r e s s 4 < / C o m p a n y A d d r e s s 4 > + 
+         < C o m p a n y A d d r e s s 5 > C o m p a n y A d d r e s s 5 < / C o m p a n y A d d r e s s 5 > + 
+         < C o m p a n y A d d r e s s 6 > C o m p a n y A d d r e s s 6 < / C o m p a n y A d d r e s s 6 > + 
+         < C o m p a n y A d d r e s s 7 > C o m p a n y A d d r e s s 7 < / C o m p a n y A d d r e s s 7 > + 
+         < C o m p a n y A d d r e s s 8 > C o m p a n y A d d r e s s 8 < / C o m p a n y A d d r e s s 8 > + 
+         < C o m p a n y B a n k A c c o u n t N o > C o m p a n y B a n k A c c o u n t N o < / C o m p a n y B a n k A c c o u n t N o > + 
+         < C o m p a n y B a n k A c c o u n t N o _ L b l > C o m p a n y B a n k A c c o u n t N o _ L b l < / C o m p a n y B a n k A c c o u n t N o _ L b l > + 
+         < C o m p a n y B a n k B r a n c h N o > C o m p a n y B a n k B r a n c h N o < / C o m p a n y B a n k B r a n c h N o > + 
+         < C o m p a n y B a n k B r a n c h N o _ L b l > C o m p a n y B a n k B r a n c h N o _ L b l < / C o m p a n y B a n k B r a n c h N o _ L b l > + 
+         < C o m p a n y B a n k N a m e > C o m p a n y B a n k N a m e < / C o m p a n y B a n k N a m e > + 
+         < C o m p a n y B a n k N a m e _ L b l > C o m p a n y B a n k N a m e _ L b l < / C o m p a n y B a n k N a m e _ L b l > + 
+         < C o m p a n y C u s t o m G i r o > C o m p a n y C u s t o m G i r o < / C o m p a n y C u s t o m G i r o > + 
+         < C o m p a n y C u s t o m G i r o _ L b l > C o m p a n y C u s t o m G i r o _ L b l < / C o m p a n y C u s t o m G i r o _ L b l > + 
+         < C o m p a n y E M a i l > C o m p a n y E M a i l < / C o m p a n y E M a i l > + 
+         < C o m p a n y G i r o N o > C o m p a n y G i r o N o < / C o m p a n y G i r o N o > + 
+         < C o m p a n y G i r o N o _ L b l > C o m p a n y G i r o N o _ L b l < / C o m p a n y G i r o N o _ L b l > + 
+         < C o m p a n y H o m e P a g e > C o m p a n y H o m e P a g e < / C o m p a n y H o m e P a g e > + 
+         < C o m p a n y I B A N > C o m p a n y I B A N < / C o m p a n y I B A N > + 
+         < C o m p a n y I B A N _ L b l > C o m p a n y I B A N _ L b l < / C o m p a n y I B A N _ L b l > + 
+         < C o m p a n y L e g a l O f f i c e > C o m p a n y L e g a l O f f i c e < / C o m p a n y L e g a l O f f i c e > + 
+         < C o m p a n y L e g a l O f f i c e _ L b l > C o m p a n y L e g a l O f f i c e _ L b l < / C o m p a n y L e g a l O f f i c e _ L b l > + 
+         < C o m p a n y L e g a l S t a t e m e n t > C o m p a n y L e g a l S t a t e m e n t < / C o m p a n y L e g a l S t a t e m e n t > + 
+         < C o m p a n y L o g o P o s i t i o n > C o m p a n y L o g o P o s i t i o n < / C o m p a n y L o g o P o s i t i o n > + 
+         < C o m p a n y P h o n e N o > C o m p a n y P h o n e N o < / C o m p a n y P h o n e N o > + 
+         < C o m p a n y P h o n e N o _ L b l > C o m p a n y P h o n e N o _ L b l < / C o m p a n y P h o n e N o _ L b l > + 
+         < C o m p a n y P i c t u r e / > + 
+         < C o m p a n y R e g i s t r a t i o n N u m b e r > C o m p a n y R e g i s t r a t i o n N u m b e r < / C o m p a n y R e g i s t r a t i o n N u m b e r > + 
+         < C o m p a n y R e g i s t r a t i o n N u m b e r _ L b l > C o m p a n y R e g i s t r a t i o n N u m b e r _ L b l < / C o m p a n y R e g i s t r a t i o n N u m b e r _ L b l > + 
+         < C o m p a n y S W I F T > C o m p a n y S W I F T < / C o m p a n y S W I F T > + 
+         < C o m p a n y S W I F T _ L b l > C o m p a n y S W I F T _ L b l < / C o m p a n y S W I F T _ L b l > + 
+         < C o m p a n y V A T R e g i s t r a t i o n N o > C o m p a n y V A T R e g i s t r a t i o n N o < / C o m p a n y V A T R e g i s t r a t i o n N o > + 
+         < C o m p a n y V A T R e g i s t r a t i o n N o _ L b l > C o m p a n y V A T R e g i s t r a t i o n N o _ L b l < / C o m p a n y V A T R e g i s t r a t i o n N o _ L b l > + 
+         < C o m p a n y V A T R e g N o > C o m p a n y V A T R e g N o < / C o m p a n y V A T R e g N o > + 
+         < C o m p a n y V A T R e g N o _ L b l > C o m p a n y V A T R e g N o _ L b l < / C o m p a n y V A T R e g N o _ L b l > + 
+         < C o n t a c t _ L b l > C o n t a c t _ L b l < / C o n t a c t _ L b l > + 
+         < C o p y _ L b l > C o p y _ L b l < / C o p y _ L b l > + 
+         < C u s t o m e r A d d r e s s 1 > C u s t o m e r A d d r e s s 1 < / C u s t o m e r A d d r e s s 1 > + 
+         < C u s t o m e r A d d r e s s 2 > C u s t o m e r A d d r e s s 2 < / C u s t o m e r A d d r e s s 2 > + 
+         < C u s t o m e r A d d r e s s 3 > C u s t o m e r A d d r e s s 3 < / C u s t o m e r A d d r e s s 3 > + 
+         < C u s t o m e r A d d r e s s 4 > C u s t o m e r A d d r e s s 4 < / C u s t o m e r A d d r e s s 4 > + 
+         < C u s t o m e r A d d r e s s 5 > C u s t o m e r A d d r e s s 5 < / C u s t o m e r A d d r e s s 5 > + 
+         < C u s t o m e r A d d r e s s 6 > C u s t o m e r A d d r e s s 6 < / C u s t o m e r A d d r e s s 6 > + 
+         < C u s t o m e r A d d r e s s 7 > C u s t o m e r A d d r e s s 7 < / C u s t o m e r A d d r e s s 7 > + 
+         < C u s t o m e r A d d r e s s 8 > C u s t o m e r A d d r e s s 8 < / C u s t o m e r A d d r e s s 8 > + 
+         < C u s t o m e r P o s t a l B a r C o d e > C u s t o m e r P o s t a l B a r C o d e < / C u s t o m e r P o s t a l B a r C o d e > + 
+         < D i s c l a i m e r _ L b l > D i s c l a i m e r _ L b l < / D i s c l a i m e r _ L b l > + 
+         < D o c u m e n t C o p y T e x t > D o c u m e n t C o p y T e x t < / D o c u m e n t C o p y T e x t > + 
+         < D o c u m e n t D a t e > D o c u m e n t D a t e < / D o c u m e n t D a t e > + 
+         < D o c u m e n t D a t e _ L b l > D o c u m e n t D a t e _ L b l < / D o c u m e n t D a t e _ L b l > + 
+         < D o c u m e n t N o > D o c u m e n t N o < / D o c u m e n t N o > + 
+         < D o c u m e n t N o _ L b l > D o c u m e n t N o _ L b l < / D o c u m e n t N o _ L b l > + 
+         < D o c u m e n t T i t l e _ L b l > D o c u m e n t T i t l e _ L b l < / D o c u m e n t T i t l e _ L b l > + 
+         < D u e D a t e > D u e D a t e < / D u e D a t e > + 
+         < D u e D a t e _ L b l > D u e D a t e _ L b l < / D u e D a t e _ L b l > + 
+         < E M a i l _ L b l > E M a i l _ L b l < / E M a i l _ L b l > + 
+         < E s t i m a t e _ L b l > E s t i m a t e _ L b l < / E s t i m a t e _ L b l > + 
+         < E s t i m a t e B o d y _ L b l > E s t i m a t e B o d y _ L b l < / E s t i m a t e B o d y _ L b l > + 
+         < E s t i m a t e F o r _ L b l > E s t i m a t e F o r _ L b l < / E s t i m a t e F o r _ L b l > + 
+         < E x c h a n g e R a t e A s T e x t > E x c h a n g e R a t e A s T e x t < / E x c h a n g e R a t e A s T e x t > + 
+         < E x t e r n a l D o c u m e n t N o > E x t e r n a l D o c u m e n t N o < / E x t e r n a l D o c u m e n t N o > + 
+         < E x t e r n a l D o c u m e n t N o L b l > E x t e r n a l D o c u m e n t N o L b l < / E x t e r n a l D o c u m e n t N o L b l > + 
+         < F r o m _ L b l > F r o m _ L b l < / F r o m _ L b l > + 
+         < H o m e P a g e _ L b l > H o m e P a g e _ L b l < / H o m e P a g e _ L b l > + 
+         < I n v o i c e D i s c o u n t A m o u n t _ L b l > I n v o i c e D i s c o u n t A m o u n t _ L b l < / I n v o i c e D i s c o u n t A m o u n t _ L b l > + 
+         < I n v o i c e D i s c o u n t B a s e A m o u n t _ L b l > I n v o i c e D i s c o u n t B a s e A m o u n t _ L b l < / I n v o i c e D i s c o u n t B a s e A m o u n t _ L b l > + 
+         < L e g a l E n t i t y T y p e > L e g a l E n t i t y T y p e < / L e g a l E n t i t y T y p e > + 
+         < L e g a l E n t i t y T y p e _ L b l > L e g a l E n t i t y T y p e _ L b l < / L e g a l E n t i t y T y p e _ L b l > + 
+         < L i n e A m o u n t A f t e r I n v o i c e D i s c o u n t _ L b l > L i n e A m o u n t A f t e r I n v o i c e D i s c o u n t _ L b l < / L i n e A m o u n t A f t e r I n v o i c e D i s c o u n t _ L b l > + 
+         < L o c a l C u r r e n c y _ L b l > L o c a l C u r r e n c y _ L b l < / L o c a l C u r r e n c y _ L b l > + 
+         < P a g e _ L b l > P a g e _ L b l < / P a g e _ L b l > + 
+         < P a y m e n t M e t h o d D e s c r i p t i o n > P a y m e n t M e t h o d D e s c r i p t i o n < / P a y m e n t M e t h o d D e s c r i p t i o n > + 
+         < P a y m e n t M e t h o d D e s c r i p t i o n _ L b l > P a y m e n t M e t h o d D e s c r i p t i o n _ L b l < / P a y m e n t M e t h o d D e s c r i p t i o n _ L b l > + 
+         < P a y m e n t T e r m s D e s c r i p t i o n > P a y m e n t T e r m s D e s c r i p t i o n < / P a y m e n t T e r m s D e s c r i p t i o n > + 
+         < P a y m e n t T e r m s D e s c r i p t i o n _ L b l > P a y m e n t T e r m s D e s c r i p t i o n _ L b l < / P a y m e n t T e r m s D e s c r i p t i o n _ L b l > + 
+         < P r i c e s I n c l u d i n g V A T > P r i c e s I n c l u d i n g V A T < / P r i c e s I n c l u d i n g V A T > + 
+         < P r i c e s I n c l u d i n g V A T _ L b l > P r i c e s I n c l u d i n g V A T _ L b l < / P r i c e s I n c l u d i n g V A T _ L b l > + 
+         < P r i c e s I n c l u d i n g V A T Y e s N o > P r i c e s I n c l u d i n g V A T Y e s N o < / P r i c e s I n c l u d i n g V A T Y e s N o > + 
+         < Q u e s t i o n s _ L b l > Q u e s t i o n s _ L b l < / Q u e s t i o n s _ L b l > + 
+         < Q u o t e V a l i d T o D a t e > Q u o t e V a l i d T o D a t e < / Q u o t e V a l i d T o D a t e > + 
+         < Q u o t e V a l i d T o D a t e _ L b l > Q u o t e V a l i d T o D a t e _ L b l < / Q u o t e V a l i d T o D a t e _ L b l > + 
+         < S a l e s I n v o i c e L i n e D i s c o u n t _ L b l > S a l e s I n v o i c e L i n e D i s c o u n t _ L b l < / S a l e s I n v o i c e L i n e D i s c o u n t _ L b l > + 
+         < S a l e s P e r s o n _ L b l > S a l e s P e r s o n _ L b l < / S a l e s P e r s o n _ L b l > + 
+         < S a l e s P e r s o n B l a n k _ L b l > S a l e s P e r s o n B l a n k _ L b l < / S a l e s P e r s o n B l a n k _ L b l > + 
+         < S a l e s P e r s o n N a m e > S a l e s P e r s o n N a m e < / S a l e s P e r s o n N a m e > + 
+         < S e l l T o C o n t a c t E m a i l > S e l l T o C o n t a c t E m a i l < / S e l l T o C o n t a c t E m a i l > + 
+         < S e l l T o C o n t a c t E m a i l L b l > S e l l T o C o n t a c t E m a i l L b l < / S e l l T o C o n t a c t E m a i l L b l > + 
+         < S e l l T o C o n t a c t M o b i l e P h o n e N o > S e l l T o C o n t a c t M o b i l e P h o n e N o < / S e l l T o C o n t a c t M o b i l e P h o n e N o > + 
+         < S e l l T o C o n t a c t M o b i l e P h o n e N o L b l > S e l l T o C o n t a c t M o b i l e P h o n e N o L b l < / S e l l T o C o n t a c t M o b i l e P h o n e N o L b l > + 
+         < S e l l T o C o n t a c t P h o n e N o > S e l l T o C o n t a c t P h o n e N o < / S e l l T o C o n t a c t P h o n e N o > + 
+         < S e l l T o C o n t a c t P h o n e N o L b l > S e l l T o C o n t a c t P h o n e N o L b l < / S e l l T o C o n t a c t P h o n e N o L b l > + 
+         < S e l l t o C u s t o m e r N o > S e l l t o C u s t o m e r N o < / S e l l t o C u s t o m e r N o > + 
+         < S e l l t o C u s t o m e r N o _ L b l > S e l l t o C u s t o m e r N o _ L b l < / S e l l t o C u s t o m e r N o _ L b l > + 
+         < S h i p m e n t _ L b l > S h i p m e n t _ L b l < / S h i p m e n t _ L b l > + 
+         < S h i p m e n t M e t h o d D e s c r i p t i o n > S h i p m e n t M e t h o d D e s c r i p t i o n < / S h i p m e n t M e t h o d D e s c r i p t i o n > + 
+         < S h i p m e n t M e t h o d D e s c r i p t i o n _ L b l > S h i p m e n t M e t h o d D e s c r i p t i o n _ L b l < / S h i p m e n t M e t h o d D e s c r i p t i o n _ L b l > + 
+         < S h i p T o A d d r e s s _ L b l > S h i p T o A d d r e s s _ L b l < / S h i p T o A d d r e s s _ L b l > + 
+         < S h i p T o A d d r e s s 1 > S h i p T o A d d r e s s 1 < / S h i p T o A d d r e s s 1 > + 
+         < S h i p T o A d d r e s s 2 > S h i p T o A d d r e s s 2 < / S h i p T o A d d r e s s 2 > + 
+         < S h i p T o A d d r e s s 3 > S h i p T o A d d r e s s 3 < / S h i p T o A d d r e s s 3 > + 
+         < S h i p T o A d d r e s s 4 > S h i p T o A d d r e s s 4 < / S h i p T o A d d r e s s 4 > + 
+         < S h i p T o A d d r e s s 5 > S h i p T o A d d r e s s 5 < / S h i p T o A d d r e s s 5 > + 
+         < S h i p T o A d d r e s s 6 > S h i p T o A d d r e s s 6 < / S h i p T o A d d r e s s 6 > + 
+         < S h i p T o A d d r e s s 7 > S h i p T o A d d r e s s 7 < / S h i p T o A d d r e s s 7 > + 
+         < S h i p T o A d d r e s s 8 > S h i p T o A d d r e s s 8 < / S h i p T o A d d r e s s 8 > + 
+         < S h i p T o P h o n e N o > S h i p T o P h o n e N o < / S h i p T o P h o n e N o > + 
+         < S h o w S h i p p i n g A d d r e s s > S h o w S h i p p i n g A d d r e s s < / S h o w S h i p p i n g A d d r e s s > + 
+         < S h o w W o r k D e s c r i p t i o n > S h o w W o r k D e s c r i p t i o n < / S h o w W o r k D e s c r i p t i o n > + 
+         < S u b t o t a l _ L b l > S u b t o t a l _ L b l < / S u b t o t a l _ L b l > + 
+         < T h a n k s _ L b l > T h a n k s _ L b l < / T h a n k s _ L b l > + 
+         < T o t a l _ L b l > T o t a l _ L b l < / T o t a l _ L b l > + 
+         < T o t a l C O 2 e _ L b l > T o t a l C O 2 e _ L b l < / T o t a l C O 2 e _ L b l > + 
+         < V A T A m o u n t _ L b l > V A T A m o u n t _ L b l < / V A T A m o u n t _ L b l > + 
+         < V A T A m o u n t S p e c i f i c a t i o n _ L b l > V A T A m o u n t S p e c i f i c a t i o n _ L b l < / V A T A m o u n t S p e c i f i c a t i o n _ L b l > + 
+         < V A T B a s e _ L b l > V A T B a s e _ L b l < / V A T B a s e _ L b l > + 
+         < V A T C l a u s e _ L b l > V A T C l a u s e _ L b l < / V A T C l a u s e _ L b l > + 
+         < V A T C l a u s e s _ L b l > V A T C l a u s e s _ L b l < / V A T C l a u s e s _ L b l > + 
+         < V A T I d e n t i f i e r _ L b l > V A T I d e n t i f i e r _ L b l < / V A T I d e n t i f i e r _ L b l > + 
+         < V A T P e r c e n t a g e _ L b l > V A T P e r c e n t a g e _ L b l < / V A T P e r c e n t a g e _ L b l > + 
+         < V A T R e g i s t r a t i o n N o > V A T R e g i s t r a t i o n N o < / V A T R e g i s t r a t i o n N o > + 
+         < V A T R e g i s t r a t i o n N o _ L b l > V A T R e g i s t r a t i o n N o _ L b l < / V A T R e g i s t r a t i o n N o _ L b l > + 
+         < Y o u r E s t i m a t e _ L b l > Y o u r E s t i m a t e _ L b l < / Y o u r E s t i m a t e _ L b l > + 
+         < Y o u r R e f e r e n c e > Y o u r R e f e r e n c e < / Y o u r R e f e r e n c e > + 
+         < Y o u r R e f e r e n c e _ _ L b l > Y o u r R e f e r e n c e _ _ L b l < / Y o u r R e f e r e n c e _ _ L b l > + 
+         < L i n e > + 
+             < A m o u n t E x c l u d i n g V A T _ L i n e > A m o u n t E x c l u d i n g V A T _ L i n e < / A m o u n t E x c l u d i n g V A T _ L i n e > + 
+             < A m o u n t E x c l u d i n g V A T _ L i n e _ L b l > A m o u n t E x c l u d i n g V A T _ L i n e _ L b l < / A m o u n t E x c l u d i n g V A T _ L i n e _ L b l > + 
+             < A m o u n t I n c l u d i n g V A T _ L i n e > A m o u n t I n c l u d i n g V A T _ L i n e < / A m o u n t I n c l u d i n g V A T _ L i n e > + 
+             < A m o u n t I n c l u d i n g V A T _ L i n e _ L b l > A m o u n t I n c l u d i n g V A T _ L i n e _ L b l < / A m o u n t I n c l u d i n g V A T _ L i n e _ L b l > + 
+             < C O 2 e P e r U n i t _ L i n e > C O 2 e P e r U n i t _ L i n e < / C O 2 e P e r U n i t _ L i n e > + 
+             < D e s c r i p t i o n _ L i n e > D e s c r i p t i o n _ L i n e < / D e s c r i p t i o n _ L i n e > + 
+             < D e s c r i p t i o n _ L i n e _ L b l > D e s c r i p t i o n _ L i n e _ L b l < / D e s c r i p t i o n _ L i n e _ L b l > + 
+             < I t e m N o _ L i n e > I t e m N o _ L i n e < / I t e m N o _ L i n e > + 
+             < I t e m N o _ L i n e _ L b l > I t e m N o _ L i n e _ L b l < / I t e m N o _ L i n e _ L b l > + 
+             < I t e m R e f e r e n c e N o _ L i n e > I t e m R e f e r e n c e N o _ L i n e < / I t e m R e f e r e n c e N o _ L i n e > + 
+             < I t e m R e f e r e n c e N o _ L i n e _ L b l > I t e m R e f e r e n c e N o _ L i n e _ L b l < / I t e m R e f e r e n c e N o _ L i n e _ L b l > + 
+             < L i n e A m o u n t _ L i n e > L i n e A m o u n t _ L i n e < / L i n e A m o u n t _ L i n e > + 
+             < L i n e A m o u n t _ L i n e _ L b l > L i n e A m o u n t _ L i n e _ L b l < / L i n e A m o u n t _ L i n e _ L b l > + 
+             < L i n e D i s c o u n t P e r c e n t _ L i n e > L i n e D i s c o u n t P e r c e n t _ L i n e < / L i n e D i s c o u n t P e r c e n t _ L i n e > + 
+             < L i n e D i s c o u n t P e r c e n t T e x t _ L i n e > L i n e D i s c o u n t P e r c e n t T e x t _ L i n e < / L i n e D i s c o u n t P e r c e n t T e x t _ L i n e > + 
+             < L i n e N o _ L i n e > L i n e N o _ L i n e < / L i n e N o _ L i n e > + 
+             < P r i c e _ L b l > P r i c e _ L b l < / P r i c e _ L b l > + 
+             < P r i c e P e r _ L b l > P r i c e P e r _ L b l < / P r i c e P e r _ L b l > + 
+             < Q t y _ L b l > Q t y _ L b l < / Q t y _ L b l > + 
+             < Q u a n t i t y _ L i n e > Q u a n t i t y _ L i n e < / Q u a n t i t y _ L i n e > + 
+             < Q u a n t i t y _ L i n e _ L b l > Q u a n t i t y _ L i n e _ L b l < / Q u a n t i t y _ L i n e _ L b l > + 
+             < S h i p m e n t D a t e _ L b l > S h i p m e n t D a t e _ L b l < / S h i p m e n t D a t e _ L b l > + 
+             < S h i p m e n t D a t e _ L i n e > S h i p m e n t D a t e _ L i n e < / S h i p m e n t D a t e _ L i n e > + 
+             < T r a n s H e a d e r A m o u n t > T r a n s H e a d e r A m o u n t < / T r a n s H e a d e r A m o u n t > + 
+             < T y p e _ L i n e > T y p e _ L i n e < / T y p e _ L i n e > + 
+             < U n i t _ L b l > U n i t _ L b l < / U n i t _ L b l > + 
+             < U n i t O f M e a s u r e > U n i t O f M e a s u r e < / U n i t O f M e a s u r e > + 
+             < U n i t O f M e a s u r e _ L b l > U n i t O f M e a s u r e _ L b l < / U n i t O f M e a s u r e _ L b l > + 
+             < U n i t P r i c e > U n i t P r i c e < / U n i t P r i c e > + 
+             < U n i t P r i c e _ L b l > U n i t P r i c e _ L b l < / U n i t P r i c e _ L b l > + 
+             < V A T I d e n t i f i e r _ L i n e > V A T I d e n t i f i e r _ L i n e < / V A T I d e n t i f i e r _ L i n e > + 
+             < V A T I d e n t i f i e r _ L i n e _ L b l > V A T I d e n t i f i e r _ L i n e _ L b l < / V A T I d e n t i f i e r _ L i n e _ L b l > + 
+             < V A T P c t _ L i n e > V A T P c t _ L i n e < / V A T P c t _ L i n e > + 
+             < V A T P c t _ L i n e _ L b l > V A T P c t _ L i n e _ L b l < / V A T P c t _ L i n e _ L b l > + 
+             < S e r v i c e C o m m i t m e n t H e a d e r F o r S a l e s L i n e > + 
+                 < S e r v i c e C o m m i t m e n t F o r L i n e D e s c r i p t i o n _ L b l > S e r v i c e C o m m i t m e n t F o r L i n e D e s c r i p t i o n _ L b l < / S e r v i c e C o m m i t m e n t F o r L i n e D e s c r i p t i o n _ L b l > + 
+                 < S e r v i c e C o m m i t m e n t F o r L i n e D i s c o u n t _ L b l > S e r v i c e C o m m i t m e n t F o r L i n e D i s c o u n t _ L b l < / S e r v i c e C o m m i t m e n t F o r L i n e D i s c o u n t _ L b l > + 
+                 < S e r v i c e C o m m i t m e n t F o r L i n e P r i c e _ L b l > S e r v i c e C o m m i t m e n t F o r L i n e P r i c e _ L b l < / S e r v i c e C o m m i t m e n t F o r L i n e P r i c e _ L b l > + 
+                 < S e r v i c e C o m m i t m e n t F o r L i n e > + 
+                     < S e r v i c e C o m m i t m e n t F o r L i n e D e s c r i p t i o n > S e r v i c e C o m m i t m e n t F o r L i n e D e s c r i p t i o n < / S e r v i c e C o m m i t m e n t F o r L i n e D e s c r i p t i o n > + 
+                     < S e r v i c e C o m m i t m e n t F o r L i n e D i s c o u n t > S e r v i c e C o m m i t m e n t F o r L i n e D i s c o u n t < / S e r v i c e C o m m i t m e n t F o r L i n e D i s c o u n t > + 
+                     < S e r v i c e C o m m i t m e n t F o r L i n e L i n e N o > S e r v i c e C o m m i t m e n t F o r L i n e L i n e N o < / S e r v i c e C o m m i t m e n t F o r L i n e L i n e N o > + 
+                     < S e r v i c e C o m m i t m e n t F o r L i n e P r i c e > S e r v i c e C o m m i t m e n t F o r L i n e P r i c e < / S e r v i c e C o m m i t m e n t F o r L i n e P r i c e >   
                  < / S e r v i c e C o m m i t m e n t F o r L i n e >   
@@ -5570,135 +5404,135 @@
  
          < / L i n e >   
-         < W o r k D e s c r i p t i o n L i n e s   E l e m e n t T y p e = " D a t a I t e m "   E l e m e n t I d = " 2 7 6 8 1 9 4 4 7 " > - 
-             < W o r k D e s c r i p t i o n L i n e   E l e m e n t T y p e = " C o l u m n "   E l e m e n t I d = " 1 9 4 7 6 2 1 6 7 6 "   D a t a T y p e = " T e x t " > W o r k D e s c r i p t i o n L i n e < / W o r k D e s c r i p t i o n L i n e > - 
-             < W o r k D e s c r i p t i o n L i n e N u m b e r   E l e m e n t T y p e = " C o l u m n "   E l e m e n t I d = " 7 9 7 3 0 7 2 2 3 "   D a t a T y p e = " I n t e g e r " > W o r k D e s c r i p t i o n L i n e N u m b e r < / W o r k D e s c r i p t i o n L i n e N u m b e r > +         < W o r k D e s c r i p t i o n L i n e s > + 
+             < W o r k D e s c r i p t i o n L i n e > W o r k D e s c r i p t i o n L i n e < / W o r k D e s c r i p t i o n L i n e > + 
+             < W o r k D e s c r i p t i o n L i n e N u m b e r > W o r k D e s c r i p t i o n L i n e N u m b e r < / W o r k D e s c r i p t i o n L i n e N u m b e r >   
          < / W o r k D e s c r i p t i o n L i n e s >   
-         < V A T A m o u n t L i n e   E l e m e n t T y p e = " D a t a I t e m "   E l e m e n t I d = " 8 2 7 5 3 4 3 4 8 " > - 
-             < I n v o i c e D i s c o u n t A m o u n t _ V A T A m o u n t L i n e   E l e m e n t T y p e = " C o l u m n "   E l e m e n t I d = " 8 2 4 7 3 0 1 4 1 "   D a t a T y p e = " D e c i m a l " > I n v o i c e D i s c o u n t A m o u n t _ V A T A m o u n t L i n e < / I n v o i c e D i s c o u n t A m o u n t _ V A T A m o u n t L i n e > - 
-             < I n v o i c e D i s c o u n t A m o u n t _ V A T A m o u n t L i n e _ L b l   E l e m e n t T y p e = " C o l u m n "   E l e m e n t I d = " 1 5 6 2 2 0 0 0 3 4 "   D a t a T y p e = " S t r i n g " > I n v o i c e D i s c o u n t A m o u n t _ V A T A m o u n t L i n e _ L b l < / I n v o i c e D i s c o u n t A m o u n t _ V A T A m o u n t L i n e _ L b l > - 
-             < I n v o i c e D i s c o u n t B a s e A m o u n t _ V A T A m o u n t L i n e   E l e m e n t T y p e = " C o l u m n "   E l e m e n t I d = " 2 0 4 0 3 3 2 2 6 6 "   D a t a T y p e = " D e c i m a l " > I n v o i c e D i s c o u n t B a s e A m o u n t _ V A T A m o u n t L i n e < / I n v o i c e D i s c o u n t B a s e A m o u n t _ V A T A m o u n t L i n e > - 
-             < I n v o i c e D i s c o u n t B a s e A m o u n t _ V A T A m o u n t L i n e _ L b l   E l e m e n t T y p e = " C o l u m n "   E l e m e n t I d = " 4 0 5 9 6 0 3 3 1 "   D a t a T y p e = " S t r i n g " > I n v o i c e D i s c o u n t B a s e A m o u n t _ V A T A m o u n t L i n e _ L b l < / I n v o i c e D i s c o u n t B a s e A m o u n t _ V A T A m o u n t L i n e _ L b l > - 
-             < L i n e A m o u n t _ V a t A m o u n t L i n e   E l e m e n t T y p e = " C o l u m n "   E l e m e n t I d = " 2 1 4 6 5 4 0 1 "   D a t a T y p e = " D e c i m a l " > L i n e A m o u n t _ V a t A m o u n t L i n e < / L i n e A m o u n t _ V a t A m o u n t L i n e > - 
-             < L i n e A m o u n t _ V a t A m o u n t L i n e _ L b l   E l e m e n t T y p e = " C o l u m n "   E l e m e n t I d = " 1 1 1 0 9 1 2 1 2 4 "   D a t a T y p e = " S t r i n g " > L i n e A m o u n t _ V a t A m o u n t L i n e _ L b l < / L i n e A m o u n t _ V a t A m o u n t L i n e _ L b l > - 
-             < N o O f V A T I d e n t i f i e r s   E l e m e n t T y p e = " C o l u m n "   E l e m e n t I d = " 1 1 5 3 2 6 3 0 2 6 "   D a t a T y p e = " I n t e g e r " > N o O f V A T I d e n t i f i e r s < / N o O f V A T I d e n t i f i e r s > - 
-             < V A T A m o u n t _ V a t A m o u n t L i n e   E l e m e n t T y p e = " C o l u m n "   E l e m e n t I d = " 1 8 9 1 8 2 0 6 2 0 "   D a t a T y p e = " D e c i m a l " > V A T A m o u n t _ V a t A m o u n t L i n e < / V A T A m o u n t _ V a t A m o u n t L i n e > - 
-             < V A T A m o u n t _ V a t A m o u n t L i n e _ L b l   E l e m e n t T y p e = " C o l u m n "   E l e m e n t I d = " 1 5 1 3 5 5 5 4 7 3 "   D a t a T y p e = " S t r i n g " > V A T A m o u n t _ V a t A m o u n t L i n e _ L b l < / V A T A m o u n t _ V a t A m o u n t L i n e _ L b l > - 
-             < V A T A m o u n t L C Y _ V A T A m o u n t L i n e   E l e m e n t T y p e = " C o l u m n "   E l e m e n t I d = " 1 5 8 1 9 9 4 3 5 0 "   D a t a T y p e = " D e c i m a l " > V A T A m o u n t L C Y _ V A T A m o u n t L i n e < / V A T A m o u n t L C Y _ V A T A m o u n t L i n e > - 
-             < V A T A m o u n t L C Y _ V A T A m o u n t L i n e _ L b l   E l e m e n t T y p e = " C o l u m n "   E l e m e n t I d = " 9 2 3 0 0 3 3 7 "   D a t a T y p e = " T e x t C o n s t " > V A T A m o u n t L C Y _ V A T A m o u n t L i n e _ L b l < / V A T A m o u n t L C Y _ V A T A m o u n t L i n e _ L b l > - 
-             < V A T B a s e _ V a t A m o u n t L i n e   E l e m e n t T y p e = " C o l u m n "   E l e m e n t I d = " 1 4 5 8 9 3 7 8 1 9 "   D a t a T y p e = " D e c i m a l " > V A T B a s e _ V a t A m o u n t L i n e < / V A T B a s e _ V a t A m o u n t L i n e > - 
-             < V A T B a s e _ V a t A m o u n t L i n e _ L b l   E l e m e n t T y p e = " C o l u m n "   E l e m e n t I d = " 1 6 9 1 3 0 2 4 8 8 "   D a t a T y p e = " S t r i n g " > V A T B a s e _ V a t A m o u n t L i n e _ L b l < / V A T B a s e _ V a t A m o u n t L i n e _ L b l > - 
-             < V A T B a s e L C Y _ V A T A m o u n t L i n e   E l e m e n t T y p e = " C o l u m n "   E l e m e n t I d = " 1 8 6 0 9 4 5 6 3 5 "   D a t a T y p e = " D e c i m a l " > V A T B a s e L C Y _ V A T A m o u n t L i n e < / V A T B a s e L C Y _ V A T A m o u n t L i n e > - 
-             < V A T B a s e L C Y _ V A T A m o u n t L i n e _ L b l   E l e m e n t T y p e = " C o l u m n "   E l e m e n t I d = " 1 2 3 6 4 6 7 9 9 8 "   D a t a T y p e = " T e x t C o n s t " > V A T B a s e L C Y _ V A T A m o u n t L i n e _ L b l < / V A T B a s e L C Y _ V A T A m o u n t L i n e _ L b l > - 
-             < V A T I d e n t i f i e r _ V a t A m o u n t L i n e   E l e m e n t T y p e = " C o l u m n "   E l e m e n t I d = " 1 1 4 2 0 7 0 0 3 5 "   D a t a T y p e = " C o d e " > V A T I d e n t i f i e r _ V a t A m o u n t L i n e < / V A T I d e n t i f i e r _ V a t A m o u n t L i n e > - 
-             < V A T I d e n t i f i e r _ V a t A m o u n t L i n e _ L b l   E l e m e n t T y p e = " C o l u m n "   E l e m e n t I d = " 8 6 4 5 0 4 5 0 "   D a t a T y p e = " S t r i n g " > V A T I d e n t i f i e r _ V a t A m o u n t L i n e _ L b l < / V A T I d e n t i f i e r _ V a t A m o u n t L i n e _ L b l > - 
-             < V A T P c t _ V a t A m o u n t L i n e   E l e m e n t T y p e = " C o l u m n "   E l e m e n t I d = " 1 4 5 3 5 4 2 7 7 7 "   D a t a T y p e = " D e c i m a l " > V A T P c t _ V a t A m o u n t L i n e < / V A T P c t _ V a t A m o u n t L i n e > - 
-             < V A T P c t _ V a t A m o u n t L i n e _ L b l   E l e m e n t T y p e = " C o l u m n "   E l e m e n t I d = " 6 7 6 3 2 3 7 8 "   D a t a T y p e = " S t r i n g " > V A T P c t _ V a t A m o u n t L i n e _ L b l < / V A T P c t _ V a t A m o u n t L i n e _ L b l > +         < V A T A m o u n t L i n e > + 
+             < I n v o i c e D i s c o u n t A m o u n t _ V A T A m o u n t L i n e > I n v o i c e D i s c o u n t A m o u n t _ V A T A m o u n t L i n e < / I n v o i c e D i s c o u n t A m o u n t _ V A T A m o u n t L i n e > + 
+             < I n v o i c e D i s c o u n t A m o u n t _ V A T A m o u n t L i n e _ L b l > I n v o i c e D i s c o u n t A m o u n t _ V A T A m o u n t L i n e _ L b l < / I n v o i c e D i s c o u n t A m o u n t _ V A T A m o u n t L i n e _ L b l > + 
+             < I n v o i c e D i s c o u n t B a s e A m o u n t _ V A T A m o u n t L i n e > I n v o i c e D i s c o u n t B a s e A m o u n t _ V A T A m o u n t L i n e < / I n v o i c e D i s c o u n t B a s e A m o u n t _ V A T A m o u n t L i n e > + 
+             < I n v o i c e D i s c o u n t B a s e A m o u n t _ V A T A m o u n t L i n e _ L b l > I n v o i c e D i s c o u n t B a s e A m o u n t _ V A T A m o u n t L i n e _ L b l < / I n v o i c e D i s c o u n t B a s e A m o u n t _ V A T A m o u n t L i n e _ L b l > + 
+             < L i n e A m o u n t _ V a t A m o u n t L i n e > L i n e A m o u n t _ V a t A m o u n t L i n e < / L i n e A m o u n t _ V a t A m o u n t L i n e > + 
+             < L i n e A m o u n t _ V a t A m o u n t L i n e _ L b l > L i n e A m o u n t _ V a t A m o u n t L i n e _ L b l < / L i n e A m o u n t _ V a t A m o u n t L i n e _ L b l > + 
+             < N o O f V A T I d e n t i f i e r s > N o O f V A T I d e n t i f i e r s < / N o O f V A T I d e n t i f i e r s > + 
+             < V A T A m o u n t _ V a t A m o u n t L i n e > V A T A m o u n t _ V a t A m o u n t L i n e < / V A T A m o u n t _ V a t A m o u n t L i n e > + 
+             < V A T A m o u n t _ V a t A m o u n t L i n e _ L b l > V A T A m o u n t _ V a t A m o u n t L i n e _ L b l < / V A T A m o u n t _ V a t A m o u n t L i n e _ L b l > + 
+             < V A T A m o u n t L C Y _ V A T A m o u n t L i n e > V A T A m o u n t L C Y _ V A T A m o u n t L i n e < / V A T A m o u n t L C Y _ V A T A m o u n t L i n e > + 
+             < V A T A m o u n t L C Y _ V A T A m o u n t L i n e _ L b l > V A T A m o u n t L C Y _ V A T A m o u n t L i n e _ L b l < / V A T A m o u n t L C Y _ V A T A m o u n t L i n e _ L b l > + 
+             < V A T B a s e _ V a t A m o u n t L i n e > V A T B a s e _ V a t A m o u n t L i n e < / V A T B a s e _ V a t A m o u n t L i n e > + 
+             < V A T B a s e _ V a t A m o u n t L i n e _ L b l > V A T B a s e _ V a t A m o u n t L i n e _ L b l < / V A T B a s e _ V a t A m o u n t L i n e _ L b l > + 
+             < V A T B a s e L C Y _ V A T A m o u n t L i n e > V A T B a s e L C Y _ V A T A m o u n t L i n e < / V A T B a s e L C Y _ V A T A m o u n t L i n e > + 
+             < V A T B a s e L C Y _ V A T A m o u n t L i n e _ L b l > V A T B a s e L C Y _ V A T A m o u n t L i n e _ L b l < / V A T B a s e L C Y _ V A T A m o u n t L i n e _ L b l > + 
+             < V A T I d e n t i f i e r _ V a t A m o u n t L i n e > V A T I d e n t i f i e r _ V a t A m o u n t L i n e < / V A T I d e n t i f i e r _ V a t A m o u n t L i n e > + 
+             < V A T I d e n t i f i e r _ V a t A m o u n t L i n e _ L b l > V A T I d e n t i f i e r _ V a t A m o u n t L i n e _ L b l < / V A T I d e n t i f i e r _ V a t A m o u n t L i n e _ L b l > + 
+             < V A T P c t _ V a t A m o u n t L i n e > V A T P c t _ V a t A m o u n t L i n e < / V A T P c t _ V a t A m o u n t L i n e > + 
+             < V A T P c t _ V a t A m o u n t L i n e _ L b l > V A T P c t _ V a t A m o u n t L i n e _ L b l < / V A T P c t _ V a t A m o u n t L i n e _ L b l >   
          < / V A T A m o u n t L i n e >   
-         < R e p o r t T o t a l s L i n e   E l e m e n t T y p e = " D a t a I t e m "   E l e m e n t I d = " 2 1 2 2 5 4 9 8 3 6 " > - 
-             < A m o u n t _ R e p o r t T o t a l s L i n e   E l e m e n t T y p e = " C o l u m n "   E l e m e n t I d = " 4 1 9 9 1 8 3 6 9 "   D a t a T y p e = " D e c i m a l " > A m o u n t _ R e p o r t T o t a l s L i n e < / A m o u n t _ R e p o r t T o t a l s L i n e > - 
-             < A m o u n t F o r m a t t e d _ R e p o r t T o t a l s L i n e   E l e m e n t T y p e = " C o l u m n "   E l e m e n t I d = " 1 5 0 6 1 3 6 8 2 5 "   D a t a T y p e = " T e x t " > A m o u n t F o r m a t t e d _ R e p o r t T o t a l s L i n e < / A m o u n t F o r m a t t e d _ R e p o r t T o t a l s L i n e > - 
-             < D e s c r i p t i o n _ R e p o r t T o t a l s L i n e   E l e m e n t T y p e = " C o l u m n "   E l e m e n t I d = " 5 8 1 9 9 6 0 6 7 "   D a t a T y p e = " T e x t " > D e s c r i p t i o n _ R e p o r t T o t a l s L i n e < / D e s c r i p t i o n _ R e p o r t T o t a l s L i n e > - 
-             < F o n t B o l d _ R e p o r t T o t a l s L i n e   E l e m e n t T y p e = " C o l u m n "   E l e m e n t I d = " 9 4 6 5 4 0 5 4 9 "   D a t a T y p e = " B o o l e a n " > F o n t B o l d _ R e p o r t T o t a l s L i n e < / F o n t B o l d _ R e p o r t T o t a l s L i n e > - 
-             < F o n t U n d e r l i n e _ R e p o r t T o t a l s L i n e   E l e m e n t T y p e = " C o l u m n "   E l e m e n t I d = " 2 0 2 1 5 3 3 6 9 4 "   D a t a T y p e = " B o o l e a n " > F o n t U n d e r l i n e _ R e p o r t T o t a l s L i n e < / F o n t U n d e r l i n e _ R e p o r t T o t a l s L i n e > +         < R e p o r t T o t a l s L i n e > + 
+             < A m o u n t _ R e p o r t T o t a l s L i n e > A m o u n t _ R e p o r t T o t a l s L i n e < / A m o u n t _ R e p o r t T o t a l s L i n e > + 
+             < A m o u n t F o r m a t t e d _ R e p o r t T o t a l s L i n e > A m o u n t F o r m a t t e d _ R e p o r t T o t a l s L i n e < / A m o u n t F o r m a t t e d _ R e p o r t T o t a l s L i n e > + 
+             < D e s c r i p t i o n _ R e p o r t T o t a l s L i n e > D e s c r i p t i o n _ R e p o r t T o t a l s L i n e < / D e s c r i p t i o n _ R e p o r t T o t a l s L i n e > + 
+             < F o n t B o l d _ R e p o r t T o t a l s L i n e > F o n t B o l d _ R e p o r t T o t a l s L i n e < / F o n t B o l d _ R e p o r t T o t a l s L i n e > + 
+             < F o n t U n d e r l i n e _ R e p o r t T o t a l s L i n e > F o n t U n d e r l i n e _ R e p o r t T o t a l s L i n e < / F o n t U n d e r l i n e _ R e p o r t T o t a l s L i n e >   
          < / R e p o r t T o t a l s L i n e >   
-         < S e r v i c e C o m m i t m e n t F o r L i n e C a p t i o n   E l e m e n t T y p e = " D a t a I t e m "   E l e m e n t I d = " 4 5 5 8 5 1 6 0 0 " > - 
-             < S e r v i c e C o m m i t m e n t F o r L i n e T o t a l T e x t _ L b l   E l e m e n t T y p e = " C o l u m n "   E l e m e n t I d = " 9 9 6 5 4 9 8 5 2 "   D a t a T y p e = " T e x t " > S e r v i c e C o m m i t m e n t F o r L i n e T o t a l T e x t _ L b l < / S e r v i c e C o m m i t m e n t F o r L i n e T o t a l T e x t _ L b l > +         < S e r v i c e C o m m i t m e n t F o r L i n e C a p t i o n > + 
+             < S e r v i c e C o m m i t m e n t F o r L i n e T o t a l T e x t _ L b l > S e r v i c e C o m m i t m e n t F o r L i n e T o t a l T e x t _ L b l < / S e r v i c e C o m m i t m e n t F o r L i n e T o t a l T e x t _ L b l >   
          < / S e r v i c e C o m m i t m e n t F o r L i n e C a p t i o n >   
-         < S e r v i c e C o m m i t m e n t s G r o u p   E l e m e n t T y p e = " D a t a I t e m "   E l e m e n t I d = " 1 9 6 6 6 9 4 9 2 7 " > - 
-             < S e r v i c e C o m m i t m e n t s G r o u p P e r P e r i o d   E l e m e n t T y p e = " D a t a I t e m "   E l e m e n t I d = " 1 0 7 5 7 2 7 7 9 7 " > - 
-                 < S e r v i c e C o m m i t m e n t s G r o u p P e r P e r i o d N a m e   E l e m e n t T y p e = " C o l u m n "   E l e m e n t I d = " 1 5 2 1 8 3 1 0 2 2 "   D a t a T y p e = " T e x t " > S e r v i c e C o m m i t m e n t s G r o u p P e r P e r i o d N a m e < / S e r v i c e C o m m i t m e n t s G r o u p P e r P e r i o d N a m e > - 
-                 < S e r v i c e C o m m i t m e n t s G r o u p P e r P e r i o d T y p e   E l e m e n t T y p e = " C o l u m n "   E l e m e n t I d = " 5 0 6 1 5 7 4 8 5 "   D a t a T y p e = " T e x t " > S e r v i c e C o m m i t m e n t s G r o u p P e r P e r i o d T y p e < / S e r v i c e C o m m i t m e n t s G r o u p P e r P e r i o d T y p e > - 
-                 < S e r v i c e C o m m i t m e n t s G r o u p P e r P e r i o d V a l u e   E l e m e n t T y p e = " C o l u m n "   E l e m e n t I d = " 1 3 9 8 4 4 3 7 0 "   D a t a T y p e = " T e x t " > S e r v i c e C o m m i t m e n t s G r o u p P e r P e r i o d V a l u e < / S e r v i c e C o m m i t m e n t s G r o u p P e r P e r i o d V a l u e > +         < S e r v i c e C o m m i t m e n t s G r o u p > + 
+             < S e r v i c e C o m m i t m e n t s G r o u p P e r P e r i o d > + 
+                 < S e r v i c e C o m m i t m e n t s G r o u p P e r P e r i o d N a m e > S e r v i c e C o m m i t m e n t s G r o u p P e r P e r i o d N a m e < / S e r v i c e C o m m i t m e n t s G r o u p P e r P e r i o d N a m e > + 
+                 < S e r v i c e C o m m i t m e n t s G r o u p P e r P e r i o d T y p e > S e r v i c e C o m m i t m e n t s G r o u p P e r P e r i o d T y p e < / S e r v i c e C o m m i t m e n t s G r o u p P e r P e r i o d T y p e > + 
+                 < S e r v i c e C o m m i t m e n t s G r o u p P e r P e r i o d V a l u e > S e r v i c e C o m m i t m e n t s G r o u p P e r P e r i o d V a l u e < / S e r v i c e C o m m i t m e n t s G r o u p P e r P e r i o d V a l u e >   
              < / S e r v i c e C o m m i t m e n t s G r o u p P e r P e r i o d >   
          < / S e r v i c e C o m m i t m e n t s G r o u p >   
-         < L e t t e r T e x t   E l e m e n t T y p e = " D a t a I t e m "   E l e m e n t I d = " 1 5 1 0 3 5 3 8 3 4 " > - 
-             < B o d y T e x t   E l e m e n t T y p e = " C o l u m n "   E l e m e n t I d = " 1 4 9 7 5 9 8 0 8 "   D a t a T y p e = " T e x t C o n s t " > B o d y T e x t < / B o d y T e x t > - 
-             < C l o s i n g T e x t   E l e m e n t T y p e = " C o l u m n "   E l e m e n t I d = " 5 1 2 1 3 5 9 0 9 "   D a t a T y p e = " T e x t C o n s t " > C l o s i n g T e x t < / C l o s i n g T e x t > - 
-             < G r e e t i n g T e x t   E l e m e n t T y p e = " C o l u m n "   E l e m e n t I d = " 1 1 7 5 2 7 9 2 8 9 "   D a t a T y p e = " T e x t C o n s t " > G r e e t i n g T e x t < / G r e e t i n g T e x t > - 
-             < P m t D i s c T e x t   E l e m e n t T y p e = " C o l u m n "   E l e m e n t I d = " 2 0 1 3 8 4 9 9 4 8 "   D a t a T y p e = " T e x t " > P m t D i s c T e x t < / P m t D i s c T e x t > +         < L e t t e r T e x t > + 
+             < B o d y T e x t > B o d y T e x t < / B o d y T e x t > + 
+             < C l o s i n g T e x t > C l o s i n g T e x t < / C l o s i n g T e x t > + 
+             < G r e e t i n g T e x t > G r e e t i n g T e x t < / G r e e t i n g T e x t > + 
+             < P m t D i s c T e x t > P m t D i s c T e x t < / P m t D i s c T e x t >   
          < / L e t t e r T e x t >   
-         < T o t a l s   E l e m e n t T y p e = " D a t a I t e m "   E l e m e n t I d = " 1 8 2 3 9 5 0 0 4 4 " > - 
-             < C u r r e n c y C o d e   E l e m e n t T y p e = " C o l u m n "   E l e m e n t I d = " 1 5 7 9 5 9 5 9 2 1 "   D a t a T y p e = " T e x t " > C u r r e n c y C o d e < / C u r r e n c y C o d e > - 
-             < C u r r e n c y S y m b o l   E l e m e n t T y p e = " C o l u m n "   E l e m e n t I d = " 1 1 6 2 5 1 0 7 4 8 "   D a t a T y p e = " T e x t " > C u r r e n c y S y m b o l < / C u r r e n c y S y m b o l > - 
-             < T o t a l A m o u n t I n c l u d i n g V A T   E l e m e n t T y p e = " C o l u m n "   E l e m e n t I d = " 9 1 0 5 1 1 5 7 5 "   D a t a T y p e = " S t r i n g " > T o t a l A m o u n t I n c l u d i n g V A T < / T o t a l A m o u n t I n c l u d i n g V A T > - 
-             < T o t a l C O 2 e   E l e m e n t T y p e = " C o l u m n "   E l e m e n t I d = " 9 5 4 7 1 1 2 1 2 "   D a t a T y p e = " D e c i m a l " > T o t a l C O 2 e < / T o t a l C O 2 e > - 
-             < T o t a l E x c l u d i n g V A T T e x t   E l e m e n t T y p e = " C o l u m n "   E l e m e n t I d = " 1 9 2 2 9 4 6 3 1 0 "   D a t a T y p e = " T e x t " > T o t a l E x c l u d i n g V A T T e x t < / T o t a l E x c l u d i n g V A T T e x t > - 
-             < T o t a l I n c l u d i n g V A T T e x t   E l e m e n t T y p e = " C o l u m n "   E l e m e n t I d = " 1 2 0 4 0 1 6 3 5 2 "   D a t a T y p e = " T e x t " > T o t a l I n c l u d i n g V A T T e x t < / T o t a l I n c l u d i n g V A T T e x t > - 
-             < T o t a l I n v o i c e D i s c o u n t A m o u n t   E l e m e n t T y p e = " C o l u m n "   E l e m e n t I d = " 4 0 2 1 7 7 5 1 "   D a t a T y p e = " D e c i m a l " > T o t a l I n v o i c e D i s c o u n t A m o u n t < / T o t a l I n v o i c e D i s c o u n t A m o u n t > - 
-             < T o t a l N e t A m o u n t   E l e m e n t T y p e = " C o l u m n "   E l e m e n t I d = " 4 8 3 1 9 3 3 7 2 "   D a t a T y p e = " D e c i m a l " > T o t a l N e t A m o u n t < / T o t a l N e t A m o u n t > - 
-             < T o t a l P a y m e n t D i s c o u n t O n V A T   E l e m e n t T y p e = " C o l u m n "   E l e m e n t I d = " 7 3 6 0 4 1 8 8 6 "   D a t a T y p e = " D e c i m a l " > T o t a l P a y m e n t D i s c o u n t O n V A T < / T o t a l P a y m e n t D i s c o u n t O n V A T > - 
-             < T o t a l S u b T o t a l   E l e m e n t T y p e = " C o l u m n "   E l e m e n t I d = " 2 0 9 7 8 7 6 8 0 1 "   D a t a T y p e = " D e c i m a l " > T o t a l S u b T o t a l < / T o t a l S u b T o t a l > - 
-             < T o t a l S u b T o t a l M i n u s I n v o i c e D i s c o u n t   E l e m e n t T y p e = " C o l u m n "   E l e m e n t I d = " 7 6 9 4 3 1 8 8 7 "   D a t a T y p e = " D e c i m a l " > T o t a l S u b T o t a l M i n u s I n v o i c e D i s c o u n t < / T o t a l S u b T o t a l M i n u s I n v o i c e D i s c o u n t > - 
-             < T o t a l T e x t   E l e m e n t T y p e = " C o l u m n "   E l e m e n t I d = " 2 3 1 9 1 0 5 1 8 "   D a t a T y p e = " T e x t " > T o t a l T e x t < / T o t a l T e x t > - 
-             < T o t a l V A T A m o u n t   E l e m e n t T y p e = " C o l u m n "   E l e m e n t I d = " 1 6 2 7 1 0 2 3 2 8 "   D a t a T y p e = " D e c i m a l " > T o t a l V A T A m o u n t < / T o t a l V A T A m o u n t > - 
-             < T o t a l V A T A m o u n t L C Y   E l e m e n t T y p e = " C o l u m n "   E l e m e n t I d = " 1 5 0 6 5 7 0 2 1 8 "   D a t a T y p e = " D e c i m a l " > T o t a l V A T A m o u n t L C Y < / T o t a l V A T A m o u n t L C Y > - 
-             < T o t a l V A T A m o u n t T e x t   E l e m e n t T y p e = " C o l u m n "   E l e m e n t I d = " 9 7 3 6 6 6 3 3 9 "   D a t a T y p e = " T e x t " > T o t a l V A T A m o u n t T e x t < / T o t a l V A T A m o u n t T e x t > - 
-             < T o t a l V A T B a s e L C Y   E l e m e n t T y p e = " C o l u m n "   E l e m e n t I d = " 8 3 4 4 5 0 5 2 1 "   D a t a T y p e = " D e c i m a l " > T o t a l V A T B a s e L C Y < / T o t a l V A T B a s e L C Y > +         < T o t a l s > + 
+             < C u r r e n c y C o d e > C u r r e n c y C o d e < / C u r r e n c y C o d e > + 
+             < C u r r e n c y S y m b o l > C u r r e n c y S y m b o l < / C u r r e n c y S y m b o l > + 
+             < T o t a l A m o u n t I n c l u d i n g V A T > T o t a l A m o u n t I n c l u d i n g V A T < / T o t a l A m o u n t I n c l u d i n g V A T > + 
+             < T o t a l C O 2 e > T o t a l C O 2 e < / T o t a l C O 2 e > + 
+             < T o t a l E x c l u d i n g V A T T e x t > T o t a l E x c l u d i n g V A T T e x t < / T o t a l E x c l u d i n g V A T T e x t > + 
+             < T o t a l I n c l u d i n g V A T T e x t > T o t a l I n c l u d i n g V A T T e x t < / T o t a l I n c l u d i n g V A T T e x t > + 
+             < T o t a l I n v o i c e D i s c o u n t A m o u n t > T o t a l I n v o i c e D i s c o u n t A m o u n t < / T o t a l I n v o i c e D i s c o u n t A m o u n t > + 
+             < T o t a l N e t A m o u n t > T o t a l N e t A m o u n t < / T o t a l N e t A m o u n t > + 
+             < T o t a l P a y m e n t D i s c o u n t O n V A T > T o t a l P a y m e n t D i s c o u n t O n V A T < / T o t a l P a y m e n t D i s c o u n t O n V A T > + 
+             < T o t a l S u b T o t a l > T o t a l S u b T o t a l < / T o t a l S u b T o t a l > + 
+             < T o t a l S u b T o t a l M i n u s I n v o i c e D i s c o u n t > T o t a l S u b T o t a l M i n u s I n v o i c e D i s c o u n t < / T o t a l S u b T o t a l M i n u s I n v o i c e D i s c o u n t > + 
+             < T o t a l T e x t > T o t a l T e x t < / T o t a l T e x t > + 
+             < T o t a l V A T A m o u n t > T o t a l V A T A m o u n t < / T o t a l V A T A m o u n t > + 
+             < T o t a l V A T A m o u n t L C Y > T o t a l V A T A m o u n t L C Y < / T o t a l V A T A m o u n t L C Y > + 
+             < T o t a l V A T A m o u n t T e x t > T o t a l V A T A m o u n t T e x t < / T o t a l V A T A m o u n t T e x t > + 
+             < T o t a l V A T B a s e L C Y > T o t a l V A T B a s e L C Y < / T o t a l V A T B a s e L C Y >   
          < / T o t a l s >   
@@ -5707,7 +5541,7 @@
  < / N a v W o r d R e p o r t X m l P a r t > 
 </file>
 
-<file path=customXml/item2.xml>��< ? x m l   v e r s i o n = " 1 . 0 "   e n c o d i n g = " u t f - 1 6 " ? > < N a v W o r d R e p o r t X m l P a r t   x m l n s = " u r n : m i c r o s o f t - d y n a m i c s - n a v / r e p o r t s / S t a n d a r d _ S a l e s _ Q u o t e / 1 3 0 4 / " > +<file path=customXml/item2.xml>��< ? x m l   v e r s i o n = " 1 . 0 "   e n c o d i n g = " u t f - 1 6 " ? > < N a v W o r d R e p o r t X m l P a r t   x m l n s = " u r n : m i c r o s o f t - d y n a m i c s - b u s i n e s s c e n t r a l / i n t e r n a l / e x t e n d e d / r e p o r t s / S t a n d a r d _ S a l e s _ Q u o t e / 1 3 0 4 / " >   
      < B C R e p o r t I n f o r m a t i o n >   
@@ -5773,365 +5607,367 @@
  
      < / B C R e p o r t I n f o r m a t i o n >   
-     < H e a d e r > - 
-         < B i l l T o C o n t a c t E m a i l > B i l l T o C o n t a c t E m a i l < / B i l l T o C o n t a c t E m a i l > - 
-         < B i l l T o C o n t a c t E m a i l L b l > B i l l T o C o n t a c t E m a i l L b l < / B i l l T o C o n t a c t E m a i l L b l > - 
-         < B i l l T o C o n t a c t M o b i l e P h o n e N o > B i l l T o C o n t a c t M o b i l e P h o n e N o < / B i l l T o C o n t a c t M o b i l e P h o n e N o > - 
-         < B i l l T o C o n t a c t M o b i l e P h o n e N o L b l > B i l l T o C o n t a c t M o b i l e P h o n e N o L b l < / B i l l T o C o n t a c t M o b i l e P h o n e N o L b l > - 
-         < B i l l T o C o n t a c t P h o n e N o > B i l l T o C o n t a c t P h o n e N o < / B i l l T o C o n t a c t P h o n e N o > - 
-         < B i l l T o C o n t a c t P h o n e N o L b l > B i l l T o C o n t a c t P h o n e N o L b l < / B i l l T o C o n t a c t P h o n e N o L b l > - 
-         < B i l l t o C u s t o m e r N o _ L b l > B i l l t o C u s t o m e r N o _ L b l < / B i l l t o C u s t o m e r N o _ L b l > - 
-         < B i l l t o C u s t u m e r N o > B i l l t o C u s t u m e r N o < / B i l l t o C u s t u m e r N o > - 
-         < C O 2 e P e r U n i t _ L b l > C O 2 e P e r U n i t _ L b l < / C O 2 e P e r U n i t _ L b l > - 
-         < C o m p a n y A d d r e s s 1 > C o m p a n y A d d r e s s 1 < / C o m p a n y A d d r e s s 1 > - 
-         < C o m p a n y A d d r e s s 2 > C o m p a n y A d d r e s s 2 < / C o m p a n y A d d r e s s 2 > - 
-         < C o m p a n y A d d r e s s 3 > C o m p a n y A d d r e s s 3 < / C o m p a n y A d d r e s s 3 > - 
-         < C o m p a n y A d d r e s s 4 > C o m p a n y A d d r e s s 4 < / C o m p a n y A d d r e s s 4 > - 
-         < C o m p a n y A d d r e s s 5 > C o m p a n y A d d r e s s 5 < / C o m p a n y A d d r e s s 5 > - 
-         < C o m p a n y A d d r e s s 6 > C o m p a n y A d d r e s s 6 < / C o m p a n y A d d r e s s 6 > - 
-         < C o m p a n y A d d r e s s 7 > C o m p a n y A d d r e s s 7 < / C o m p a n y A d d r e s s 7 > - 
-         < C o m p a n y A d d r e s s 8 > C o m p a n y A d d r e s s 8 < / C o m p a n y A d d r e s s 8 > - 
-         < C o m p a n y B a n k A c c o u n t N o > C o m p a n y B a n k A c c o u n t N o < / C o m p a n y B a n k A c c o u n t N o > - 
-         < C o m p a n y B a n k A c c o u n t N o _ L b l > C o m p a n y B a n k A c c o u n t N o _ L b l < / C o m p a n y B a n k A c c o u n t N o _ L b l > - 
-         < C o m p a n y B a n k B r a n c h N o > C o m p a n y B a n k B r a n c h N o < / C o m p a n y B a n k B r a n c h N o > - 
-         < C o m p a n y B a n k B r a n c h N o _ L b l > C o m p a n y B a n k B r a n c h N o _ L b l < / C o m p a n y B a n k B r a n c h N o _ L b l > - 
-         < C o m p a n y B a n k N a m e > C o m p a n y B a n k N a m e < / C o m p a n y B a n k N a m e > - 
-         < C o m p a n y B a n k N a m e _ L b l > C o m p a n y B a n k N a m e _ L b l < / C o m p a n y B a n k N a m e _ L b l > - 
-         < C o m p a n y C u s t o m G i r o > C o m p a n y C u s t o m G i r o < / C o m p a n y C u s t o m G i r o > - 
-         < C o m p a n y C u s t o m G i r o _ L b l > C o m p a n y C u s t o m G i r o _ L b l < / C o m p a n y C u s t o m G i r o _ L b l > - 
-         < C o m p a n y E M a i l > C o m p a n y E M a i l < / C o m p a n y E M a i l > - 
-         < C o m p a n y G i r o N o > C o m p a n y G i r o N o < / C o m p a n y G i r o N o > - 
-         < C o m p a n y G i r o N o _ L b l > C o m p a n y G i r o N o _ L b l < / C o m p a n y G i r o N o _ L b l > - 
-         < C o m p a n y H o m e P a g e > C o m p a n y H o m e P a g e < / C o m p a n y H o m e P a g e > - 
-         < C o m p a n y I B A N > C o m p a n y I B A N < / C o m p a n y I B A N > - 
-         < C o m p a n y I B A N _ L b l > C o m p a n y I B A N _ L b l < / C o m p a n y I B A N _ L b l > - 
-         < C o m p a n y L e g a l O f f i c e > C o m p a n y L e g a l O f f i c e < / C o m p a n y L e g a l O f f i c e > - 
-         < C o m p a n y L e g a l O f f i c e _ L b l > C o m p a n y L e g a l O f f i c e _ L b l < / C o m p a n y L e g a l O f f i c e _ L b l > - 
-         < C o m p a n y L e g a l S t a t e m e n t > C o m p a n y L e g a l S t a t e m e n t < / C o m p a n y L e g a l S t a t e m e n t > - 
-         < C o m p a n y L o g o P o s i t i o n > C o m p a n y L o g o P o s i t i o n < / C o m p a n y L o g o P o s i t i o n > - 
-         < C o m p a n y P h o n e N o > C o m p a n y P h o n e N o < / C o m p a n y P h o n e N o > - 
-         < C o m p a n y P h o n e N o _ L b l > C o m p a n y P h o n e N o _ L b l < / C o m p a n y P h o n e N o _ L b l > - 
-         < C o m p a n y P i c t u r e / > - 
-         < C o m p a n y R e g i s t r a t i o n N u m b e r > C o m p a n y R e g i s t r a t i o n N u m b e r < / C o m p a n y R e g i s t r a t i o n N u m b e r > - 
-         < C o m p a n y R e g i s t r a t i o n N u m b e r _ L b l > C o m p a n y R e g i s t r a t i o n N u m b e r _ L b l < / C o m p a n y R e g i s t r a t i o n N u m b e r _ L b l > - 
-         < C o m p a n y S W I F T > C o m p a n y S W I F T < / C o m p a n y S W I F T > - 
-         < C o m p a n y S W I F T _ L b l > C o m p a n y S W I F T _ L b l < / C o m p a n y S W I F T _ L b l > - 
-         < C o m p a n y V A T R e g i s t r a t i o n N o > C o m p a n y V A T R e g i s t r a t i o n N o < / C o m p a n y V A T R e g i s t r a t i o n N o > - 
-         < C o m p a n y V A T R e g i s t r a t i o n N o _ L b l > C o m p a n y V A T R e g i s t r a t i o n N o _ L b l < / C o m p a n y V A T R e g i s t r a t i o n N o _ L b l > - 
-         < C o m p a n y V A T R e g N o > C o m p a n y V A T R e g N o < / C o m p a n y V A T R e g N o > - 
-         < C o m p a n y V A T R e g N o _ L b l > C o m p a n y V A T R e g N o _ L b l < / C o m p a n y V A T R e g N o _ L b l > - 
-         < C o n t a c t _ L b l > C o n t a c t _ L b l < / C o n t a c t _ L b l > - 
-         < C o p y _ L b l > C o p y _ L b l < / C o p y _ L b l > - 
-         < C u s t o m e r A d d r e s s 1 > C u s t o m e r A d d r e s s 1 < / C u s t o m e r A d d r e s s 1 > - 
-         < C u s t o m e r A d d r e s s 2 > C u s t o m e r A d d r e s s 2 < / C u s t o m e r A d d r e s s 2 > - 
-         < C u s t o m e r A d d r e s s 3 > C u s t o m e r A d d r e s s 3 < / C u s t o m e r A d d r e s s 3 > - 
-         < C u s t o m e r A d d r e s s 4 > C u s t o m e r A d d r e s s 4 < / C u s t o m e r A d d r e s s 4 > - 
-         < C u s t o m e r A d d r e s s 5 > C u s t o m e r A d d r e s s 5 < / C u s t o m e r A d d r e s s 5 > - 
-         < C u s t o m e r A d d r e s s 6 > C u s t o m e r A d d r e s s 6 < / C u s t o m e r A d d r e s s 6 > - 
-         < C u s t o m e r A d d r e s s 7 > C u s t o m e r A d d r e s s 7 < / C u s t o m e r A d d r e s s 7 > - 
-         < C u s t o m e r A d d r e s s 8 > C u s t o m e r A d d r e s s 8 < / C u s t o m e r A d d r e s s 8 > - 
-         < C u s t o m e r P o s t a l B a r C o d e > C u s t o m e r P o s t a l B a r C o d e < / C u s t o m e r P o s t a l B a r C o d e > - 
-         < D i s c l a i m e r _ L b l > D i s c l a i m e r _ L b l < / D i s c l a i m e r _ L b l > - 
-         < D o c u m e n t C o p y T e x t > D o c u m e n t C o p y T e x t < / D o c u m e n t C o p y T e x t > - 
-         < D o c u m e n t D a t e > D o c u m e n t D a t e < / D o c u m e n t D a t e > - 
-         < D o c u m e n t D a t e _ L b l > D o c u m e n t D a t e _ L b l < / D o c u m e n t D a t e _ L b l > - 
-         < D o c u m e n t N o > D o c u m e n t N o < / D o c u m e n t N o > - 
-         < D o c u m e n t N o _ L b l > D o c u m e n t N o _ L b l < / D o c u m e n t N o _ L b l > - 
-         < D o c u m e n t T i t l e _ L b l > D o c u m e n t T i t l e _ L b l < / D o c u m e n t T i t l e _ L b l > - 
-         < D u e D a t e > D u e D a t e < / D u e D a t e > - 
-         < D u e D a t e _ L b l > D u e D a t e _ L b l < / D u e D a t e _ L b l > - 
-         < E M a i l _ L b l > E M a i l _ L b l < / E M a i l _ L b l > - 
-         < E s t i m a t e _ L b l > E s t i m a t e _ L b l < / E s t i m a t e _ L b l > - 
-         < E s t i m a t e B o d y _ L b l > E s t i m a t e B o d y _ L b l < / E s t i m a t e B o d y _ L b l > - 
-         < E s t i m a t e F o r _ L b l > E s t i m a t e F o r _ L b l < / E s t i m a t e F o r _ L b l > - 
-         < E x c h a n g e R a t e A s T e x t > E x c h a n g e R a t e A s T e x t < / E x c h a n g e R a t e A s T e x t > - 
-         < E x t e r n a l D o c u m e n t N o > E x t e r n a l D o c u m e n t N o < / E x t e r n a l D o c u m e n t N o > - 
-         < E x t e r n a l D o c u m e n t N o L b l > E x t e r n a l D o c u m e n t N o L b l < / E x t e r n a l D o c u m e n t N o L b l > - 
-         < F r o m _ L b l > F r o m _ L b l < / F r o m _ L b l > - 
-         < H o m e P a g e _ L b l > H o m e P a g e _ L b l < / H o m e P a g e _ L b l > - 
-         < I n v o i c e D i s c o u n t A m o u n t _ L b l > I n v o i c e D i s c o u n t A m o u n t _ L b l < / I n v o i c e D i s c o u n t A m o u n t _ L b l > - 
-         < I n v o i c e D i s c o u n t B a s e A m o u n t _ L b l > I n v o i c e D i s c o u n t B a s e A m o u n t _ L b l < / I n v o i c e D i s c o u n t B a s e A m o u n t _ L b l > - 
-         < L e g a l E n t i t y T y p e > L e g a l E n t i t y T y p e < / L e g a l E n t i t y T y p e > - 
-         < L e g a l E n t i t y T y p e _ L b l > L e g a l E n t i t y T y p e _ L b l < / L e g a l E n t i t y T y p e _ L b l > - 
-         < L i n e A m o u n t A f t e r I n v o i c e D i s c o u n t _ L b l > L i n e A m o u n t A f t e r I n v o i c e D i s c o u n t _ L b l < / L i n e A m o u n t A f t e r I n v o i c e D i s c o u n t _ L b l > - 
-         < L o c a l C u r r e n c y _ L b l > L o c a l C u r r e n c y _ L b l < / L o c a l C u r r e n c y _ L b l > - 
-         < P a g e _ L b l > P a g e _ L b l < / P a g e _ L b l > - 
-         < P a y m e n t M e t h o d D e s c r i p t i o n > P a y m e n t M e t h o d D e s c r i p t i o n < / P a y m e n t M e t h o d D e s c r i p t i o n > - 
-         < P a y m e n t M e t h o d D e s c r i p t i o n _ L b l > P a y m e n t M e t h o d D e s c r i p t i o n _ L b l < / P a y m e n t M e t h o d D e s c r i p t i o n _ L b l > - 
-         < P a y m e n t T e r m s D e s c r i p t i o n > P a y m e n t T e r m s D e s c r i p t i o n < / P a y m e n t T e r m s D e s c r i p t i o n > - 
-         < P a y m e n t T e r m s D e s c r i p t i o n _ L b l > P a y m e n t T e r m s D e s c r i p t i o n _ L b l < / P a y m e n t T e r m s D e s c r i p t i o n _ L b l > - 
-         < P r i c e s I n c l u d i n g V A T > P r i c e s I n c l u d i n g V A T < / P r i c e s I n c l u d i n g V A T > - 
-         < P r i c e s I n c l u d i n g V A T _ L b l > P r i c e s I n c l u d i n g V A T _ L b l < / P r i c e s I n c l u d i n g V A T _ L b l > - 
-         < P r i c e s I n c l u d i n g V A T Y e s N o > P r i c e s I n c l u d i n g V A T Y e s N o < / P r i c e s I n c l u d i n g V A T Y e s N o > - 
-         < Q u e s t i o n s _ L b l > Q u e s t i o n s _ L b l < / Q u e s t i o n s _ L b l > - 
-         < Q u o t e V a l i d T o D a t e > Q u o t e V a l i d T o D a t e < / Q u o t e V a l i d T o D a t e > - 
-         < Q u o t e V a l i d T o D a t e _ L b l > Q u o t e V a l i d T o D a t e _ L b l < / Q u o t e V a l i d T o D a t e _ L b l > - 
-         < S a l e s I n v o i c e L i n e D i s c o u n t _ L b l > S a l e s I n v o i c e L i n e D i s c o u n t _ L b l < / S a l e s I n v o i c e L i n e D i s c o u n t _ L b l > - 
-         < S a l e s P e r s o n _ L b l > S a l e s P e r s o n _ L b l < / S a l e s P e r s o n _ L b l > - 
-         < S a l e s P e r s o n B l a n k _ L b l > S a l e s P e r s o n B l a n k _ L b l < / S a l e s P e r s o n B l a n k _ L b l > - 
-         < S a l e s P e r s o n N a m e > S a l e s P e r s o n N a m e < / S a l e s P e r s o n N a m e > - 
-         < S e l l T o C o n t a c t E m a i l > S e l l T o C o n t a c t E m a i l < / S e l l T o C o n t a c t E m a i l > - 
-         < S e l l T o C o n t a c t E m a i l L b l > S e l l T o C o n t a c t E m a i l L b l < / S e l l T o C o n t a c t E m a i l L b l > - 
-         < S e l l T o C o n t a c t M o b i l e P h o n e N o > S e l l T o C o n t a c t M o b i l e P h o n e N o < / S e l l T o C o n t a c t M o b i l e P h o n e N o > - 
-         < S e l l T o C o n t a c t M o b i l e P h o n e N o L b l > S e l l T o C o n t a c t M o b i l e P h o n e N o L b l < / S e l l T o C o n t a c t M o b i l e P h o n e N o L b l > - 
-         < S e l l T o C o n t a c t P h o n e N o > S e l l T o C o n t a c t P h o n e N o < / S e l l T o C o n t a c t P h o n e N o > - 
-         < S e l l T o C o n t a c t P h o n e N o L b l > S e l l T o C o n t a c t P h o n e N o L b l < / S e l l T o C o n t a c t P h o n e N o L b l > - 
-         < S e l l t o C u s t o m e r N o > S e l l t o C u s t o m e r N o < / S e l l t o C u s t o m e r N o > - 
-         < S e l l t o C u s t o m e r N o _ L b l > S e l l t o C u s t o m e r N o _ L b l < / S e l l t o C u s t o m e r N o _ L b l > - 
-         < S h i p m e n t _ L b l > S h i p m e n t _ L b l < / S h i p m e n t _ L b l > - 
-         < S h i p m e n t M e t h o d D e s c r i p t i o n > S h i p m e n t M e t h o d D e s c r i p t i o n < / S h i p m e n t M e t h o d D e s c r i p t i o n > - 
-         < S h i p m e n t M e t h o d D e s c r i p t i o n _ L b l > S h i p m e n t M e t h o d D e s c r i p t i o n _ L b l < / S h i p m e n t M e t h o d D e s c r i p t i o n _ L b l > - 
-         < S h i p T o A d d r e s s _ L b l > S h i p T o A d d r e s s _ L b l < / S h i p T o A d d r e s s _ L b l > - 
-         < S h i p T o A d d r e s s 1 > S h i p T o A d d r e s s 1 < / S h i p T o A d d r e s s 1 > - 
-         < S h i p T o A d d r e s s 2 > S h i p T o A d d r e s s 2 < / S h i p T o A d d r e s s 2 > - 
-         < S h i p T o A d d r e s s 3 > S h i p T o A d d r e s s 3 < / S h i p T o A d d r e s s 3 > - 
-         < S h i p T o A d d r e s s 4 > S h i p T o A d d r e s s 4 < / S h i p T o A d d r e s s 4 > - 
-         < S h i p T o A d d r e s s 5 > S h i p T o A d d r e s s 5 < / S h i p T o A d d r e s s 5 > - 
-         < S h i p T o A d d r e s s 6 > S h i p T o A d d r e s s 6 < / S h i p T o A d d r e s s 6 > - 
-         < S h i p T o A d d r e s s 7 > S h i p T o A d d r e s s 7 < / S h i p T o A d d r e s s 7 > - 
-         < S h i p T o A d d r e s s 8 > S h i p T o A d d r e s s 8 < / S h i p T o A d d r e s s 8 > - 
-         < S h i p T o P h o n e N o > S h i p T o P h o n e N o < / S h i p T o P h o n e N o > - 
-         < S h o w S h i p p i n g A d d r e s s > S h o w S h i p p i n g A d d r e s s < / S h o w S h i p p i n g A d d r e s s > - 
-         < S h o w W o r k D e s c r i p t i o n > S h o w W o r k D e s c r i p t i o n < / S h o w W o r k D e s c r i p t i o n > - 
-         < S u b t o t a l _ L b l > S u b t o t a l _ L b l < / S u b t o t a l _ L b l > - 
-         < T h a n k s _ L b l > T h a n k s _ L b l < / T h a n k s _ L b l > - 
-         < T o t a l _ L b l > T o t a l _ L b l < / T o t a l _ L b l > - 
-         < T o t a l C O 2 e _ L b l > T o t a l C O 2 e _ L b l < / T o t a l C O 2 e _ L b l > - 
-         < V A T A m o u n t _ L b l > V A T A m o u n t _ L b l < / V A T A m o u n t _ L b l > - 
-         < V A T A m o u n t S p e c i f i c a t i o n _ L b l > V A T A m o u n t S p e c i f i c a t i o n _ L b l < / V A T A m o u n t S p e c i f i c a t i o n _ L b l > - 
-         < V A T B a s e _ L b l > V A T B a s e _ L b l < / V A T B a s e _ L b l > - 
-         < V A T C l a u s e _ L b l > V A T C l a u s e _ L b l < / V A T C l a u s e _ L b l > - 
-         < V A T C l a u s e s _ L b l > V A T C l a u s e s _ L b l < / V A T C l a u s e s _ L b l > - 
-         < V A T I d e n t i f i e r _ L b l > V A T I d e n t i f i e r _ L b l < / V A T I d e n t i f i e r _ L b l > - 
-         < V A T P e r c e n t a g e _ L b l > V A T P e r c e n t a g e _ L b l < / V A T P e r c e n t a g e _ L b l > - 
-         < V A T R e g i s t r a t i o n N o > V A T R e g i s t r a t i o n N o < / V A T R e g i s t r a t i o n N o > - 
-         < V A T R e g i s t r a t i o n N o _ L b l > V A T R e g i s t r a t i o n N o _ L b l < / V A T R e g i s t r a t i o n N o _ L b l > - 
-         < Y o u r E s t i m a t e _ L b l > Y o u r E s t i m a t e _ L b l < / Y o u r E s t i m a t e _ L b l > - 
-         < Y o u r R e f e r e n c e > Y o u r R e f e r e n c e < / Y o u r R e f e r e n c e > - 
-         < Y o u r R e f e r e n c e _ _ L b l > Y o u r R e f e r e n c e _ _ L b l < / Y o u r R e f e r e n c e _ _ L b l > - 
-         < L i n e > - 
-             < A m o u n t E x c l u d i n g V A T _ L i n e > A m o u n t E x c l u d i n g V A T _ L i n e < / A m o u n t E x c l u d i n g V A T _ L i n e > - 
-             < A m o u n t E x c l u d i n g V A T _ L i n e _ L b l > A m o u n t E x c l u d i n g V A T _ L i n e _ L b l < / A m o u n t E x c l u d i n g V A T _ L i n e _ L b l > - 
-             < A m o u n t I n c l u d i n g V A T _ L i n e > A m o u n t I n c l u d i n g V A T _ L i n e < / A m o u n t I n c l u d i n g V A T _ L i n e > - 
-             < A m o u n t I n c l u d i n g V A T _ L i n e _ L b l > A m o u n t I n c l u d i n g V A T _ L i n e _ L b l < / A m o u n t I n c l u d i n g V A T _ L i n e _ L b l > - 
-             < C O 2 e P e r U n i t _ L i n e > C O 2 e P e r U n i t _ L i n e < / C O 2 e P e r U n i t _ L i n e > - 
-             < D e s c r i p t i o n _ L i n e > D e s c r i p t i o n _ L i n e < / D e s c r i p t i o n _ L i n e > - 
-             < D e s c r i p t i o n _ L i n e _ L b l > D e s c r i p t i o n _ L i n e _ L b l < / D e s c r i p t i o n _ L i n e _ L b l > - 
-             < I t e m N o _ L i n e > I t e m N o _ L i n e < / I t e m N o _ L i n e > - 
-             < I t e m N o _ L i n e _ L b l > I t e m N o _ L i n e _ L b l < / I t e m N o _ L i n e _ L b l > - 
-             < I t e m R e f e r e n c e N o _ L i n e > I t e m R e f e r e n c e N o _ L i n e < / I t e m R e f e r e n c e N o _ L i n e > - 
-             < I t e m R e f e r e n c e N o _ L i n e _ L b l > I t e m R e f e r e n c e N o _ L i n e _ L b l < / I t e m R e f e r e n c e N o _ L i n e _ L b l > - 
-             < L i n e A m o u n t _ L i n e > L i n e A m o u n t _ L i n e < / L i n e A m o u n t _ L i n e > - 
-             < L i n e A m o u n t _ L i n e _ L b l > L i n e A m o u n t _ L i n e _ L b l < / L i n e A m o u n t _ L i n e _ L b l > - 
-             < L i n e D i s c o u n t P e r c e n t _ L i n e > L i n e D i s c o u n t P e r c e n t _ L i n e < / L i n e D i s c o u n t P e r c e n t _ L i n e > - 
-             < L i n e D i s c o u n t P e r c e n t T e x t _ L i n e > L i n e D i s c o u n t P e r c e n t T e x t _ L i n e < / L i n e D i s c o u n t P e r c e n t T e x t _ L i n e > - 
-             < L i n e N o _ L i n e > L i n e N o _ L i n e < / L i n e N o _ L i n e > - 
-             < P r i c e _ L b l > P r i c e _ L b l < / P r i c e _ L b l > - 
-             < P r i c e P e r _ L b l > P r i c e P e r _ L b l < / P r i c e P e r _ L b l > - 
-             < Q t y _ L b l > Q t y _ L b l < / Q t y _ L b l > - 
-             < Q u a n t i t y _ L i n e > Q u a n t i t y _ L i n e < / Q u a n t i t y _ L i n e > - 
-             < Q u a n t i t y _ L i n e _ L b l > Q u a n t i t y _ L i n e _ L b l < / Q u a n t i t y _ L i n e _ L b l > - 
-             < S h i p m e n t D a t e _ L b l > S h i p m e n t D a t e _ L b l < / S h i p m e n t D a t e _ L b l > - 
-             < S h i p m e n t D a t e _ L i n e > S h i p m e n t D a t e _ L i n e < / S h i p m e n t D a t e _ L i n e > - 
-             < T r a n s H e a d e r A m o u n t > T r a n s H e a d e r A m o u n t < / T r a n s H e a d e r A m o u n t > - 
-             < T y p e _ L i n e > T y p e _ L i n e < / T y p e _ L i n e > - 
-             < U n i t _ L b l > U n i t _ L b l < / U n i t _ L b l > - 
-             < U n i t O f M e a s u r e > U n i t O f M e a s u r e < / U n i t O f M e a s u r e > - 
-             < U n i t O f M e a s u r e _ L b l > U n i t O f M e a s u r e _ L b l < / U n i t O f M e a s u r e _ L b l > - 
-             < U n i t P r i c e > U n i t P r i c e < / U n i t P r i c e > - 
-             < U n i t P r i c e _ L b l > U n i t P r i c e _ L b l < / U n i t P r i c e _ L b l > - 
-             < V A T I d e n t i f i e r _ L i n e > V A T I d e n t i f i e r _ L i n e < / V A T I d e n t i f i e r _ L i n e > - 
-             < V A T I d e n t i f i e r _ L i n e _ L b l > V A T I d e n t i f i e r _ L i n e _ L b l < / V A T I d e n t i f i e r _ L i n e _ L b l > - 
-             < V A T P c t _ L i n e > V A T P c t _ L i n e < / V A T P c t _ L i n e > - 
-             < V A T P c t _ L i n e _ L b l > V A T P c t _ L i n e _ L b l < / V A T P c t _ L i n e _ L b l > - 
-             < S e r v i c e C o m m i t m e n t H e a d e r F o r S a l e s L i n e > - 
-                 < S e r v i c e C o m m i t m e n t F o r L i n e D e s c r i p t i o n _ L b l > S e r v i c e C o m m i t m e n t F o r L i n e D e s c r i p t i o n _ L b l < / S e r v i c e C o m m i t m e n t F o r L i n e D e s c r i p t i o n _ L b l > - 
-                 < S e r v i c e C o m m i t m e n t F o r L i n e D i s c o u n t _ L b l > S e r v i c e C o m m i t m e n t F o r L i n e D i s c o u n t _ L b l < / S e r v i c e C o m m i t m e n t F o r L i n e D i s c o u n t _ L b l > - 
-                 < S e r v i c e C o m m i t m e n t F o r L i n e P r i c e _ L b l > S e r v i c e C o m m i t m e n t F o r L i n e P r i c e _ L b l < / S e r v i c e C o m m i t m e n t F o r L i n e P r i c e _ L b l > - 
-                 < S e r v i c e C o m m i t m e n t F o r L i n e > - 
-                     < S e r v i c e C o m m i t m e n t F o r L i n e D e s c r i p t i o n > S e r v i c e C o m m i t m e n t F o r L i n e D e s c r i p t i o n < / S e r v i c e C o m m i t m e n t F o r L i n e D e s c r i p t i o n > - 
-                     < S e r v i c e C o m m i t m e n t F o r L i n e D i s c o u n t > S e r v i c e C o m m i t m e n t F o r L i n e D i s c o u n t < / S e r v i c e C o m m i t m e n t F o r L i n e D i s c o u n t > - 
-                     < S e r v i c e C o m m i t m e n t F o r L i n e L i n e N o > S e r v i c e C o m m i t m e n t F o r L i n e L i n e N o < / S e r v i c e C o m m i t m e n t F o r L i n e L i n e N o > - 
-                     < S e r v i c e C o m m i t m e n t F o r L i n e P r i c e > S e r v i c e C o m m i t m e n t F o r L i n e P r i c e < / S e r v i c e C o m m i t m e n t F o r L i n e P r i c e > +     < T o o l t i p s / > + 
+     < H e a d e r   E l e m e n t T y p e = " D a t a I t e m "   E l e m e n t I d = " 1 2 4 0 3 7 3 8 8 6 " > + 
+         < B i l l T o C o n t a c t E m a i l   E l e m e n t T y p e = " C o l u m n "   E l e m e n t I d = " 3 3 5 8 2 7 8 9 5 "   D a t a T y p e = " T e x t " > B i l l T o C o n t a c t E m a i l < / B i l l T o C o n t a c t E m a i l > + 
+         < B i l l T o C o n t a c t E m a i l L b l   E l e m e n t T y p e = " C o l u m n "   E l e m e n t I d = " 2 9 6 4 7 8 3 6 5 "   D a t a T y p e = " T e x t C o n s t " > B i l l T o C o n t a c t E m a i l L b l < / B i l l T o C o n t a c t E m a i l L b l > + 
+         < B i l l T o C o n t a c t M o b i l e P h o n e N o   E l e m e n t T y p e = " C o l u m n "   E l e m e n t I d = " 2 4 8 4 8 8 6 9 6 "   D a t a T y p e = " T e x t " > B i l l T o C o n t a c t M o b i l e P h o n e N o < / B i l l T o C o n t a c t M o b i l e P h o n e N o > + 
+         < B i l l T o C o n t a c t M o b i l e P h o n e N o L b l   E l e m e n t T y p e = " C o l u m n "   E l e m e n t I d = " 2 7 6 3 1 1 3 3 8 "   D a t a T y p e = " T e x t C o n s t " > B i l l T o C o n t a c t M o b i l e P h o n e N o L b l < / B i l l T o C o n t a c t M o b i l e P h o n e N o L b l > + 
+         < B i l l T o C o n t a c t P h o n e N o   E l e m e n t T y p e = " C o l u m n "   E l e m e n t I d = " 3 6 2 4 7 7 4 8 8 "   D a t a T y p e = " T e x t " > B i l l T o C o n t a c t P h o n e N o < / B i l l T o C o n t a c t P h o n e N o > + 
+         < B i l l T o C o n t a c t P h o n e N o L b l   E l e m e n t T y p e = " C o l u m n "   E l e m e n t I d = " 2 1 2 3 3 4 5 9 6 6 "   D a t a T y p e = " T e x t C o n s t " > B i l l T o C o n t a c t P h o n e N o L b l < / B i l l T o C o n t a c t P h o n e N o L b l > + 
+         < B i l l t o C u s t o m e r N o _ L b l   E l e m e n t T y p e = " C o l u m n "   E l e m e n t I d = " 3 6 9 3 0 7 8 1 3 "   D a t a T y p e = " S t r i n g " > B i l l t o C u s t o m e r N o _ L b l < / B i l l t o C u s t o m e r N o _ L b l > + 
+         < B i l l t o C u s t u m e r N o   E l e m e n t T y p e = " C o l u m n "   E l e m e n t I d = " 2 8 0 4 7 3 0 5 8 "   D a t a T y p e = " C o d e " > B i l l t o C u s t u m e r N o < / B i l l t o C u s t u m e r N o > + 
+         < C O 2 e P e r U n i t _ L b l   E l e m e n t T y p e = " C o l u m n "   E l e m e n t I d = " 6 0 8 7 4 6 8 0 2 "   D a t a T y p e = " T e x t " > C O 2 e P e r U n i t _ L b l < / C O 2 e P e r U n i t _ L b l > + 
+         < C o m p a n y A d d r e s s 1   E l e m e n t T y p e = " C o l u m n "   E l e m e n t I d = " 1 8 8 4 1 6 4 3 2 3 "   D a t a T y p e = " T e x t " > C o m p a n y A d d r e s s 1 < / C o m p a n y A d d r e s s 1 > + 
+         < C o m p a n y A d d r e s s 2   E l e m e n t T y p e = " C o l u m n "   E l e m e n t I d = " 1 2 4 6 4 6 7 7 0 6 "   D a t a T y p e = " T e x t " > C o m p a n y A d d r e s s 2 < / C o m p a n y A d d r e s s 2 > + 
+         < C o m p a n y A d d r e s s 3   E l e m e n t T y p e = " C o l u m n "   E l e m e n t I d = " 6 0 8 7 7 1 0 8 9 "   D a t a T y p e = " T e x t " > C o m p a n y A d d r e s s 3 < / C o m p a n y A d d r e s s 3 > + 
+         < C o m p a n y A d d r e s s 4   E l e m e n t T y p e = " C o l u m n "   E l e m e n t I d = " 7 7 7 6 8 0 1 1 2 "   D a t a T y p e = " T e x t " > C o m p a n y A d d r e s s 4 < / C o m p a n y A d d r e s s 4 > + 
+         < C o m p a n y A d d r e s s 5   E l e m e n t T y p e = " C o l u m n "   E l e m e n t I d = " 1 3 9 9 8 3 4 9 5 "   D a t a T y p e = " T e x t " > C o m p a n y A d d r e s s 5 < / C o m p a n y A d d r e s s 5 > + 
+         < C o m p a n y A d d r e s s 6   E l e m e n t T y p e = " C o l u m n "   E l e m e n t I d = " 4 9 7 7 1 3 1 2 2 "   D a t a T y p e = " T e x t " > C o m p a n y A d d r e s s 6 < / C o m p a n y A d d r e s s 6 > + 
+         < C o m p a n y A d d r e s s 7   E l e m e n t T y p e = " C o l u m n "   E l e m e n t I d = " 1 1 3 5 4 0 9 7 3 9 "   D a t a T y p e = " T e x t " > C o m p a n y A d d r e s s 7 < / C o m p a n y A d d r e s s 7 > + 
+         < C o m p a n y A d d r e s s 8   E l e m e n t T y p e = " C o l u m n "   E l e m e n t I d = " 1 7 1 5 2 5 5 3 0 0 "   D a t a T y p e = " T e x t " > C o m p a n y A d d r e s s 8 < / C o m p a n y A d d r e s s 8 > + 
+         < C o m p a n y B a n k A c c o u n t N o   E l e m e n t T y p e = " C o l u m n "   E l e m e n t I d = " 3 0 1 4 0 2 0 4 "   D a t a T y p e = " T e x t " > C o m p a n y B a n k A c c o u n t N o < / C o m p a n y B a n k A c c o u n t N o > + 
+         < C o m p a n y B a n k A c c o u n t N o _ L b l   E l e m e n t T y p e = " C o l u m n "   E l e m e n t I d = " 1 0 9 7 7 4 3 3 4 5 "   D a t a T y p e = " T e x t C o n s t " > C o m p a n y B a n k A c c o u n t N o _ L b l < / C o m p a n y B a n k A c c o u n t N o _ L b l > + 
+         < C o m p a n y B a n k B r a n c h N o   E l e m e n t T y p e = " C o l u m n "   E l e m e n t I d = " 7 9 3 1 3 3 0 5 7 "   D a t a T y p e = " T e x t " > C o m p a n y B a n k B r a n c h N o < / C o m p a n y B a n k B r a n c h N o > + 
+         < C o m p a n y B a n k B r a n c h N o _ L b l   E l e m e n t T y p e = " C o l u m n "   E l e m e n t I d = " 3 2 7 9 0 6 6 9 2 "   D a t a T y p e = " S t r i n g " > C o m p a n y B a n k B r a n c h N o _ L b l < / C o m p a n y B a n k B r a n c h N o _ L b l > + 
+         < C o m p a n y B a n k N a m e   E l e m e n t T y p e = " C o l u m n "   E l e m e n t I d = " 1 5 3 4 9 0 5 6 0 5 "   D a t a T y p e = " T e x t " > C o m p a n y B a n k N a m e < / C o m p a n y B a n k N a m e > + 
+         < C o m p a n y B a n k N a m e _ L b l   E l e m e n t T y p e = " C o l u m n "   E l e m e n t I d = " 1 2 0 4 3 0 7 0 1 4 "   D a t a T y p e = " T e x t C o n s t " > C o m p a n y B a n k N a m e _ L b l < / C o m p a n y B a n k N a m e _ L b l > + 
+         < C o m p a n y C u s t o m G i r o   E l e m e n t T y p e = " C o l u m n "   E l e m e n t I d = " 1 6 7 0 4 7 5 7 9 8 "   D a t a T y p e = " T e x t " > C o m p a n y C u s t o m G i r o < / C o m p a n y C u s t o m G i r o > + 
+         < C o m p a n y C u s t o m G i r o _ L b l   E l e m e n t T y p e = " C o l u m n "   E l e m e n t I d = " 8 9 1 4 3 9 6 2 5 "   D a t a T y p e = " T e x t " > C o m p a n y C u s t o m G i r o _ L b l < / C o m p a n y C u s t o m G i r o _ L b l > + 
+         < C o m p a n y E M a i l   E l e m e n t T y p e = " C o l u m n "   E l e m e n t I d = " 1 6 7 7 0 7 4 0 5 8 "   D a t a T y p e = " T e x t " > C o m p a n y E M a i l < / C o m p a n y E M a i l > + 
+         < C o m p a n y G i r o N o   E l e m e n t T y p e = " C o l u m n "   E l e m e n t I d = " 1 3 6 0 1 9 6 3 2 0 "   D a t a T y p e = " T e x t " > C o m p a n y G i r o N o < / C o m p a n y G i r o N o > + 
+         < C o m p a n y G i r o N o _ L b l   E l e m e n t T y p e = " C o l u m n "   E l e m e n t I d = " 8 6 1 6 0 2 1 1 5 "   D a t a T y p e = " T e x t C o n s t " > C o m p a n y G i r o N o _ L b l < / C o m p a n y G i r o N o _ L b l > + 
+         < C o m p a n y H o m e P a g e   E l e m e n t T y p e = " C o l u m n "   E l e m e n t I d = " 1 9 8 9 1 8 8 7 0 "   D a t a T y p e = " T e x t " > C o m p a n y H o m e P a g e < / C o m p a n y H o m e P a g e > + 
+         < C o m p a n y I B A N   E l e m e n t T y p e = " C o l u m n "   E l e m e n t I d = " 9 0 6 5 4 9 1 8 2 "   D a t a T y p e = " C o d e " > C o m p a n y I B A N < / C o m p a n y I B A N > + 
+         < C o m p a n y I B A N _ L b l   E l e m e n t T y p e = " C o l u m n "   E l e m e n t I d = " 1 2 6 7 9 5 2 2 2 7 "   D a t a T y p e = " S t r i n g " > C o m p a n y I B A N _ L b l < / C o m p a n y I B A N _ L b l > + 
+         < C o m p a n y L e g a l O f f i c e   E l e m e n t T y p e = " C o l u m n "   E l e m e n t I d = " 7 1 4 2 5 8 1 1 1 "   D a t a T y p e = " T e x t " > C o m p a n y L e g a l O f f i c e < / C o m p a n y L e g a l O f f i c e > + 
+         < C o m p a n y L e g a l O f f i c e _ L b l   E l e m e n t T y p e = " C o l u m n "   E l e m e n t I d = " 1 5 3 3 1 7 5 1 0 8 "   D a t a T y p e = " T e x t " > C o m p a n y L e g a l O f f i c e _ L b l < / C o m p a n y L e g a l O f f i c e _ L b l > + 
+         < C o m p a n y L e g a l S t a t e m e n t   E l e m e n t T y p e = " C o l u m n "   E l e m e n t I d = " 4 4 8 3 5 8 8 7 6 "   D a t a T y p e = " T e x t " > C o m p a n y L e g a l S t a t e m e n t < / C o m p a n y L e g a l S t a t e m e n t > + 
+         < C o m p a n y L o g o P o s i t i o n   E l e m e n t T y p e = " C o l u m n "   E l e m e n t I d = " 1 4 2 5 2 6 6 6 8 8 "   D a t a T y p e = " I n t e g e r " > C o m p a n y L o g o P o s i t i o n < / C o m p a n y L o g o P o s i t i o n > + 
+         < C o m p a n y P h o n e N o   E l e m e n t T y p e = " C o l u m n "   E l e m e n t I d = " 2 5 0 4 4 0 6 5 5 "   D a t a T y p e = " T e x t " > C o m p a n y P h o n e N o < / C o m p a n y P h o n e N o > + 
+         < C o m p a n y P h o n e N o _ L b l   E l e m e n t T y p e = " C o l u m n "   E l e m e n t I d = " 5 5 8 5 9 3 5 8 6 "   D a t a T y p e = " T e x t C o n s t " > C o m p a n y P h o n e N o _ L b l < / C o m p a n y P h o n e N o _ L b l > + 
+         < C o m p a n y P i c t u r e   E l e m e n t T y p e = " C o l u m n "   E l e m e n t I d = " 1 3 9 7 4 1 1 0 7 4 "   D a t a T y p e = " B L O B " / > + 
+         < C o m p a n y R e g i s t r a t i o n N u m b e r   E l e m e n t T y p e = " C o l u m n "   E l e m e n t I d = " 2 0 2 3 6 3 9 4 2 4 "   D a t a T y p e = " T e x t " > C o m p a n y R e g i s t r a t i o n N u m b e r < / C o m p a n y R e g i s t r a t i o n N u m b e r > + 
+         < C o m p a n y R e g i s t r a t i o n N u m b e r _ L b l   E l e m e n t T y p e = " C o l u m n "   E l e m e n t I d = " 1 8 3 3 1 0 6 6 5 3 "   D a t a T y p e = " T e x t " > C o m p a n y R e g i s t r a t i o n N u m b e r _ L b l < / C o m p a n y R e g i s t r a t i o n N u m b e r _ L b l > + 
+         < C o m p a n y S W I F T   E l e m e n t T y p e = " C o l u m n "   E l e m e n t I d = " 6 6 8 2 5 0 2 4 5 "   D a t a T y p e = " C o d e " > C o m p a n y S W I F T < / C o m p a n y S W I F T > + 
+         < C o m p a n y S W I F T _ L b l   E l e m e n t T y p e = " C o l u m n "   E l e m e n t I d = " 2 0 2 9 5 9 7 3 8 4 "   D a t a T y p e = " S t r i n g " > C o m p a n y S W I F T _ L b l < / C o m p a n y S W I F T _ L b l > + 
+         < C o m p a n y V A T R e g i s t r a t i o n N o   E l e m e n t T y p e = " C o l u m n "   E l e m e n t I d = " 1 9 1 4 0 1 3 6 4 9 "   D a t a T y p e = " T e x t " > C o m p a n y V A T R e g i s t r a t i o n N o < / C o m p a n y V A T R e g i s t r a t i o n N o > + 
+         < C o m p a n y V A T R e g i s t r a t i o n N o _ L b l   E l e m e n t T y p e = " C o l u m n "   E l e m e n t I d = " 9 2 4 5 0 3 1 2 4 "   D a t a T y p e = " T e x t " > C o m p a n y V A T R e g i s t r a t i o n N o _ L b l < / C o m p a n y V A T R e g i s t r a t i o n N o _ L b l > + 
+         < C o m p a n y V A T R e g N o   E l e m e n t T y p e = " C o l u m n "   E l e m e n t I d = " 1 7 1 4 3 1 9 3 6 "   D a t a T y p e = " T e x t " > C o m p a n y V A T R e g N o < / C o m p a n y V A T R e g N o > + 
+         < C o m p a n y V A T R e g N o _ L b l   E l e m e n t T y p e = " C o l u m n "   E l e m e n t I d = " 7 7 3 2 0 1 5 0 1 "   D a t a T y p e = " T e x t " > C o m p a n y V A T R e g N o _ L b l < / C o m p a n y V A T R e g N o _ L b l > + 
+         < C o n t a c t _ L b l   E l e m e n t T y p e = " C o l u m n "   E l e m e n t I d = " 1 1 5 5 0 9 4 7 5 2 "   D a t a T y p e = " T e x t " > C o n t a c t _ L b l < / C o n t a c t _ L b l > + 
+         < C o p y _ L b l   E l e m e n t T y p e = " C o l u m n "   E l e m e n t I d = " 6 0 4 7 8 2 7 8 1 "   D a t a T y p e = " T e x t C o n s t " > C o p y _ L b l < / C o p y _ L b l > + 
+         < C u s t o m e r A d d r e s s 1   E l e m e n t T y p e = " C o l u m n "   E l e m e n t I d = " 1 8 0 1 9 6 6 4 5 4 "   D a t a T y p e = " T e x t " > C u s t o m e r A d d r e s s 1 < / C u s t o m e r A d d r e s s 1 > + 
+         < C u s t o m e r A d d r e s s 2   E l e m e n t T y p e = " C o l u m n "   E l e m e n t I d = " 1 1 6 4 2 6 9 8 3 7 "   D a t a T y p e = " T e x t " > C u s t o m e r A d d r e s s 2 < / C u s t o m e r A d d r e s s 2 > + 
+         < C u s t o m e r A d d r e s s 3   E l e m e n t T y p e = " C o l u m n "   E l e m e n t I d = " 5 2 6 5 7 3 2 2 0 "   D a t a T y p e = " T e x t " > C u s t o m e r A d d r e s s 3 < / C u s t o m e r A d d r e s s 3 > + 
+         < C u s t o m e r A d d r e s s 4   E l e m e n t T y p e = " C o l u m n "   E l e m e n t I d = " 1 1 1 1 2 3 3 9 7 "   D a t a T y p e = " T e x t " > C u s t o m e r A d d r e s s 4 < / C u s t o m e r A d d r e s s 4 > + 
+         < C u s t o m e r A d d r e s s 5   E l e m e n t T y p e = " C o l u m n "   E l e m e n t I d = " 7 4 8 8 2 0 0 1 4 "   D a t a T y p e = " T e x t " > C u s t o m e r A d d r e s s 5 < / C u s t o m e r A d d r e s s 5 > + 
+         < C u s t o m e r A d d r e s s 6   E l e m e n t T y p e = " C o l u m n "   E l e m e n t I d = " 1 3 8 6 5 1 6 6 3 1 "   D a t a T y p e = " T e x t " > C u s t o m e r A d d r e s s 6 < / C u s t o m e r A d d r e s s 6 > + 
+         < C u s t o m e r A d d r e s s 7   E l e m e n t T y p e = " C o l u m n "   E l e m e n t I d = " 2 0 2 4 2 1 3 2 4 8 "   D a t a T y p e = " T e x t " > C u s t o m e r A d d r e s s 7 < / C u s t o m e r A d d r e s s 7 > + 
+         < C u s t o m e r A d d r e s s 8   E l e m e n t T y p e = " C o l u m n "   E l e m e n t I d = " 1 0 4 8 6 9 8 5 8 5 "   D a t a T y p e = " T e x t " > C u s t o m e r A d d r e s s 8 < / C u s t o m e r A d d r e s s 8 > + 
+         < C u s t o m e r P o s t a l B a r C o d e   E l e m e n t T y p e = " C o l u m n "   E l e m e n t I d = " 3 9 8 5 8 0 6 8 8 "   D a t a T y p e = " T e x t " > C u s t o m e r P o s t a l B a r C o d e < / C u s t o m e r P o s t a l B a r C o d e > + 
+         < D i s c l a i m e r _ L b l   E l e m e n t T y p e = " C o l u m n "   E l e m e n t I d = " 3 8 1 6 6 9 2 0 5 "   D a t a T y p e = " T e x t " > D i s c l a i m e r _ L b l < / D i s c l a i m e r _ L b l > + 
+         < D o c u m e n t C o p y T e x t   E l e m e n t T y p e = " C o l u m n "   E l e m e n t I d = " 1 8 2 4 9 4 6 0 4 6 "   D a t a T y p e = " S t r i n g " > D o c u m e n t C o p y T e x t < / D o c u m e n t C o p y T e x t > + 
+         < D o c u m e n t D a t e   E l e m e n t T y p e = " C o l u m n "   E l e m e n t I d = " 5 5 2 8 7 1 9 1 4 "   D a t a T y p e = " S t r i n g " > D o c u m e n t D a t e < / D o c u m e n t D a t e > + 
+         < D o c u m e n t D a t e _ L b l   E l e m e n t T y p e = " C o l u m n "   E l e m e n t I d = " 1 0 2 6 4 9 4 8 3 "   D a t a T y p e = " S t r i n g " > D o c u m e n t D a t e _ L b l < / D o c u m e n t D a t e _ L b l > + 
+         < D o c u m e n t N o   E l e m e n t T y p e = " C o l u m n "   E l e m e n t I d = " 9 7 0 3 5 0 5 3 9 "   D a t a T y p e = " C o d e " > D o c u m e n t N o < / D o c u m e n t N o > + 
+         < D o c u m e n t N o _ L b l   E l e m e n t T y p e = " C o l u m n "   E l e m e n t I d = " 7 8 9 7 9 5 9 7 8 "   D a t a T y p e = " T e x t C o n s t " > D o c u m e n t N o _ L b l < / D o c u m e n t N o _ L b l > + 
+         < D o c u m e n t T i t l e _ L b l   E l e m e n t T y p e = " C o l u m n "   E l e m e n t I d = " 8 5 8 4 2 3 9 2 9 "   D a t a T y p e = " T e x t C o n s t " > D o c u m e n t T i t l e _ L b l < / D o c u m e n t T i t l e _ L b l > + 
+         < D u e D a t e   E l e m e n t T y p e = " C o l u m n "   E l e m e n t I d = " 7 4 5 1 7 0 2 0 3 "   D a t a T y p e = " S t r i n g " > D u e D a t e < / D u e D a t e > + 
+         < D u e D a t e _ L b l   E l e m e n t T y p e = " C o l u m n "   E l e m e n t I d = " 1 6 4 8 2 8 4 6 4 8 "   D a t a T y p e = " S t r i n g " > D u e D a t e _ L b l < / D u e D a t e _ L b l > + 
+         < E M a i l _ L b l   E l e m e n t T y p e = " C o l u m n "   E l e m e n t I d = " 1 4 3 8 8 6 8 0 1 2 "   D a t a T y p e = " T e x t C o n s t " > E M a i l _ L b l < / E M a i l _ L b l > + 
+         < E s t i m a t e _ L b l   E l e m e n t T y p e = " C o l u m n "   E l e m e n t I d = " 2 0 9 6 4 3 4 6 2 2 "   D a t a T y p e = " T e x t C o n s t " > E s t i m a t e _ L b l < / E s t i m a t e _ L b l > + 
+         < E s t i m a t e B o d y _ L b l   E l e m e n t T y p e = " C o l u m n "   E l e m e n t I d = " 1 0 4 4 3 4 7 9 8 6 "   D a t a T y p e = " T e x t C o n s t " > E s t i m a t e B o d y _ L b l < / E s t i m a t e B o d y _ L b l > + 
+         < E s t i m a t e F o r _ L b l   E l e m e n t T y p e = " C o l u m n "   E l e m e n t I d = " 1 7 6 1 6 6 6 0 1 3 "   D a t a T y p e = " T e x t C o n s t " > E s t i m a t e F o r _ L b l < / E s t i m a t e F o r _ L b l > + 
+         < E x c h a n g e R a t e A s T e x t   E l e m e n t T y p e = " C o l u m n "   E l e m e n t I d = " 5 9 2 9 5 5 8 4 5 "   D a t a T y p e = " T e x t " > E x c h a n g e R a t e A s T e x t < / E x c h a n g e R a t e A s T e x t > + 
+         < E x t e r n a l D o c u m e n t N o   E l e m e n t T y p e = " C o l u m n "   E l e m e n t I d = " 7 3 3 9 5 3 9 6 6 "   D a t a T y p e = " C o d e " > E x t e r n a l D o c u m e n t N o < / E x t e r n a l D o c u m e n t N o > + 
+         < E x t e r n a l D o c u m e n t N o L b l   E l e m e n t T y p e = " C o l u m n "   E l e m e n t I d = " 7 8 3 2 8 7 4 5 2 "   D a t a T y p e = " S t r i n g " > E x t e r n a l D o c u m e n t N o L b l < / E x t e r n a l D o c u m e n t N o L b l > + 
+         < F r o m _ L b l   E l e m e n t T y p e = " C o l u m n "   E l e m e n t I d = " 4 8 5 4 2 6 1 3 8 "   D a t a T y p e = " T e x t C o n s t " > F r o m _ L b l < / F r o m _ L b l > + 
+         < H o m e P a g e _ L b l   E l e m e n t T y p e = " C o l u m n "   E l e m e n t I d = " 1 4 3 3 5 9 2 3 0 0 "   D a t a T y p e = " T e x t C o n s t " > H o m e P a g e _ L b l < / H o m e P a g e _ L b l > + 
+         < I n v o i c e D i s c o u n t A m o u n t _ L b l   E l e m e n t T y p e = " C o l u m n "   E l e m e n t I d = " 1 5 9 3 0 1 2 7 3 6 "   D a t a T y p e = " T e x t C o n s t " > I n v o i c e D i s c o u n t A m o u n t _ L b l < / I n v o i c e D i s c o u n t A m o u n t _ L b l > + 
+         < I n v o i c e D i s c o u n t B a s e A m o u n t _ L b l   E l e m e n t T y p e = " C o l u m n "   E l e m e n t I d = " 2 0 2 9 2 6 6 8 7 5 "   D a t a T y p e = " T e x t C o n s t " > I n v o i c e D i s c o u n t B a s e A m o u n t _ L b l < / I n v o i c e D i s c o u n t B a s e A m o u n t _ L b l > + 
+         < L e g a l E n t i t y T y p e   E l e m e n t T y p e = " C o l u m n "   E l e m e n t I d = " 2 0 5 1 8 7 3 5 6 3 "   D a t a T y p e = " T e x t " > L e g a l E n t i t y T y p e < / L e g a l E n t i t y T y p e > + 
+         < L e g a l E n t i t y T y p e _ L b l   E l e m e n t T y p e = " C o l u m n "   E l e m e n t I d = " 2 0 8 0 2 2 4 7 9 2 "   D a t a T y p e = " T e x t " > L e g a l E n t i t y T y p e _ L b l < / L e g a l E n t i t y T y p e _ L b l > + 
+         < L i n e A m o u n t A f t e r I n v o i c e D i s c o u n t _ L b l   E l e m e n t T y p e = " C o l u m n "   E l e m e n t I d = " 6 7 3 7 2 1 0 9 4 "   D a t a T y p e = " T e x t C o n s t " > L i n e A m o u n t A f t e r I n v o i c e D i s c o u n t _ L b l < / L i n e A m o u n t A f t e r I n v o i c e D i s c o u n t _ L b l > + 
+         < L o c a l C u r r e n c y _ L b l   E l e m e n t T y p e = " C o l u m n "   E l e m e n t I d = " 1 5 5 9 6 9 3 4 2 2 "   D a t a T y p e = " T e x t C o n s t " > L o c a l C u r r e n c y _ L b l < / L o c a l C u r r e n c y _ L b l > + 
+         < P a g e _ L b l   E l e m e n t T y p e = " C o l u m n "   E l e m e n t I d = " 6 8 0 6 4 8 0 9 1 "   D a t a T y p e = " T e x t C o n s t " > P a g e _ L b l < / P a g e _ L b l > + 
+         < P a y m e n t M e t h o d D e s c r i p t i o n   E l e m e n t T y p e = " C o l u m n "   E l e m e n t I d = " 5 8 5 7 5 7 9 7 4 "   D a t a T y p e = " T e x t " > P a y m e n t M e t h o d D e s c r i p t i o n < / P a y m e n t M e t h o d D e s c r i p t i o n > + 
+         < P a y m e n t M e t h o d D e s c r i p t i o n _ L b l   E l e m e n t T y p e = " C o l u m n "   E l e m e n t I d = " 7 9 7 1 1 7 3 2 3 "   D a t a T y p e = " T e x t C o n s t " > P a y m e n t M e t h o d D e s c r i p t i o n _ L b l < / P a y m e n t M e t h o d D e s c r i p t i o n _ L b l > + 
+         < P a y m e n t T e r m s D e s c r i p t i o n   E l e m e n t T y p e = " C o l u m n "   E l e m e n t I d = " 2 0 3 8 7 4 2 7 0 0 "   D a t a T y p e = " T e x t " > P a y m e n t T e r m s D e s c r i p t i o n < / P a y m e n t T e r m s D e s c r i p t i o n > + 
+         < P a y m e n t T e r m s D e s c r i p t i o n _ L b l   E l e m e n t T y p e = " C o l u m n "   E l e m e n t I d = " 1 8 7 4 4 9 4 3 2 1 "   D a t a T y p e = " T e x t C o n s t " > P a y m e n t T e r m s D e s c r i p t i o n _ L b l < / P a y m e n t T e r m s D e s c r i p t i o n _ L b l > + 
+         < P r i c e s I n c l u d i n g V A T   E l e m e n t T y p e = " C o l u m n "   E l e m e n t I d = " 5 1 8 8 1 7 1 6 7 "   D a t a T y p e = " B o o l e a n " > P r i c e s I n c l u d i n g V A T < / P r i c e s I n c l u d i n g V A T > + 
+         < P r i c e s I n c l u d i n g V A T _ L b l   E l e m e n t T y p e = " C o l u m n "   E l e m e n t I d = " 1 3 7 7 9 7 9 4 4 4 "   D a t a T y p e = " S t r i n g " > P r i c e s I n c l u d i n g V A T _ L b l < / P r i c e s I n c l u d i n g V A T _ L b l > + 
+         < P r i c e s I n c l u d i n g V A T Y e s N o   E l e m e n t T y p e = " C o l u m n "   E l e m e n t I d = " 1 4 1 1 1 4 7 5 9 9 "   D a t a T y p e = " S t r i n g " > P r i c e s I n c l u d i n g V A T Y e s N o < / P r i c e s I n c l u d i n g V A T Y e s N o > + 
+         < Q u e s t i o n s _ L b l   E l e m e n t T y p e = " C o l u m n "   E l e m e n t I d = " 2 0 7 0 8 9 0 0 1 9 "   D a t a T y p e = " T e x t C o n s t " > Q u e s t i o n s _ L b l < / Q u e s t i o n s _ L b l > + 
+         < Q u o t e V a l i d T o D a t e   E l e m e n t T y p e = " C o l u m n "   E l e m e n t I d = " 1 1 4 8 7 3 3 1 3 0 "   D a t a T y p e = " S t r i n g " > Q u o t e V a l i d T o D a t e < / Q u o t e V a l i d T o D a t e > + 
+         < Q u o t e V a l i d T o D a t e _ L b l   E l e m e n t T y p e = " C o l u m n "   E l e m e n t I d = " 1 2 9 2 3 5 4 1 3 "   D a t a T y p e = " T e x t C o n s t " > Q u o t e V a l i d T o D a t e _ L b l < / Q u o t e V a l i d T o D a t e _ L b l > + 
+         < S a l e s I n v o i c e L i n e D i s c o u n t _ L b l   E l e m e n t T y p e = " C o l u m n "   E l e m e n t I d = " 6 6 4 6 0 1 5 8 2 "   D a t a T y p e = " T e x t C o n s t " > S a l e s I n v o i c e L i n e D i s c o u n t _ L b l < / S a l e s I n v o i c e L i n e D i s c o u n t _ L b l > + 
+         < S a l e s P e r s o n _ L b l   E l e m e n t T y p e = " C o l u m n "   E l e m e n t I d = " 1 5 6 4 1 9 6 3 6 5 "   D a t a T y p e = " T e x t C o n s t " > S a l e s P e r s o n _ L b l < / S a l e s P e r s o n _ L b l > + 
+         < S a l e s P e r s o n B l a n k _ L b l   E l e m e n t T y p e = " C o l u m n "   E l e m e n t I d = " 6 5 4 6 2 4 6 0 1 "   D a t a T y p e = " T e x t " > S a l e s P e r s o n B l a n k _ L b l < / S a l e s P e r s o n B l a n k _ L b l > + 
+         < S a l e s P e r s o n N a m e   E l e m e n t T y p e = " C o l u m n "   E l e m e n t I d = " 8 7 1 4 9 2 9 8 3 "   D a t a T y p e = " T e x t " > S a l e s P e r s o n N a m e < / S a l e s P e r s o n N a m e > + 
+         < S e l l T o C o n t a c t E m a i l   E l e m e n t T y p e = " C o l u m n "   E l e m e n t I d = " 2 6 2 8 2 4 5 6 4 "   D a t a T y p e = " T e x t " > S e l l T o C o n t a c t E m a i l < / S e l l T o C o n t a c t E m a i l > + 
+         < S e l l T o C o n t a c t E m a i l L b l   E l e m e n t T y p e = " C o l u m n "   E l e m e n t I d = " 3 7 0 9 2 0 3 7 4 "   D a t a T y p e = " T e x t C o n s t " > S e l l T o C o n t a c t E m a i l L b l < / S e l l T o C o n t a c t E m a i l L b l > + 
+         < S e l l T o C o n t a c t M o b i l e P h o n e N o   E l e m e n t T y p e = " C o l u m n "   E l e m e n t I d = " 1 8 4 3 5 8 7 4 7 "   D a t a T y p e = " T e x t " > S e l l T o C o n t a c t M o b i l e P h o n e N o < / S e l l T o C o n t a c t M o b i l e P h o n e N o > + 
+         < S e l l T o C o n t a c t M o b i l e P h o n e N o L b l   E l e m e n t T y p e = " C o l u m n "   E l e m e n t I d = " 1 4 5 7 5 2 8 4 1 7 "   D a t a T y p e = " T e x t C o n s t " > S e l l T o C o n t a c t M o b i l e P h o n e N o L b l < / S e l l T o C o n t a c t M o b i l e P h o n e N o L b l > + 
+         < S e l l T o C o n t a c t P h o n e N o   E l e m e n t T y p e = " C o l u m n "   E l e m e n t I d = " 1 6 1 3 8 2 2 4 8 3 "   D a t a T y p e = " T e x t " > S e l l T o C o n t a c t P h o n e N o < / S e l l T o C o n t a c t P h o n e N o > + 
+         < S e l l T o C o n t a c t P h o n e N o L b l   E l e m e n t T y p e = " C o l u m n "   E l e m e n t I d = " 1 0 5 0 6 8 6 8 0 9 "   D a t a T y p e = " T e x t C o n s t " > S e l l T o C o n t a c t P h o n e N o L b l < / S e l l T o C o n t a c t P h o n e N o L b l > + 
+         < S e l l t o C u s t o m e r N o   E l e m e n t T y p e = " C o l u m n "   E l e m e n t I d = " 2 0 5 0 6 4 7 3 4 9 "   D a t a T y p e = " C o d e " > S e l l t o C u s t o m e r N o < / S e l l t o C u s t o m e r N o > + 
+         < S e l l t o C u s t o m e r N o _ L b l   E l e m e n t T y p e = " C o l u m n "   E l e m e n t I d = " 2 9 8 3 8 1 5 1 2 "   D a t a T y p e = " S t r i n g " > S e l l t o C u s t o m e r N o _ L b l < / S e l l t o C u s t o m e r N o _ L b l > + 
+         < S h i p m e n t _ L b l   E l e m e n t T y p e = " C o l u m n "   E l e m e n t I d = " 2 0 8 5 7 6 7 1 2 0 "   D a t a T y p e = " T e x t C o n s t " > S h i p m e n t _ L b l < / S h i p m e n t _ L b l > + 
+         < S h i p m e n t M e t h o d D e s c r i p t i o n   E l e m e n t T y p e = " C o l u m n "   E l e m e n t I d = " 2 0 5 9 4 0 3 2 6 0 "   D a t a T y p e = " T e x t " > S h i p m e n t M e t h o d D e s c r i p t i o n < / S h i p m e n t M e t h o d D e s c r i p t i o n > + 
+         < S h i p m e n t M e t h o d D e s c r i p t i o n _ L b l   E l e m e n t T y p e = " C o l u m n "   E l e m e n t I d = " 1 1 7 9 9 7 8 4 6 5 "   D a t a T y p e = " T e x t C o n s t " > S h i p m e n t M e t h o d D e s c r i p t i o n _ L b l < / S h i p m e n t M e t h o d D e s c r i p t i o n _ L b l > + 
+         < S h i p T o A d d r e s s _ L b l   E l e m e n t T y p e = " C o l u m n "   E l e m e n t I d = " 1 6 5 0 5 0 5 0 1 7 "   D a t a T y p e = " T e x t C o n s t " > S h i p T o A d d r e s s _ L b l < / S h i p T o A d d r e s s _ L b l > + 
+         < S h i p T o A d d r e s s 1   E l e m e n t T y p e = " C o l u m n "   E l e m e n t I d = " 1 3 5 7 6 7 2 8 6 1 "   D a t a T y p e = " T e x t " > S h i p T o A d d r e s s 1 < / S h i p T o A d d r e s s 1 > + 
+         < S h i p T o A d d r e s s 2   E l e m e n t T y p e = " C o l u m n "   E l e m e n t I d = " 1 0 2 4 2 0 4 5 8 4 "   D a t a T y p e = " T e x t " > S h i p T o A d d r e s s 2 < / S h i p T o A d d r e s s 2 > + 
+         < S h i p T o A d d r e s s 3   E l e m e n t T y p e = " C o l u m n "   E l e m e n t I d = " 1 6 6 1 9 0 1 2 0 1 "   D a t a T y p e = " T e x t " > S h i p T o A d d r e s s 3 < / S h i p T o A d d r e s s 3 > + 
+         < S h i p T o A d d r e s s 4   E l e m e n t T y p e = " C o l u m n "   E l e m e n t I d = " 5 5 5 4 1 6 9 9 0 "   D a t a T y p e = " T e x t " > S h i p T o A d d r e s s 4 < / S h i p T o A d d r e s s 4 > + 
+         < S h i p T o A d d r e s s 5   E l e m e n t T y p e = " C o l u m n "   E l e m e n t I d = " 1 1 9 3 1 1 3 6 0 7 "   D a t a T y p e = " T e x t " > S h i p T o A d d r e s s 5 < / S h i p T o A d d r e s s 5 > + 
+         < S h i p T o A d d r e s s 6   E l e m e n t T y p e = " C o l u m n "   E l e m e n t I d = " 7 1 9 9 7 6 2 4 4 "   D a t a T y p e = " T e x t " > S h i p T o A d d r e s s 6 < / S h i p T o A d d r e s s 6 > + 
+         < S h i p T o A d d r e s s 7   E l e m e n t T y p e = " C o l u m n "   E l e m e n t I d = " 8 2 2 7 9 6 2 7 "   D a t a T y p e = " T e x t " > S h i p T o A d d r e s s 7 < / S h i p T o A d d r e s s 7 > + 
+         < S h i p T o A d d r e s s 8   E l e m e n t T y p e = " C o l u m n "   E l e m e n t I d = " 1 4 9 2 9 9 2 1 7 8 "   D a t a T y p e = " T e x t " > S h i p T o A d d r e s s 8 < / S h i p T o A d d r e s s 8 > + 
+         < S h i p T o P h o n e N o   E l e m e n t T y p e = " C o l u m n "   E l e m e n t I d = " 3 6 9 7 0 2 2 5 5 "   D a t a T y p e = " T e x t " > S h i p T o P h o n e N o < / S h i p T o P h o n e N o > + 
+         < S h o w S h i p p i n g A d d r e s s   E l e m e n t T y p e = " C o l u m n "   E l e m e n t I d = " 1 1 2 0 0 7 1 2 6 6 "   D a t a T y p e = " B o o l e a n " > S h o w S h i p p i n g A d d r e s s < / S h o w S h i p p i n g A d d r e s s > + 
+         < S h o w W o r k D e s c r i p t i o n   E l e m e n t T y p e = " C o l u m n "   E l e m e n t I d = " 7 8 5 4 6 8 8 6 5 "   D a t a T y p e = " B o o l e a n " > S h o w W o r k D e s c r i p t i o n < / S h o w W o r k D e s c r i p t i o n > + 
+         < S u b t o t a l _ L b l   E l e m e n t T y p e = " C o l u m n "   E l e m e n t I d = " 1 9 6 7 7 9 5 1 4 2 "   D a t a T y p e = " T e x t C o n s t " > S u b t o t a l _ L b l < / S u b t o t a l _ L b l > + 
+         < T h a n k s _ L b l   E l e m e n t T y p e = " C o l u m n "   E l e m e n t I d = " 2 1 0 3 3 0 5 5 2 5 "   D a t a T y p e = " T e x t C o n s t " > T h a n k s _ L b l < / T h a n k s _ L b l > + 
+         < T o t a l _ L b l   E l e m e n t T y p e = " C o l u m n "   E l e m e n t I d = " 1 2 1 0 1 0 0 8 7 8 "   D a t a T y p e = " T e x t C o n s t " > T o t a l _ L b l < / T o t a l _ L b l > + 
+         < T o t a l C O 2 e _ L b l   E l e m e n t T y p e = " C o l u m n "   E l e m e n t I d = " 1 0 3 0 5 9 5 2 5 5 "   D a t a T y p e = " T e x t " > T o t a l C O 2 e _ L b l < / T o t a l C O 2 e _ L b l > + 
+         < V A T A m o u n t _ L b l   E l e m e n t T y p e = " C o l u m n "   E l e m e n t I d = " 1 0 9 4 6 5 7 2 9 "   D a t a T y p e = " T e x t C o n s t " > V A T A m o u n t _ L b l < / V A T A m o u n t _ L b l > + 
+         < V A T A m o u n t S p e c i f i c a t i o n _ L b l   E l e m e n t T y p e = " C o l u m n "   E l e m e n t I d = " 8 7 8 7 0 6 8 4 6 "   D a t a T y p e = " T e x t C o n s t " > V A T A m o u n t S p e c i f i c a t i o n _ L b l < / V A T A m o u n t S p e c i f i c a t i o n _ L b l > + 
+         < V A T B a s e _ L b l   E l e m e n t T y p e = " C o l u m n "   E l e m e n t I d = " 1 8 6 6 1 5 8 2 7 8 "   D a t a T y p e = " T e x t C o n s t " > V A T B a s e _ L b l < / V A T B a s e _ L b l > + 
+         < V A T C l a u s e _ L b l   E l e m e n t T y p e = " C o l u m n "   E l e m e n t I d = " 1 5 7 0 4 9 5 4 9 0 "   D a t a T y p e = " S t r i n g " > V A T C l a u s e _ L b l < / V A T C l a u s e _ L b l > + 
+         < V A T C l a u s e s _ L b l   E l e m e n t T y p e = " C o l u m n "   E l e m e n t I d = " 1 3 8 3 9 2 0 0 1 9 "   D a t a T y p e = " T e x t C o n s t " > V A T C l a u s e s _ L b l < / V A T C l a u s e s _ L b l > + 
+         < V A T I d e n t i f i e r _ L b l   E l e m e n t T y p e = " C o l u m n "   E l e m e n t I d = " 1 6 8 6 6 2 3 9 8 4 "   D a t a T y p e = " T e x t C o n s t " > V A T I d e n t i f i e r _ L b l < / V A T I d e n t i f i e r _ L b l > + 
+         < V A T P e r c e n t a g e _ L b l   E l e m e n t T y p e = " C o l u m n "   E l e m e n t I d = " 6 7 6 6 5 4 5 6 5 "   D a t a T y p e = " T e x t C o n s t " > V A T P e r c e n t a g e _ L b l < / V A T P e r c e n t a g e _ L b l > + 
+         < V A T R e g i s t r a t i o n N o   E l e m e n t T y p e = " C o l u m n "   E l e m e n t I d = " 1 8 8 9 1 9 5 4 0 2 "   D a t a T y p e = " T e x t " > V A T R e g i s t r a t i o n N o < / V A T R e g i s t r a t i o n N o > + 
+         < V A T R e g i s t r a t i o n N o _ L b l   E l e m e n t T y p e = " C o l u m n "   E l e m e n t I d = " 1 4 2 4 6 1 6 0 8 5 "   D a t a T y p e = " T e x t " > V A T R e g i s t r a t i o n N o _ L b l < / V A T R e g i s t r a t i o n N o _ L b l > + 
+         < Y o u r E s t i m a t e _ L b l   E l e m e n t T y p e = " C o l u m n "   E l e m e n t I d = " 4 9 2 1 8 5 2 2 5 "   D a t a T y p e = " T e x t C o n s t " > Y o u r E s t i m a t e _ L b l < / Y o u r E s t i m a t e _ L b l > + 
+         < Y o u r R e f e r e n c e   E l e m e n t T y p e = " C o l u m n "   E l e m e n t I d = " 1 1 0 3 9 9 5 1 "   D a t a T y p e = " T e x t " > Y o u r R e f e r e n c e < / Y o u r R e f e r e n c e > + 
+         < Y o u r R e f e r e n c e _ _ L b l   E l e m e n t T y p e = " C o l u m n "   E l e m e n t I d = " 1 1 2 6 2 8 0 3 7 1 "   D a t a T y p e = " S t r i n g " > Y o u r R e f e r e n c e _ _ L b l < / Y o u r R e f e r e n c e _ _ L b l > + 
+         < L i n e   E l e m e n t T y p e = " D a t a I t e m "   E l e m e n t I d = " 4 1 1 9 7 6 1 3 3 " > + 
+             < A m o u n t E x c l u d i n g V A T _ L i n e   E l e m e n t T y p e = " C o l u m n "   E l e m e n t I d = " 1 0 6 2 4 6 0 0 4 0 "   D a t a T y p e = " D e c i m a l " > A m o u n t E x c l u d i n g V A T _ L i n e < / A m o u n t E x c l u d i n g V A T _ L i n e > + 
+             < A m o u n t E x c l u d i n g V A T _ L i n e _ L b l   E l e m e n t T y p e = " C o l u m n "   E l e m e n t I d = " 2 0 0 2 8 7 4 4 7 5 "   D a t a T y p e = " S t r i n g " > A m o u n t E x c l u d i n g V A T _ L i n e _ L b l < / A m o u n t E x c l u d i n g V A T _ L i n e _ L b l > + 
+             < A m o u n t I n c l u d i n g V A T _ L i n e   E l e m e n t T y p e = " C o l u m n "   E l e m e n t I d = " 7 7 0 9 2 8 4 0 2 "   D a t a T y p e = " D e c i m a l " > A m o u n t I n c l u d i n g V A T _ L i n e < / A m o u n t I n c l u d i n g V A T _ L i n e > + 
+             < A m o u n t I n c l u d i n g V A T _ L i n e _ L b l   E l e m e n t T y p e = " C o l u m n "   E l e m e n t I d = " 9 3 0 7 4 7 3 1 3 "   D a t a T y p e = " S t r i n g " > A m o u n t I n c l u d i n g V A T _ L i n e _ L b l < / A m o u n t I n c l u d i n g V A T _ L i n e _ L b l > + 
+             < C O 2 e P e r U n i t _ L i n e   E l e m e n t T y p e = " C o l u m n "   E l e m e n t I d = " 1 3 2 0 1 7 0 3 0 2 "   D a t a T y p e = " T e x t " > C O 2 e P e r U n i t _ L i n e < / C O 2 e P e r U n i t _ L i n e > + 
+             < D e s c r i p t i o n _ L i n e   E l e m e n t T y p e = " C o l u m n "   E l e m e n t I d = " 1 4 0 6 8 2 2 3 1 0 "   D a t a T y p e = " T e x t " > D e s c r i p t i o n _ L i n e < / D e s c r i p t i o n _ L i n e > + 
+             < D e s c r i p t i o n _ L i n e _ L b l   E l e m e n t T y p e = " C o l u m n "   E l e m e n t I d = " 2 1 1 8 9 5 1 4 9 5 "   D a t a T y p e = " S t r i n g " > D e s c r i p t i o n _ L i n e _ L b l < / D e s c r i p t i o n _ L i n e _ L b l > + 
+             < I t e m N o _ L i n e   E l e m e n t T y p e = " C o l u m n "   E l e m e n t I d = " 1 9 1 0 2 9 6 2 8 8 "   D a t a T y p e = " C o d e " > I t e m N o _ L i n e < / I t e m N o _ L i n e > + 
+             < I t e m N o _ L i n e _ L b l   E l e m e n t T y p e = " C o l u m n "   E l e m e n t I d = " 1 3 4 0 0 7 9 6 1 3 "   D a t a T y p e = " S t r i n g " > I t e m N o _ L i n e _ L b l < / I t e m N o _ L i n e _ L b l > + 
+             < I t e m R e f e r e n c e N o _ L i n e   E l e m e n t T y p e = " C o l u m n "   E l e m e n t I d = " 9 2 7 2 3 5 7 "   D a t a T y p e = " C o d e " > I t e m R e f e r e n c e N o _ L i n e < / I t e m R e f e r e n c e N o _ L i n e > + 
+             < I t e m R e f e r e n c e N o _ L i n e _ L b l   E l e m e n t T y p e = " C o l u m n "   E l e m e n t I d = " 1 9 8 0 6 3 1 1 3 0 "   D a t a T y p e = " S t r i n g " > I t e m R e f e r e n c e N o _ L i n e _ L b l < / I t e m R e f e r e n c e N o _ L i n e _ L b l > + 
+             < L i n e A m o u n t _ L i n e   E l e m e n t T y p e = " C o l u m n "   E l e m e n t I d = " 2 6 8 9 3 7 1 6 2 "   D a t a T y p e = " T e x t " > L i n e A m o u n t _ L i n e < / L i n e A m o u n t _ L i n e > + 
+             < L i n e A m o u n t _ L i n e _ L b l   E l e m e n t T y p e = " C o l u m n "   E l e m e n t I d = " 9 9 2 9 0 1 8 4 5 "   D a t a T y p e = " S t r i n g " > L i n e A m o u n t _ L i n e _ L b l < / L i n e A m o u n t _ L i n e _ L b l > + 
+             < L i n e D i s c o u n t P e r c e n t _ L i n e   E l e m e n t T y p e = " C o l u m n "   E l e m e n t I d = " 9 0 7 8 2 7 4 3 6 "   D a t a T y p e = " D e c i m a l " > L i n e D i s c o u n t P e r c e n t _ L i n e < / L i n e D i s c o u n t P e r c e n t _ L i n e > + 
+             < L i n e D i s c o u n t P e r c e n t T e x t _ L i n e   E l e m e n t T y p e = " C o l u m n "   E l e m e n t I d = " 6 1 3 1 3 5 1 9 "   D a t a T y p e = " T e x t " > L i n e D i s c o u n t P e r c e n t T e x t _ L i n e < / L i n e D i s c o u n t P e r c e n t T e x t _ L i n e > + 
+             < L i n e N o _ L i n e   E l e m e n t T y p e = " C o l u m n "   E l e m e n t I d = " 6 9 8 9 8 5 9 7 9 "   D a t a T y p e = " I n t e g e r " > L i n e N o _ L i n e < / L i n e N o _ L i n e > + 
+             < P r i c e _ L b l   E l e m e n t T y p e = " C o l u m n "   E l e m e n t I d = " 2 1 2 6 7 6 4 9 2 5 "   D a t a T y p e = " T e x t C o n s t " > P r i c e _ L b l < / P r i c e _ L b l > + 
+             < P r i c e P e r _ L b l   E l e m e n t T y p e = " C o l u m n "   E l e m e n t I d = " 9 7 3 2 8 0 1 3 4 "   D a t a T y p e = " T e x t C o n s t " > P r i c e P e r _ L b l < / P r i c e P e r _ L b l > + 
+             < Q t y _ L b l   E l e m e n t T y p e = " C o l u m n "   E l e m e n t I d = " 2 6 3 6 7 3 7 6 4 "   D a t a T y p e = " T e x t C o n s t " > Q t y _ L b l < / Q t y _ L b l > + 
+             < Q u a n t i t y _ L i n e   E l e m e n t T y p e = " C o l u m n "   E l e m e n t I d = " 1 0 6 8 5 4 3 5 3 7 "   D a t a T y p e = " T e x t " > Q u a n t i t y _ L i n e < / Q u a n t i t y _ L i n e > + 
+             < Q u a n t i t y _ L i n e _ L b l   E l e m e n t T y p e = " C o l u m n "   E l e m e n t I d = " 2 0 3 4 5 0 6 8 0 2 "   D a t a T y p e = " S t r i n g " > Q u a n t i t y _ L i n e _ L b l < / Q u a n t i t y _ L i n e _ L b l > + 
+             < S h i p m e n t D a t e _ L b l   E l e m e n t T y p e = " C o l u m n "   E l e m e n t I d = " 6 1 4 4 0 0 3 6 4 "   D a t a T y p e = " T e x t C o n s t " > S h i p m e n t D a t e _ L b l < / S h i p m e n t D a t e _ L b l > + 
+             < S h i p m e n t D a t e _ L i n e   E l e m e n t T y p e = " C o l u m n "   E l e m e n t I d = " 1 6 7 3 3 7 5 4 1 6 "   D a t a T y p e = " S t r i n g " > S h i p m e n t D a t e _ L i n e < / S h i p m e n t D a t e _ L i n e > + 
+             < T r a n s H e a d e r A m o u n t   E l e m e n t T y p e = " C o l u m n "   E l e m e n t I d = " 2 0 2 8 3 0 6 2 7 6 "   D a t a T y p e = " D e c i m a l " > T r a n s H e a d e r A m o u n t < / T r a n s H e a d e r A m o u n t > + 
+             < T y p e _ L i n e   E l e m e n t T y p e = " C o l u m n "   E l e m e n t I d = " 2 7 2 8 0 4 9 2 4 "   D a t a T y p e = " S t r i n g " > T y p e _ L i n e < / T y p e _ L i n e > + 
+             < U n i t _ L b l   E l e m e n t T y p e = " C o l u m n "   E l e m e n t I d = " 8 1 4 3 6 4 3 1 8 "   D a t a T y p e = " T e x t C o n s t " > U n i t _ L b l < / U n i t _ L b l > + 
+             < U n i t O f M e a s u r e   E l e m e n t T y p e = " C o l u m n "   E l e m e n t I d = " 1 8 0 8 2 2 8 0 1 8 "   D a t a T y p e = " T e x t " > U n i t O f M e a s u r e < / U n i t O f M e a s u r e > + 
+             < U n i t O f M e a s u r e _ L b l   E l e m e n t T y p e = " C o l u m n "   E l e m e n t I d = " 9 8 1 9 5 1 2 4 9 "   D a t a T y p e = " S t r i n g " > U n i t O f M e a s u r e _ L b l < / U n i t O f M e a s u r e _ L b l > + 
+             < U n i t P r i c e   E l e m e n t T y p e = " C o l u m n "   E l e m e n t I d = " 1 4 7 8 2 2 1 5 2 6 "   D a t a T y p e = " T e x t " > U n i t P r i c e < / U n i t P r i c e > + 
+             < U n i t P r i c e _ L b l   E l e m e n t T y p e = " C o l u m n "   E l e m e n t I d = " 1 1 6 3 9 2 6 6 0 3 "   D a t a T y p e = " S t r i n g " > U n i t P r i c e _ L b l < / U n i t P r i c e _ L b l > + 
+             < V A T I d e n t i f i e r _ L i n e   E l e m e n t T y p e = " C o l u m n "   E l e m e n t I d = " 1 7 7 3 6 2 2 4 1 2 "   D a t a T y p e = " C o d e " > V A T I d e n t i f i e r _ L i n e < / V A T I d e n t i f i e r _ L i n e > + 
+             < V A T I d e n t i f i e r _ L i n e _ L b l   E l e m e n t T y p e = " C o l u m n "   E l e m e n t I d = " 5 3 3 7 8 2 7 0 3 "   D a t a T y p e = " S t r i n g " > V A T I d e n t i f i e r _ L i n e _ L b l < / V A T I d e n t i f i e r _ L i n e _ L b l > + 
+             < V A T P c t _ L i n e   E l e m e n t T y p e = " C o l u m n "   E l e m e n t I d = " 1 9 7 4 0 0 1 9 4 4 "   D a t a T y p e = " T e x t " > V A T P c t _ L i n e < / V A T P c t _ L i n e > + 
+             < V A T P c t _ L i n e _ L b l   E l e m e n t T y p e = " C o l u m n "   E l e m e n t I d = " 1 2 0 7 5 2 9 9 1 5 "   D a t a T y p e = " S t r i n g " > V A T P c t _ L i n e _ L b l < / V A T P c t _ L i n e _ L b l > + 
+             < S e r v i c e C o m m i t m e n t H e a d e r F o r S a l e s L i n e   E l e m e n t T y p e = " D a t a I t e m "   E l e m e n t I d = " 2 6 0 5 7 5 8 7 1 " > + 
+                 < S e r v i c e C o m m i t m e n t F o r L i n e D e s c r i p t i o n _ L b l   E l e m e n t T y p e = " C o l u m n "   E l e m e n t I d = " 1 8 3 9 3 2 6 6 6 7 "   D a t a T y p e = " T e x t " > S e r v i c e C o m m i t m e n t F o r L i n e D e s c r i p t i o n _ L b l < / S e r v i c e C o m m i t m e n t F o r L i n e D e s c r i p t i o n _ L b l > + 
+                 < S e r v i c e C o m m i t m e n t F o r L i n e D i s c o u n t _ L b l   E l e m e n t T y p e = " C o l u m n "   E l e m e n t I d = " 1 8 3 7 0 5 0 1 8 "   D a t a T y p e = " T e x t " > S e r v i c e C o m m i t m e n t F o r L i n e D i s c o u n t _ L b l < / S e r v i c e C o m m i t m e n t F o r L i n e D i s c o u n t _ L b l > + 
+                 < S e r v i c e C o m m i t m e n t F o r L i n e P r i c e _ L b l   E l e m e n t T y p e = " C o l u m n "   E l e m e n t I d = " 6 1 5 0 7 0 4 9 4 "   D a t a T y p e = " T e x t " > S e r v i c e C o m m i t m e n t F o r L i n e P r i c e _ L b l < / S e r v i c e C o m m i t m e n t F o r L i n e P r i c e _ L b l > + 
+                 < S e r v i c e C o m m i t m e n t F o r L i n e   E l e m e n t T y p e = " D a t a I t e m "   E l e m e n t I d = " 1 8 0 1 1 0 3 3 4 6 " > + 
+                     < S e r v i c e C o m m i t m e n t F o r L i n e D e s c r i p t i o n   E l e m e n t T y p e = " C o l u m n "   E l e m e n t I d = " 2 0 7 8 7 8 2 3 2 "   D a t a T y p e = " T e x t " > S e r v i c e C o m m i t m e n t F o r L i n e D e s c r i p t i o n < / S e r v i c e C o m m i t m e n t F o r L i n e D e s c r i p t i o n > + 
+                     < S e r v i c e C o m m i t m e n t F o r L i n e D i s c o u n t   E l e m e n t T y p e = " C o l u m n "   E l e m e n t I d = " 1 7 2 0 3 2 4 3 4 7 "   D a t a T y p e = " T e x t " > S e r v i c e C o m m i t m e n t F o r L i n e D i s c o u n t < / S e r v i c e C o m m i t m e n t F o r L i n e D i s c o u n t > + 
+                     < S e r v i c e C o m m i t m e n t F o r L i n e L i n e N o   E l e m e n t T y p e = " C o l u m n "   E l e m e n t I d = " 3 6 6 2 2 9 7 5 3 "   D a t a T y p e = " I n t e g e r " > S e r v i c e C o m m i t m e n t F o r L i n e L i n e N o < / S e r v i c e C o m m i t m e n t F o r L i n e L i n e N o > + 
+                     < S e r v i c e C o m m i t m e n t F o r L i n e P r i c e   E l e m e n t T y p e = " C o l u m n "   E l e m e n t I d = " 1 6 5 6 4 4 5 1 "   D a t a T y p e = " T e x t " > S e r v i c e C o m m i t m e n t F o r L i n e P r i c e < / S e r v i c e C o m m i t m e n t F o r L i n e P r i c e >   
                  < / S e r v i c e C o m m i t m e n t F o r L i n e >   
@@ -6139,135 +5975,135 @@
  
          < / L i n e >   
-         < W o r k D e s c r i p t i o n L i n e s > - 
-             < W o r k D e s c r i p t i o n L i n e > W o r k D e s c r i p t i o n L i n e < / W o r k D e s c r i p t i o n L i n e > - 
-             < W o r k D e s c r i p t i o n L i n e N u m b e r > W o r k D e s c r i p t i o n L i n e N u m b e r < / W o r k D e s c r i p t i o n L i n e N u m b e r > +         < W o r k D e s c r i p t i o n L i n e s   E l e m e n t T y p e = " D a t a I t e m "   E l e m e n t I d = " 2 7 6 8 1 9 4 4 7 " > + 
+             < W o r k D e s c r i p t i o n L i n e   E l e m e n t T y p e = " C o l u m n "   E l e m e n t I d = " 1 9 4 7 6 2 1 6 7 6 "   D a t a T y p e = " T e x t " > W o r k D e s c r i p t i o n L i n e < / W o r k D e s c r i p t i o n L i n e > + 
+             < W o r k D e s c r i p t i o n L i n e N u m b e r   E l e m e n t T y p e = " C o l u m n "   E l e m e n t I d = " 7 9 7 3 0 7 2 2 3 "   D a t a T y p e = " I n t e g e r " > W o r k D e s c r i p t i o n L i n e N u m b e r < / W o r k D e s c r i p t i o n L i n e N u m b e r >   
          < / W o r k D e s c r i p t i o n L i n e s >   
-         < V A T A m o u n t L i n e > - 
-             < I n v o i c e D i s c o u n t A m o u n t _ V A T A m o u n t L i n e > I n v o i c e D i s c o u n t A m o u n t _ V A T A m o u n t L i n e < / I n v o i c e D i s c o u n t A m o u n t _ V A T A m o u n t L i n e > - 
-             < I n v o i c e D i s c o u n t A m o u n t _ V A T A m o u n t L i n e _ L b l > I n v o i c e D i s c o u n t A m o u n t _ V A T A m o u n t L i n e _ L b l < / I n v o i c e D i s c o u n t A m o u n t _ V A T A m o u n t L i n e _ L b l > - 
-             < I n v o i c e D i s c o u n t B a s e A m o u n t _ V A T A m o u n t L i n e > I n v o i c e D i s c o u n t B a s e A m o u n t _ V A T A m o u n t L i n e < / I n v o i c e D i s c o u n t B a s e A m o u n t _ V A T A m o u n t L i n e > - 
-             < I n v o i c e D i s c o u n t B a s e A m o u n t _ V A T A m o u n t L i n e _ L b l > I n v o i c e D i s c o u n t B a s e A m o u n t _ V A T A m o u n t L i n e _ L b l < / I n v o i c e D i s c o u n t B a s e A m o u n t _ V A T A m o u n t L i n e _ L b l > - 
-             < L i n e A m o u n t _ V a t A m o u n t L i n e > L i n e A m o u n t _ V a t A m o u n t L i n e < / L i n e A m o u n t _ V a t A m o u n t L i n e > - 
-             < L i n e A m o u n t _ V a t A m o u n t L i n e _ L b l > L i n e A m o u n t _ V a t A m o u n t L i n e _ L b l < / L i n e A m o u n t _ V a t A m o u n t L i n e _ L b l > - 
-             < N o O f V A T I d e n t i f i e r s > N o O f V A T I d e n t i f i e r s < / N o O f V A T I d e n t i f i e r s > - 
-             < V A T A m o u n t _ V a t A m o u n t L i n e > V A T A m o u n t _ V a t A m o u n t L i n e < / V A T A m o u n t _ V a t A m o u n t L i n e > - 
-             < V A T A m o u n t _ V a t A m o u n t L i n e _ L b l > V A T A m o u n t _ V a t A m o u n t L i n e _ L b l < / V A T A m o u n t _ V a t A m o u n t L i n e _ L b l > - 
-             < V A T A m o u n t L C Y _ V A T A m o u n t L i n e > V A T A m o u n t L C Y _ V A T A m o u n t L i n e < / V A T A m o u n t L C Y _ V A T A m o u n t L i n e > - 
-             < V A T A m o u n t L C Y _ V A T A m o u n t L i n e _ L b l > V A T A m o u n t L C Y _ V A T A m o u n t L i n e _ L b l < / V A T A m o u n t L C Y _ V A T A m o u n t L i n e _ L b l > - 
-             < V A T B a s e _ V a t A m o u n t L i n e > V A T B a s e _ V a t A m o u n t L i n e < / V A T B a s e _ V a t A m o u n t L i n e > - 
-             < V A T B a s e _ V a t A m o u n t L i n e _ L b l > V A T B a s e _ V a t A m o u n t L i n e _ L b l < / V A T B a s e _ V a t A m o u n t L i n e _ L b l > - 
-             < V A T B a s e L C Y _ V A T A m o u n t L i n e > V A T B a s e L C Y _ V A T A m o u n t L i n e < / V A T B a s e L C Y _ V A T A m o u n t L i n e > - 
-             < V A T B a s e L C Y _ V A T A m o u n t L i n e _ L b l > V A T B a s e L C Y _ V A T A m o u n t L i n e _ L b l < / V A T B a s e L C Y _ V A T A m o u n t L i n e _ L b l > - 
-             < V A T I d e n t i f i e r _ V a t A m o u n t L i n e > V A T I d e n t i f i e r _ V a t A m o u n t L i n e < / V A T I d e n t i f i e r _ V a t A m o u n t L i n e > - 
-             < V A T I d e n t i f i e r _ V a t A m o u n t L i n e _ L b l > V A T I d e n t i f i e r _ V a t A m o u n t L i n e _ L b l < / V A T I d e n t i f i e r _ V a t A m o u n t L i n e _ L b l > - 
-             < V A T P c t _ V a t A m o u n t L i n e > V A T P c t _ V a t A m o u n t L i n e < / V A T P c t _ V a t A m o u n t L i n e > - 
-             < V A T P c t _ V a t A m o u n t L i n e _ L b l > V A T P c t _ V a t A m o u n t L i n e _ L b l < / V A T P c t _ V a t A m o u n t L i n e _ L b l > +         < V A T A m o u n t L i n e   E l e m e n t T y p e = " D a t a I t e m "   E l e m e n t I d = " 8 2 7 5 3 4 3 4 8 " > + 
+             < I n v o i c e D i s c o u n t A m o u n t _ V A T A m o u n t L i n e   E l e m e n t T y p e = " C o l u m n "   E l e m e n t I d = " 8 2 4 7 3 0 1 4 1 "   D a t a T y p e = " D e c i m a l " > I n v o i c e D i s c o u n t A m o u n t _ V A T A m o u n t L i n e < / I n v o i c e D i s c o u n t A m o u n t _ V A T A m o u n t L i n e > + 
+             < I n v o i c e D i s c o u n t A m o u n t _ V A T A m o u n t L i n e _ L b l   E l e m e n t T y p e = " C o l u m n "   E l e m e n t I d = " 1 5 6 2 2 0 0 0 3 4 "   D a t a T y p e = " S t r i n g " > I n v o i c e D i s c o u n t A m o u n t _ V A T A m o u n t L i n e _ L b l < / I n v o i c e D i s c o u n t A m o u n t _ V A T A m o u n t L i n e _ L b l > + 
+             < I n v o i c e D i s c o u n t B a s e A m o u n t _ V A T A m o u n t L i n e   E l e m e n t T y p e = " C o l u m n "   E l e m e n t I d = " 2 0 4 0 3 3 2 2 6 6 "   D a t a T y p e = " D e c i m a l " > I n v o i c e D i s c o u n t B a s e A m o u n t _ V A T A m o u n t L i n e < / I n v o i c e D i s c o u n t B a s e A m o u n t _ V A T A m o u n t L i n e > + 
+             < I n v o i c e D i s c o u n t B a s e A m o u n t _ V A T A m o u n t L i n e _ L b l   E l e m e n t T y p e = " C o l u m n "   E l e m e n t I d = " 4 0 5 9 6 0 3 3 1 "   D a t a T y p e = " S t r i n g " > I n v o i c e D i s c o u n t B a s e A m o u n t _ V A T A m o u n t L i n e _ L b l < / I n v o i c e D i s c o u n t B a s e A m o u n t _ V A T A m o u n t L i n e _ L b l > + 
+             < L i n e A m o u n t _ V a t A m o u n t L i n e   E l e m e n t T y p e = " C o l u m n "   E l e m e n t I d = " 2 1 4 6 5 4 0 1 "   D a t a T y p e = " D e c i m a l " > L i n e A m o u n t _ V a t A m o u n t L i n e < / L i n e A m o u n t _ V a t A m o u n t L i n e > + 
+             < L i n e A m o u n t _ V a t A m o u n t L i n e _ L b l   E l e m e n t T y p e = " C o l u m n "   E l e m e n t I d = " 1 1 1 0 9 1 2 1 2 4 "   D a t a T y p e = " S t r i n g " > L i n e A m o u n t _ V a t A m o u n t L i n e _ L b l < / L i n e A m o u n t _ V a t A m o u n t L i n e _ L b l > + 
+             < N o O f V A T I d e n t i f i e r s   E l e m e n t T y p e = " C o l u m n "   E l e m e n t I d = " 1 1 5 3 2 6 3 0 2 6 "   D a t a T y p e = " I n t e g e r " > N o O f V A T I d e n t i f i e r s < / N o O f V A T I d e n t i f i e r s > + 
+             < V A T A m o u n t _ V a t A m o u n t L i n e   E l e m e n t T y p e = " C o l u m n "   E l e m e n t I d = " 1 8 9 1 8 2 0 6 2 0 "   D a t a T y p e = " D e c i m a l " > V A T A m o u n t _ V a t A m o u n t L i n e < / V A T A m o u n t _ V a t A m o u n t L i n e > + 
+             < V A T A m o u n t _ V a t A m o u n t L i n e _ L b l   E l e m e n t T y p e = " C o l u m n "   E l e m e n t I d = " 1 5 1 3 5 5 5 4 7 3 "   D a t a T y p e = " S t r i n g " > V A T A m o u n t _ V a t A m o u n t L i n e _ L b l < / V A T A m o u n t _ V a t A m o u n t L i n e _ L b l > + 
+             < V A T A m o u n t L C Y _ V A T A m o u n t L i n e   E l e m e n t T y p e = " C o l u m n "   E l e m e n t I d = " 1 5 8 1 9 9 4 3 5 0 "   D a t a T y p e = " D e c i m a l " > V A T A m o u n t L C Y _ V A T A m o u n t L i n e < / V A T A m o u n t L C Y _ V A T A m o u n t L i n e > + 
+             < V A T A m o u n t L C Y _ V A T A m o u n t L i n e _ L b l   E l e m e n t T y p e = " C o l u m n "   E l e m e n t I d = " 9 2 3 0 0 3 3 7 "   D a t a T y p e = " T e x t C o n s t " > V A T A m o u n t L C Y _ V A T A m o u n t L i n e _ L b l < / V A T A m o u n t L C Y _ V A T A m o u n t L i n e _ L b l > + 
+             < V A T B a s e _ V a t A m o u n t L i n e   E l e m e n t T y p e = " C o l u m n "   E l e m e n t I d = " 1 4 5 8 9 3 7 8 1 9 "   D a t a T y p e = " D e c i m a l " > V A T B a s e _ V a t A m o u n t L i n e < / V A T B a s e _ V a t A m o u n t L i n e > + 
+             < V A T B a s e _ V a t A m o u n t L i n e _ L b l   E l e m e n t T y p e = " C o l u m n "   E l e m e n t I d = " 1 6 9 1 3 0 2 4 8 8 "   D a t a T y p e = " S t r i n g " > V A T B a s e _ V a t A m o u n t L i n e _ L b l < / V A T B a s e _ V a t A m o u n t L i n e _ L b l > + 
+             < V A T B a s e L C Y _ V A T A m o u n t L i n e   E l e m e n t T y p e = " C o l u m n "   E l e m e n t I d = " 1 8 6 0 9 4 5 6 3 5 "   D a t a T y p e = " D e c i m a l " > V A T B a s e L C Y _ V A T A m o u n t L i n e < / V A T B a s e L C Y _ V A T A m o u n t L i n e > + 
+             < V A T B a s e L C Y _ V A T A m o u n t L i n e _ L b l   E l e m e n t T y p e = " C o l u m n "   E l e m e n t I d = " 1 2 3 6 4 6 7 9 9 8 "   D a t a T y p e = " T e x t C o n s t " > V A T B a s e L C Y _ V A T A m o u n t L i n e _ L b l < / V A T B a s e L C Y _ V A T A m o u n t L i n e _ L b l > + 
+             < V A T I d e n t i f i e r _ V a t A m o u n t L i n e   E l e m e n t T y p e = " C o l u m n "   E l e m e n t I d = " 1 1 4 2 0 7 0 0 3 5 "   D a t a T y p e = " C o d e " > V A T I d e n t i f i e r _ V a t A m o u n t L i n e < / V A T I d e n t i f i e r _ V a t A m o u n t L i n e > + 
+             < V A T I d e n t i f i e r _ V a t A m o u n t L i n e _ L b l   E l e m e n t T y p e = " C o l u m n "   E l e m e n t I d = " 8 6 4 5 0 4 5 0 "   D a t a T y p e = " S t r i n g " > V A T I d e n t i f i e r _ V a t A m o u n t L i n e _ L b l < / V A T I d e n t i f i e r _ V a t A m o u n t L i n e _ L b l > + 
+             < V A T P c t _ V a t A m o u n t L i n e   E l e m e n t T y p e = " C o l u m n "   E l e m e n t I d = " 1 4 5 3 5 4 2 7 7 7 "   D a t a T y p e = " D e c i m a l " > V A T P c t _ V a t A m o u n t L i n e < / V A T P c t _ V a t A m o u n t L i n e > + 
+             < V A T P c t _ V a t A m o u n t L i n e _ L b l   E l e m e n t T y p e = " C o l u m n "   E l e m e n t I d = " 6 7 6 3 2 3 7 8 "   D a t a T y p e = " S t r i n g " > V A T P c t _ V a t A m o u n t L i n e _ L b l < / V A T P c t _ V a t A m o u n t L i n e _ L b l >   
          < / V A T A m o u n t L i n e >   
-         < R e p o r t T o t a l s L i n e > - 
-             < A m o u n t _ R e p o r t T o t a l s L i n e > A m o u n t _ R e p o r t T o t a l s L i n e < / A m o u n t _ R e p o r t T o t a l s L i n e > - 
-             < A m o u n t F o r m a t t e d _ R e p o r t T o t a l s L i n e > A m o u n t F o r m a t t e d _ R e p o r t T o t a l s L i n e < / A m o u n t F o r m a t t e d _ R e p o r t T o t a l s L i n e > - 
-             < D e s c r i p t i o n _ R e p o r t T o t a l s L i n e > D e s c r i p t i o n _ R e p o r t T o t a l s L i n e < / D e s c r i p t i o n _ R e p o r t T o t a l s L i n e > - 
-             < F o n t B o l d _ R e p o r t T o t a l s L i n e > F o n t B o l d _ R e p o r t T o t a l s L i n e < / F o n t B o l d _ R e p o r t T o t a l s L i n e > - 
-             < F o n t U n d e r l i n e _ R e p o r t T o t a l s L i n e > F o n t U n d e r l i n e _ R e p o r t T o t a l s L i n e < / F o n t U n d e r l i n e _ R e p o r t T o t a l s L i n e > +         < R e p o r t T o t a l s L i n e   E l e m e n t T y p e = " D a t a I t e m "   E l e m e n t I d = " 2 1 2 2 5 4 9 8 3 6 " > + 
+             < A m o u n t _ R e p o r t T o t a l s L i n e   E l e m e n t T y p e = " C o l u m n "   E l e m e n t I d = " 4 1 9 9 1 8 3 6 9 "   D a t a T y p e = " D e c i m a l " > A m o u n t _ R e p o r t T o t a l s L i n e < / A m o u n t _ R e p o r t T o t a l s L i n e > + 
+             < A m o u n t F o r m a t t e d _ R e p o r t T o t a l s L i n e   E l e m e n t T y p e = " C o l u m n "   E l e m e n t I d = " 1 5 0 6 1 3 6 8 2 5 "   D a t a T y p e = " T e x t " > A m o u n t F o r m a t t e d _ R e p o r t T o t a l s L i n e < / A m o u n t F o r m a t t e d _ R e p o r t T o t a l s L i n e > + 
+             < D e s c r i p t i o n _ R e p o r t T o t a l s L i n e   E l e m e n t T y p e = " C o l u m n "   E l e m e n t I d = " 5 8 1 9 9 6 0 6 7 "   D a t a T y p e = " T e x t " > D e s c r i p t i o n _ R e p o r t T o t a l s L i n e < / D e s c r i p t i o n _ R e p o r t T o t a l s L i n e > + 
+             < F o n t B o l d _ R e p o r t T o t a l s L i n e   E l e m e n t T y p e = " C o l u m n "   E l e m e n t I d = " 9 4 6 5 4 0 5 4 9 "   D a t a T y p e = " B o o l e a n " > F o n t B o l d _ R e p o r t T o t a l s L i n e < / F o n t B o l d _ R e p o r t T o t a l s L i n e > + 
+             < F o n t U n d e r l i n e _ R e p o r t T o t a l s L i n e   E l e m e n t T y p e = " C o l u m n "   E l e m e n t I d = " 2 0 2 1 5 3 3 6 9 4 "   D a t a T y p e = " B o o l e a n " > F o n t U n d e r l i n e _ R e p o r t T o t a l s L i n e < / F o n t U n d e r l i n e _ R e p o r t T o t a l s L i n e >   
          < / R e p o r t T o t a l s L i n e >   
-         < S e r v i c e C o m m i t m e n t F o r L i n e C a p t i o n > - 
-             < S e r v i c e C o m m i t m e n t F o r L i n e T o t a l T e x t _ L b l > S e r v i c e C o m m i t m e n t F o r L i n e T o t a l T e x t _ L b l < / S e r v i c e C o m m i t m e n t F o r L i n e T o t a l T e x t _ L b l > +         < S e r v i c e C o m m i t m e n t F o r L i n e C a p t i o n   E l e m e n t T y p e = " D a t a I t e m "   E l e m e n t I d = " 4 5 5 8 5 1 6 0 0 " > + 
+             < S e r v i c e C o m m i t m e n t F o r L i n e T o t a l T e x t _ L b l   E l e m e n t T y p e = " C o l u m n "   E l e m e n t I d = " 9 9 6 5 4 9 8 5 2 "   D a t a T y p e = " T e x t " > S e r v i c e C o m m i t m e n t F o r L i n e T o t a l T e x t _ L b l < / S e r v i c e C o m m i t m e n t F o r L i n e T o t a l T e x t _ L b l >   
          < / S e r v i c e C o m m i t m e n t F o r L i n e C a p t i o n >   
-         < S e r v i c e C o m m i t m e n t s G r o u p > - 
-             < S e r v i c e C o m m i t m e n t s G r o u p P e r P e r i o d > - 
-                 < S e r v i c e C o m m i t m e n t s G r o u p P e r P e r i o d N a m e > S e r v i c e C o m m i t m e n t s G r o u p P e r P e r i o d N a m e < / S e r v i c e C o m m i t m e n t s G r o u p P e r P e r i o d N a m e > - 
-                 < S e r v i c e C o m m i t m e n t s G r o u p P e r P e r i o d T y p e > S e r v i c e C o m m i t m e n t s G r o u p P e r P e r i o d T y p e < / S e r v i c e C o m m i t m e n t s G r o u p P e r P e r i o d T y p e > - 
-                 < S e r v i c e C o m m i t m e n t s G r o u p P e r P e r i o d V a l u e > S e r v i c e C o m m i t m e n t s G r o u p P e r P e r i o d V a l u e < / S e r v i c e C o m m i t m e n t s G r o u p P e r P e r i o d V a l u e > +         < S e r v i c e C o m m i t m e n t s G r o u p   E l e m e n t T y p e = " D a t a I t e m "   E l e m e n t I d = " 1 9 6 6 6 9 4 9 2 7 " > + 
+             < S e r v i c e C o m m i t m e n t s G r o u p P e r P e r i o d   E l e m e n t T y p e = " D a t a I t e m "   E l e m e n t I d = " 1 0 7 5 7 2 7 7 9 7 " > + 
+                 < S e r v i c e C o m m i t m e n t s G r o u p P e r P e r i o d N a m e   E l e m e n t T y p e = " C o l u m n "   E l e m e n t I d = " 1 5 2 1 8 3 1 0 2 2 "   D a t a T y p e = " T e x t " > S e r v i c e C o m m i t m e n t s G r o u p P e r P e r i o d N a m e < / S e r v i c e C o m m i t m e n t s G r o u p P e r P e r i o d N a m e > + 
+                 < S e r v i c e C o m m i t m e n t s G r o u p P e r P e r i o d T y p e   E l e m e n t T y p e = " C o l u m n "   E l e m e n t I d = " 5 0 6 1 5 7 4 8 5 "   D a t a T y p e = " T e x t " > S e r v i c e C o m m i t m e n t s G r o u p P e r P e r i o d T y p e < / S e r v i c e C o m m i t m e n t s G r o u p P e r P e r i o d T y p e > + 
+                 < S e r v i c e C o m m i t m e n t s G r o u p P e r P e r i o d V a l u e   E l e m e n t T y p e = " C o l u m n "   E l e m e n t I d = " 1 3 9 8 4 4 3 7 0 "   D a t a T y p e = " T e x t " > S e r v i c e C o m m i t m e n t s G r o u p P e r P e r i o d V a l u e < / S e r v i c e C o m m i t m e n t s G r o u p P e r P e r i o d V a l u e >   
              < / S e r v i c e C o m m i t m e n t s G r o u p P e r P e r i o d >   
          < / S e r v i c e C o m m i t m e n t s G r o u p >   
-         < L e t t e r T e x t > - 
-             < B o d y T e x t > B o d y T e x t < / B o d y T e x t > - 
-             < C l o s i n g T e x t > C l o s i n g T e x t < / C l o s i n g T e x t > - 
-             < G r e e t i n g T e x t > G r e e t i n g T e x t < / G r e e t i n g T e x t > - 
-             < P m t D i s c T e x t > P m t D i s c T e x t < / P m t D i s c T e x t > +         < L e t t e r T e x t   E l e m e n t T y p e = " D a t a I t e m "   E l e m e n t I d = " 1 5 1 0 3 5 3 8 3 4 " > + 
+             < B o d y T e x t   E l e m e n t T y p e = " C o l u m n "   E l e m e n t I d = " 1 4 9 7 5 9 8 0 8 "   D a t a T y p e = " T e x t C o n s t " > B o d y T e x t < / B o d y T e x t > + 
+             < C l o s i n g T e x t   E l e m e n t T y p e = " C o l u m n "   E l e m e n t I d = " 5 1 2 1 3 5 9 0 9 "   D a t a T y p e = " T e x t C o n s t " > C l o s i n g T e x t < / C l o s i n g T e x t > + 
+             < G r e e t i n g T e x t   E l e m e n t T y p e = " C o l u m n "   E l e m e n t I d = " 1 1 7 5 2 7 9 2 8 9 "   D a t a T y p e = " T e x t C o n s t " > G r e e t i n g T e x t < / G r e e t i n g T e x t > + 
+             < P m t D i s c T e x t   E l e m e n t T y p e = " C o l u m n "   E l e m e n t I d = " 2 0 1 3 8 4 9 9 4 8 "   D a t a T y p e = " T e x t " > P m t D i s c T e x t < / P m t D i s c T e x t >   
          < / L e t t e r T e x t >   
-         < T o t a l s > - 
-             < C u r r e n c y C o d e > C u r r e n c y C o d e < / C u r r e n c y C o d e > - 
-             < C u r r e n c y S y m b o l > C u r r e n c y S y m b o l < / C u r r e n c y S y m b o l > - 
-             < T o t a l A m o u n t I n c l u d i n g V A T > T o t a l A m o u n t I n c l u d i n g V A T < / T o t a l A m o u n t I n c l u d i n g V A T > - 
-             < T o t a l C O 2 e > T o t a l C O 2 e < / T o t a l C O 2 e > - 
-             < T o t a l E x c l u d i n g V A T T e x t > T o t a l E x c l u d i n g V A T T e x t < / T o t a l E x c l u d i n g V A T T e x t > - 
-             < T o t a l I n c l u d i n g V A T T e x t > T o t a l I n c l u d i n g V A T T e x t < / T o t a l I n c l u d i n g V A T T e x t > - 
-             < T o t a l I n v o i c e D i s c o u n t A m o u n t > T o t a l I n v o i c e D i s c o u n t A m o u n t < / T o t a l I n v o i c e D i s c o u n t A m o u n t > - 
-             < T o t a l N e t A m o u n t > T o t a l N e t A m o u n t < / T o t a l N e t A m o u n t > - 
-             < T o t a l P a y m e n t D i s c o u n t O n V A T > T o t a l P a y m e n t D i s c o u n t O n V A T < / T o t a l P a y m e n t D i s c o u n t O n V A T > - 
-             < T o t a l S u b T o t a l > T o t a l S u b T o t a l < / T o t a l S u b T o t a l > - 
-             < T o t a l S u b T o t a l M i n u s I n v o i c e D i s c o u n t > T o t a l S u b T o t a l M i n u s I n v o i c e D i s c o u n t < / T o t a l S u b T o t a l M i n u s I n v o i c e D i s c o u n t > - 
-             < T o t a l T e x t > T o t a l T e x t < / T o t a l T e x t > - 
-             < T o t a l V A T A m o u n t > T o t a l V A T A m o u n t < / T o t a l V A T A m o u n t > - 
-             < T o t a l V A T A m o u n t L C Y > T o t a l V A T A m o u n t L C Y < / T o t a l V A T A m o u n t L C Y > - 
-             < T o t a l V A T A m o u n t T e x t > T o t a l V A T A m o u n t T e x t < / T o t a l V A T A m o u n t T e x t > - 
-             < T o t a l V A T B a s e L C Y > T o t a l V A T B a s e L C Y < / T o t a l V A T B a s e L C Y > +         < T o t a l s   E l e m e n t T y p e = " D a t a I t e m "   E l e m e n t I d = " 1 8 2 3 9 5 0 0 4 4 " > + 
+             < C u r r e n c y C o d e   E l e m e n t T y p e = " C o l u m n "   E l e m e n t I d = " 1 5 7 9 5 9 5 9 2 1 "   D a t a T y p e = " T e x t " > C u r r e n c y C o d e < / C u r r e n c y C o d e > + 
+             < C u r r e n c y S y m b o l   E l e m e n t T y p e = " C o l u m n "   E l e m e n t I d = " 1 1 6 2 5 1 0 7 4 8 "   D a t a T y p e = " T e x t " > C u r r e n c y S y m b o l < / C u r r e n c y S y m b o l > + 
+             < T o t a l A m o u n t I n c l u d i n g V A T   E l e m e n t T y p e = " C o l u m n "   E l e m e n t I d = " 9 1 0 5 1 1 5 7 5 "   D a t a T y p e = " S t r i n g " > T o t a l A m o u n t I n c l u d i n g V A T < / T o t a l A m o u n t I n c l u d i n g V A T > + 
+             < T o t a l C O 2 e   E l e m e n t T y p e = " C o l u m n "   E l e m e n t I d = " 9 5 4 7 1 1 2 1 2 "   D a t a T y p e = " D e c i m a l " > T o t a l C O 2 e < / T o t a l C O 2 e > + 
+             < T o t a l E x c l u d i n g V A T T e x t   E l e m e n t T y p e = " C o l u m n "   E l e m e n t I d = " 1 9 2 2 9 4 6 3 1 0 "   D a t a T y p e = " T e x t " > T o t a l E x c l u d i n g V A T T e x t < / T o t a l E x c l u d i n g V A T T e x t > + 
+             < T o t a l I n c l u d i n g V A T T e x t   E l e m e n t T y p e = " C o l u m n "   E l e m e n t I d = " 1 2 0 4 0 1 6 3 5 2 "   D a t a T y p e = " T e x t " > T o t a l I n c l u d i n g V A T T e x t < / T o t a l I n c l u d i n g V A T T e x t > + 
+             < T o t a l I n v o i c e D i s c o u n t A m o u n t   E l e m e n t T y p e = " C o l u m n "   E l e m e n t I d = " 4 0 2 1 7 7 5 1 "   D a t a T y p e = " D e c i m a l " > T o t a l I n v o i c e D i s c o u n t A m o u n t < / T o t a l I n v o i c e D i s c o u n t A m o u n t > + 
+             < T o t a l N e t A m o u n t   E l e m e n t T y p e = " C o l u m n "   E l e m e n t I d = " 4 8 3 1 9 3 3 7 2 "   D a t a T y p e = " D e c i m a l " > T o t a l N e t A m o u n t < / T o t a l N e t A m o u n t > + 
+             < T o t a l P a y m e n t D i s c o u n t O n V A T   E l e m e n t T y p e = " C o l u m n "   E l e m e n t I d = " 7 3 6 0 4 1 8 8 6 "   D a t a T y p e = " D e c i m a l " > T o t a l P a y m e n t D i s c o u n t O n V A T < / T o t a l P a y m e n t D i s c o u n t O n V A T > + 
+             < T o t a l S u b T o t a l   E l e m e n t T y p e = " C o l u m n "   E l e m e n t I d = " 2 0 9 7 8 7 6 8 0 1 "   D a t a T y p e = " D e c i m a l " > T o t a l S u b T o t a l < / T o t a l S u b T o t a l > + 
+             < T o t a l S u b T o t a l M i n u s I n v o i c e D i s c o u n t   E l e m e n t T y p e = " C o l u m n "   E l e m e n t I d = " 7 6 9 4 3 1 8 8 7 "   D a t a T y p e = " D e c i m a l " > T o t a l S u b T o t a l M i n u s I n v o i c e D i s c o u n t < / T o t a l S u b T o t a l M i n u s I n v o i c e D i s c o u n t > + 
+             < T o t a l T e x t   E l e m e n t T y p e = " C o l u m n "   E l e m e n t I d = " 2 3 1 9 1 0 5 1 8 "   D a t a T y p e = " T e x t " > T o t a l T e x t < / T o t a l T e x t > + 
+             < T o t a l V A T A m o u n t   E l e m e n t T y p e = " C o l u m n "   E l e m e n t I d = " 1 6 2 7 1 0 2 3 2 8 "   D a t a T y p e = " D e c i m a l " > T o t a l V A T A m o u n t < / T o t a l V A T A m o u n t > + 
+             < T o t a l V A T A m o u n t L C Y   E l e m e n t T y p e = " C o l u m n "   E l e m e n t I d = " 1 5 0 6 5 7 0 2 1 8 "   D a t a T y p e = " D e c i m a l " > T o t a l V A T A m o u n t L C Y < / T o t a l V A T A m o u n t L C Y > + 
+             < T o t a l V A T A m o u n t T e x t   E l e m e n t T y p e = " C o l u m n "   E l e m e n t I d = " 9 7 3 6 6 6 3 3 9 "   D a t a T y p e = " T e x t " > T o t a l V A T A m o u n t T e x t < / T o t a l V A T A m o u n t T e x t > + 
+             < T o t a l V A T B a s e L C Y   E l e m e n t T y p e = " C o l u m n "   E l e m e n t I d = " 8 3 4 4 5 0 5 2 1 "   D a t a T y p e = " D e c i m a l " > T o t a l V A T B a s e L C Y < / T o t a l V A T B a s e L C Y >   
          < / T o t a l s >   
@@ -6277,17 +6113,17 @@
 </file>
 
 <file path=customXml/itemProps1.xml><?xml version="1.0" encoding="utf-8"?>
+<ds:datastoreItem xmlns:ds="http://schemas.openxmlformats.org/officeDocument/2006/customXml" ds:itemID="{793F641D-6E72-44E0-8B52-E164880A55BB}">
+  <ds:schemaRefs>
+    <ds:schemaRef ds:uri="urn:microsoft-dynamics-nav/reports/Standard_Sales_Quote/1304/"/>
+  </ds:schemaRefs>
+</ds:datastoreItem>
+</file>
+
+<file path=customXml/itemProps2.xml><?xml version="1.0" encoding="utf-8"?>
 <ds:datastoreItem xmlns:ds="http://schemas.openxmlformats.org/officeDocument/2006/customXml" ds:itemID="{C44B00E1-B255-4C8E-BF9A-71239F6847E6}">
   <ds:schemaRefs>
     <ds:schemaRef ds:uri="urn:microsoft-dynamics-businesscentral/internal/extended/reports/Standard_Sales_Quote/1304/"/>
   </ds:schemaRefs>
 </ds:datastoreItem>
-</file>
-
-<file path=customXml/itemProps2.xml><?xml version="1.0" encoding="utf-8"?>
-<ds:datastoreItem xmlns:ds="http://schemas.openxmlformats.org/officeDocument/2006/customXml" ds:itemID="{793F641D-6E72-44E0-8B52-E164880A55BB}">
-  <ds:schemaRefs>
-    <ds:schemaRef ds:uri="urn:microsoft-dynamics-nav/reports/Standard_Sales_Quote/1304/"/>
-  </ds:schemaRefs>
-</ds:datastoreItem>
 </file>